--- a/Relazione.docx
+++ b/Relazione.docx
@@ -144,155 +144,27 @@
       </w:r>
       <w:bookmarkStart w:id="0" w:name="_Toc234272715"/>
     </w:p>
-    <w:sdt>
-      <w:sdtPr>
-        <w:id w:val="1668281729"/>
-        <w:docPartObj>
-          <w:docPartGallery w:val="Table of Contents"/>
-          <w:docPartUnique/>
-        </w:docPartObj>
-      </w:sdtPr>
-      <w:sdtEndPr>
-        <w:rPr>
-          <w:rFonts w:asciiTheme="majorHAnsi" w:eastAsiaTheme="majorEastAsia" w:hAnsiTheme="majorHAnsi" w:cstheme="majorBidi"/>
-          <w:b/>
-          <w:bCs/>
-          <w:color w:val="0F4761" w:themeColor="accent1" w:themeShade="BF"/>
+    <w:bookmarkEnd w:id="0"/>
+    <w:p>
+      <w:pPr>
+        <w:jc w:val="center"/>
+        <w:rPr>
+          <w:b/>
+          <w:bCs/>
           <w:sz w:val="40"/>
           <w:szCs w:val="40"/>
         </w:rPr>
-      </w:sdtEndPr>
-      <w:sdtContent>
-        <w:p>
-          <w:pPr>
-            <w:rPr>
-              <w:b/>
-              <w:bCs/>
-              <w:sz w:val="40"/>
-              <w:szCs w:val="40"/>
-            </w:rPr>
-          </w:pPr>
-          <w:r>
-            <w:t>Sommario</w:t>
-          </w:r>
-          <w:bookmarkEnd w:id="0"/>
-        </w:p>
-        <w:p>
-          <w:pPr>
-            <w:pStyle w:val="Sommario1"/>
-            <w:tabs>
-              <w:tab w:val="right" w:leader="dot" w:pos="9628"/>
-            </w:tabs>
-            <w:rPr>
-              <w:noProof/>
-            </w:rPr>
-          </w:pPr>
-          <w:r>
-            <w:fldChar w:fldCharType="begin"/>
-          </w:r>
-          <w:r>
-            <w:instrText xml:space="preserve"> TOC \o "1-3" \h \z \u </w:instrText>
-          </w:r>
-          <w:r>
-            <w:fldChar w:fldCharType="separate"/>
-          </w:r>
-          <w:hyperlink w:anchor="_Toc234272715" w:history="1">
-            <w:r>
-              <w:rPr>
-                <w:rStyle w:val="Collegamentoipertestuale"/>
-                <w:noProof/>
-              </w:rPr>
-              <w:t>Sommario</w:t>
-            </w:r>
-            <w:r>
-              <w:rPr>
-                <w:noProof/>
-                <w:webHidden/>
-              </w:rPr>
-              <w:tab/>
-            </w:r>
-            <w:r>
-              <w:rPr>
-                <w:noProof/>
-                <w:webHidden/>
-              </w:rPr>
-              <w:fldChar w:fldCharType="begin"/>
-            </w:r>
-            <w:r>
-              <w:rPr>
-                <w:noProof/>
-                <w:webHidden/>
-              </w:rPr>
-              <w:instrText xml:space="preserve"> PAGEREF _Toc234272715 \h </w:instrText>
-            </w:r>
-            <w:r>
-              <w:rPr>
-                <w:noProof/>
-                <w:webHidden/>
-              </w:rPr>
-            </w:r>
-            <w:r>
-              <w:rPr>
-                <w:noProof/>
-                <w:webHidden/>
-              </w:rPr>
-              <w:fldChar w:fldCharType="separate"/>
-            </w:r>
-            <w:r>
-              <w:rPr>
-                <w:noProof/>
-                <w:webHidden/>
-              </w:rPr>
-              <w:t>2</w:t>
-            </w:r>
-            <w:r>
-              <w:rPr>
-                <w:noProof/>
-                <w:webHidden/>
-              </w:rPr>
-              <w:fldChar w:fldCharType="end"/>
-            </w:r>
-          </w:hyperlink>
-        </w:p>
-        <w:p>
-          <w:pPr>
-            <w:pStyle w:val="Titolo1"/>
-          </w:pPr>
-          <w:r>
-            <w:rPr>
-              <w:b/>
-              <w:bCs/>
-            </w:rPr>
-            <w:fldChar w:fldCharType="end"/>
-          </w:r>
-          <w:r>
-            <w:rPr>
-              <w:b/>
-              <w:bCs/>
-            </w:rPr>
-            <w:tab/>
-          </w:r>
-        </w:p>
-      </w:sdtContent>
-    </w:sdt>
-    <w:p>
-      <w:pPr>
-        <w:pStyle w:val="Titolo1"/>
-      </w:pPr>
-      <w:r>
-        <w:br w:type="page"/>
-      </w:r>
-    </w:p>
-    <w:p>
-      <w:pPr>
-        <w:jc w:val="center"/>
+      </w:pPr>
+      <w:r>
         <w:rPr>
           <w:b/>
           <w:bCs/>
           <w:sz w:val="40"/>
           <w:szCs w:val="40"/>
         </w:rPr>
-      </w:pPr>
+        <w:lastRenderedPageBreak/>
+        <w:t>1</w:t>
+      </w:r>
       <w:r>
         <w:rPr>
           <w:b/>
@@ -300,8 +172,7 @@
           <w:sz w:val="40"/>
           <w:szCs w:val="40"/>
         </w:rPr>
-        <w:lastRenderedPageBreak/>
-        <w:t>1.Introduzione</w:t>
+        <w:t>.Introduzione</w:t>
       </w:r>
       <w:r>
         <w:rPr>
@@ -752,16 +623,16 @@
         <w:rPr>
           <w:b/>
           <w:bCs/>
-          <w:sz w:val="28"/>
-          <w:szCs w:val="28"/>
-        </w:rPr>
-      </w:pPr>
-      <w:r>
-        <w:rPr>
-          <w:b/>
-          <w:bCs/>
-          <w:sz w:val="28"/>
-          <w:szCs w:val="28"/>
+          <w:sz w:val="40"/>
+          <w:szCs w:val="40"/>
+        </w:rPr>
+      </w:pPr>
+      <w:r>
+        <w:rPr>
+          <w:b/>
+          <w:bCs/>
+          <w:sz w:val="40"/>
+          <w:szCs w:val="40"/>
         </w:rPr>
         <w:lastRenderedPageBreak/>
         <w:t>2. STRUTTURA DELL’AGENTE</w:t>
@@ -1056,6 +927,7 @@
           <w:sz w:val="28"/>
           <w:szCs w:val="28"/>
         </w:rPr>
+        <w:lastRenderedPageBreak/>
         <w:drawing>
           <wp:inline distT="0" distB="0" distL="0" distR="0" wp14:anchorId="16A6D6B2" wp14:editId="67BDD278">
             <wp:extent cx="3462902" cy="2842260"/>
@@ -1072,7 +944,7 @@
                     <pic:cNvPicPr/>
                   </pic:nvPicPr>
                   <pic:blipFill>
-                    <a:blip r:embed="rId6"/>
+                    <a:blip r:embed="rId8"/>
                     <a:stretch>
                       <a:fillRect/>
                     </a:stretch>
@@ -1142,7 +1014,6 @@
           <w:sz w:val="28"/>
           <w:szCs w:val="28"/>
         </w:rPr>
-        <w:lastRenderedPageBreak/>
         <w:t xml:space="preserve">Il flusso esecutivo del sistema può diramarsi in tre direzioni differenti in base alla tipologia di richiesta </w:t>
       </w:r>
       <w:r>
@@ -1382,6 +1253,7 @@
         <w:rPr>
           <w:noProof/>
         </w:rPr>
+        <w:lastRenderedPageBreak/>
         <w:drawing>
           <wp:inline distT="0" distB="0" distL="0" distR="0" wp14:anchorId="0763E8BD" wp14:editId="1EE45C99">
             <wp:extent cx="4503810" cy="2804403"/>
@@ -1398,7 +1270,7 @@
                     <pic:cNvPicPr/>
                   </pic:nvPicPr>
                   <pic:blipFill>
-                    <a:blip r:embed="rId7"/>
+                    <a:blip r:embed="rId9"/>
                     <a:stretch>
                       <a:fillRect/>
                     </a:stretch>
@@ -1616,7 +1488,6 @@
           <w:sz w:val="28"/>
           <w:szCs w:val="28"/>
         </w:rPr>
-        <w:lastRenderedPageBreak/>
         <w:t xml:space="preserve">Planning o </w:t>
       </w:r>
       <w:proofErr w:type="spellStart"/>
@@ -1805,7 +1676,15 @@
           <w:sz w:val="28"/>
           <w:szCs w:val="28"/>
         </w:rPr>
-        <w:t>Raggiunta l'esaustività necessaria della richiesta, il nodo interroga immediatamente il Knowledge Graph Neo4j tramite chiamata diretta di tool specifici a seconda del tipo di richiesta (</w:t>
+        <w:t xml:space="preserve">Raggiunta l'esaustività necessaria della richiesta, il nodo interroga immediatamente il Knowledge Graph Neo4j tramite chiamata diretta di tool specifici a seconda del tipo di richiesta </w:t>
+      </w:r>
+      <w:r>
+        <w:rPr>
+          <w:sz w:val="28"/>
+          <w:szCs w:val="28"/>
+        </w:rPr>
+        <w:lastRenderedPageBreak/>
+        <w:t>(</w:t>
       </w:r>
       <w:proofErr w:type="spellStart"/>
       <w:r>
@@ -2032,7 +1911,6 @@
           <w:sz w:val="28"/>
           <w:szCs w:val="28"/>
         </w:rPr>
-        <w:lastRenderedPageBreak/>
         <w:t>Suggestion</w:t>
       </w:r>
       <w:proofErr w:type="spellEnd"/>
@@ -2441,7 +2319,15 @@
           <w:sz w:val="28"/>
           <w:szCs w:val="28"/>
         </w:rPr>
-        <w:t xml:space="preserve"> All'ingresso del nodo, il sistema recupera la cronologia dei messaggi e la richiesta dell'utente. In base alla classificazione precedentemente effettuata dal router (News o Review), viene iniettato dinamicamente un </w:t>
+        <w:t xml:space="preserve"> All'ingresso del nodo, il sistema recupera la cronologia dei messaggi e la richiesta dell'utente. In </w:t>
+      </w:r>
+      <w:r>
+        <w:rPr>
+          <w:sz w:val="28"/>
+          <w:szCs w:val="28"/>
+        </w:rPr>
+        <w:lastRenderedPageBreak/>
+        <w:t xml:space="preserve">base alla classificazione precedentemente effettuata dal router (News o Review), viene iniettato dinamicamente un </w:t>
       </w:r>
       <w:r>
         <w:rPr>
@@ -2636,15 +2522,7 @@
           <w:sz w:val="28"/>
           <w:szCs w:val="28"/>
         </w:rPr>
-        <w:t xml:space="preserve"> Tool che permette di fare ricerche su internet. Tramite questo tool l’LLM ricerca informazioni su internet riguardo l’argomento richiesto per poter scrivere la bozza finale della </w:t>
-      </w:r>
-      <w:r>
-        <w:rPr>
-          <w:sz w:val="28"/>
-          <w:szCs w:val="28"/>
-        </w:rPr>
-        <w:lastRenderedPageBreak/>
-        <w:t>news/recensione. Il Tool è messo a disposizione tramite il server MCP.</w:t>
+        <w:t xml:space="preserve"> Tool che permette di fare ricerche su internet. Tramite questo tool l’LLM ricerca informazioni su internet riguardo l’argomento richiesto per poter scrivere la bozza finale della news/recensione. Il Tool è messo a disposizione tramite il server MCP.</w:t>
       </w:r>
     </w:p>
     <w:p>
@@ -2869,6 +2747,7 @@
           <w:sz w:val="28"/>
           <w:szCs w:val="28"/>
         </w:rPr>
+        <w:lastRenderedPageBreak/>
         <w:t>Routing Post-Esecuzione (</w:t>
       </w:r>
       <w:proofErr w:type="spellStart"/>
@@ -3114,15 +2993,7 @@
           <w:sz w:val="28"/>
           <w:szCs w:val="28"/>
         </w:rPr>
-        <w:t xml:space="preserve">, agisce come nodo di unificazione e sintesi finale del grafo principale. Il suo obiettivo </w:t>
-      </w:r>
-      <w:r>
-        <w:rPr>
-          <w:sz w:val="28"/>
-          <w:szCs w:val="28"/>
-        </w:rPr>
-        <w:lastRenderedPageBreak/>
-        <w:t>primario è raccogliere i dati eterogenei restituiti dai vari tool invocati dal nodo precedente (</w:t>
+        <w:t>, agisce come nodo di unificazione e sintesi finale del grafo principale. Il suo obiettivo primario è raccogliere i dati eterogenei restituiti dai vari tool invocati dal nodo precedente (</w:t>
       </w:r>
       <w:proofErr w:type="spellStart"/>
       <w:r>
@@ -3319,6 +3190,7 @@
           <w:sz w:val="28"/>
           <w:szCs w:val="28"/>
         </w:rPr>
+        <w:lastRenderedPageBreak/>
         <w:t>summarize_webpage_news</w:t>
       </w:r>
       <w:proofErr w:type="spellEnd"/>
@@ -3538,7 +3410,6 @@
           <w:sz w:val="28"/>
           <w:szCs w:val="28"/>
         </w:rPr>
-        <w:lastRenderedPageBreak/>
         <w:t>Questo componente, definito nel file fact_checker.py, agisce come nodo di controllo qualità e allineamento informativo del grafo principale. Il suo scopo fondamentale è analizzare la bozza generata (</w:t>
       </w:r>
       <w:proofErr w:type="spellStart"/>
@@ -3731,6 +3602,7 @@
           <w:sz w:val="28"/>
           <w:szCs w:val="28"/>
         </w:rPr>
+        <w:lastRenderedPageBreak/>
         <w:t>HITL_POST &amp; REFINE_PROPOSAL</w:t>
       </w:r>
     </w:p>
@@ -4033,15 +3905,7 @@
           <w:sz w:val="28"/>
           <w:szCs w:val="28"/>
         </w:rPr>
-        <w:t xml:space="preserve"> L'utente può approvare la bozza (indirizzando il flusso a create_post_node_in_neo4j), modificarla manualmente nell'editor (salvando le modifiche effettuate dall’utente e procedendo alla </w:t>
-      </w:r>
-      <w:r>
-        <w:rPr>
-          <w:sz w:val="28"/>
-          <w:szCs w:val="28"/>
-        </w:rPr>
-        <w:lastRenderedPageBreak/>
-        <w:t>pubblicazione</w:t>
+        <w:t xml:space="preserve"> L'utente può approvare la bozza (indirizzando il flusso a create_post_node_in_neo4j), modificarla manualmente nell'editor (salvando le modifiche effettuate dall’utente e procedendo alla pubblicazione</w:t>
       </w:r>
       <w:r>
         <w:rPr>
@@ -4355,6 +4219,7 @@
           <w:sz w:val="28"/>
           <w:szCs w:val="28"/>
         </w:rPr>
+        <w:lastRenderedPageBreak/>
         <w:t>nodo</w:t>
       </w:r>
       <w:r>
@@ -4565,314 +4430,306 @@
           <w:sz w:val="28"/>
           <w:szCs w:val="28"/>
         </w:rPr>
-        <w:t xml:space="preserve">la proposta </w:t>
-      </w:r>
-      <w:r>
-        <w:rPr>
+        <w:t xml:space="preserve">la proposta accettata </w:t>
+      </w:r>
+      <w:r>
+        <w:rPr>
+          <w:sz w:val="28"/>
+          <w:szCs w:val="28"/>
+        </w:rPr>
+        <w:t>le entità chiave</w:t>
+      </w:r>
+      <w:r>
+        <w:rPr>
+          <w:sz w:val="28"/>
+          <w:szCs w:val="28"/>
+        </w:rPr>
+        <w:t>, come</w:t>
+      </w:r>
+      <w:r>
+        <w:rPr>
+          <w:sz w:val="28"/>
+          <w:szCs w:val="28"/>
+        </w:rPr>
+        <w:t>: il titolo, i videogiochi principali e secondari menzionati (rilevandone lo stato di uscita), le case editrici, i generi di appartenenza e una sintesi descrittiva (</w:t>
+      </w:r>
+      <w:proofErr w:type="spellStart"/>
+      <w:r>
+        <w:rPr>
+          <w:sz w:val="28"/>
+          <w:szCs w:val="28"/>
+        </w:rPr>
+        <w:t>overview</w:t>
+      </w:r>
+      <w:proofErr w:type="spellEnd"/>
+      <w:r>
+        <w:rPr>
+          <w:sz w:val="28"/>
+          <w:szCs w:val="28"/>
+        </w:rPr>
+        <w:t>).</w:t>
+      </w:r>
+      <w:r>
+        <w:rPr>
+          <w:sz w:val="28"/>
+          <w:szCs w:val="28"/>
+        </w:rPr>
+        <w:t xml:space="preserve"> I</w:t>
+      </w:r>
+      <w:r>
+        <w:rPr>
+          <w:sz w:val="28"/>
+          <w:szCs w:val="28"/>
+        </w:rPr>
+        <w:t xml:space="preserve">l </w:t>
+      </w:r>
+      <w:r>
+        <w:rPr>
+          <w:sz w:val="28"/>
+          <w:szCs w:val="28"/>
+        </w:rPr>
+        <w:t>nodo</w:t>
+      </w:r>
+      <w:r>
+        <w:rPr>
+          <w:sz w:val="28"/>
+          <w:szCs w:val="28"/>
+        </w:rPr>
+        <w:t xml:space="preserve"> processa</w:t>
+      </w:r>
+      <w:r>
+        <w:rPr>
+          <w:sz w:val="28"/>
+          <w:szCs w:val="28"/>
+        </w:rPr>
+        <w:t xml:space="preserve"> anche</w:t>
+      </w:r>
+      <w:r>
+        <w:rPr>
+          <w:sz w:val="28"/>
+          <w:szCs w:val="28"/>
+        </w:rPr>
+        <w:t xml:space="preserve"> l'elenco dei link grezzi (</w:t>
+      </w:r>
+      <w:proofErr w:type="spellStart"/>
+      <w:r>
+        <w:rPr>
+          <w:sz w:val="28"/>
+          <w:szCs w:val="28"/>
+        </w:rPr>
+        <w:t>link_source</w:t>
+      </w:r>
+      <w:proofErr w:type="spellEnd"/>
+      <w:r>
+        <w:rPr>
+          <w:sz w:val="28"/>
+          <w:szCs w:val="28"/>
+        </w:rPr>
+        <w:t xml:space="preserve">) </w:t>
+      </w:r>
+      <w:r>
+        <w:rPr>
+          <w:sz w:val="28"/>
+          <w:szCs w:val="28"/>
+        </w:rPr>
+        <w:t xml:space="preserve">utilizzati per recuperare le fonti su internet </w:t>
+      </w:r>
+      <w:r>
+        <w:rPr>
+          <w:sz w:val="28"/>
+          <w:szCs w:val="28"/>
+        </w:rPr>
+        <w:t>isolandone i domini</w:t>
+      </w:r>
+      <w:r>
+        <w:rPr>
+          <w:sz w:val="28"/>
+          <w:szCs w:val="28"/>
+        </w:rPr>
+        <w:t xml:space="preserve"> (</w:t>
+      </w:r>
+      <w:proofErr w:type="spellStart"/>
+      <w:r>
+        <w:rPr>
+          <w:sz w:val="28"/>
+          <w:szCs w:val="28"/>
+        </w:rPr>
+        <w:t>url</w:t>
+      </w:r>
+      <w:proofErr w:type="spellEnd"/>
+      <w:r>
+        <w:rPr>
+          <w:sz w:val="28"/>
+          <w:szCs w:val="28"/>
+        </w:rPr>
+        <w:t>)</w:t>
+      </w:r>
+      <w:r>
+        <w:rPr>
+          <w:sz w:val="28"/>
+          <w:szCs w:val="28"/>
+        </w:rPr>
+        <w:t xml:space="preserve"> per mappare correttamente le fonti</w:t>
+      </w:r>
+      <w:r>
+        <w:rPr>
+          <w:sz w:val="28"/>
+          <w:szCs w:val="28"/>
+        </w:rPr>
+        <w:t xml:space="preserve"> e salvarle nel grafo attraverso una relazione con il post in modo da avere sempre le sorgenti da cui sono state recuperate le informazioni di ogni singolo post</w:t>
+      </w:r>
+      <w:r>
+        <w:rPr>
+          <w:sz w:val="28"/>
+          <w:szCs w:val="28"/>
+        </w:rPr>
+        <w:t>.</w:t>
+      </w:r>
+    </w:p>
+    <w:p>
+      <w:pPr>
+        <w:jc w:val="both"/>
+        <w:rPr>
+          <w:sz w:val="28"/>
+          <w:szCs w:val="28"/>
+        </w:rPr>
+      </w:pPr>
+      <w:r>
+        <w:rPr>
+          <w:sz w:val="28"/>
+          <w:szCs w:val="28"/>
+        </w:rPr>
+        <w:t xml:space="preserve">Ottenuti i dati strutturati, il </w:t>
+      </w:r>
+      <w:r>
+        <w:rPr>
+          <w:sz w:val="28"/>
+          <w:szCs w:val="28"/>
+        </w:rPr>
+        <w:t>nodo chiama una funzione tra “</w:t>
+      </w:r>
+      <w:proofErr w:type="spellStart"/>
+      <w:r>
+        <w:rPr>
+          <w:sz w:val="28"/>
+          <w:szCs w:val="28"/>
+        </w:rPr>
+        <w:t>create_review_</w:t>
+      </w:r>
+      <w:proofErr w:type="gramStart"/>
+      <w:r>
+        <w:rPr>
+          <w:sz w:val="28"/>
+          <w:szCs w:val="28"/>
+        </w:rPr>
+        <w:t>post</w:t>
+      </w:r>
+      <w:proofErr w:type="spellEnd"/>
+      <w:r>
+        <w:rPr>
+          <w:sz w:val="28"/>
+          <w:szCs w:val="28"/>
+        </w:rPr>
+        <w:t>“ o</w:t>
+      </w:r>
+      <w:proofErr w:type="gramEnd"/>
+      <w:r>
+        <w:rPr>
+          <w:sz w:val="28"/>
+          <w:szCs w:val="28"/>
+        </w:rPr>
+        <w:t xml:space="preserve"> “</w:t>
+      </w:r>
+      <w:proofErr w:type="spellStart"/>
+      <w:r>
+        <w:rPr>
+          <w:sz w:val="28"/>
+          <w:szCs w:val="28"/>
+        </w:rPr>
+        <w:t>create_news_post</w:t>
+      </w:r>
+      <w:proofErr w:type="spellEnd"/>
+      <w:r>
+        <w:rPr>
+          <w:sz w:val="28"/>
+          <w:szCs w:val="28"/>
+        </w:rPr>
+        <w:t>” (a seconda del tipo di post che abbiamo creato) le quali</w:t>
+      </w:r>
+      <w:r>
+        <w:rPr>
+          <w:sz w:val="28"/>
+          <w:szCs w:val="28"/>
+        </w:rPr>
+        <w:t xml:space="preserve"> si interfaccia</w:t>
+      </w:r>
+      <w:r>
+        <w:rPr>
+          <w:sz w:val="28"/>
+          <w:szCs w:val="28"/>
+        </w:rPr>
+        <w:t>no</w:t>
+      </w:r>
+      <w:r>
+        <w:rPr>
+          <w:sz w:val="28"/>
+          <w:szCs w:val="28"/>
+        </w:rPr>
+        <w:t xml:space="preserve"> con il driver Neo4j eseguendo </w:t>
+      </w:r>
+      <w:r>
+        <w:rPr>
+          <w:sz w:val="28"/>
+          <w:szCs w:val="28"/>
+        </w:rPr>
+        <w:t>query</w:t>
+      </w:r>
+      <w:r>
+        <w:rPr>
+          <w:sz w:val="28"/>
+          <w:szCs w:val="28"/>
+        </w:rPr>
+        <w:t xml:space="preserve"> Cypher mirate</w:t>
+      </w:r>
+      <w:r>
+        <w:rPr>
+          <w:sz w:val="28"/>
+          <w:szCs w:val="28"/>
+        </w:rPr>
+        <w:t xml:space="preserve"> per andare ad inserire tutte le informazioni all’interno del grafo</w:t>
+      </w:r>
+      <w:r>
+        <w:rPr>
+          <w:sz w:val="28"/>
+          <w:szCs w:val="28"/>
+        </w:rPr>
+        <w:t>. Il sistema genera il nuovo nodo Post (assegnandogli un UUID casuale, i contenuti testuali e la data odierna) e costruisce dinamicamente le relazioni semantiche (ABOUT, MENTIONS, PUBLISHED_BY, HAS_GENERE, SOURCED_FROM) con i nodi (Game, Publisher, Genere, Source), aggiornandone contestualmente le proprietà. L'esecuzione si conclude restituendo l'identificativo univoco del post creato (neo4j_post_id), che viene salvato nello stato dell'agente sancendo il termine del flusso</w:t>
+      </w:r>
+      <w:r>
+        <w:rPr>
+          <w:sz w:val="28"/>
+          <w:szCs w:val="28"/>
+        </w:rPr>
+        <w:t>.</w:t>
+      </w:r>
+    </w:p>
+    <w:p>
+      <w:pPr>
+        <w:rPr>
+          <w:b/>
+          <w:bCs/>
+          <w:sz w:val="28"/>
+          <w:szCs w:val="28"/>
+        </w:rPr>
+      </w:pPr>
+      <w:r>
+        <w:rPr>
+          <w:b/>
+          <w:bCs/>
           <w:sz w:val="28"/>
           <w:szCs w:val="28"/>
         </w:rPr>
         <w:lastRenderedPageBreak/>
-        <w:t xml:space="preserve">accettata </w:t>
-      </w:r>
-      <w:r>
-        <w:rPr>
-          <w:sz w:val="28"/>
-          <w:szCs w:val="28"/>
-        </w:rPr>
-        <w:t>le entità chiave</w:t>
-      </w:r>
-      <w:r>
-        <w:rPr>
-          <w:sz w:val="28"/>
-          <w:szCs w:val="28"/>
-        </w:rPr>
-        <w:t>, come</w:t>
-      </w:r>
-      <w:r>
-        <w:rPr>
-          <w:sz w:val="28"/>
-          <w:szCs w:val="28"/>
-        </w:rPr>
-        <w:t>: il titolo, i videogiochi principali e secondari menzionati (rilevandone lo stato di uscita), le case editrici, i generi di appartenenza e una sintesi descrittiva (</w:t>
-      </w:r>
-      <w:proofErr w:type="spellStart"/>
-      <w:r>
-        <w:rPr>
-          <w:sz w:val="28"/>
-          <w:szCs w:val="28"/>
-        </w:rPr>
-        <w:t>overview</w:t>
-      </w:r>
-      <w:proofErr w:type="spellEnd"/>
-      <w:r>
-        <w:rPr>
-          <w:sz w:val="28"/>
-          <w:szCs w:val="28"/>
-        </w:rPr>
-        <w:t>).</w:t>
-      </w:r>
-      <w:r>
-        <w:rPr>
-          <w:sz w:val="28"/>
-          <w:szCs w:val="28"/>
-        </w:rPr>
-        <w:t xml:space="preserve"> I</w:t>
-      </w:r>
-      <w:r>
-        <w:rPr>
-          <w:sz w:val="28"/>
-          <w:szCs w:val="28"/>
-        </w:rPr>
-        <w:t xml:space="preserve">l </w:t>
-      </w:r>
-      <w:r>
-        <w:rPr>
-          <w:sz w:val="28"/>
-          <w:szCs w:val="28"/>
-        </w:rPr>
-        <w:t>nodo</w:t>
-      </w:r>
-      <w:r>
-        <w:rPr>
-          <w:sz w:val="28"/>
-          <w:szCs w:val="28"/>
-        </w:rPr>
-        <w:t xml:space="preserve"> processa</w:t>
-      </w:r>
-      <w:r>
-        <w:rPr>
-          <w:sz w:val="28"/>
-          <w:szCs w:val="28"/>
-        </w:rPr>
-        <w:t xml:space="preserve"> anche</w:t>
-      </w:r>
-      <w:r>
-        <w:rPr>
-          <w:sz w:val="28"/>
-          <w:szCs w:val="28"/>
-        </w:rPr>
-        <w:t xml:space="preserve"> l'elenco dei link grezzi (</w:t>
-      </w:r>
-      <w:proofErr w:type="spellStart"/>
-      <w:r>
-        <w:rPr>
-          <w:sz w:val="28"/>
-          <w:szCs w:val="28"/>
-        </w:rPr>
-        <w:t>link_source</w:t>
-      </w:r>
-      <w:proofErr w:type="spellEnd"/>
-      <w:r>
-        <w:rPr>
-          <w:sz w:val="28"/>
-          <w:szCs w:val="28"/>
-        </w:rPr>
-        <w:t xml:space="preserve">) </w:t>
-      </w:r>
-      <w:r>
-        <w:rPr>
-          <w:sz w:val="28"/>
-          <w:szCs w:val="28"/>
-        </w:rPr>
-        <w:t xml:space="preserve">utilizzati per recuperare le fonti su internet </w:t>
-      </w:r>
-      <w:r>
-        <w:rPr>
-          <w:sz w:val="28"/>
-          <w:szCs w:val="28"/>
-        </w:rPr>
-        <w:t>isolandone i domini</w:t>
-      </w:r>
-      <w:r>
-        <w:rPr>
-          <w:sz w:val="28"/>
-          <w:szCs w:val="28"/>
-        </w:rPr>
-        <w:t xml:space="preserve"> (</w:t>
-      </w:r>
-      <w:proofErr w:type="spellStart"/>
-      <w:r>
-        <w:rPr>
-          <w:sz w:val="28"/>
-          <w:szCs w:val="28"/>
-        </w:rPr>
-        <w:t>url</w:t>
-      </w:r>
-      <w:proofErr w:type="spellEnd"/>
-      <w:r>
-        <w:rPr>
-          <w:sz w:val="28"/>
-          <w:szCs w:val="28"/>
-        </w:rPr>
-        <w:t>)</w:t>
-      </w:r>
-      <w:r>
-        <w:rPr>
-          <w:sz w:val="28"/>
-          <w:szCs w:val="28"/>
-        </w:rPr>
-        <w:t xml:space="preserve"> per mappare correttamente le fonti</w:t>
-      </w:r>
-      <w:r>
-        <w:rPr>
-          <w:sz w:val="28"/>
-          <w:szCs w:val="28"/>
-        </w:rPr>
-        <w:t xml:space="preserve"> e salvarle nel grafo attraverso una relazione con il post in modo da avere sempre le sorgenti da cui sono state recuperate le informazioni di ogni singolo post</w:t>
-      </w:r>
-      <w:r>
-        <w:rPr>
-          <w:sz w:val="28"/>
-          <w:szCs w:val="28"/>
-        </w:rPr>
-        <w:t>.</w:t>
-      </w:r>
-    </w:p>
-    <w:p>
-      <w:pPr>
-        <w:jc w:val="both"/>
-        <w:rPr>
-          <w:sz w:val="28"/>
-          <w:szCs w:val="28"/>
-        </w:rPr>
-      </w:pPr>
-      <w:r>
-        <w:rPr>
-          <w:sz w:val="28"/>
-          <w:szCs w:val="28"/>
-        </w:rPr>
-        <w:t xml:space="preserve">Ottenuti i dati strutturati, il </w:t>
-      </w:r>
-      <w:r>
-        <w:rPr>
-          <w:sz w:val="28"/>
-          <w:szCs w:val="28"/>
-        </w:rPr>
-        <w:t>nodo chiama una funzione tra “</w:t>
-      </w:r>
-      <w:proofErr w:type="spellStart"/>
-      <w:r>
-        <w:rPr>
-          <w:sz w:val="28"/>
-          <w:szCs w:val="28"/>
-        </w:rPr>
-        <w:t>create_review_</w:t>
-      </w:r>
-      <w:proofErr w:type="gramStart"/>
-      <w:r>
-        <w:rPr>
-          <w:sz w:val="28"/>
-          <w:szCs w:val="28"/>
-        </w:rPr>
-        <w:t>post</w:t>
-      </w:r>
-      <w:proofErr w:type="spellEnd"/>
-      <w:r>
-        <w:rPr>
-          <w:sz w:val="28"/>
-          <w:szCs w:val="28"/>
-        </w:rPr>
-        <w:t>“ o</w:t>
-      </w:r>
-      <w:proofErr w:type="gramEnd"/>
-      <w:r>
-        <w:rPr>
-          <w:sz w:val="28"/>
-          <w:szCs w:val="28"/>
-        </w:rPr>
-        <w:t xml:space="preserve"> “</w:t>
-      </w:r>
-      <w:proofErr w:type="spellStart"/>
-      <w:r>
-        <w:rPr>
-          <w:sz w:val="28"/>
-          <w:szCs w:val="28"/>
-        </w:rPr>
-        <w:t>create_news_post</w:t>
-      </w:r>
-      <w:proofErr w:type="spellEnd"/>
-      <w:r>
-        <w:rPr>
-          <w:sz w:val="28"/>
-          <w:szCs w:val="28"/>
-        </w:rPr>
-        <w:t>” (a seconda del tipo di post che abbiamo creato) le quali</w:t>
-      </w:r>
-      <w:r>
-        <w:rPr>
-          <w:sz w:val="28"/>
-          <w:szCs w:val="28"/>
-        </w:rPr>
-        <w:t xml:space="preserve"> si interfaccia</w:t>
-      </w:r>
-      <w:r>
-        <w:rPr>
-          <w:sz w:val="28"/>
-          <w:szCs w:val="28"/>
-        </w:rPr>
-        <w:t>no</w:t>
-      </w:r>
-      <w:r>
-        <w:rPr>
-          <w:sz w:val="28"/>
-          <w:szCs w:val="28"/>
-        </w:rPr>
-        <w:t xml:space="preserve"> con il driver Neo4j eseguendo </w:t>
-      </w:r>
-      <w:r>
-        <w:rPr>
-          <w:sz w:val="28"/>
-          <w:szCs w:val="28"/>
-        </w:rPr>
-        <w:t>query</w:t>
-      </w:r>
-      <w:r>
-        <w:rPr>
-          <w:sz w:val="28"/>
-          <w:szCs w:val="28"/>
-        </w:rPr>
-        <w:t xml:space="preserve"> Cypher mirate</w:t>
-      </w:r>
-      <w:r>
-        <w:rPr>
-          <w:sz w:val="28"/>
-          <w:szCs w:val="28"/>
-        </w:rPr>
-        <w:t xml:space="preserve"> per andare ad inserire tutte le informazioni all’interno del grafo</w:t>
-      </w:r>
-      <w:r>
-        <w:rPr>
-          <w:sz w:val="28"/>
-          <w:szCs w:val="28"/>
-        </w:rPr>
-        <w:t>. Il sistema genera il nuovo nodo Post (assegnandogli un UUID casuale, i contenuti testuali e la data odierna) e costruisce dinamicamente le relazioni semantiche (ABOUT, MENTIONS, PUBLISHED_BY, HAS_GENERE, SOURCED_FROM) con i nodi (Game, Publisher, Genere, Source), aggiornandone contestualmente le proprietà. L'esecuzione si conclude restituendo l'identificativo univoco del post creato (neo4j_post_id), che viene salvato nello stato dell'agente sancendo il termine del flusso</w:t>
-      </w:r>
-      <w:r>
-        <w:rPr>
-          <w:sz w:val="28"/>
-          <w:szCs w:val="28"/>
-        </w:rPr>
-        <w:t>.</w:t>
-      </w:r>
-    </w:p>
-    <w:p>
-      <w:pPr>
-        <w:jc w:val="both"/>
-        <w:rPr>
-          <w:b/>
-          <w:bCs/>
-          <w:sz w:val="28"/>
-          <w:szCs w:val="28"/>
-        </w:rPr>
-      </w:pPr>
-      <w:r>
-        <w:rPr>
-          <w:b/>
-          <w:bCs/>
-          <w:sz w:val="28"/>
-          <w:szCs w:val="28"/>
-        </w:rPr>
         <w:t>SUGGESTION_SUBGRAPH (SOTTOGRAFO)</w:t>
       </w:r>
       <w:r>
@@ -4910,7 +4767,7 @@
                     <pic:cNvPicPr/>
                   </pic:nvPicPr>
                   <pic:blipFill>
-                    <a:blip r:embed="rId8"/>
+                    <a:blip r:embed="rId10"/>
                     <a:stretch>
                       <a:fillRect/>
                     </a:stretch>
@@ -5024,15 +4881,7 @@
           <w:sz w:val="28"/>
           <w:szCs w:val="28"/>
         </w:rPr>
-        <w:t xml:space="preserve">, la cui architettura è illustrata in Figura 2, è dedicato alla generazione autonoma di proposte editoriali qualora l'utente richieda un </w:t>
-      </w:r>
-      <w:r>
-        <w:rPr>
-          <w:sz w:val="28"/>
-          <w:szCs w:val="28"/>
-        </w:rPr>
-        <w:lastRenderedPageBreak/>
-        <w:t xml:space="preserve">consiglio su cosa pubblicare (es. "Non so cosa scrivere, potresti darmi un consiglio?"). </w:t>
+        <w:t xml:space="preserve">, la cui architettura è illustrata in Figura 2, è dedicato alla generazione autonoma di proposte editoriali qualora l'utente richieda un consiglio su cosa pubblicare (es. "Non so cosa scrivere, potresti darmi un consiglio?"). </w:t>
       </w:r>
     </w:p>
     <w:p>
@@ -5571,7 +5420,15 @@
           <w:sz w:val="28"/>
           <w:szCs w:val="28"/>
         </w:rPr>
-        <w:t>per analizzare il bilanciamento del database (volume di news e review, ultimi generi trattati, statistiche globali), decidendo autonomamente la tipologia</w:t>
+        <w:t xml:space="preserve">per analizzare il bilanciamento del database (volume di news e review, ultimi generi trattati, statistiche globali), decidendo </w:t>
+      </w:r>
+      <w:r>
+        <w:rPr>
+          <w:sz w:val="28"/>
+          <w:szCs w:val="28"/>
+        </w:rPr>
+        <w:lastRenderedPageBreak/>
+        <w:t>autonomamente la tipologia</w:t>
       </w:r>
       <w:r>
         <w:rPr>
@@ -5890,15 +5747,7 @@
           <w:sz w:val="28"/>
           <w:szCs w:val="28"/>
         </w:rPr>
-        <w:t xml:space="preserve"> per interrogare il Knowledge Graph </w:t>
-      </w:r>
-      <w:r>
-        <w:rPr>
-          <w:sz w:val="28"/>
-          <w:szCs w:val="28"/>
-        </w:rPr>
-        <w:lastRenderedPageBreak/>
-        <w:t xml:space="preserve">Neo4j e accertarsi che non </w:t>
+        <w:t xml:space="preserve"> per interrogare il Knowledge Graph Neo4j e accertarsi che non </w:t>
       </w:r>
       <w:r>
         <w:rPr>
@@ -6050,6 +5899,7 @@
           <w:sz w:val="28"/>
           <w:szCs w:val="28"/>
         </w:rPr>
+        <w:lastRenderedPageBreak/>
         <w:drawing>
           <wp:inline distT="0" distB="0" distL="0" distR="0" wp14:anchorId="01FBEA91" wp14:editId="386274F3">
             <wp:extent cx="5585944" cy="2758679"/>
@@ -6066,7 +5916,7 @@
                     <pic:cNvPicPr/>
                   </pic:nvPicPr>
                   <pic:blipFill>
-                    <a:blip r:embed="rId9"/>
+                    <a:blip r:embed="rId11"/>
                     <a:stretch>
                       <a:fillRect/>
                     </a:stretch>
@@ -6652,105 +6502,112 @@
           <w:sz w:val="28"/>
           <w:szCs w:val="28"/>
         </w:rPr>
+        <w:t xml:space="preserve">L'agente elabora un piano editoriale strutturato con una frequenza di un post al giorno. In assenza di una specifica indicazione temporale da parte dell'utente, il sistema imposta un valore di </w:t>
+      </w:r>
+      <w:r>
+        <w:rPr>
+          <w:b/>
+          <w:bCs/>
+          <w:sz w:val="28"/>
+          <w:szCs w:val="28"/>
+        </w:rPr>
+        <w:t>default pari a 3 giorni</w:t>
+      </w:r>
+      <w:r>
+        <w:rPr>
+          <w:b/>
+          <w:bCs/>
+          <w:sz w:val="28"/>
+          <w:szCs w:val="28"/>
+        </w:rPr>
+        <w:t xml:space="preserve"> (3 post)</w:t>
+      </w:r>
+      <w:r>
+        <w:rPr>
+          <w:sz w:val="28"/>
+          <w:szCs w:val="28"/>
+        </w:rPr>
+        <w:t xml:space="preserve">. Il processo di pianificazione integra una logica di bilanciamento che analizza i contenuti pregressi per evitare la ripetizione di tematiche già trattate, </w:t>
+      </w:r>
+      <w:r>
+        <w:rPr>
+          <w:sz w:val="28"/>
+          <w:szCs w:val="28"/>
+        </w:rPr>
+        <w:t xml:space="preserve">cercando di </w:t>
+      </w:r>
+      <w:r>
+        <w:rPr>
+          <w:sz w:val="28"/>
+          <w:szCs w:val="28"/>
+        </w:rPr>
+        <w:t>diversificare</w:t>
+      </w:r>
+      <w:r>
+        <w:rPr>
+          <w:sz w:val="28"/>
+          <w:szCs w:val="28"/>
+        </w:rPr>
+        <w:t xml:space="preserve"> e bilanciare</w:t>
+      </w:r>
+      <w:r>
+        <w:rPr>
+          <w:sz w:val="28"/>
+          <w:szCs w:val="28"/>
+        </w:rPr>
+        <w:t xml:space="preserve"> </w:t>
+      </w:r>
+      <w:r>
+        <w:rPr>
+          <w:sz w:val="28"/>
+          <w:szCs w:val="28"/>
+        </w:rPr>
+        <w:t xml:space="preserve">il più possibile i contenuti editoriali. </w:t>
+      </w:r>
+    </w:p>
+    <w:p>
+      <w:pPr>
+        <w:jc w:val="both"/>
+        <w:rPr>
+          <w:sz w:val="28"/>
+          <w:szCs w:val="28"/>
+        </w:rPr>
+      </w:pPr>
+      <w:r>
+        <w:rPr>
+          <w:sz w:val="28"/>
+          <w:szCs w:val="28"/>
+        </w:rPr>
+        <w:t xml:space="preserve">Una volta generata la proposta, l'agente sottopone all'utente il piano editoriale completo, accompagnato da una breve descrizione del "ragionamento" logico adottato per la selezione dei temi. Se l'utente approva la proposta, il sistema persiste la pianificazione all'interno del database </w:t>
+      </w:r>
+      <w:r>
+        <w:rPr>
+          <w:sz w:val="28"/>
+          <w:szCs w:val="28"/>
+        </w:rPr>
+        <w:t xml:space="preserve">a grafo Neo4j </w:t>
+      </w:r>
+      <w:r>
+        <w:rPr>
+          <w:sz w:val="28"/>
+          <w:szCs w:val="28"/>
+        </w:rPr>
+        <w:t>mediante l'utilizzo di nodi in stato PENDING</w:t>
+      </w:r>
+      <w:r>
+        <w:rPr>
+          <w:sz w:val="28"/>
+          <w:szCs w:val="28"/>
+        </w:rPr>
+        <w:t xml:space="preserve">, ciascuno dei quali contiene un suggerimento editoriale </w:t>
+      </w:r>
+      <w:r>
+        <w:rPr>
+          <w:sz w:val="28"/>
+          <w:szCs w:val="28"/>
+        </w:rPr>
         <w:lastRenderedPageBreak/>
-        <w:t xml:space="preserve">L'agente elabora un piano editoriale strutturato con una frequenza di un post al giorno. In assenza di una specifica indicazione temporale da parte dell'utente, il sistema imposta un valore di </w:t>
-      </w:r>
-      <w:r>
-        <w:rPr>
-          <w:b/>
-          <w:bCs/>
-          <w:sz w:val="28"/>
-          <w:szCs w:val="28"/>
-        </w:rPr>
-        <w:t>default pari a 3 giorni</w:t>
-      </w:r>
-      <w:r>
-        <w:rPr>
-          <w:b/>
-          <w:bCs/>
-          <w:sz w:val="28"/>
-          <w:szCs w:val="28"/>
-        </w:rPr>
-        <w:t xml:space="preserve"> (3 post)</w:t>
-      </w:r>
-      <w:r>
-        <w:rPr>
-          <w:sz w:val="28"/>
-          <w:szCs w:val="28"/>
-        </w:rPr>
-        <w:t xml:space="preserve">. Il processo di pianificazione integra una logica di bilanciamento che analizza i contenuti pregressi per evitare la ripetizione di tematiche già trattate, </w:t>
-      </w:r>
-      <w:r>
-        <w:rPr>
-          <w:sz w:val="28"/>
-          <w:szCs w:val="28"/>
-        </w:rPr>
-        <w:t xml:space="preserve">cercando di </w:t>
-      </w:r>
-      <w:r>
-        <w:rPr>
-          <w:sz w:val="28"/>
-          <w:szCs w:val="28"/>
-        </w:rPr>
-        <w:t>diversificare</w:t>
-      </w:r>
-      <w:r>
-        <w:rPr>
-          <w:sz w:val="28"/>
-          <w:szCs w:val="28"/>
-        </w:rPr>
-        <w:t xml:space="preserve"> e bilanciare</w:t>
-      </w:r>
-      <w:r>
-        <w:rPr>
-          <w:sz w:val="28"/>
-          <w:szCs w:val="28"/>
-        </w:rPr>
-        <w:t xml:space="preserve"> </w:t>
-      </w:r>
-      <w:r>
-        <w:rPr>
-          <w:sz w:val="28"/>
-          <w:szCs w:val="28"/>
-        </w:rPr>
-        <w:t xml:space="preserve">il più possibile i contenuti editoriali. </w:t>
-      </w:r>
-    </w:p>
-    <w:p>
-      <w:pPr>
-        <w:jc w:val="both"/>
-        <w:rPr>
-          <w:sz w:val="28"/>
-          <w:szCs w:val="28"/>
-        </w:rPr>
-      </w:pPr>
-      <w:r>
-        <w:rPr>
-          <w:sz w:val="28"/>
-          <w:szCs w:val="28"/>
-        </w:rPr>
-        <w:t xml:space="preserve">Una volta generata la proposta, l'agente sottopone all'utente il piano editoriale completo, accompagnato da una breve descrizione del "ragionamento" logico adottato per la selezione dei temi. Se l'utente approva la proposta, il sistema persiste la pianificazione all'interno del database </w:t>
-      </w:r>
-      <w:r>
-        <w:rPr>
-          <w:sz w:val="28"/>
-          <w:szCs w:val="28"/>
-        </w:rPr>
-        <w:t xml:space="preserve">a grafo Neo4j </w:t>
-      </w:r>
-      <w:r>
-        <w:rPr>
-          <w:sz w:val="28"/>
-          <w:szCs w:val="28"/>
-        </w:rPr>
-        <w:t>mediante l'utilizzo di nodi in stato PENDING</w:t>
-      </w:r>
-      <w:r>
-        <w:rPr>
-          <w:sz w:val="28"/>
-          <w:szCs w:val="28"/>
-        </w:rPr>
-        <w:t>, ciascuno dei quali contiene un suggerimento editoriale proposto nella pianificazione</w:t>
+        <w:t>proposto nella pianificazione</w:t>
       </w:r>
       <w:r>
         <w:rPr>
@@ -7098,7 +6955,347 @@
           <w:sz w:val="28"/>
           <w:szCs w:val="28"/>
         </w:rPr>
+        <w:t xml:space="preserve">Il </w:t>
+      </w:r>
+      <w:proofErr w:type="spellStart"/>
+      <w:r>
+        <w:rPr>
+          <w:b/>
+          <w:bCs/>
+          <w:sz w:val="28"/>
+          <w:szCs w:val="28"/>
+        </w:rPr>
+        <w:t>planner_node</w:t>
+      </w:r>
+      <w:proofErr w:type="spellEnd"/>
+      <w:r>
+        <w:rPr>
+          <w:sz w:val="28"/>
+          <w:szCs w:val="28"/>
+        </w:rPr>
+        <w:t xml:space="preserve"> rappresenta il punto di ingresso del </w:t>
+      </w:r>
+      <w:proofErr w:type="spellStart"/>
+      <w:r>
+        <w:rPr>
+          <w:sz w:val="28"/>
+          <w:szCs w:val="28"/>
+        </w:rPr>
+        <w:t>sottografo</w:t>
+      </w:r>
+      <w:proofErr w:type="spellEnd"/>
+      <w:r>
+        <w:rPr>
+          <w:sz w:val="28"/>
+          <w:szCs w:val="28"/>
+        </w:rPr>
+        <w:t xml:space="preserve"> dedicato alla pianificazione editoriale. Il suo compito è interpretare la richiesta dell'utente e determinare quale azione debba essere eseguita</w:t>
+      </w:r>
+      <w:r>
+        <w:rPr>
+          <w:sz w:val="28"/>
+          <w:szCs w:val="28"/>
+        </w:rPr>
+        <w:t xml:space="preserve"> sulla base dello stato corrente del sistema, inoltrando la richiesta al nodo opportuno che si occuperà di gestire la richiesta. </w:t>
+      </w:r>
+      <w:proofErr w:type="gramStart"/>
+      <w:r>
+        <w:rPr>
+          <w:sz w:val="28"/>
+          <w:szCs w:val="28"/>
+        </w:rPr>
+        <w:t>In particolare</w:t>
+      </w:r>
+      <w:proofErr w:type="gramEnd"/>
+      <w:r>
+        <w:rPr>
+          <w:sz w:val="28"/>
+          <w:szCs w:val="28"/>
+        </w:rPr>
+        <w:t xml:space="preserve"> il nodo</w:t>
+      </w:r>
+      <w:r>
+        <w:rPr>
+          <w:sz w:val="28"/>
+          <w:szCs w:val="28"/>
+        </w:rPr>
+        <w:t>, verifica se è già presente una pianificazione editoriale attiva e, sulla base della richiesta dell'utente</w:t>
+      </w:r>
+      <w:r>
+        <w:rPr>
+          <w:sz w:val="28"/>
+          <w:szCs w:val="28"/>
+        </w:rPr>
+        <w:t xml:space="preserve"> (continuare pianificazione, eliminare pianificazione, creare pianificazione)</w:t>
+      </w:r>
+      <w:r>
+        <w:rPr>
+          <w:sz w:val="28"/>
+          <w:szCs w:val="28"/>
+        </w:rPr>
+        <w:t xml:space="preserve">, decide </w:t>
+      </w:r>
+      <w:r>
+        <w:rPr>
+          <w:sz w:val="28"/>
+          <w:szCs w:val="28"/>
+        </w:rPr>
+        <w:t>l’azione che dovrà essere intrapresa (non la esegue lui</w:t>
+      </w:r>
+      <w:r>
+        <w:rPr>
+          <w:sz w:val="28"/>
+          <w:szCs w:val="28"/>
+        </w:rPr>
+        <w:t>) inoltrando la gestione della richiesta al nodo opportuno. S</w:t>
+      </w:r>
+      <w:r>
+        <w:rPr>
+          <w:sz w:val="28"/>
+          <w:szCs w:val="28"/>
+        </w:rPr>
+        <w:t xml:space="preserve">e è necessario elaborare una nuova pianificazione editoriale il flusso viene inoltrato al </w:t>
+      </w:r>
+      <w:proofErr w:type="spellStart"/>
+      <w:r>
+        <w:rPr>
+          <w:b/>
+          <w:bCs/>
+          <w:sz w:val="28"/>
+          <w:szCs w:val="28"/>
+        </w:rPr>
+        <w:t>r</w:t>
+      </w:r>
+      <w:r>
+        <w:rPr>
+          <w:b/>
+          <w:bCs/>
+          <w:sz w:val="28"/>
+          <w:szCs w:val="28"/>
+        </w:rPr>
+        <w:t>esearch</w:t>
+      </w:r>
+      <w:r>
+        <w:rPr>
+          <w:b/>
+          <w:bCs/>
+          <w:sz w:val="28"/>
+          <w:szCs w:val="28"/>
+        </w:rPr>
+        <w:t>_n</w:t>
+      </w:r>
+      <w:r>
+        <w:rPr>
+          <w:b/>
+          <w:bCs/>
+          <w:sz w:val="28"/>
+          <w:szCs w:val="28"/>
+        </w:rPr>
+        <w:t>ode</w:t>
+      </w:r>
+      <w:proofErr w:type="spellEnd"/>
+      <w:r>
+        <w:rPr>
+          <w:sz w:val="28"/>
+          <w:szCs w:val="28"/>
+        </w:rPr>
+        <w:t xml:space="preserve">; se invece è richiesta un'interazione con l'utente, ad esempio per confermare la sovrascrittura di una </w:t>
+      </w:r>
+      <w:r>
+        <w:rPr>
+          <w:sz w:val="28"/>
+          <w:szCs w:val="28"/>
+        </w:rPr>
         <w:lastRenderedPageBreak/>
+        <w:t xml:space="preserve">pianificazione esistente o per visualizzare un messaggio informativo, l'esecuzione viene trasferita al </w:t>
+      </w:r>
+      <w:r>
+        <w:rPr>
+          <w:sz w:val="28"/>
+          <w:szCs w:val="28"/>
+        </w:rPr>
+        <w:t xml:space="preserve">nodo </w:t>
+      </w:r>
+      <w:proofErr w:type="spellStart"/>
+      <w:r>
+        <w:rPr>
+          <w:b/>
+          <w:bCs/>
+          <w:sz w:val="28"/>
+          <w:szCs w:val="28"/>
+        </w:rPr>
+        <w:t>hitl</w:t>
+      </w:r>
+      <w:r>
+        <w:rPr>
+          <w:b/>
+          <w:bCs/>
+          <w:sz w:val="28"/>
+          <w:szCs w:val="28"/>
+        </w:rPr>
+        <w:t>_</w:t>
+      </w:r>
+      <w:r>
+        <w:rPr>
+          <w:b/>
+          <w:bCs/>
+          <w:sz w:val="28"/>
+          <w:szCs w:val="28"/>
+        </w:rPr>
+        <w:t>p</w:t>
+      </w:r>
+      <w:r>
+        <w:rPr>
+          <w:b/>
+          <w:bCs/>
+          <w:sz w:val="28"/>
+          <w:szCs w:val="28"/>
+        </w:rPr>
+        <w:t>lanning</w:t>
+      </w:r>
+      <w:r>
+        <w:rPr>
+          <w:b/>
+          <w:bCs/>
+          <w:sz w:val="28"/>
+          <w:szCs w:val="28"/>
+        </w:rPr>
+        <w:t>_</w:t>
+      </w:r>
+      <w:r>
+        <w:rPr>
+          <w:b/>
+          <w:bCs/>
+          <w:sz w:val="28"/>
+          <w:szCs w:val="28"/>
+        </w:rPr>
+        <w:t>n</w:t>
+      </w:r>
+      <w:r>
+        <w:rPr>
+          <w:b/>
+          <w:bCs/>
+          <w:sz w:val="28"/>
+          <w:szCs w:val="28"/>
+        </w:rPr>
+        <w:t>ode</w:t>
+      </w:r>
+      <w:proofErr w:type="spellEnd"/>
+      <w:r>
+        <w:rPr>
+          <w:sz w:val="28"/>
+          <w:szCs w:val="28"/>
+        </w:rPr>
+        <w:t xml:space="preserve">. </w:t>
+      </w:r>
+      <w:r>
+        <w:rPr>
+          <w:sz w:val="28"/>
+          <w:szCs w:val="28"/>
+        </w:rPr>
+        <w:t>Se</w:t>
+      </w:r>
+      <w:r>
+        <w:rPr>
+          <w:sz w:val="28"/>
+          <w:szCs w:val="28"/>
+        </w:rPr>
+        <w:t xml:space="preserve"> l'azione consiste nell'eseguire direttamente un'operazione sul Knowledge Graph, come l'eliminazione</w:t>
+      </w:r>
+      <w:r>
+        <w:rPr>
+          <w:sz w:val="28"/>
+          <w:szCs w:val="28"/>
+        </w:rPr>
+        <w:t xml:space="preserve"> della pianificazione</w:t>
+      </w:r>
+      <w:r>
+        <w:rPr>
+          <w:sz w:val="28"/>
+          <w:szCs w:val="28"/>
+        </w:rPr>
+        <w:t xml:space="preserve"> o </w:t>
+      </w:r>
+      <w:r>
+        <w:rPr>
+          <w:sz w:val="28"/>
+          <w:szCs w:val="28"/>
+        </w:rPr>
+        <w:t>continuare con la</w:t>
+      </w:r>
+      <w:r>
+        <w:rPr>
+          <w:sz w:val="28"/>
+          <w:szCs w:val="28"/>
+        </w:rPr>
+        <w:t xml:space="preserve"> pubblicazione successiva</w:t>
+      </w:r>
+      <w:r>
+        <w:rPr>
+          <w:sz w:val="28"/>
+          <w:szCs w:val="28"/>
+        </w:rPr>
+        <w:t xml:space="preserve"> della pianificazione, il controllo viene passato all'</w:t>
+      </w:r>
+      <w:proofErr w:type="spellStart"/>
+      <w:r>
+        <w:rPr>
+          <w:b/>
+          <w:bCs/>
+          <w:sz w:val="28"/>
+          <w:szCs w:val="28"/>
+        </w:rPr>
+        <w:t>e</w:t>
+      </w:r>
+      <w:r>
+        <w:rPr>
+          <w:b/>
+          <w:bCs/>
+          <w:sz w:val="28"/>
+          <w:szCs w:val="28"/>
+        </w:rPr>
+        <w:t>xecutor</w:t>
+      </w:r>
+      <w:r>
+        <w:rPr>
+          <w:b/>
+          <w:bCs/>
+          <w:sz w:val="28"/>
+          <w:szCs w:val="28"/>
+        </w:rPr>
+        <w:t>_n</w:t>
+      </w:r>
+      <w:r>
+        <w:rPr>
+          <w:b/>
+          <w:bCs/>
+          <w:sz w:val="28"/>
+          <w:szCs w:val="28"/>
+        </w:rPr>
+        <w:t>ode</w:t>
+      </w:r>
+      <w:proofErr w:type="spellEnd"/>
+      <w:r>
+        <w:rPr>
+          <w:sz w:val="28"/>
+          <w:szCs w:val="28"/>
+        </w:rPr>
+        <w:t>. Questo nodo svolge quindi esclusivamente una funzione di instradamento, separando la logica decisionale dall'effettiva esecuzione delle operazioni.</w:t>
+      </w:r>
+    </w:p>
+    <w:p>
+      <w:pPr>
+        <w:jc w:val="both"/>
+        <w:rPr>
+          <w:sz w:val="28"/>
+          <w:szCs w:val="28"/>
+        </w:rPr>
+      </w:pPr>
+      <w:r>
+        <w:rPr>
+          <w:sz w:val="28"/>
+          <w:szCs w:val="28"/>
+        </w:rPr>
         <w:t xml:space="preserve">Il </w:t>
       </w:r>
       <w:proofErr w:type="spellStart"/>
@@ -7109,15 +7306,247 @@
           <w:sz w:val="28"/>
           <w:szCs w:val="28"/>
         </w:rPr>
-        <w:t>planner_node</w:t>
-      </w:r>
-      <w:proofErr w:type="spellEnd"/>
-      <w:r>
-        <w:rPr>
-          <w:sz w:val="28"/>
-          <w:szCs w:val="28"/>
-        </w:rPr>
-        <w:t xml:space="preserve"> rappresenta il punto di ingresso del </w:t>
+        <w:t>r</w:t>
+      </w:r>
+      <w:r>
+        <w:rPr>
+          <w:b/>
+          <w:bCs/>
+          <w:sz w:val="28"/>
+          <w:szCs w:val="28"/>
+        </w:rPr>
+        <w:t>esearch</w:t>
+      </w:r>
+      <w:r>
+        <w:rPr>
+          <w:b/>
+          <w:bCs/>
+          <w:sz w:val="28"/>
+          <w:szCs w:val="28"/>
+        </w:rPr>
+        <w:t>_n</w:t>
+      </w:r>
+      <w:r>
+        <w:rPr>
+          <w:b/>
+          <w:bCs/>
+          <w:sz w:val="28"/>
+          <w:szCs w:val="28"/>
+        </w:rPr>
+        <w:t>ode</w:t>
+      </w:r>
+      <w:proofErr w:type="spellEnd"/>
+      <w:r>
+        <w:rPr>
+          <w:sz w:val="28"/>
+          <w:szCs w:val="28"/>
+        </w:rPr>
+        <w:t xml:space="preserve"> è </w:t>
+      </w:r>
+      <w:r>
+        <w:rPr>
+          <w:sz w:val="28"/>
+          <w:szCs w:val="28"/>
+        </w:rPr>
+        <w:t xml:space="preserve">il nodo </w:t>
+      </w:r>
+      <w:r>
+        <w:rPr>
+          <w:sz w:val="28"/>
+          <w:szCs w:val="28"/>
+        </w:rPr>
+        <w:t>responsabile della costruzione della proposta di piano editoriale. Per farlo raccoglie tutte le informazioni necessarie interrogando il Knowledge Graph e</w:t>
+      </w:r>
+      <w:r>
+        <w:rPr>
+          <w:sz w:val="28"/>
+          <w:szCs w:val="28"/>
+        </w:rPr>
+        <w:t xml:space="preserve"> utilizzando i tool messi a disposizione per poter recuperare tutte le informazioni di cui ha bisogno per generare la proposta</w:t>
+      </w:r>
+      <w:r>
+        <w:rPr>
+          <w:sz w:val="28"/>
+          <w:szCs w:val="28"/>
+        </w:rPr>
+        <w:t xml:space="preserve">. </w:t>
+      </w:r>
+      <w:r>
+        <w:rPr>
+          <w:sz w:val="28"/>
+          <w:szCs w:val="28"/>
+        </w:rPr>
+        <w:t xml:space="preserve">Il suo </w:t>
+      </w:r>
+      <w:r>
+        <w:rPr>
+          <w:sz w:val="28"/>
+          <w:szCs w:val="28"/>
+        </w:rPr>
+        <w:t xml:space="preserve">obiettivo è individuare </w:t>
+      </w:r>
+      <w:r>
+        <w:rPr>
+          <w:sz w:val="28"/>
+          <w:szCs w:val="28"/>
+        </w:rPr>
+        <w:t>quali e quanti contenuti</w:t>
+      </w:r>
+      <w:r>
+        <w:rPr>
+          <w:sz w:val="28"/>
+          <w:szCs w:val="28"/>
+        </w:rPr>
+        <w:t xml:space="preserve"> tra news e recensioni</w:t>
+      </w:r>
+      <w:r>
+        <w:rPr>
+          <w:sz w:val="28"/>
+          <w:szCs w:val="28"/>
+        </w:rPr>
+        <w:t xml:space="preserve"> proporre nel piano editoriale in modo da bilanciare il più possibile i contenuti all’interno del </w:t>
+      </w:r>
+      <w:proofErr w:type="gramStart"/>
+      <w:r>
+        <w:rPr>
+          <w:sz w:val="28"/>
+          <w:szCs w:val="28"/>
+        </w:rPr>
+        <w:t xml:space="preserve">blog </w:t>
+      </w:r>
+      <w:r>
+        <w:rPr>
+          <w:sz w:val="28"/>
+          <w:szCs w:val="28"/>
+        </w:rPr>
+        <w:t>,</w:t>
+      </w:r>
+      <w:proofErr w:type="gramEnd"/>
+      <w:r>
+        <w:rPr>
+          <w:sz w:val="28"/>
+          <w:szCs w:val="28"/>
+        </w:rPr>
+        <w:t xml:space="preserve"> evitando argomenti già trattati e privilegiando, nel caso delle recensioni, i videogiochi già presenti nel backlog ma non ancora recensiti. Al termine della fase di ricerca produce una proposta completa di pianificazione accompagnata dal ragionamento che ha guidato le scelte effettuate.</w:t>
+      </w:r>
+    </w:p>
+    <w:p>
+      <w:pPr>
+        <w:jc w:val="both"/>
+        <w:rPr>
+          <w:sz w:val="28"/>
+          <w:szCs w:val="28"/>
+        </w:rPr>
+      </w:pPr>
+      <w:r>
+        <w:rPr>
+          <w:sz w:val="28"/>
+          <w:szCs w:val="28"/>
+        </w:rPr>
+        <w:t xml:space="preserve">Il nodo </w:t>
+      </w:r>
+      <w:proofErr w:type="spellStart"/>
+      <w:r>
+        <w:rPr>
+          <w:b/>
+          <w:bCs/>
+          <w:sz w:val="28"/>
+          <w:szCs w:val="28"/>
+        </w:rPr>
+        <w:t>hitl_planning_node</w:t>
+      </w:r>
+      <w:proofErr w:type="spellEnd"/>
+      <w:r>
+        <w:rPr>
+          <w:sz w:val="28"/>
+          <w:szCs w:val="28"/>
+        </w:rPr>
+        <w:t xml:space="preserve"> gestisce tutte le interazioni tra il sistema e l'utente durante la pianificazione editoriale. In particolare, presenta eventuali messaggi informativi, le richieste di conferma per operazioni che richiedono l'intervento dell'utente, come la cancellazione o la sostituzione di una pianificazione già esistente, e la proposta del piano editoriale generato.</w:t>
+      </w:r>
+    </w:p>
+    <w:p>
+      <w:pPr>
+        <w:jc w:val="both"/>
+        <w:rPr>
+          <w:sz w:val="28"/>
+          <w:szCs w:val="28"/>
+        </w:rPr>
+      </w:pPr>
+      <w:r>
+        <w:rPr>
+          <w:sz w:val="28"/>
+          <w:szCs w:val="28"/>
+        </w:rPr>
+        <w:t>L'utente può accettare la pianificazione, modificarla manualmente oppure annullare l'operazione. Il nodo gestisce inoltre le situazioni in cui viene richiesta un'operazione non eseguibile, ad esempio il tentativo di proseguire o eliminare una pianificazione inesistente, fornendo all'utente un opportuno messaggio informativo prima di terminare il flusso.</w:t>
+      </w:r>
+    </w:p>
+    <w:p>
+      <w:pPr>
+        <w:jc w:val="both"/>
+        <w:rPr>
+          <w:sz w:val="28"/>
+          <w:szCs w:val="28"/>
+          <w:u w:val="single"/>
+        </w:rPr>
+      </w:pPr>
+      <w:r>
+        <w:rPr>
+          <w:b/>
+          <w:bCs/>
+          <w:sz w:val="28"/>
+          <w:szCs w:val="28"/>
+        </w:rPr>
+        <w:t>L’</w:t>
+      </w:r>
+      <w:proofErr w:type="spellStart"/>
+      <w:r>
+        <w:rPr>
+          <w:b/>
+          <w:bCs/>
+          <w:sz w:val="28"/>
+          <w:szCs w:val="28"/>
+        </w:rPr>
+        <w:t>executor</w:t>
+      </w:r>
+      <w:r>
+        <w:rPr>
+          <w:b/>
+          <w:bCs/>
+          <w:sz w:val="28"/>
+          <w:szCs w:val="28"/>
+        </w:rPr>
+        <w:t>_n</w:t>
+      </w:r>
+      <w:r>
+        <w:rPr>
+          <w:b/>
+          <w:bCs/>
+          <w:sz w:val="28"/>
+          <w:szCs w:val="28"/>
+        </w:rPr>
+        <w:t>ode</w:t>
+      </w:r>
+      <w:proofErr w:type="spellEnd"/>
+      <w:r>
+        <w:rPr>
+          <w:sz w:val="28"/>
+          <w:szCs w:val="28"/>
+        </w:rPr>
+        <w:t xml:space="preserve"> è responsabile dell'esecuzione delle operazioni </w:t>
+      </w:r>
+      <w:r>
+        <w:rPr>
+          <w:sz w:val="28"/>
+          <w:szCs w:val="28"/>
+        </w:rPr>
+        <w:t>sul</w:t>
+      </w:r>
+      <w:r>
+        <w:rPr>
+          <w:sz w:val="28"/>
+          <w:szCs w:val="28"/>
+        </w:rPr>
+        <w:t xml:space="preserve"> Knowledge Graph richieste dal </w:t>
       </w:r>
       <w:proofErr w:type="spellStart"/>
       <w:r>
@@ -7133,290 +7562,7 @@
           <w:sz w:val="28"/>
           <w:szCs w:val="28"/>
         </w:rPr>
-        <w:t xml:space="preserve"> dedicato alla pianificazione editoriale. Il suo compito è interpretare la richiesta dell'utente e determinare quale azione debba essere eseguita</w:t>
-      </w:r>
-      <w:r>
-        <w:rPr>
-          <w:sz w:val="28"/>
-          <w:szCs w:val="28"/>
-        </w:rPr>
-        <w:t xml:space="preserve"> sulla base dello stato corrente del sistema, inoltrando la richiesta al nodo opportuno che si occuperà di gestire la richiesta. </w:t>
-      </w:r>
-      <w:proofErr w:type="gramStart"/>
-      <w:r>
-        <w:rPr>
-          <w:sz w:val="28"/>
-          <w:szCs w:val="28"/>
-        </w:rPr>
-        <w:t>In particolare</w:t>
-      </w:r>
-      <w:proofErr w:type="gramEnd"/>
-      <w:r>
-        <w:rPr>
-          <w:sz w:val="28"/>
-          <w:szCs w:val="28"/>
-        </w:rPr>
-        <w:t xml:space="preserve"> il nodo</w:t>
-      </w:r>
-      <w:r>
-        <w:rPr>
-          <w:sz w:val="28"/>
-          <w:szCs w:val="28"/>
-        </w:rPr>
-        <w:t>, verifica se è già presente una pianificazione editoriale attiva e, sulla base della richiesta dell'utente</w:t>
-      </w:r>
-      <w:r>
-        <w:rPr>
-          <w:sz w:val="28"/>
-          <w:szCs w:val="28"/>
-        </w:rPr>
-        <w:t xml:space="preserve"> (continuare pianificazione, eliminare pianificazione, creare pianificazione)</w:t>
-      </w:r>
-      <w:r>
-        <w:rPr>
-          <w:sz w:val="28"/>
-          <w:szCs w:val="28"/>
-        </w:rPr>
-        <w:t xml:space="preserve">, decide </w:t>
-      </w:r>
-      <w:r>
-        <w:rPr>
-          <w:sz w:val="28"/>
-          <w:szCs w:val="28"/>
-        </w:rPr>
-        <w:t>l’azione che dovrà essere intrapresa (non la esegue lui</w:t>
-      </w:r>
-      <w:r>
-        <w:rPr>
-          <w:sz w:val="28"/>
-          <w:szCs w:val="28"/>
-        </w:rPr>
-        <w:t>) inoltrando la gestione della richiesta al nodo opportuno. S</w:t>
-      </w:r>
-      <w:r>
-        <w:rPr>
-          <w:sz w:val="28"/>
-          <w:szCs w:val="28"/>
-        </w:rPr>
-        <w:t xml:space="preserve">e è necessario elaborare una nuova pianificazione editoriale il flusso viene inoltrato al </w:t>
-      </w:r>
-      <w:proofErr w:type="spellStart"/>
-      <w:r>
-        <w:rPr>
-          <w:b/>
-          <w:bCs/>
-          <w:sz w:val="28"/>
-          <w:szCs w:val="28"/>
-        </w:rPr>
-        <w:t>r</w:t>
-      </w:r>
-      <w:r>
-        <w:rPr>
-          <w:b/>
-          <w:bCs/>
-          <w:sz w:val="28"/>
-          <w:szCs w:val="28"/>
-        </w:rPr>
-        <w:t>esearch</w:t>
-      </w:r>
-      <w:r>
-        <w:rPr>
-          <w:b/>
-          <w:bCs/>
-          <w:sz w:val="28"/>
-          <w:szCs w:val="28"/>
-        </w:rPr>
-        <w:t>_n</w:t>
-      </w:r>
-      <w:r>
-        <w:rPr>
-          <w:b/>
-          <w:bCs/>
-          <w:sz w:val="28"/>
-          <w:szCs w:val="28"/>
-        </w:rPr>
-        <w:t>ode</w:t>
-      </w:r>
-      <w:proofErr w:type="spellEnd"/>
-      <w:r>
-        <w:rPr>
-          <w:sz w:val="28"/>
-          <w:szCs w:val="28"/>
-        </w:rPr>
-        <w:t xml:space="preserve">; se invece è richiesta un'interazione con l'utente, ad esempio per confermare la sovrascrittura di una pianificazione esistente o per visualizzare un messaggio informativo, l'esecuzione viene trasferita al </w:t>
-      </w:r>
-      <w:r>
-        <w:rPr>
-          <w:sz w:val="28"/>
-          <w:szCs w:val="28"/>
-        </w:rPr>
-        <w:t xml:space="preserve">nodo </w:t>
-      </w:r>
-      <w:proofErr w:type="spellStart"/>
-      <w:r>
-        <w:rPr>
-          <w:b/>
-          <w:bCs/>
-          <w:sz w:val="28"/>
-          <w:szCs w:val="28"/>
-        </w:rPr>
-        <w:t>hitl</w:t>
-      </w:r>
-      <w:r>
-        <w:rPr>
-          <w:b/>
-          <w:bCs/>
-          <w:sz w:val="28"/>
-          <w:szCs w:val="28"/>
-        </w:rPr>
-        <w:t>_</w:t>
-      </w:r>
-      <w:r>
-        <w:rPr>
-          <w:b/>
-          <w:bCs/>
-          <w:sz w:val="28"/>
-          <w:szCs w:val="28"/>
-        </w:rPr>
-        <w:t>p</w:t>
-      </w:r>
-      <w:r>
-        <w:rPr>
-          <w:b/>
-          <w:bCs/>
-          <w:sz w:val="28"/>
-          <w:szCs w:val="28"/>
-        </w:rPr>
-        <w:t>lanning</w:t>
-      </w:r>
-      <w:r>
-        <w:rPr>
-          <w:b/>
-          <w:bCs/>
-          <w:sz w:val="28"/>
-          <w:szCs w:val="28"/>
-        </w:rPr>
-        <w:t>_</w:t>
-      </w:r>
-      <w:r>
-        <w:rPr>
-          <w:b/>
-          <w:bCs/>
-          <w:sz w:val="28"/>
-          <w:szCs w:val="28"/>
-        </w:rPr>
-        <w:t>n</w:t>
-      </w:r>
-      <w:r>
-        <w:rPr>
-          <w:b/>
-          <w:bCs/>
-          <w:sz w:val="28"/>
-          <w:szCs w:val="28"/>
-        </w:rPr>
-        <w:t>ode</w:t>
-      </w:r>
-      <w:proofErr w:type="spellEnd"/>
-      <w:r>
-        <w:rPr>
-          <w:sz w:val="28"/>
-          <w:szCs w:val="28"/>
-        </w:rPr>
-        <w:t xml:space="preserve">. </w:t>
-      </w:r>
-      <w:r>
-        <w:rPr>
-          <w:sz w:val="28"/>
-          <w:szCs w:val="28"/>
-        </w:rPr>
-        <w:t>Se</w:t>
-      </w:r>
-      <w:r>
-        <w:rPr>
-          <w:sz w:val="28"/>
-          <w:szCs w:val="28"/>
-        </w:rPr>
-        <w:t xml:space="preserve"> l'azione consiste nell'eseguire direttamente un'operazione sul Knowledge Graph, come l'eliminazione</w:t>
-      </w:r>
-      <w:r>
-        <w:rPr>
-          <w:sz w:val="28"/>
-          <w:szCs w:val="28"/>
-        </w:rPr>
-        <w:t xml:space="preserve"> della pianificazione</w:t>
-      </w:r>
-      <w:r>
-        <w:rPr>
-          <w:sz w:val="28"/>
-          <w:szCs w:val="28"/>
-        </w:rPr>
-        <w:t xml:space="preserve"> o </w:t>
-      </w:r>
-      <w:r>
-        <w:rPr>
-          <w:sz w:val="28"/>
-          <w:szCs w:val="28"/>
-        </w:rPr>
-        <w:t>continuare con la</w:t>
-      </w:r>
-      <w:r>
-        <w:rPr>
-          <w:sz w:val="28"/>
-          <w:szCs w:val="28"/>
-        </w:rPr>
-        <w:t xml:space="preserve"> pubblicazione successiva</w:t>
-      </w:r>
-      <w:r>
-        <w:rPr>
-          <w:sz w:val="28"/>
-          <w:szCs w:val="28"/>
-        </w:rPr>
-        <w:t xml:space="preserve"> della pianificazione, il controllo viene passato all'</w:t>
-      </w:r>
-      <w:proofErr w:type="spellStart"/>
-      <w:r>
-        <w:rPr>
-          <w:b/>
-          <w:bCs/>
-          <w:sz w:val="28"/>
-          <w:szCs w:val="28"/>
-        </w:rPr>
-        <w:t>e</w:t>
-      </w:r>
-      <w:r>
-        <w:rPr>
-          <w:b/>
-          <w:bCs/>
-          <w:sz w:val="28"/>
-          <w:szCs w:val="28"/>
-        </w:rPr>
-        <w:t>xecutor</w:t>
-      </w:r>
-      <w:r>
-        <w:rPr>
-          <w:b/>
-          <w:bCs/>
-          <w:sz w:val="28"/>
-          <w:szCs w:val="28"/>
-        </w:rPr>
-        <w:t>_n</w:t>
-      </w:r>
-      <w:r>
-        <w:rPr>
-          <w:b/>
-          <w:bCs/>
-          <w:sz w:val="28"/>
-          <w:szCs w:val="28"/>
-        </w:rPr>
-        <w:t>ode</w:t>
-      </w:r>
-      <w:proofErr w:type="spellEnd"/>
-      <w:r>
-        <w:rPr>
-          <w:sz w:val="28"/>
-          <w:szCs w:val="28"/>
-        </w:rPr>
-        <w:t>. Questo nodo svolge quindi esclusivamente una funzione di instradamento, separando la logica decisionale dall'effettiva esecuzione delle operazioni.</w:t>
+        <w:t xml:space="preserve"> di pianificazione per aggiornare lo stato della pianificazione editoriale.</w:t>
       </w:r>
     </w:p>
     <w:p>
@@ -7425,195 +7571,15 @@
         <w:rPr>
           <w:sz w:val="28"/>
           <w:szCs w:val="28"/>
-        </w:rPr>
-      </w:pPr>
-      <w:r>
-        <w:rPr>
-          <w:sz w:val="28"/>
-          <w:szCs w:val="28"/>
-        </w:rPr>
-        <w:t xml:space="preserve">Il </w:t>
-      </w:r>
-      <w:proofErr w:type="spellStart"/>
-      <w:r>
-        <w:rPr>
-          <w:b/>
-          <w:bCs/>
-          <w:sz w:val="28"/>
-          <w:szCs w:val="28"/>
-        </w:rPr>
-        <w:t>r</w:t>
-      </w:r>
-      <w:r>
-        <w:rPr>
-          <w:b/>
-          <w:bCs/>
-          <w:sz w:val="28"/>
-          <w:szCs w:val="28"/>
-        </w:rPr>
-        <w:t>esearch</w:t>
-      </w:r>
-      <w:r>
-        <w:rPr>
-          <w:b/>
-          <w:bCs/>
-          <w:sz w:val="28"/>
-          <w:szCs w:val="28"/>
-        </w:rPr>
-        <w:t>_n</w:t>
-      </w:r>
-      <w:r>
-        <w:rPr>
-          <w:b/>
-          <w:bCs/>
-          <w:sz w:val="28"/>
-          <w:szCs w:val="28"/>
-        </w:rPr>
-        <w:t>ode</w:t>
-      </w:r>
-      <w:proofErr w:type="spellEnd"/>
-      <w:r>
-        <w:rPr>
-          <w:sz w:val="28"/>
-          <w:szCs w:val="28"/>
-        </w:rPr>
-        <w:t xml:space="preserve"> è </w:t>
-      </w:r>
-      <w:r>
-        <w:rPr>
-          <w:sz w:val="28"/>
-          <w:szCs w:val="28"/>
-        </w:rPr>
-        <w:t xml:space="preserve">il nodo </w:t>
-      </w:r>
-      <w:r>
-        <w:rPr>
-          <w:sz w:val="28"/>
-          <w:szCs w:val="28"/>
-        </w:rPr>
-        <w:t>responsabile della costruzione della proposta di piano editoriale. Per farlo raccoglie tutte le informazioni necessarie interrogando il Knowledge Graph e</w:t>
-      </w:r>
-      <w:r>
-        <w:rPr>
-          <w:sz w:val="28"/>
-          <w:szCs w:val="28"/>
-        </w:rPr>
-        <w:t xml:space="preserve"> utilizzando i tool messi a disposizione per poter recuperare tutte le informazioni di cui ha bisogno per generare la proposta</w:t>
-      </w:r>
-      <w:r>
-        <w:rPr>
-          <w:sz w:val="28"/>
-          <w:szCs w:val="28"/>
-        </w:rPr>
-        <w:t xml:space="preserve">. </w:t>
-      </w:r>
-      <w:r>
-        <w:rPr>
-          <w:sz w:val="28"/>
-          <w:szCs w:val="28"/>
-        </w:rPr>
-        <w:t xml:space="preserve">Il suo </w:t>
-      </w:r>
-      <w:r>
-        <w:rPr>
-          <w:sz w:val="28"/>
-          <w:szCs w:val="28"/>
-        </w:rPr>
-        <w:t xml:space="preserve">obiettivo è individuare </w:t>
-      </w:r>
-      <w:r>
-        <w:rPr>
-          <w:sz w:val="28"/>
-          <w:szCs w:val="28"/>
-        </w:rPr>
-        <w:t>quali e quanti contenuti</w:t>
-      </w:r>
-      <w:r>
-        <w:rPr>
-          <w:sz w:val="28"/>
-          <w:szCs w:val="28"/>
-        </w:rPr>
-        <w:t xml:space="preserve"> tra news e recensioni</w:t>
-      </w:r>
-      <w:r>
-        <w:rPr>
-          <w:sz w:val="28"/>
-          <w:szCs w:val="28"/>
-        </w:rPr>
-        <w:t xml:space="preserve"> proporre nel piano editoriale in modo da bilanciare il più possibile i contenuti all’interno del </w:t>
-      </w:r>
-      <w:proofErr w:type="gramStart"/>
-      <w:r>
-        <w:rPr>
-          <w:sz w:val="28"/>
-          <w:szCs w:val="28"/>
-        </w:rPr>
-        <w:t xml:space="preserve">blog </w:t>
-      </w:r>
-      <w:r>
-        <w:rPr>
-          <w:sz w:val="28"/>
-          <w:szCs w:val="28"/>
-        </w:rPr>
-        <w:t>,</w:t>
-      </w:r>
-      <w:proofErr w:type="gramEnd"/>
-      <w:r>
-        <w:rPr>
-          <w:sz w:val="28"/>
-          <w:szCs w:val="28"/>
-        </w:rPr>
-        <w:t xml:space="preserve"> evitando argomenti già trattati e privilegiando, nel caso delle recensioni, i videogiochi già presenti nel backlog ma non ancora recensiti. Al termine della fase di ricerca produce una proposta completa di pianificazione accompagnata dal ragionamento che ha guidato le scelte effettuate.</w:t>
-      </w:r>
-    </w:p>
-    <w:p>
-      <w:pPr>
-        <w:jc w:val="both"/>
-        <w:rPr>
-          <w:sz w:val="28"/>
-          <w:szCs w:val="28"/>
-        </w:rPr>
-      </w:pPr>
-      <w:r>
-        <w:rPr>
-          <w:sz w:val="28"/>
-          <w:szCs w:val="28"/>
-        </w:rPr>
-        <w:t xml:space="preserve">Il nodo </w:t>
-      </w:r>
-      <w:proofErr w:type="spellStart"/>
-      <w:r>
-        <w:rPr>
-          <w:b/>
-          <w:bCs/>
-          <w:sz w:val="28"/>
-          <w:szCs w:val="28"/>
-        </w:rPr>
-        <w:t>hitl_planning_node</w:t>
-      </w:r>
-      <w:proofErr w:type="spellEnd"/>
-      <w:r>
-        <w:rPr>
-          <w:sz w:val="28"/>
-          <w:szCs w:val="28"/>
-        </w:rPr>
-        <w:t xml:space="preserve"> gestisce tutte le interazioni tra il sistema e l'utente durante la pianificazione editoriale. In particolare, presenta eventuali messaggi informativi, le richieste di conferma per operazioni che richiedono l'intervento dell'utente, come la cancellazione o la sostituzione di una pianificazione già esistente, e la proposta del piano editoriale generato.</w:t>
-      </w:r>
-    </w:p>
-    <w:p>
-      <w:pPr>
-        <w:jc w:val="both"/>
-        <w:rPr>
-          <w:sz w:val="28"/>
-          <w:szCs w:val="28"/>
-        </w:rPr>
-      </w:pPr>
-      <w:r>
-        <w:rPr>
-          <w:sz w:val="28"/>
-          <w:szCs w:val="28"/>
-        </w:rPr>
-        <w:t xml:space="preserve">L'utente può accettare la pianificazione, modificarla manualmente oppure annullare l'operazione. Il nodo gestisce inoltre le situazioni in cui viene richiesta </w:t>
+          <w:u w:val="single"/>
+        </w:rPr>
+      </w:pPr>
+      <w:r>
+        <w:rPr>
+          <w:sz w:val="28"/>
+          <w:szCs w:val="28"/>
+        </w:rPr>
+        <w:t xml:space="preserve">Nel caso in cui venga approvata una nuova pianificazione, il nodo estrae automaticamente i singoli contenuti previsti dal piano editoriale e li memorizza nel Knowledge Graph come nodi di tipo Pianificazione con stato PENDING, preservandone l'ordine di esecuzione. Contestualmente avvia immediatamente </w:t>
       </w:r>
       <w:r>
         <w:rPr>
@@ -7621,109 +7587,7 @@
           <w:szCs w:val="28"/>
         </w:rPr>
         <w:lastRenderedPageBreak/>
-        <w:t>un'operazione non eseguibile, ad esempio il tentativo di proseguire o eliminare una pianificazione inesistente, fornendo all'utente un opportuno messaggio informativo prima di terminare il flusso.</w:t>
-      </w:r>
-    </w:p>
-    <w:p>
-      <w:pPr>
-        <w:jc w:val="both"/>
-        <w:rPr>
-          <w:sz w:val="28"/>
-          <w:szCs w:val="28"/>
-          <w:u w:val="single"/>
-        </w:rPr>
-      </w:pPr>
-      <w:r>
-        <w:rPr>
-          <w:b/>
-          <w:bCs/>
-          <w:sz w:val="28"/>
-          <w:szCs w:val="28"/>
-        </w:rPr>
-        <w:t>L’</w:t>
-      </w:r>
-      <w:proofErr w:type="spellStart"/>
-      <w:r>
-        <w:rPr>
-          <w:b/>
-          <w:bCs/>
-          <w:sz w:val="28"/>
-          <w:szCs w:val="28"/>
-        </w:rPr>
-        <w:t>executor</w:t>
-      </w:r>
-      <w:r>
-        <w:rPr>
-          <w:b/>
-          <w:bCs/>
-          <w:sz w:val="28"/>
-          <w:szCs w:val="28"/>
-        </w:rPr>
-        <w:t>_n</w:t>
-      </w:r>
-      <w:r>
-        <w:rPr>
-          <w:b/>
-          <w:bCs/>
-          <w:sz w:val="28"/>
-          <w:szCs w:val="28"/>
-        </w:rPr>
-        <w:t>ode</w:t>
-      </w:r>
-      <w:proofErr w:type="spellEnd"/>
-      <w:r>
-        <w:rPr>
-          <w:sz w:val="28"/>
-          <w:szCs w:val="28"/>
-        </w:rPr>
-        <w:t xml:space="preserve"> è responsabile dell'esecuzione delle operazioni </w:t>
-      </w:r>
-      <w:r>
-        <w:rPr>
-          <w:sz w:val="28"/>
-          <w:szCs w:val="28"/>
-        </w:rPr>
-        <w:t>sul</w:t>
-      </w:r>
-      <w:r>
-        <w:rPr>
-          <w:sz w:val="28"/>
-          <w:szCs w:val="28"/>
-        </w:rPr>
-        <w:t xml:space="preserve"> Knowledge Graph richieste dal </w:t>
-      </w:r>
-      <w:proofErr w:type="spellStart"/>
-      <w:r>
-        <w:rPr>
-          <w:sz w:val="28"/>
-          <w:szCs w:val="28"/>
-        </w:rPr>
-        <w:t>sottografo</w:t>
-      </w:r>
-      <w:proofErr w:type="spellEnd"/>
-      <w:r>
-        <w:rPr>
-          <w:sz w:val="28"/>
-          <w:szCs w:val="28"/>
-        </w:rPr>
-        <w:t xml:space="preserve"> di pianificazione per aggiornare lo stato della pianificazione editoriale.</w:t>
-      </w:r>
-    </w:p>
-    <w:p>
-      <w:pPr>
-        <w:jc w:val="both"/>
-        <w:rPr>
-          <w:sz w:val="28"/>
-          <w:szCs w:val="28"/>
-          <w:u w:val="single"/>
-        </w:rPr>
-      </w:pPr>
-      <w:r>
-        <w:rPr>
-          <w:sz w:val="28"/>
-          <w:szCs w:val="28"/>
-        </w:rPr>
-        <w:t xml:space="preserve">Nel caso in cui venga approvata una nuova pianificazione, il nodo estrae automaticamente i singoli contenuti previsti dal piano editoriale e li memorizza nel Knowledge Graph come nodi di tipo Pianificazione con stato PENDING, preservandone l'ordine di esecuzione. Contestualmente avvia immediatamente la produzione del primo contenuto previsto, inoltrando la relativa richiesta </w:t>
+        <w:t xml:space="preserve">la produzione del primo contenuto previsto, inoltrando la relativa richiesta </w:t>
       </w:r>
       <w:r>
         <w:rPr>
@@ -7927,16 +7791,16 @@
         <w:rPr>
           <w:b/>
           <w:bCs/>
-          <w:sz w:val="28"/>
-          <w:szCs w:val="28"/>
-        </w:rPr>
-      </w:pPr>
-      <w:r>
-        <w:rPr>
-          <w:b/>
-          <w:bCs/>
-          <w:sz w:val="28"/>
-          <w:szCs w:val="28"/>
+          <w:sz w:val="40"/>
+          <w:szCs w:val="40"/>
+        </w:rPr>
+      </w:pPr>
+      <w:r>
+        <w:rPr>
+          <w:b/>
+          <w:bCs/>
+          <w:sz w:val="40"/>
+          <w:szCs w:val="40"/>
         </w:rPr>
         <w:t>TOOL</w:t>
       </w:r>
@@ -7988,7 +7852,6 @@
           <w:sz w:val="28"/>
           <w:szCs w:val="28"/>
         </w:rPr>
-        <w:lastRenderedPageBreak/>
         <w:t>L'integrazione dei tool trasforma l'LLM da semplice generatore di testo a un vero e proprio agente decisionale e dinamico. Questi strumenti fungono da interfacce operative che il modello può invocare autonomamente per compiere azioni specifiche, recuperare dati aggiornati in tempo reale, interrogare basi di conoscenza proprietarie, validare informazioni o interagire con servizi esterni.</w:t>
       </w:r>
     </w:p>
@@ -8022,7 +7885,15 @@
           <w:sz w:val="28"/>
           <w:szCs w:val="28"/>
         </w:rPr>
-        <w:t xml:space="preserve">, l'agente analizza la richiesta dell'utente, riconosce eventuali lacune informative necessarie per l'esecuzione del task e decide strategicamente se, quando e quale strumento utilizzare. Affinché questa orchestrazione sia efficace, l'architettura richiede che ogni tool sia definito in modo rigoroso dal punto di vista </w:t>
+        <w:t xml:space="preserve">, l'agente analizza la richiesta dell'utente, riconosce eventuali lacune informative necessarie per l'esecuzione del task e decide strategicamente se, quando e quale strumento </w:t>
+      </w:r>
+      <w:r>
+        <w:rPr>
+          <w:sz w:val="28"/>
+          <w:szCs w:val="28"/>
+        </w:rPr>
+        <w:lastRenderedPageBreak/>
+        <w:t xml:space="preserve">utilizzare. Affinché questa orchestrazione sia efficace, l'architettura richiede che ogni tool sia definito in modo rigoroso dal punto di vista </w:t>
       </w:r>
       <w:proofErr w:type="spellStart"/>
       <w:r>
@@ -8218,15 +8089,7 @@
           <w:sz w:val="28"/>
           <w:szCs w:val="28"/>
         </w:rPr>
-        <w:t xml:space="preserve">, e ragionamento, nel quale l'agente esplicita la motivazione che ha portato all'invocazione del tool. Una volta completata la ricerca, il </w:t>
-      </w:r>
-      <w:r>
-        <w:rPr>
-          <w:sz w:val="28"/>
-          <w:szCs w:val="28"/>
-        </w:rPr>
-        <w:lastRenderedPageBreak/>
-        <w:t>contenuto restituito dal server MCP viene convertito in formato testuale e reso disponibile all'agente, che lo utilizza come contesto aggiuntivo per la generazione della risposta.</w:t>
+        <w:t>, e ragionamento, nel quale l'agente esplicita la motivazione che ha portato all'invocazione del tool. Una volta completata la ricerca, il contenuto restituito dal server MCP viene convertito in formato testuale e reso disponibile all'agente, che lo utilizza come contesto aggiuntivo per la generazione della risposta.</w:t>
       </w:r>
       <w:r>
         <w:rPr>
@@ -8308,6 +8171,7 @@
           <w:sz w:val="28"/>
           <w:szCs w:val="28"/>
         </w:rPr>
+        <w:lastRenderedPageBreak/>
         <w:t>max_results</w:t>
       </w:r>
       <w:proofErr w:type="spellEnd"/>
@@ -8665,196 +8529,189 @@
           <w:sz w:val="28"/>
           <w:szCs w:val="28"/>
         </w:rPr>
-        <w:t xml:space="preserve"> che tramite il nome del gioco è possibile ottenere </w:t>
-      </w:r>
+        <w:t xml:space="preserve"> che tramite il nome del gioco è possibile ottenere l’id univoco. Solamente dopo aver ottenuto l’id del gioco è possibile utilizzare i servizi per ottenere le informazioni </w:t>
+      </w:r>
+      <w:r>
+        <w:rPr>
+          <w:sz w:val="28"/>
+          <w:szCs w:val="28"/>
+        </w:rPr>
+        <w:t>relative al videogioco desiderato</w:t>
+      </w:r>
+      <w:r>
+        <w:rPr>
+          <w:sz w:val="28"/>
+          <w:szCs w:val="28"/>
+        </w:rPr>
+        <w:t>. Questa</w:t>
+      </w:r>
+      <w:r>
+        <w:rPr>
+          <w:sz w:val="28"/>
+          <w:szCs w:val="28"/>
+        </w:rPr>
+        <w:t xml:space="preserve"> funzione è fondamentale </w:t>
+      </w:r>
+      <w:proofErr w:type="gramStart"/>
+      <w:r>
+        <w:rPr>
+          <w:sz w:val="28"/>
+          <w:szCs w:val="28"/>
+        </w:rPr>
+        <w:t xml:space="preserve">e </w:t>
+      </w:r>
+      <w:r>
+        <w:rPr>
+          <w:sz w:val="28"/>
+          <w:szCs w:val="28"/>
+        </w:rPr>
+        <w:t xml:space="preserve"> viene</w:t>
+      </w:r>
+      <w:proofErr w:type="gramEnd"/>
+      <w:r>
+        <w:rPr>
+          <w:sz w:val="28"/>
+          <w:szCs w:val="28"/>
+        </w:rPr>
+        <w:t xml:space="preserve"> utilizzata da entrambi i tool per recuperare l’id del gioco a partire dal nome del videogioco</w:t>
+      </w:r>
+      <w:r>
+        <w:rPr>
+          <w:sz w:val="28"/>
+          <w:szCs w:val="28"/>
+        </w:rPr>
+        <w:t xml:space="preserve"> di cui si vogliono ottenere le informazioni</w:t>
+      </w:r>
+      <w:r>
+        <w:rPr>
+          <w:sz w:val="28"/>
+          <w:szCs w:val="28"/>
+        </w:rPr>
+        <w:t xml:space="preserve">. Un problema </w:t>
+      </w:r>
+      <w:r>
+        <w:rPr>
+          <w:sz w:val="28"/>
+          <w:szCs w:val="28"/>
+        </w:rPr>
+        <w:t xml:space="preserve">che è stato rilevato nel servizio di conversione da titolo ad </w:t>
+      </w:r>
+      <w:proofErr w:type="spellStart"/>
+      <w:r>
+        <w:rPr>
+          <w:sz w:val="28"/>
+          <w:szCs w:val="28"/>
+        </w:rPr>
+        <w:t>AppID</w:t>
+      </w:r>
+      <w:proofErr w:type="spellEnd"/>
+      <w:r>
+        <w:rPr>
+          <w:sz w:val="28"/>
+          <w:szCs w:val="28"/>
+        </w:rPr>
+        <w:t xml:space="preserve"> riguarda il fatto </w:t>
+      </w:r>
+      <w:r>
+        <w:rPr>
+          <w:sz w:val="28"/>
+          <w:szCs w:val="28"/>
+        </w:rPr>
+        <w:t xml:space="preserve">che </w:t>
+      </w:r>
+      <w:r>
+        <w:rPr>
+          <w:sz w:val="28"/>
+          <w:szCs w:val="28"/>
+        </w:rPr>
+        <w:t xml:space="preserve">se si fornisce </w:t>
+      </w:r>
+      <w:r>
+        <w:rPr>
+          <w:sz w:val="28"/>
+          <w:szCs w:val="28"/>
+        </w:rPr>
+        <w:t xml:space="preserve">un titolo di un </w:t>
+      </w:r>
+      <w:r>
+        <w:rPr>
+          <w:sz w:val="28"/>
+          <w:szCs w:val="28"/>
+        </w:rPr>
+        <w:t>videogioco,</w:t>
+      </w:r>
+      <w:r>
+        <w:rPr>
+          <w:sz w:val="28"/>
+          <w:szCs w:val="28"/>
+        </w:rPr>
+        <w:t xml:space="preserve"> </w:t>
+      </w:r>
+      <w:r>
+        <w:rPr>
+          <w:sz w:val="28"/>
+          <w:szCs w:val="28"/>
+        </w:rPr>
+        <w:t>il quale fa</w:t>
+      </w:r>
+      <w:r>
+        <w:rPr>
+          <w:sz w:val="28"/>
+          <w:szCs w:val="28"/>
+        </w:rPr>
+        <w:t xml:space="preserve"> parte di una serie</w:t>
+      </w:r>
+      <w:r>
+        <w:rPr>
+          <w:sz w:val="28"/>
+          <w:szCs w:val="28"/>
+        </w:rPr>
+        <w:t xml:space="preserve"> di videogiochi,</w:t>
+      </w:r>
+      <w:r>
+        <w:rPr>
+          <w:sz w:val="28"/>
+          <w:szCs w:val="28"/>
+        </w:rPr>
+        <w:t xml:space="preserve"> il servizio </w:t>
+      </w:r>
+      <w:r>
+        <w:rPr>
+          <w:sz w:val="28"/>
+          <w:szCs w:val="28"/>
+        </w:rPr>
+        <w:t xml:space="preserve">di </w:t>
+      </w:r>
+      <w:proofErr w:type="spellStart"/>
+      <w:r>
+        <w:rPr>
+          <w:sz w:val="28"/>
+          <w:szCs w:val="28"/>
+        </w:rPr>
+        <w:t>Steam</w:t>
+      </w:r>
+      <w:proofErr w:type="spellEnd"/>
+      <w:r>
+        <w:rPr>
+          <w:sz w:val="28"/>
+          <w:szCs w:val="28"/>
+        </w:rPr>
+        <w:t xml:space="preserve"> </w:t>
+      </w:r>
+      <w:r>
+        <w:rPr>
+          <w:sz w:val="28"/>
+          <w:szCs w:val="28"/>
+        </w:rPr>
+        <w:t xml:space="preserve">fornisce tutti gli ID di tutti i giochi relativi a quella serie. Per questo motivo è stato necessario introdurre un </w:t>
+      </w:r>
+      <w:proofErr w:type="spellStart"/>
       <w:r>
         <w:rPr>
           <w:sz w:val="28"/>
           <w:szCs w:val="28"/>
         </w:rPr>
         <w:lastRenderedPageBreak/>
-        <w:t xml:space="preserve">l’id univoco. Solamente dopo aver ottenuto l’id del gioco è possibile utilizzare i servizi per ottenere le informazioni </w:t>
-      </w:r>
-      <w:r>
-        <w:rPr>
-          <w:sz w:val="28"/>
-          <w:szCs w:val="28"/>
-        </w:rPr>
-        <w:t>relative al videogioco desiderato</w:t>
-      </w:r>
-      <w:r>
-        <w:rPr>
-          <w:sz w:val="28"/>
-          <w:szCs w:val="28"/>
-        </w:rPr>
-        <w:t>. Questa</w:t>
-      </w:r>
-      <w:r>
-        <w:rPr>
-          <w:sz w:val="28"/>
-          <w:szCs w:val="28"/>
-        </w:rPr>
-        <w:t xml:space="preserve"> funzione è fondamentale </w:t>
-      </w:r>
-      <w:proofErr w:type="gramStart"/>
-      <w:r>
-        <w:rPr>
-          <w:sz w:val="28"/>
-          <w:szCs w:val="28"/>
-        </w:rPr>
-        <w:t xml:space="preserve">e </w:t>
-      </w:r>
-      <w:r>
-        <w:rPr>
-          <w:sz w:val="28"/>
-          <w:szCs w:val="28"/>
-        </w:rPr>
-        <w:t xml:space="preserve"> viene</w:t>
-      </w:r>
-      <w:proofErr w:type="gramEnd"/>
-      <w:r>
-        <w:rPr>
-          <w:sz w:val="28"/>
-          <w:szCs w:val="28"/>
-        </w:rPr>
-        <w:t xml:space="preserve"> utilizzata da entrambi i tool per recuperare l’id del gioco a partire dal nome del videogioco</w:t>
-      </w:r>
-      <w:r>
-        <w:rPr>
-          <w:sz w:val="28"/>
-          <w:szCs w:val="28"/>
-        </w:rPr>
-        <w:t xml:space="preserve"> di cui si vogliono ottenere le informazioni</w:t>
-      </w:r>
-      <w:r>
-        <w:rPr>
-          <w:sz w:val="28"/>
-          <w:szCs w:val="28"/>
-        </w:rPr>
-        <w:t xml:space="preserve">. Un problema </w:t>
-      </w:r>
-      <w:r>
-        <w:rPr>
-          <w:sz w:val="28"/>
-          <w:szCs w:val="28"/>
-        </w:rPr>
-        <w:t xml:space="preserve">che è stato rilevato nel servizio di conversione da titolo ad </w:t>
-      </w:r>
-      <w:proofErr w:type="spellStart"/>
-      <w:r>
-        <w:rPr>
-          <w:sz w:val="28"/>
-          <w:szCs w:val="28"/>
-        </w:rPr>
-        <w:t>AppID</w:t>
-      </w:r>
-      <w:proofErr w:type="spellEnd"/>
-      <w:r>
-        <w:rPr>
-          <w:sz w:val="28"/>
-          <w:szCs w:val="28"/>
-        </w:rPr>
-        <w:t xml:space="preserve"> riguarda il fatto </w:t>
-      </w:r>
-      <w:r>
-        <w:rPr>
-          <w:sz w:val="28"/>
-          <w:szCs w:val="28"/>
-        </w:rPr>
-        <w:t xml:space="preserve">che </w:t>
-      </w:r>
-      <w:r>
-        <w:rPr>
-          <w:sz w:val="28"/>
-          <w:szCs w:val="28"/>
-        </w:rPr>
-        <w:t xml:space="preserve">se si fornisce </w:t>
-      </w:r>
-      <w:r>
-        <w:rPr>
-          <w:sz w:val="28"/>
-          <w:szCs w:val="28"/>
-        </w:rPr>
-        <w:t xml:space="preserve">un titolo di un </w:t>
-      </w:r>
-      <w:r>
-        <w:rPr>
-          <w:sz w:val="28"/>
-          <w:szCs w:val="28"/>
-        </w:rPr>
-        <w:t>videogioco,</w:t>
-      </w:r>
-      <w:r>
-        <w:rPr>
-          <w:sz w:val="28"/>
-          <w:szCs w:val="28"/>
-        </w:rPr>
-        <w:t xml:space="preserve"> </w:t>
-      </w:r>
-      <w:r>
-        <w:rPr>
-          <w:sz w:val="28"/>
-          <w:szCs w:val="28"/>
-        </w:rPr>
-        <w:t>il quale fa</w:t>
-      </w:r>
-      <w:r>
-        <w:rPr>
-          <w:sz w:val="28"/>
-          <w:szCs w:val="28"/>
-        </w:rPr>
-        <w:t xml:space="preserve"> parte di una serie</w:t>
-      </w:r>
-      <w:r>
-        <w:rPr>
-          <w:sz w:val="28"/>
-          <w:szCs w:val="28"/>
-        </w:rPr>
-        <w:t xml:space="preserve"> di videogiochi,</w:t>
-      </w:r>
-      <w:r>
-        <w:rPr>
-          <w:sz w:val="28"/>
-          <w:szCs w:val="28"/>
-        </w:rPr>
-        <w:t xml:space="preserve"> il servizio </w:t>
-      </w:r>
-      <w:r>
-        <w:rPr>
-          <w:sz w:val="28"/>
-          <w:szCs w:val="28"/>
-        </w:rPr>
-        <w:t xml:space="preserve">di </w:t>
-      </w:r>
-      <w:proofErr w:type="spellStart"/>
-      <w:r>
-        <w:rPr>
-          <w:sz w:val="28"/>
-          <w:szCs w:val="28"/>
-        </w:rPr>
-        <w:t>Steam</w:t>
-      </w:r>
-      <w:proofErr w:type="spellEnd"/>
-      <w:r>
-        <w:rPr>
-          <w:sz w:val="28"/>
-          <w:szCs w:val="28"/>
-        </w:rPr>
-        <w:t xml:space="preserve"> </w:t>
-      </w:r>
-      <w:r>
-        <w:rPr>
-          <w:sz w:val="28"/>
-          <w:szCs w:val="28"/>
-        </w:rPr>
-        <w:t xml:space="preserve">fornisce tutti gli ID di tutti i giochi relativi a quella serie. Per questo motivo è stato necessario introdurre un </w:t>
-      </w:r>
-      <w:proofErr w:type="spellStart"/>
-      <w:r>
-        <w:rPr>
-          <w:sz w:val="28"/>
-          <w:szCs w:val="28"/>
-        </w:rPr>
         <w:t>llm</w:t>
       </w:r>
       <w:proofErr w:type="spellEnd"/>
@@ -9455,24 +9312,31 @@
           <w:sz w:val="28"/>
           <w:szCs w:val="28"/>
         </w:rPr>
+        <w:t xml:space="preserve">Questa funzione di supporto è responsabile dell'interrogazione delle API di </w:t>
+      </w:r>
+      <w:proofErr w:type="spellStart"/>
+      <w:r>
+        <w:rPr>
+          <w:sz w:val="28"/>
+          <w:szCs w:val="28"/>
+        </w:rPr>
+        <w:t>Steam</w:t>
+      </w:r>
+      <w:proofErr w:type="spellEnd"/>
+      <w:r>
+        <w:rPr>
+          <w:sz w:val="28"/>
+          <w:szCs w:val="28"/>
+        </w:rPr>
+        <w:t xml:space="preserve"> per il recupero delle recensioni degli utenti. Riceve in ingresso il tipo di recensione da estrarre (positiva o negativa) e l'endpoint dell'API da interrogare. La richiesta viene configurata in modo da recuperare esclusivamente recensioni recenti, scritte in lingua italiana e limitate alle tre più rilevanti. Una volta ottenuti i risultati, la funzione esegue una fase di post-elaborazione, eliminando i caratteri di formattazione, limitando la lunghezza delle recensioni e restituendo un elenco di testi puliti. Qualora non siano presenti recensioni del tipo richiesto o si </w:t>
+      </w:r>
+      <w:r>
+        <w:rPr>
+          <w:sz w:val="28"/>
+          <w:szCs w:val="28"/>
+        </w:rPr>
         <w:lastRenderedPageBreak/>
-        <w:t xml:space="preserve">Questa funzione di supporto è responsabile dell'interrogazione delle API di </w:t>
-      </w:r>
-      <w:proofErr w:type="spellStart"/>
-      <w:r>
-        <w:rPr>
-          <w:sz w:val="28"/>
-          <w:szCs w:val="28"/>
-        </w:rPr>
-        <w:t>Steam</w:t>
-      </w:r>
-      <w:proofErr w:type="spellEnd"/>
-      <w:r>
-        <w:rPr>
-          <w:sz w:val="28"/>
-          <w:szCs w:val="28"/>
-        </w:rPr>
-        <w:t xml:space="preserve"> per il recupero delle recensioni degli utenti. Riceve in ingresso il tipo di recensione da estrarre (positiva o negativa) e l'endpoint dell'API da interrogare. La richiesta viene configurata in modo da recuperare esclusivamente recensioni recenti, scritte in lingua italiana e limitate alle tre più rilevanti. Una volta ottenuti i risultati, la funzione esegue una fase di post-elaborazione, eliminando i caratteri di formattazione, limitando la lunghezza delle recensioni e restituendo un elenco di testi puliti. Qualora non siano presenti recensioni del tipo richiesto o si verifichi un errore durante la richiesta, viene restituito un messaggio informativo opportunamente formattato.</w:t>
+        <w:t>verifichi un errore durante la richiesta, viene restituito un messaggio informativo opportunamente formattato.</w:t>
       </w:r>
     </w:p>
     <w:p>
@@ -9749,7 +9613,6 @@
           <w:sz w:val="28"/>
           <w:szCs w:val="28"/>
         </w:rPr>
-        <w:lastRenderedPageBreak/>
         <w:t>Neo4j_tool.py</w:t>
       </w:r>
       <w:r>
@@ -9801,6 +9664,7 @@
           <w:sz w:val="28"/>
           <w:szCs w:val="28"/>
         </w:rPr>
+        <w:lastRenderedPageBreak/>
         <w:t>get_planning_context_tool</w:t>
       </w:r>
       <w:proofErr w:type="spellEnd"/>
@@ -9995,15 +9859,7 @@
           <w:sz w:val="28"/>
           <w:szCs w:val="28"/>
         </w:rPr>
-        <w:t xml:space="preserve"> mentre la seconda sfrutta la relazione ABOUT tra i nodi Post e Game, verificando l'esistenza di un nodo Game il cui nome corrisponda a quello del videogioco ricercato. Il tool restituisce un'indicazione sull'eventuale presenza di recensioni già </w:t>
-      </w:r>
-      <w:r>
-        <w:rPr>
-          <w:sz w:val="28"/>
-          <w:szCs w:val="28"/>
-        </w:rPr>
-        <w:lastRenderedPageBreak/>
-        <w:t>pubblicate, insieme alle informazioni associate, consentendo all'agente di evitare la produzione di contenuti duplicati.</w:t>
+        <w:t xml:space="preserve"> mentre la seconda sfrutta la relazione ABOUT tra i nodi Post e Game, verificando l'esistenza di un nodo Game il cui nome corrisponda a quello del videogioco ricercato. Il tool restituisce un'indicazione sull'eventuale presenza di recensioni già pubblicate, insieme alle informazioni associate, consentendo all'agente di evitare la produzione di contenuti duplicati.</w:t>
       </w:r>
     </w:p>
     <w:p>
@@ -10104,7 +9960,15 @@
           <w:sz w:val="28"/>
           <w:szCs w:val="28"/>
         </w:rPr>
-        <w:t xml:space="preserve">per recuperare l’elenco dei videogiochi già pubblicati sul mercato ma che non sono ancora stati oggetto di una recensione. I </w:t>
+        <w:t xml:space="preserve">per recuperare l’elenco dei videogiochi già pubblicati sul mercato ma che </w:t>
+      </w:r>
+      <w:r>
+        <w:rPr>
+          <w:sz w:val="28"/>
+          <w:szCs w:val="28"/>
+        </w:rPr>
+        <w:lastRenderedPageBreak/>
+        <w:t xml:space="preserve">non sono ancora stati oggetto di una recensione. I </w:t>
       </w:r>
       <w:r>
         <w:rPr>
@@ -10385,16 +10249,16 @@
         <w:rPr>
           <w:b/>
           <w:bCs/>
-          <w:sz w:val="28"/>
-          <w:szCs w:val="28"/>
-        </w:rPr>
-      </w:pPr>
-      <w:r>
-        <w:rPr>
-          <w:b/>
-          <w:bCs/>
-          <w:sz w:val="28"/>
-          <w:szCs w:val="28"/>
+          <w:sz w:val="40"/>
+          <w:szCs w:val="40"/>
+        </w:rPr>
+      </w:pPr>
+      <w:r>
+        <w:rPr>
+          <w:b/>
+          <w:bCs/>
+          <w:sz w:val="40"/>
+          <w:szCs w:val="40"/>
         </w:rPr>
         <w:t>PROMPT ED ALTRI FILE</w:t>
       </w:r>
@@ -10413,31 +10277,38 @@
           <w:sz w:val="28"/>
           <w:szCs w:val="28"/>
         </w:rPr>
+        <w:t>I</w:t>
+      </w:r>
+      <w:r>
+        <w:rPr>
+          <w:sz w:val="28"/>
+          <w:szCs w:val="28"/>
+        </w:rPr>
+        <w:t xml:space="preserve"> prompt utilizzati per guidare il comportamento dei Large Language Model sono raccolti all'interno della cartella prompts e organizzati in file distinti in base alla funzionalità svolta. Ogni file contiene le istruzioni specifiche utilizzate dai diversi nodi del sistema per orientare il ragionamento e la generazione del testo. Ad esempio, nel file prompt_merge.py sono definiti i prompt utilizzati dal nodo incaricato della stesura della bozza del post; in base alla tipologia di contenuto da produrre (recensione o news), viene selezionato un prompt differente così da adattare lo stile e la struttura del testo al contesto. Analogamente, il file prompt_suggestion.py contiene i prompt utilizzati dal </w:t>
+      </w:r>
+      <w:proofErr w:type="spellStart"/>
+      <w:r>
+        <w:rPr>
+          <w:sz w:val="28"/>
+          <w:szCs w:val="28"/>
+        </w:rPr>
+        <w:t>sottografo</w:t>
+      </w:r>
+      <w:proofErr w:type="spellEnd"/>
+      <w:r>
+        <w:rPr>
+          <w:sz w:val="28"/>
+          <w:szCs w:val="28"/>
+        </w:rPr>
+        <w:t xml:space="preserve"> dedicato alla generazione di suggerimenti editoriali, </w:t>
+      </w:r>
+      <w:r>
+        <w:rPr>
+          <w:sz w:val="28"/>
+          <w:szCs w:val="28"/>
+        </w:rPr>
         <w:lastRenderedPageBreak/>
-        <w:t>I</w:t>
-      </w:r>
-      <w:r>
-        <w:rPr>
-          <w:sz w:val="28"/>
-          <w:szCs w:val="28"/>
-        </w:rPr>
-        <w:t xml:space="preserve"> prompt utilizzati per guidare il comportamento dei Large Language Model sono raccolti all'interno della cartella prompts e organizzati in file distinti in base alla funzionalità svolta. Ogni file contiene le istruzioni specifiche utilizzate dai diversi nodi del sistema per orientare il ragionamento e la generazione del testo. Ad esempio, nel file prompt_merge.py sono definiti i prompt utilizzati dal nodo incaricato della stesura della bozza del post; in base alla tipologia di contenuto da produrre (recensione o news), viene selezionato un prompt differente così da adattare lo stile e la struttura del testo al contesto. Analogamente, il file prompt_suggestion.py contiene i prompt utilizzati dal </w:t>
-      </w:r>
-      <w:proofErr w:type="spellStart"/>
-      <w:r>
-        <w:rPr>
-          <w:sz w:val="28"/>
-          <w:szCs w:val="28"/>
-        </w:rPr>
-        <w:t>sottografo</w:t>
-      </w:r>
-      <w:proofErr w:type="spellEnd"/>
-      <w:r>
-        <w:rPr>
-          <w:sz w:val="28"/>
-          <w:szCs w:val="28"/>
-        </w:rPr>
-        <w:t xml:space="preserve"> dedicato alla generazione di suggerimenti editoriali, definendo le regole di ragionamento che l'agente deve seguire per proporre nuovi contenuti. </w:t>
+        <w:t xml:space="preserve">definendo le regole di ragionamento che l'agente deve seguire per proporre nuovi contenuti. </w:t>
       </w:r>
     </w:p>
     <w:p>
@@ -10762,16 +10633,16 @@
         <w:rPr>
           <w:b/>
           <w:bCs/>
-          <w:sz w:val="28"/>
-          <w:szCs w:val="28"/>
-        </w:rPr>
-      </w:pPr>
-      <w:r>
-        <w:rPr>
-          <w:b/>
-          <w:bCs/>
-          <w:sz w:val="28"/>
-          <w:szCs w:val="28"/>
+          <w:sz w:val="40"/>
+          <w:szCs w:val="40"/>
+        </w:rPr>
+      </w:pPr>
+      <w:r>
+        <w:rPr>
+          <w:b/>
+          <w:bCs/>
+          <w:sz w:val="40"/>
+          <w:szCs w:val="40"/>
         </w:rPr>
         <w:t>MCP (MODEL CONTEXT PR</w:t>
       </w:r>
@@ -10779,8 +10650,8 @@
         <w:rPr>
           <w:b/>
           <w:bCs/>
-          <w:sz w:val="28"/>
-          <w:szCs w:val="28"/>
+          <w:sz w:val="40"/>
+          <w:szCs w:val="40"/>
         </w:rPr>
         <w:t>O</w:t>
       </w:r>
@@ -10788,8 +10659,8 @@
         <w:rPr>
           <w:b/>
           <w:bCs/>
-          <w:sz w:val="28"/>
-          <w:szCs w:val="28"/>
+          <w:sz w:val="40"/>
+          <w:szCs w:val="40"/>
         </w:rPr>
         <w:t>TOCOL)</w:t>
       </w:r>
@@ -11024,7 +10895,142 @@
           <w:sz w:val="28"/>
           <w:szCs w:val="28"/>
         </w:rPr>
-        <w:t xml:space="preserve">reso disponibile attraverso il protocollo MCP </w:t>
+        <w:t xml:space="preserve">reso disponibile attraverso il protocollo MCP utilizzando il trasporto </w:t>
+      </w:r>
+      <w:proofErr w:type="spellStart"/>
+      <w:r>
+        <w:rPr>
+          <w:sz w:val="28"/>
+          <w:szCs w:val="28"/>
+        </w:rPr>
+        <w:t>streamable</w:t>
+      </w:r>
+      <w:proofErr w:type="spellEnd"/>
+      <w:r>
+        <w:rPr>
+          <w:sz w:val="28"/>
+          <w:szCs w:val="28"/>
+        </w:rPr>
+        <w:t>-http</w:t>
+      </w:r>
+      <w:r>
+        <w:rPr>
+          <w:sz w:val="28"/>
+          <w:szCs w:val="28"/>
+        </w:rPr>
+        <w:t xml:space="preserve">. </w:t>
+      </w:r>
+      <w:r>
+        <w:rPr>
+          <w:sz w:val="28"/>
+          <w:szCs w:val="28"/>
+        </w:rPr>
+        <w:t>Il decoratore @mcp_</w:t>
+      </w:r>
+      <w:proofErr w:type="gramStart"/>
+      <w:r>
+        <w:rPr>
+          <w:sz w:val="28"/>
+          <w:szCs w:val="28"/>
+        </w:rPr>
+        <w:t>server.tool</w:t>
+      </w:r>
+      <w:proofErr w:type="gramEnd"/>
+      <w:r>
+        <w:rPr>
+          <w:sz w:val="28"/>
+          <w:szCs w:val="28"/>
+        </w:rPr>
+        <w:t xml:space="preserve">() è </w:t>
+      </w:r>
+      <w:r>
+        <w:rPr>
+          <w:sz w:val="28"/>
+          <w:szCs w:val="28"/>
+        </w:rPr>
+        <w:t xml:space="preserve">fondamentale in quanto permette </w:t>
+      </w:r>
+      <w:proofErr w:type="gramStart"/>
+      <w:r>
+        <w:rPr>
+          <w:sz w:val="28"/>
+          <w:szCs w:val="28"/>
+        </w:rPr>
+        <w:t>di  esporre</w:t>
+      </w:r>
+      <w:proofErr w:type="gramEnd"/>
+      <w:r>
+        <w:rPr>
+          <w:sz w:val="28"/>
+          <w:szCs w:val="28"/>
+        </w:rPr>
+        <w:t xml:space="preserve"> </w:t>
+      </w:r>
+      <w:r>
+        <w:rPr>
+          <w:sz w:val="28"/>
+          <w:szCs w:val="28"/>
+        </w:rPr>
+        <w:t xml:space="preserve">la funzione </w:t>
+      </w:r>
+      <w:proofErr w:type="spellStart"/>
+      <w:r>
+        <w:rPr>
+          <w:sz w:val="28"/>
+          <w:szCs w:val="28"/>
+        </w:rPr>
+        <w:t>tavily_search_tool</w:t>
+      </w:r>
+      <w:proofErr w:type="spellEnd"/>
+      <w:r>
+        <w:rPr>
+          <w:sz w:val="28"/>
+          <w:szCs w:val="28"/>
+        </w:rPr>
+        <w:t xml:space="preserve"> come servizio accessibile tramite il protocollo MCP.</w:t>
+      </w:r>
+    </w:p>
+    <w:p>
+      <w:pPr>
+        <w:jc w:val="both"/>
+        <w:rPr>
+          <w:sz w:val="28"/>
+          <w:szCs w:val="28"/>
+        </w:rPr>
+      </w:pPr>
+      <w:r>
+        <w:rPr>
+          <w:sz w:val="28"/>
+          <w:szCs w:val="28"/>
+        </w:rPr>
+        <w:t xml:space="preserve">Dal lato dell'agente è stato implementato un client basato sulla libreria </w:t>
+      </w:r>
+      <w:proofErr w:type="spellStart"/>
+      <w:r>
+        <w:rPr>
+          <w:b/>
+          <w:bCs/>
+          <w:sz w:val="28"/>
+          <w:szCs w:val="28"/>
+        </w:rPr>
+        <w:t>langchain-mcp-adapters</w:t>
+      </w:r>
+      <w:proofErr w:type="spellEnd"/>
+      <w:r>
+        <w:rPr>
+          <w:b/>
+          <w:bCs/>
+          <w:sz w:val="28"/>
+          <w:szCs w:val="28"/>
+        </w:rPr>
+        <w:t xml:space="preserve"> </w:t>
+      </w:r>
+      <w:r>
+        <w:rPr>
+          <w:sz w:val="28"/>
+          <w:szCs w:val="28"/>
+        </w:rPr>
+        <w:t xml:space="preserve">(all’interno della cartella tools nel file tavily_search_tool.py), il quale gestisce l'intera comunicazione con il server MCP. Prima di ogni richiesta viene verificata la disponibilità del server; qualora questo non risulti attivo, il client provvede automaticamente ad avviarlo come processo </w:t>
       </w:r>
       <w:r>
         <w:rPr>
@@ -11032,142 +11038,7 @@
           <w:szCs w:val="28"/>
         </w:rPr>
         <w:lastRenderedPageBreak/>
-        <w:t xml:space="preserve">utilizzando il trasporto </w:t>
-      </w:r>
-      <w:proofErr w:type="spellStart"/>
-      <w:r>
-        <w:rPr>
-          <w:sz w:val="28"/>
-          <w:szCs w:val="28"/>
-        </w:rPr>
-        <w:t>streamable</w:t>
-      </w:r>
-      <w:proofErr w:type="spellEnd"/>
-      <w:r>
-        <w:rPr>
-          <w:sz w:val="28"/>
-          <w:szCs w:val="28"/>
-        </w:rPr>
-        <w:t>-http</w:t>
-      </w:r>
-      <w:r>
-        <w:rPr>
-          <w:sz w:val="28"/>
-          <w:szCs w:val="28"/>
-        </w:rPr>
-        <w:t xml:space="preserve">. </w:t>
-      </w:r>
-      <w:r>
-        <w:rPr>
-          <w:sz w:val="28"/>
-          <w:szCs w:val="28"/>
-        </w:rPr>
-        <w:t>Il decoratore @mcp_</w:t>
-      </w:r>
-      <w:proofErr w:type="gramStart"/>
-      <w:r>
-        <w:rPr>
-          <w:sz w:val="28"/>
-          <w:szCs w:val="28"/>
-        </w:rPr>
-        <w:t>server.tool</w:t>
-      </w:r>
-      <w:proofErr w:type="gramEnd"/>
-      <w:r>
-        <w:rPr>
-          <w:sz w:val="28"/>
-          <w:szCs w:val="28"/>
-        </w:rPr>
-        <w:t xml:space="preserve">() è </w:t>
-      </w:r>
-      <w:r>
-        <w:rPr>
-          <w:sz w:val="28"/>
-          <w:szCs w:val="28"/>
-        </w:rPr>
-        <w:t xml:space="preserve">fondamentale in quanto permette </w:t>
-      </w:r>
-      <w:proofErr w:type="gramStart"/>
-      <w:r>
-        <w:rPr>
-          <w:sz w:val="28"/>
-          <w:szCs w:val="28"/>
-        </w:rPr>
-        <w:t>di  esporre</w:t>
-      </w:r>
-      <w:proofErr w:type="gramEnd"/>
-      <w:r>
-        <w:rPr>
-          <w:sz w:val="28"/>
-          <w:szCs w:val="28"/>
-        </w:rPr>
-        <w:t xml:space="preserve"> </w:t>
-      </w:r>
-      <w:r>
-        <w:rPr>
-          <w:sz w:val="28"/>
-          <w:szCs w:val="28"/>
-        </w:rPr>
-        <w:t xml:space="preserve">la funzione </w:t>
-      </w:r>
-      <w:proofErr w:type="spellStart"/>
-      <w:r>
-        <w:rPr>
-          <w:sz w:val="28"/>
-          <w:szCs w:val="28"/>
-        </w:rPr>
-        <w:t>tavily_search_tool</w:t>
-      </w:r>
-      <w:proofErr w:type="spellEnd"/>
-      <w:r>
-        <w:rPr>
-          <w:sz w:val="28"/>
-          <w:szCs w:val="28"/>
-        </w:rPr>
-        <w:t xml:space="preserve"> come servizio accessibile tramite il protocollo MCP.</w:t>
-      </w:r>
-    </w:p>
-    <w:p>
-      <w:pPr>
-        <w:jc w:val="both"/>
-        <w:rPr>
-          <w:sz w:val="28"/>
-          <w:szCs w:val="28"/>
-        </w:rPr>
-      </w:pPr>
-      <w:r>
-        <w:rPr>
-          <w:sz w:val="28"/>
-          <w:szCs w:val="28"/>
-        </w:rPr>
-        <w:t xml:space="preserve">Dal lato dell'agente è stato implementato un client basato sulla libreria </w:t>
-      </w:r>
-      <w:proofErr w:type="spellStart"/>
-      <w:r>
-        <w:rPr>
-          <w:b/>
-          <w:bCs/>
-          <w:sz w:val="28"/>
-          <w:szCs w:val="28"/>
-        </w:rPr>
-        <w:t>langchain-mcp-adapters</w:t>
-      </w:r>
-      <w:proofErr w:type="spellEnd"/>
-      <w:r>
-        <w:rPr>
-          <w:b/>
-          <w:bCs/>
-          <w:sz w:val="28"/>
-          <w:szCs w:val="28"/>
-        </w:rPr>
-        <w:t xml:space="preserve"> </w:t>
-      </w:r>
-      <w:r>
-        <w:rPr>
-          <w:sz w:val="28"/>
-          <w:szCs w:val="28"/>
-        </w:rPr>
-        <w:t>(all’interno della cartella tools nel file tavily_search_tool.py), il quale gestisce l'intera comunicazione con il server MCP. Prima di ogni richiesta viene verificata la disponibilità del server; qualora questo non risulti attivo, il client provvede automaticamente ad avviarlo come processo separato e attende che il servizio diventi raggiungibile prima di procedere con l'invocazione del tool.</w:t>
+        <w:t>separato e attende che il servizio diventi raggiungibile prima di procedere con l'invocazione del tool.</w:t>
       </w:r>
     </w:p>
     <w:p>
@@ -11301,16 +11172,16 @@
         <w:rPr>
           <w:b/>
           <w:bCs/>
-          <w:sz w:val="28"/>
-          <w:szCs w:val="28"/>
-        </w:rPr>
-      </w:pPr>
-      <w:r>
-        <w:rPr>
-          <w:b/>
-          <w:bCs/>
-          <w:sz w:val="28"/>
-          <w:szCs w:val="28"/>
+          <w:sz w:val="40"/>
+          <w:szCs w:val="40"/>
+        </w:rPr>
+      </w:pPr>
+      <w:r>
+        <w:rPr>
+          <w:b/>
+          <w:bCs/>
+          <w:sz w:val="40"/>
+          <w:szCs w:val="40"/>
         </w:rPr>
         <w:t>KNOWLEDGE GRAPH (NEO4J)</w:t>
       </w:r>
@@ -11368,6 +11239,74 @@
           <w:sz w:val="28"/>
           <w:szCs w:val="28"/>
         </w:rPr>
+        <w:t xml:space="preserve"> pubblicati</w:t>
+      </w:r>
+      <w:r>
+        <w:rPr>
+          <w:sz w:val="28"/>
+          <w:szCs w:val="28"/>
+        </w:rPr>
+        <w:t>. Questo approccio consente di modellare il dominio come una rete di entità interconnesse, in cui ogni elemento informativo non è isolato ma inserito all’interno di un contesto relazionale esplicito.</w:t>
+      </w:r>
+    </w:p>
+    <w:p>
+      <w:pPr>
+        <w:jc w:val="both"/>
+        <w:rPr>
+          <w:sz w:val="28"/>
+          <w:szCs w:val="28"/>
+        </w:rPr>
+      </w:pPr>
+      <w:r>
+        <w:rPr>
+          <w:sz w:val="28"/>
+          <w:szCs w:val="28"/>
+        </w:rPr>
+        <w:t xml:space="preserve">La struttura del grafo è basata su due componenti fondamentali. I nodi rappresentano le entità del dominio, come videogiochi, post editoriali, case editrici, generi e fonti informative. Ogni nodo può contenere proprietà descrittive che ne arricchiscono il contenuto semantico, ad esempio il nome del gioco, lo stato di uscita o il contenuto testuale di un articolo. Le relazioni, invece, </w:t>
+      </w:r>
+      <w:r>
+        <w:rPr>
+          <w:sz w:val="28"/>
+          <w:szCs w:val="28"/>
+        </w:rPr>
+        <w:lastRenderedPageBreak/>
+        <w:t xml:space="preserve">modellano i collegamenti tra le entità e sono tipizzate per rappresentare il significato del legame, come ad esempio “un post tratta un determinato gioco”, “un contenuto menziona un </w:t>
+      </w:r>
+      <w:r>
+        <w:rPr>
+          <w:sz w:val="28"/>
+          <w:szCs w:val="28"/>
+        </w:rPr>
+        <w:t>gioco</w:t>
+      </w:r>
+      <w:r>
+        <w:rPr>
+          <w:sz w:val="28"/>
+          <w:szCs w:val="28"/>
+        </w:rPr>
+        <w:t>” oppure “un gioco appartiene a un genere specifico”. Questa struttura consente di rappresentare in modo esplicito le dipendenze e le connessioni tra le informazioni, migliorando la capacità di interrogazione e analisi dei dati.</w:t>
+      </w:r>
+    </w:p>
+    <w:p>
+      <w:pPr>
+        <w:jc w:val="both"/>
+        <w:rPr>
+          <w:sz w:val="28"/>
+          <w:szCs w:val="28"/>
+        </w:rPr>
+      </w:pPr>
+      <w:r>
+        <w:rPr>
+          <w:sz w:val="28"/>
+          <w:szCs w:val="28"/>
+        </w:rPr>
+        <w:t>Per l’implementazione è stato utilizzato il database Neo4j, scelto per la sua natura nativa orientata ai grafi e per l’efficienza nell’esecuzione di query su relazioni complesse. Attraverso il linguaggio Cypher vengono creati e aggiornati i nodi e le relazioni del grafo in base ai contenuti generati dal sistema. In particolare, ogni post editoriale viene memorizzato come nodo centrale collegato alle entità rilevanti emerse durante la generazione del contenuto, come giochi citati, editori e generi.</w:t>
+      </w:r>
+      <w:r>
+        <w:rPr>
+          <w:sz w:val="28"/>
+          <w:szCs w:val="28"/>
+        </w:rPr>
         <w:t xml:space="preserve"> </w:t>
       </w:r>
       <w:r>
@@ -11375,210 +11314,135 @@
           <w:sz w:val="28"/>
           <w:szCs w:val="28"/>
         </w:rPr>
+        <w:t>L’utilizzo del Knowledge Graph permette inoltre di supportare funzionalità avanzate del sistema, come la verifica della presenza di contenuti già pubblicati, la prevenzione di duplicazioni editoriali e la generazione di pianificazioni basate su contenuti non ancora trattati.</w:t>
+      </w:r>
+    </w:p>
+    <w:p>
+      <w:pPr>
+        <w:jc w:val="both"/>
+        <w:rPr>
+          <w:sz w:val="28"/>
+          <w:szCs w:val="28"/>
+        </w:rPr>
+      </w:pPr>
+      <w:r>
+        <w:rPr>
+          <w:sz w:val="28"/>
+          <w:szCs w:val="28"/>
+        </w:rPr>
+        <w:t>L’integrazione con Neo4j consente quindi di mantenere una rappresentazione coerente e dinamica della conoscenza del sistema, migliorando sia la qualità delle decisioni prese dagli agenti sia la tracciabilità delle informazioni nel tempo.</w:t>
+      </w:r>
+    </w:p>
+    <w:p>
+      <w:pPr>
+        <w:jc w:val="both"/>
+        <w:rPr>
+          <w:sz w:val="28"/>
+          <w:szCs w:val="28"/>
+        </w:rPr>
+      </w:pPr>
+      <w:r>
+        <w:rPr>
+          <w:sz w:val="28"/>
+          <w:szCs w:val="28"/>
+        </w:rPr>
+        <w:t>Rispetto ai database relazionali (SQL) i Knowledge Graph risultano più adatti quando le informazioni sono fortemente connesse. Nei database relazionali i dati vengono organizzati in tabelle e le relazioni sono gestite tramite chiavi esterne e operazioni di join. Questo approccio è molto efficace per dati strutturati e schemi stabili, ma diventa meno efficiente quando le relazioni tra entità sono numerose e profondamente annidate, poiché le query tendono a diventare complesse e meno performanti.</w:t>
+      </w:r>
+      <w:r>
+        <w:rPr>
+          <w:sz w:val="28"/>
+          <w:szCs w:val="28"/>
+        </w:rPr>
+        <w:t xml:space="preserve"> </w:t>
+      </w:r>
+      <w:r>
+        <w:rPr>
+          <w:sz w:val="28"/>
+          <w:szCs w:val="28"/>
+        </w:rPr>
+        <w:t>Un’altra alternativa è rappresentata dai database</w:t>
+      </w:r>
+      <w:r>
+        <w:rPr>
+          <w:b/>
+          <w:bCs/>
+          <w:sz w:val="28"/>
+          <w:szCs w:val="28"/>
+        </w:rPr>
+        <w:t xml:space="preserve"> </w:t>
+      </w:r>
+      <w:r>
+        <w:rPr>
+          <w:sz w:val="28"/>
+          <w:szCs w:val="28"/>
+        </w:rPr>
+        <w:t xml:space="preserve">vettoriali, che memorizzano le informazioni sotto forma di </w:t>
+      </w:r>
+      <w:proofErr w:type="spellStart"/>
+      <w:r>
+        <w:rPr>
+          <w:sz w:val="28"/>
+          <w:szCs w:val="28"/>
+        </w:rPr>
+        <w:t>embedding</w:t>
+      </w:r>
+      <w:proofErr w:type="spellEnd"/>
+      <w:r>
+        <w:rPr>
+          <w:sz w:val="28"/>
+          <w:szCs w:val="28"/>
+        </w:rPr>
+        <w:t xml:space="preserve"> numerici e consentono la ricerca basata sulla similarità semantica. Questa tipologia è particolarmente utile per recuperare contenuti concettualmente simili, ad esempio testi o documenti affini</w:t>
+      </w:r>
+      <w:r>
+        <w:rPr>
+          <w:sz w:val="28"/>
+          <w:szCs w:val="28"/>
+        </w:rPr>
+        <w:t xml:space="preserve"> (implementazione del RAG)</w:t>
+      </w:r>
+      <w:r>
+        <w:rPr>
+          <w:sz w:val="28"/>
+          <w:szCs w:val="28"/>
+        </w:rPr>
+        <w:t>. Tuttavia, non consente di rappresentare esplicitamente le relazioni tra entità: è possibile sapere quanto due elementi siano simili, ma non come siano collegati all’interno di una struttura logica.</w:t>
+      </w:r>
+    </w:p>
+    <w:p>
+      <w:pPr>
+        <w:jc w:val="both"/>
+        <w:rPr>
+          <w:b/>
+          <w:bCs/>
+          <w:sz w:val="28"/>
+          <w:szCs w:val="28"/>
+        </w:rPr>
+      </w:pPr>
+      <w:r>
+        <w:rPr>
+          <w:b/>
+          <w:bCs/>
+          <w:sz w:val="28"/>
+          <w:szCs w:val="28"/>
+        </w:rPr>
+        <w:t>IMPLEMENTAZIONE ED UTILIZZO DEL KNOWLEDGE GRAPH IN NEO4J</w:t>
+      </w:r>
+    </w:p>
+    <w:p>
+      <w:pPr>
+        <w:jc w:val="both"/>
+        <w:rPr>
+          <w:sz w:val="28"/>
+          <w:szCs w:val="28"/>
+        </w:rPr>
+      </w:pPr>
+      <w:r>
+        <w:rPr>
+          <w:sz w:val="28"/>
+          <w:szCs w:val="28"/>
+        </w:rPr>
         <w:lastRenderedPageBreak/>
-        <w:t>pubblicati</w:t>
-      </w:r>
-      <w:r>
-        <w:rPr>
-          <w:sz w:val="28"/>
-          <w:szCs w:val="28"/>
-        </w:rPr>
-        <w:t>. Questo approccio consente di modellare il dominio come una rete di entità interconnesse, in cui ogni elemento informativo non è isolato ma inserito all’interno di un contesto relazionale esplicito.</w:t>
-      </w:r>
-    </w:p>
-    <w:p>
-      <w:pPr>
-        <w:jc w:val="both"/>
-        <w:rPr>
-          <w:sz w:val="28"/>
-          <w:szCs w:val="28"/>
-        </w:rPr>
-      </w:pPr>
-      <w:r>
-        <w:rPr>
-          <w:sz w:val="28"/>
-          <w:szCs w:val="28"/>
-        </w:rPr>
-        <w:t xml:space="preserve">La struttura del grafo è basata su due componenti fondamentali. I nodi rappresentano le entità del dominio, come videogiochi, post editoriali, case editrici, generi e fonti informative. Ogni nodo può contenere proprietà descrittive che ne arricchiscono il contenuto semantico, ad esempio il nome del gioco, lo stato di uscita o il contenuto testuale di un articolo. Le relazioni, invece, modellano i collegamenti tra le entità e sono tipizzate per rappresentare il significato del legame, come ad esempio “un post tratta un determinato gioco”, “un contenuto menziona un </w:t>
-      </w:r>
-      <w:r>
-        <w:rPr>
-          <w:sz w:val="28"/>
-          <w:szCs w:val="28"/>
-        </w:rPr>
-        <w:t>gioco</w:t>
-      </w:r>
-      <w:r>
-        <w:rPr>
-          <w:sz w:val="28"/>
-          <w:szCs w:val="28"/>
-        </w:rPr>
-        <w:t>” oppure “un gioco appartiene a un genere specifico”. Questa struttura consente di rappresentare in modo esplicito le dipendenze e le connessioni tra le informazioni, migliorando la capacità di interrogazione e analisi dei dati.</w:t>
-      </w:r>
-    </w:p>
-    <w:p>
-      <w:pPr>
-        <w:jc w:val="both"/>
-        <w:rPr>
-          <w:sz w:val="28"/>
-          <w:szCs w:val="28"/>
-        </w:rPr>
-      </w:pPr>
-      <w:r>
-        <w:rPr>
-          <w:sz w:val="28"/>
-          <w:szCs w:val="28"/>
-        </w:rPr>
-        <w:t>Per l’implementazione è stato utilizzato il database Neo4j, scelto per la sua natura nativa orientata ai grafi e per l’efficienza nell’esecuzione di query su relazioni complesse. Attraverso il linguaggio Cypher vengono creati e aggiornati i nodi e le relazioni del grafo in base ai contenuti generati dal sistema. In particolare, ogni post editoriale viene memorizzato come nodo centrale collegato alle entità rilevanti emerse durante la generazione del contenuto, come giochi citati, editori e generi.</w:t>
-      </w:r>
-      <w:r>
-        <w:rPr>
-          <w:sz w:val="28"/>
-          <w:szCs w:val="28"/>
-        </w:rPr>
-        <w:t xml:space="preserve"> </w:t>
-      </w:r>
-      <w:r>
-        <w:rPr>
-          <w:sz w:val="28"/>
-          <w:szCs w:val="28"/>
-        </w:rPr>
-        <w:t>L’utilizzo del Knowledge Graph permette inoltre di supportare funzionalità avanzate del sistema, come la verifica della presenza di contenuti già pubblicati, la prevenzione di duplicazioni editoriali e la generazione di pianificazioni basate su contenuti non ancora trattati.</w:t>
-      </w:r>
-    </w:p>
-    <w:p>
-      <w:pPr>
-        <w:jc w:val="both"/>
-        <w:rPr>
-          <w:sz w:val="28"/>
-          <w:szCs w:val="28"/>
-        </w:rPr>
-      </w:pPr>
-      <w:r>
-        <w:rPr>
-          <w:sz w:val="28"/>
-          <w:szCs w:val="28"/>
-        </w:rPr>
-        <w:t>L’integrazione con Neo4j consente quindi di mantenere una rappresentazione coerente e dinamica della conoscenza del sistema, migliorando sia la qualità delle decisioni prese dagli agenti sia la tracciabilità delle informazioni nel tempo.</w:t>
-      </w:r>
-    </w:p>
-    <w:p>
-      <w:pPr>
-        <w:jc w:val="both"/>
-        <w:rPr>
-          <w:sz w:val="28"/>
-          <w:szCs w:val="28"/>
-        </w:rPr>
-      </w:pPr>
-      <w:r>
-        <w:rPr>
-          <w:sz w:val="28"/>
-          <w:szCs w:val="28"/>
-        </w:rPr>
-        <w:t>Rispetto ai database relazionali (SQL) i Knowledge Graph risultano più adatti quando le informazioni sono fortemente connesse. Nei database relazionali i dati vengono organizzati in tabelle e le relazioni sono gestite tramite chiavi esterne e operazioni di join. Questo approccio è molto efficace per dati strutturati e schemi stabili, ma diventa meno efficiente quando le relazioni tra entità sono numerose e profondamente annidate, poiché le query tendono a diventare complesse e meno performanti.</w:t>
-      </w:r>
-      <w:r>
-        <w:rPr>
-          <w:sz w:val="28"/>
-          <w:szCs w:val="28"/>
-        </w:rPr>
-        <w:t xml:space="preserve"> </w:t>
-      </w:r>
-      <w:r>
-        <w:rPr>
-          <w:sz w:val="28"/>
-          <w:szCs w:val="28"/>
-        </w:rPr>
-        <w:t>Un’altra alternativa è rappresentata dai database</w:t>
-      </w:r>
-      <w:r>
-        <w:rPr>
-          <w:b/>
-          <w:bCs/>
-          <w:sz w:val="28"/>
-          <w:szCs w:val="28"/>
-        </w:rPr>
-        <w:t xml:space="preserve"> </w:t>
-      </w:r>
-      <w:r>
-        <w:rPr>
-          <w:sz w:val="28"/>
-          <w:szCs w:val="28"/>
-        </w:rPr>
-        <w:t xml:space="preserve">vettoriali, </w:t>
-      </w:r>
-      <w:r>
-        <w:rPr>
-          <w:sz w:val="28"/>
-          <w:szCs w:val="28"/>
-        </w:rPr>
-        <w:lastRenderedPageBreak/>
-        <w:t xml:space="preserve">che memorizzano le informazioni sotto forma di </w:t>
-      </w:r>
-      <w:proofErr w:type="spellStart"/>
-      <w:r>
-        <w:rPr>
-          <w:sz w:val="28"/>
-          <w:szCs w:val="28"/>
-        </w:rPr>
-        <w:t>embedding</w:t>
-      </w:r>
-      <w:proofErr w:type="spellEnd"/>
-      <w:r>
-        <w:rPr>
-          <w:sz w:val="28"/>
-          <w:szCs w:val="28"/>
-        </w:rPr>
-        <w:t xml:space="preserve"> numerici e consentono la ricerca basata sulla similarità semantica. Questa tipologia è particolarmente utile per recuperare contenuti concettualmente simili, ad esempio testi o documenti affini</w:t>
-      </w:r>
-      <w:r>
-        <w:rPr>
-          <w:sz w:val="28"/>
-          <w:szCs w:val="28"/>
-        </w:rPr>
-        <w:t xml:space="preserve"> (implementazione del RAG)</w:t>
-      </w:r>
-      <w:r>
-        <w:rPr>
-          <w:sz w:val="28"/>
-          <w:szCs w:val="28"/>
-        </w:rPr>
-        <w:t>. Tuttavia, non consente di rappresentare esplicitamente le relazioni tra entità: è possibile sapere quanto due elementi siano simili, ma non come siano collegati all’interno di una struttura logica.</w:t>
-      </w:r>
-    </w:p>
-    <w:p>
-      <w:pPr>
-        <w:jc w:val="both"/>
-        <w:rPr>
-          <w:b/>
-          <w:bCs/>
-          <w:sz w:val="28"/>
-          <w:szCs w:val="28"/>
-        </w:rPr>
-      </w:pPr>
-      <w:r>
-        <w:rPr>
-          <w:b/>
-          <w:bCs/>
-          <w:sz w:val="28"/>
-          <w:szCs w:val="28"/>
-        </w:rPr>
-        <w:t>IMPLEMENTAZIONE ED UTILIZZO DEL KNOWLEDGE GRAPH IN NEO4J</w:t>
-      </w:r>
-    </w:p>
-    <w:p>
-      <w:pPr>
-        <w:jc w:val="both"/>
-        <w:rPr>
-          <w:sz w:val="28"/>
-          <w:szCs w:val="28"/>
-        </w:rPr>
-      </w:pPr>
-      <w:r>
-        <w:rPr>
-          <w:sz w:val="28"/>
-          <w:szCs w:val="28"/>
-        </w:rPr>
         <w:t>Nel progetto il Knowledge Graph è stato implementato utilizzando Neo4j come database a grafo per la persistenza strutturata dei contenuti editoriali generati dal sistema</w:t>
       </w:r>
       <w:r>
@@ -11813,7 +11677,6 @@
           <w:sz w:val="28"/>
           <w:szCs w:val="28"/>
         </w:rPr>
-        <w:lastRenderedPageBreak/>
         <w:t>Genere</w:t>
       </w:r>
       <w:r>
@@ -11864,7 +11727,15 @@
           <w:sz w:val="28"/>
           <w:szCs w:val="28"/>
         </w:rPr>
-        <w:t xml:space="preserve">: le case editrici e software house vengono rappresentate come entità riutilizzabili del grafo. Questa modellazione permette di analizzare facilmente la produzione editoriale per singolo publisher e di stabilire connessioni tra giochi e contenuti pubblicati dallo stesso attore. </w:t>
+        <w:t xml:space="preserve">: le case editrici e software house vengono rappresentate come entità riutilizzabili del grafo. Questa modellazione permette di analizzare </w:t>
+      </w:r>
+      <w:r>
+        <w:rPr>
+          <w:sz w:val="28"/>
+          <w:szCs w:val="28"/>
+        </w:rPr>
+        <w:lastRenderedPageBreak/>
+        <w:t xml:space="preserve">facilmente la produzione editoriale per singolo publisher e di stabilire connessioni tra giochi e contenuti pubblicati dallo stesso attore. </w:t>
       </w:r>
       <w:r>
         <w:rPr>
@@ -11959,7 +11830,7 @@
                     <pic:cNvPicPr/>
                   </pic:nvPicPr>
                   <pic:blipFill>
-                    <a:blip r:embed="rId10"/>
+                    <a:blip r:embed="rId12"/>
                     <a:stretch>
                       <a:fillRect/>
                     </a:stretch>
@@ -12053,7 +11924,7 @@
                     <pic:cNvPicPr/>
                   </pic:nvPicPr>
                   <pic:blipFill>
-                    <a:blip r:embed="rId11"/>
+                    <a:blip r:embed="rId13"/>
                     <a:stretch>
                       <a:fillRect/>
                     </a:stretch>
@@ -12129,7 +12000,7 @@
                     <pic:cNvPicPr/>
                   </pic:nvPicPr>
                   <pic:blipFill>
-                    <a:blip r:embed="rId12"/>
+                    <a:blip r:embed="rId14"/>
                     <a:stretch>
                       <a:fillRect/>
                     </a:stretch>
@@ -12209,7 +12080,7 @@
                     <pic:cNvPicPr/>
                   </pic:nvPicPr>
                   <pic:blipFill>
-                    <a:blip r:embed="rId13"/>
+                    <a:blip r:embed="rId15"/>
                     <a:stretch>
                       <a:fillRect/>
                     </a:stretch>
@@ -12430,7 +12301,7 @@
                     <pic:cNvPicPr/>
                   </pic:nvPicPr>
                   <pic:blipFill>
-                    <a:blip r:embed="rId14"/>
+                    <a:blip r:embed="rId16"/>
                     <a:stretch>
                       <a:fillRect/>
                     </a:stretch>
@@ -12901,16 +12772,16 @@
         <w:rPr>
           <w:b/>
           <w:bCs/>
-          <w:sz w:val="28"/>
-          <w:szCs w:val="28"/>
-        </w:rPr>
-      </w:pPr>
-      <w:r>
-        <w:rPr>
-          <w:b/>
-          <w:bCs/>
-          <w:sz w:val="28"/>
-          <w:szCs w:val="28"/>
+          <w:sz w:val="40"/>
+          <w:szCs w:val="40"/>
+        </w:rPr>
+      </w:pPr>
+      <w:r>
+        <w:rPr>
+          <w:b/>
+          <w:bCs/>
+          <w:sz w:val="40"/>
+          <w:szCs w:val="40"/>
         </w:rPr>
         <w:t>RAG (RETRIEVAL-AUGMENTED GENERATION)</w:t>
       </w:r>
@@ -14617,16 +14488,16 @@
         <w:rPr>
           <w:b/>
           <w:bCs/>
-          <w:sz w:val="28"/>
-          <w:szCs w:val="28"/>
-        </w:rPr>
-      </w:pPr>
-      <w:r>
-        <w:rPr>
-          <w:b/>
-          <w:bCs/>
-          <w:sz w:val="28"/>
-          <w:szCs w:val="28"/>
+          <w:sz w:val="40"/>
+          <w:szCs w:val="40"/>
+        </w:rPr>
+      </w:pPr>
+      <w:r>
+        <w:rPr>
+          <w:b/>
+          <w:bCs/>
+          <w:sz w:val="40"/>
+          <w:szCs w:val="40"/>
         </w:rPr>
         <w:t>ESECUZIONE</w:t>
       </w:r>
@@ -14634,11 +14505,2658 @@
         <w:rPr>
           <w:b/>
           <w:bCs/>
-          <w:sz w:val="28"/>
-          <w:szCs w:val="28"/>
+          <w:sz w:val="40"/>
+          <w:szCs w:val="40"/>
         </w:rPr>
         <w:t xml:space="preserve"> AGENTE</w:t>
       </w:r>
+    </w:p>
+    <w:p>
+      <w:pPr>
+        <w:rPr>
+          <w:sz w:val="28"/>
+          <w:szCs w:val="28"/>
+        </w:rPr>
+      </w:pPr>
+      <w:r>
+        <w:rPr>
+          <w:sz w:val="28"/>
+          <w:szCs w:val="28"/>
+        </w:rPr>
+        <w:t>In quest</w:t>
+      </w:r>
+      <w:r>
+        <w:rPr>
+          <w:sz w:val="28"/>
+          <w:szCs w:val="28"/>
+        </w:rPr>
+        <w:t xml:space="preserve">o capitolo </w:t>
+      </w:r>
+      <w:r>
+        <w:rPr>
+          <w:sz w:val="28"/>
+          <w:szCs w:val="28"/>
+        </w:rPr>
+        <w:t>vengono presentati alcuni esempi di esecuzione dell'agente, con l'obiettivo di illustrare i principali flussi operativi implementati nel sistema. In particolare, saranno analizzati i seguenti casi d'uso:</w:t>
+      </w:r>
+    </w:p>
+    <w:p>
+      <w:pPr>
+        <w:numPr>
+          <w:ilvl w:val="0"/>
+          <w:numId w:val="39"/>
+        </w:numPr>
+        <w:rPr>
+          <w:sz w:val="28"/>
+          <w:szCs w:val="28"/>
+        </w:rPr>
+      </w:pPr>
+      <w:r>
+        <w:rPr>
+          <w:sz w:val="28"/>
+          <w:szCs w:val="28"/>
+        </w:rPr>
+        <w:t xml:space="preserve">Richiesta da parte dell'editore del blog di generare una recensione di un videogioco. </w:t>
+      </w:r>
+    </w:p>
+    <w:p>
+      <w:pPr>
+        <w:numPr>
+          <w:ilvl w:val="0"/>
+          <w:numId w:val="39"/>
+        </w:numPr>
+        <w:rPr>
+          <w:sz w:val="28"/>
+          <w:szCs w:val="28"/>
+        </w:rPr>
+      </w:pPr>
+      <w:r>
+        <w:rPr>
+          <w:sz w:val="28"/>
+          <w:szCs w:val="28"/>
+        </w:rPr>
+        <w:t xml:space="preserve">Richiesta da parte dell'editore del blog di generare una news relativa a un videogioco. </w:t>
+      </w:r>
+    </w:p>
+    <w:p>
+      <w:pPr>
+        <w:numPr>
+          <w:ilvl w:val="0"/>
+          <w:numId w:val="39"/>
+        </w:numPr>
+        <w:rPr>
+          <w:sz w:val="28"/>
+          <w:szCs w:val="28"/>
+        </w:rPr>
+      </w:pPr>
+      <w:r>
+        <w:rPr>
+          <w:sz w:val="28"/>
+          <w:szCs w:val="28"/>
+        </w:rPr>
+        <w:t xml:space="preserve">Richiesta di un consiglio relativo a un videogioco. </w:t>
+      </w:r>
+    </w:p>
+    <w:p>
+      <w:pPr>
+        <w:numPr>
+          <w:ilvl w:val="0"/>
+          <w:numId w:val="39"/>
+        </w:numPr>
+        <w:rPr>
+          <w:sz w:val="28"/>
+          <w:szCs w:val="28"/>
+        </w:rPr>
+      </w:pPr>
+      <w:r>
+        <w:rPr>
+          <w:sz w:val="28"/>
+          <w:szCs w:val="28"/>
+        </w:rPr>
+        <w:t xml:space="preserve">Richiesta di generazione di una pianificazione editoriale della durata di tre giorni. </w:t>
+      </w:r>
+    </w:p>
+    <w:p>
+      <w:pPr>
+        <w:rPr>
+          <w:sz w:val="28"/>
+          <w:szCs w:val="28"/>
+        </w:rPr>
+      </w:pPr>
+      <w:r>
+        <w:rPr>
+          <w:sz w:val="28"/>
+          <w:szCs w:val="28"/>
+        </w:rPr>
+        <w:lastRenderedPageBreak/>
+        <w:t xml:space="preserve">L'esecuzione del workflow viene effettuata mediante </w:t>
+      </w:r>
+      <w:proofErr w:type="spellStart"/>
+      <w:r>
+        <w:rPr>
+          <w:b/>
+          <w:bCs/>
+          <w:sz w:val="28"/>
+          <w:szCs w:val="28"/>
+        </w:rPr>
+        <w:t>LangGraph</w:t>
+      </w:r>
+      <w:proofErr w:type="spellEnd"/>
+      <w:r>
+        <w:rPr>
+          <w:b/>
+          <w:bCs/>
+          <w:sz w:val="28"/>
+          <w:szCs w:val="28"/>
+        </w:rPr>
+        <w:t xml:space="preserve"> Studio</w:t>
+      </w:r>
+      <w:r>
+        <w:rPr>
+          <w:sz w:val="28"/>
+          <w:szCs w:val="28"/>
+        </w:rPr>
+        <w:t xml:space="preserve">, che consente di visualizzare in tempo reale il grafo, i nodi attraversati, lo stato condiviso e il flusso di esecuzione dell'agente. L'interazione con l'utente, necessaria per approvare, rifiutare o richiedere modifiche alle bozze generate, avviene invece attraverso la piattaforma </w:t>
+      </w:r>
+      <w:r>
+        <w:rPr>
+          <w:b/>
+          <w:bCs/>
+          <w:sz w:val="28"/>
+          <w:szCs w:val="28"/>
+        </w:rPr>
+        <w:t>Agent Inbox</w:t>
+      </w:r>
+      <w:r>
+        <w:rPr>
+          <w:sz w:val="28"/>
+          <w:szCs w:val="28"/>
+        </w:rPr>
+        <w:t>, che permette di gestire i punti di interrupt previsti dal workflow e di riprendere l'esecuzione dell'agente in seguito alla decisione dell'utente.</w:t>
+      </w:r>
+    </w:p>
+    <w:p>
+      <w:pPr>
+        <w:rPr>
+          <w:b/>
+          <w:bCs/>
+          <w:sz w:val="28"/>
+          <w:szCs w:val="28"/>
+        </w:rPr>
+      </w:pPr>
+      <w:r>
+        <w:rPr>
+          <w:b/>
+          <w:bCs/>
+          <w:sz w:val="28"/>
+          <w:szCs w:val="28"/>
+        </w:rPr>
+        <w:t xml:space="preserve">8.1 </w:t>
+      </w:r>
+      <w:r>
+        <w:rPr>
+          <w:b/>
+          <w:bCs/>
+          <w:sz w:val="28"/>
+          <w:szCs w:val="28"/>
+        </w:rPr>
+        <w:t xml:space="preserve">FLUSSO ESECUTIVO PER LA SCRITTURA DI UNA </w:t>
+      </w:r>
+      <w:r>
+        <w:rPr>
+          <w:b/>
+          <w:bCs/>
+          <w:sz w:val="28"/>
+          <w:szCs w:val="28"/>
+        </w:rPr>
+        <w:t xml:space="preserve">RECENSIONE/NEWS </w:t>
+      </w:r>
+    </w:p>
+    <w:p>
+      <w:pPr>
+        <w:jc w:val="both"/>
+        <w:rPr>
+          <w:sz w:val="28"/>
+          <w:szCs w:val="28"/>
+        </w:rPr>
+      </w:pPr>
+      <w:r>
+        <w:rPr>
+          <w:sz w:val="28"/>
+          <w:szCs w:val="28"/>
+        </w:rPr>
+        <w:t>D</w:t>
+      </w:r>
+      <w:r>
+        <w:rPr>
+          <w:sz w:val="28"/>
+          <w:szCs w:val="28"/>
+        </w:rPr>
+        <w:t>i seguito viene illustrato il flusso esecutivo relativo alla generazione di una recensione, il cui comportamento risulta sostanzialmente analogo a quello adottato per la generazione di una news</w:t>
+      </w:r>
+      <w:r>
+        <w:rPr>
+          <w:sz w:val="28"/>
+          <w:szCs w:val="28"/>
+        </w:rPr>
+        <w:t xml:space="preserve">, tranne per l’utilizzo dei tool </w:t>
+      </w:r>
+      <w:proofErr w:type="spellStart"/>
+      <w:r>
+        <w:rPr>
+          <w:b/>
+          <w:bCs/>
+          <w:sz w:val="28"/>
+          <w:szCs w:val="28"/>
+        </w:rPr>
+        <w:t>ottieni_prezzo_gioco</w:t>
+      </w:r>
+      <w:proofErr w:type="spellEnd"/>
+      <w:r>
+        <w:rPr>
+          <w:b/>
+          <w:bCs/>
+          <w:sz w:val="28"/>
+          <w:szCs w:val="28"/>
+        </w:rPr>
+        <w:t xml:space="preserve"> e </w:t>
+      </w:r>
+      <w:proofErr w:type="spellStart"/>
+      <w:r>
+        <w:rPr>
+          <w:b/>
+          <w:bCs/>
+          <w:sz w:val="28"/>
+          <w:szCs w:val="28"/>
+        </w:rPr>
+        <w:t>recensioni_utenti_steam</w:t>
+      </w:r>
+      <w:proofErr w:type="spellEnd"/>
+      <w:r>
+        <w:rPr>
+          <w:b/>
+          <w:bCs/>
+          <w:sz w:val="28"/>
+          <w:szCs w:val="28"/>
+        </w:rPr>
+        <w:t xml:space="preserve">, </w:t>
+      </w:r>
+      <w:r>
+        <w:rPr>
+          <w:sz w:val="28"/>
+          <w:szCs w:val="28"/>
+        </w:rPr>
+        <w:t>i quali non vengono utilizzati per la scrittura di una news</w:t>
+      </w:r>
+      <w:r>
+        <w:rPr>
+          <w:sz w:val="28"/>
+          <w:szCs w:val="28"/>
+        </w:rPr>
+        <w:t xml:space="preserve">. Per ragioni di brevità, l'analisi dettagliata dell'esecuzione e dell'invocazione dei tool verrà presentata esclusivamente per il caso della richiesta </w:t>
+      </w:r>
+      <w:r>
+        <w:rPr>
+          <w:b/>
+          <w:bCs/>
+          <w:sz w:val="28"/>
+          <w:szCs w:val="28"/>
+        </w:rPr>
+        <w:t xml:space="preserve">"Recensione di God of War </w:t>
+      </w:r>
+      <w:proofErr w:type="spellStart"/>
+      <w:r>
+        <w:rPr>
+          <w:b/>
+          <w:bCs/>
+          <w:sz w:val="28"/>
+          <w:szCs w:val="28"/>
+        </w:rPr>
+        <w:t>Ragnarök</w:t>
+      </w:r>
+      <w:proofErr w:type="spellEnd"/>
+      <w:r>
+        <w:rPr>
+          <w:b/>
+          <w:bCs/>
+          <w:sz w:val="28"/>
+          <w:szCs w:val="28"/>
+        </w:rPr>
+        <w:t>"</w:t>
+      </w:r>
+      <w:r>
+        <w:rPr>
+          <w:sz w:val="28"/>
+          <w:szCs w:val="28"/>
+        </w:rPr>
+        <w:t>, poiché il workflow seguito dall'agente è il medesimo anche nel caso della scrittura di una news, differendo principalmente per il prompt utilizzato e per le informazioni ricercate. Al termine della sezione verranno comunque riportate sia la bozza generata per la recensione sia quella prodotta per la news, così da evidenziare il risultato finale ottenuto nei due scenari.</w:t>
+      </w:r>
+    </w:p>
+    <w:p>
+      <w:pPr>
+        <w:rPr>
+          <w:b/>
+          <w:bCs/>
+          <w:sz w:val="28"/>
+          <w:szCs w:val="28"/>
+        </w:rPr>
+      </w:pPr>
+      <w:r>
+        <w:rPr>
+          <w:b/>
+          <w:bCs/>
+          <w:sz w:val="28"/>
+          <w:szCs w:val="28"/>
+        </w:rPr>
+        <w:t xml:space="preserve">ESECUZIONE E INVOCAZIONE TOOL </w:t>
+      </w:r>
+    </w:p>
+    <w:p>
+      <w:pPr>
+        <w:jc w:val="both"/>
+        <w:rPr>
+          <w:sz w:val="28"/>
+          <w:szCs w:val="28"/>
+        </w:rPr>
+      </w:pPr>
+      <w:r>
+        <w:rPr>
+          <w:sz w:val="28"/>
+          <w:szCs w:val="28"/>
+        </w:rPr>
+        <w:t xml:space="preserve">La </w:t>
+      </w:r>
+      <w:r>
+        <w:rPr>
+          <w:i/>
+          <w:iCs/>
+          <w:sz w:val="28"/>
+          <w:szCs w:val="28"/>
+        </w:rPr>
+        <w:t xml:space="preserve">Figura </w:t>
+      </w:r>
+      <w:r>
+        <w:rPr>
+          <w:i/>
+          <w:iCs/>
+          <w:sz w:val="28"/>
+          <w:szCs w:val="28"/>
+        </w:rPr>
+        <w:t>9</w:t>
+      </w:r>
+      <w:r>
+        <w:rPr>
+          <w:sz w:val="28"/>
+          <w:szCs w:val="28"/>
+        </w:rPr>
+        <w:t xml:space="preserve"> sottostante</w:t>
+      </w:r>
+      <w:r>
+        <w:rPr>
+          <w:sz w:val="28"/>
+          <w:szCs w:val="28"/>
+        </w:rPr>
+        <w:t xml:space="preserve"> mostra la sequenza di invocazione dei tool durante la generazione di una recensione. Dopo aver ricevuto la richiesta dell'utente, l'agente analizza progressivamente quali informazioni risultano necessarie e richiama i tool disponibili in maniera iterativa, fino a quando ritiene di aver raccolto un contesto informativo sufficiente per procedere alla stesura della bozza.</w:t>
+      </w:r>
+    </w:p>
+    <w:p>
+      <w:pPr>
+        <w:rPr>
+          <w:sz w:val="28"/>
+          <w:szCs w:val="28"/>
+        </w:rPr>
+      </w:pPr>
+      <w:r>
+        <w:rPr>
+          <w:sz w:val="28"/>
+          <w:szCs w:val="28"/>
+        </w:rPr>
+        <w:t xml:space="preserve">Nella prima fase vengono effettuate diverse chiamate al </w:t>
+      </w:r>
+      <w:r>
+        <w:rPr>
+          <w:b/>
+          <w:bCs/>
+          <w:sz w:val="28"/>
+          <w:szCs w:val="28"/>
+        </w:rPr>
+        <w:t xml:space="preserve">tool di ricerca web </w:t>
+      </w:r>
+      <w:proofErr w:type="spellStart"/>
+      <w:r>
+        <w:rPr>
+          <w:b/>
+          <w:bCs/>
+          <w:sz w:val="28"/>
+          <w:szCs w:val="28"/>
+        </w:rPr>
+        <w:t>Tavily</w:t>
+      </w:r>
+      <w:proofErr w:type="spellEnd"/>
+      <w:r>
+        <w:rPr>
+          <w:sz w:val="28"/>
+          <w:szCs w:val="28"/>
+        </w:rPr>
+        <w:t>. L'agente esegue più interrogazioni consecutive, ciascuna con una finalità specifica, ad esempio per reperire informazioni sul gameplay, sulla trama, sulle caratteristiche tecniche, sulla data di pubblicazione o su altri aspetti rilevanti del videogioco. Dopo ogni invocazione, il modello valuta i risultati ottenuti e decide se siano necessarie ulteriori ricerche oppure se le informazioni raccolte siano sufficienti.</w:t>
+      </w:r>
+    </w:p>
+    <w:p>
+      <w:pPr>
+        <w:rPr>
+          <w:sz w:val="28"/>
+          <w:szCs w:val="28"/>
+        </w:rPr>
+      </w:pPr>
+      <w:r>
+        <w:rPr>
+          <w:sz w:val="28"/>
+          <w:szCs w:val="28"/>
+        </w:rPr>
+        <w:lastRenderedPageBreak/>
+        <w:t xml:space="preserve">Successivamente vengono interrogati gli altri strumenti specializzati messi a disposizione del sistema. In particolare, il </w:t>
+      </w:r>
+      <w:r>
+        <w:rPr>
+          <w:b/>
+          <w:bCs/>
+          <w:sz w:val="28"/>
+          <w:szCs w:val="28"/>
+        </w:rPr>
+        <w:t>RAG Tool</w:t>
+      </w:r>
+      <w:r>
+        <w:rPr>
+          <w:sz w:val="28"/>
+          <w:szCs w:val="28"/>
+        </w:rPr>
+        <w:t xml:space="preserve"> viene utilizzato per recuperare informazioni provenienti dalla base di conoscenza locale costruita a partire da recensioni e documentazione verificata</w:t>
+      </w:r>
+      <w:r>
+        <w:rPr>
+          <w:sz w:val="28"/>
+          <w:szCs w:val="28"/>
+        </w:rPr>
+        <w:t>. I</w:t>
+      </w:r>
+      <w:r>
+        <w:rPr>
+          <w:sz w:val="28"/>
+          <w:szCs w:val="28"/>
+        </w:rPr>
+        <w:t xml:space="preserve">l tool </w:t>
+      </w:r>
+      <w:proofErr w:type="spellStart"/>
+      <w:r>
+        <w:rPr>
+          <w:b/>
+          <w:bCs/>
+          <w:sz w:val="28"/>
+          <w:szCs w:val="28"/>
+        </w:rPr>
+        <w:t>cerca_post_gioco</w:t>
+      </w:r>
+      <w:proofErr w:type="spellEnd"/>
+      <w:r>
+        <w:rPr>
+          <w:sz w:val="28"/>
+          <w:szCs w:val="28"/>
+        </w:rPr>
+        <w:t xml:space="preserve"> verifica l'eventuale presenza nel Knowledge Graph di post già pubblicati relativi allo stesso titolo o a contenuti correlati</w:t>
+      </w:r>
+      <w:r>
+        <w:rPr>
+          <w:sz w:val="28"/>
+          <w:szCs w:val="28"/>
+        </w:rPr>
+        <w:t>. I</w:t>
+      </w:r>
+      <w:r>
+        <w:rPr>
+          <w:sz w:val="28"/>
+          <w:szCs w:val="28"/>
+        </w:rPr>
+        <w:t xml:space="preserve">l tool </w:t>
+      </w:r>
+      <w:proofErr w:type="spellStart"/>
+      <w:r>
+        <w:rPr>
+          <w:b/>
+          <w:bCs/>
+          <w:sz w:val="28"/>
+          <w:szCs w:val="28"/>
+        </w:rPr>
+        <w:t>ottieni_prezzo_gioco</w:t>
+      </w:r>
+      <w:proofErr w:type="spellEnd"/>
+      <w:r>
+        <w:rPr>
+          <w:sz w:val="28"/>
+          <w:szCs w:val="28"/>
+        </w:rPr>
+        <w:t xml:space="preserve"> recupera il prezzo aggiornato del videogioco, mentre </w:t>
+      </w:r>
+      <w:proofErr w:type="spellStart"/>
+      <w:r>
+        <w:rPr>
+          <w:b/>
+          <w:bCs/>
+          <w:sz w:val="28"/>
+          <w:szCs w:val="28"/>
+        </w:rPr>
+        <w:t>recensioni_utenti_steam</w:t>
+      </w:r>
+      <w:proofErr w:type="spellEnd"/>
+      <w:r>
+        <w:rPr>
+          <w:sz w:val="28"/>
+          <w:szCs w:val="28"/>
+        </w:rPr>
+        <w:t xml:space="preserve"> acquisisce le valutazioni e le opinioni espresse dagli utenti sulla piattaforma </w:t>
+      </w:r>
+      <w:proofErr w:type="spellStart"/>
+      <w:r>
+        <w:rPr>
+          <w:sz w:val="28"/>
+          <w:szCs w:val="28"/>
+        </w:rPr>
+        <w:t>Steam</w:t>
+      </w:r>
+      <w:proofErr w:type="spellEnd"/>
+      <w:r>
+        <w:rPr>
+          <w:sz w:val="28"/>
+          <w:szCs w:val="28"/>
+        </w:rPr>
+        <w:t>.</w:t>
+      </w:r>
+    </w:p>
+    <w:p>
+      <w:pPr>
+        <w:rPr>
+          <w:sz w:val="28"/>
+          <w:szCs w:val="28"/>
+        </w:rPr>
+      </w:pPr>
+      <w:r>
+        <w:rPr>
+          <w:sz w:val="28"/>
+          <w:szCs w:val="28"/>
+        </w:rPr>
+        <w:t xml:space="preserve">Ogni invocazione è preceduta da una decisione del modello linguistico (messaggio </w:t>
+      </w:r>
+      <w:r>
+        <w:rPr>
+          <w:b/>
+          <w:bCs/>
+          <w:sz w:val="28"/>
+          <w:szCs w:val="28"/>
+        </w:rPr>
+        <w:t>AI</w:t>
+      </w:r>
+      <w:r>
+        <w:rPr>
+          <w:sz w:val="28"/>
+          <w:szCs w:val="28"/>
+        </w:rPr>
+        <w:t xml:space="preserve">) che stabilisce quale tool utilizzare e con quali parametri. Il tool viene quindi eseguito (messaggio </w:t>
+      </w:r>
+      <w:r>
+        <w:rPr>
+          <w:b/>
+          <w:bCs/>
+          <w:sz w:val="28"/>
+          <w:szCs w:val="28"/>
+        </w:rPr>
+        <w:t>Tool</w:t>
+      </w:r>
+      <w:r>
+        <w:rPr>
+          <w:sz w:val="28"/>
+          <w:szCs w:val="28"/>
+        </w:rPr>
+        <w:t xml:space="preserve">) e il relativo risultato viene restituito all'agente, che lo integra nel proprio contesto di lavoro prima di decidere l'eventuale chiamata successiva. Questo ciclo di ragionamento–azione–osservazione prosegue fino a quando il modello conclude di aver raccolto tutte le informazioni necessarie, come evidenziato dal messaggio finale </w:t>
+      </w:r>
+      <w:r>
+        <w:rPr>
+          <w:b/>
+          <w:bCs/>
+          <w:sz w:val="28"/>
+          <w:szCs w:val="28"/>
+        </w:rPr>
+        <w:t>"Tutte le info sono state trovate"</w:t>
+      </w:r>
+      <w:r>
+        <w:rPr>
+          <w:sz w:val="28"/>
+          <w:szCs w:val="28"/>
+        </w:rPr>
+        <w:t>, dopo il quale il workflow procede con la fase di fusione delle informazioni e la generazione della bozza della recensione.</w:t>
+      </w:r>
+      <w:r>
+        <w:rPr>
+          <w:sz w:val="28"/>
+          <w:szCs w:val="28"/>
+        </w:rPr>
+        <w:t xml:space="preserve"> Nella </w:t>
+      </w:r>
+      <w:r>
+        <w:rPr>
+          <w:i/>
+          <w:iCs/>
+          <w:sz w:val="28"/>
+          <w:szCs w:val="28"/>
+        </w:rPr>
+        <w:t>figura 10</w:t>
+      </w:r>
+      <w:r>
+        <w:rPr>
+          <w:sz w:val="28"/>
+          <w:szCs w:val="28"/>
+        </w:rPr>
+        <w:t xml:space="preserve"> è possibile vedere in dettaglio un esempio di chiamata al tool</w:t>
+      </w:r>
+      <w:r>
+        <w:rPr>
+          <w:sz w:val="28"/>
+          <w:szCs w:val="28"/>
+        </w:rPr>
+        <w:t xml:space="preserve"> con il relativo risultato ottenuto a seguito della ricerca</w:t>
+      </w:r>
+      <w:r>
+        <w:rPr>
+          <w:sz w:val="28"/>
+          <w:szCs w:val="28"/>
+        </w:rPr>
+        <w:t>.</w:t>
+      </w:r>
+    </w:p>
+    <w:p>
+      <w:pPr>
+        <w:keepNext/>
+      </w:pPr>
+      <w:r>
+        <w:rPr>
+          <w:b/>
+          <w:bCs/>
+          <w:sz w:val="28"/>
+          <w:szCs w:val="28"/>
+        </w:rPr>
+        <w:drawing>
+          <wp:inline distT="0" distB="0" distL="0" distR="0" wp14:anchorId="11D0DB62" wp14:editId="12D358F1">
+            <wp:extent cx="2995777" cy="2493010"/>
+            <wp:effectExtent l="0" t="0" r="0" b="2540"/>
+            <wp:docPr id="1512246404" name="Immagine 1"/>
+            <wp:cNvGraphicFramePr>
+              <a:graphicFrameLocks xmlns:a="http://schemas.openxmlformats.org/drawingml/2006/main" noChangeAspect="1"/>
+            </wp:cNvGraphicFramePr>
+            <a:graphic xmlns:a="http://schemas.openxmlformats.org/drawingml/2006/main">
+              <a:graphicData uri="http://schemas.openxmlformats.org/drawingml/2006/picture">
+                <pic:pic xmlns:pic="http://schemas.openxmlformats.org/drawingml/2006/picture">
+                  <pic:nvPicPr>
+                    <pic:cNvPr id="1512246404" name=""/>
+                    <pic:cNvPicPr/>
+                  </pic:nvPicPr>
+                  <pic:blipFill>
+                    <a:blip r:embed="rId17"/>
+                    <a:stretch>
+                      <a:fillRect/>
+                    </a:stretch>
+                  </pic:blipFill>
+                  <pic:spPr>
+                    <a:xfrm>
+                      <a:off x="0" y="0"/>
+                      <a:ext cx="3014289" cy="2508415"/>
+                    </a:xfrm>
+                    <a:prstGeom prst="rect">
+                      <a:avLst/>
+                    </a:prstGeom>
+                  </pic:spPr>
+                </pic:pic>
+              </a:graphicData>
+            </a:graphic>
+          </wp:inline>
+        </w:drawing>
+      </w:r>
+      <w:r>
+        <w:rPr>
+          <w:b/>
+          <w:bCs/>
+          <w:sz w:val="28"/>
+          <w:szCs w:val="28"/>
+        </w:rPr>
+        <w:drawing>
+          <wp:inline distT="0" distB="0" distL="0" distR="0" wp14:anchorId="7EF83B9F" wp14:editId="1C3227F2">
+            <wp:extent cx="3032087" cy="2492894"/>
+            <wp:effectExtent l="0" t="0" r="0" b="3175"/>
+            <wp:docPr id="913551001" name="Immagine 1"/>
+            <wp:cNvGraphicFramePr>
+              <a:graphicFrameLocks xmlns:a="http://schemas.openxmlformats.org/drawingml/2006/main" noChangeAspect="1"/>
+            </wp:cNvGraphicFramePr>
+            <a:graphic xmlns:a="http://schemas.openxmlformats.org/drawingml/2006/main">
+              <a:graphicData uri="http://schemas.openxmlformats.org/drawingml/2006/picture">
+                <pic:pic xmlns:pic="http://schemas.openxmlformats.org/drawingml/2006/picture">
+                  <pic:nvPicPr>
+                    <pic:cNvPr id="913551001" name=""/>
+                    <pic:cNvPicPr/>
+                  </pic:nvPicPr>
+                  <pic:blipFill>
+                    <a:blip r:embed="rId18"/>
+                    <a:stretch>
+                      <a:fillRect/>
+                    </a:stretch>
+                  </pic:blipFill>
+                  <pic:spPr>
+                    <a:xfrm>
+                      <a:off x="0" y="0"/>
+                      <a:ext cx="3077862" cy="2530529"/>
+                    </a:xfrm>
+                    <a:prstGeom prst="rect">
+                      <a:avLst/>
+                    </a:prstGeom>
+                  </pic:spPr>
+                </pic:pic>
+              </a:graphicData>
+            </a:graphic>
+          </wp:inline>
+        </w:drawing>
+      </w:r>
+    </w:p>
+    <w:p>
+      <w:pPr>
+        <w:pStyle w:val="Didascalia"/>
+        <w:jc w:val="center"/>
+      </w:pPr>
+      <w:r>
+        <w:t xml:space="preserve">Figura </w:t>
+      </w:r>
+      <w:r>
+        <w:fldChar w:fldCharType="begin"/>
+      </w:r>
+      <w:r>
+        <w:instrText xml:space="preserve"> SEQ Figura \* ARABIC </w:instrText>
+      </w:r>
+      <w:r>
+        <w:fldChar w:fldCharType="separate"/>
+      </w:r>
+      <w:r>
+        <w:rPr>
+          <w:noProof/>
+        </w:rPr>
+        <w:t>9</w:t>
+      </w:r>
+      <w:r>
+        <w:fldChar w:fldCharType="end"/>
+      </w:r>
+      <w:r>
+        <w:t>: Chiamata ai tool</w:t>
+      </w:r>
+    </w:p>
+    <w:p>
+      <w:pPr>
+        <w:keepNext/>
+        <w:jc w:val="center"/>
+      </w:pPr>
+      <w:r>
+        <w:rPr>
+          <w:noProof/>
+        </w:rPr>
+        <w:lastRenderedPageBreak/>
+        <w:drawing>
+          <wp:inline distT="0" distB="0" distL="0" distR="0" wp14:anchorId="37B6BE93" wp14:editId="66A7F807">
+            <wp:extent cx="3236458" cy="4606637"/>
+            <wp:effectExtent l="0" t="0" r="2540" b="3810"/>
+            <wp:docPr id="1808831299" name="Immagine 1"/>
+            <wp:cNvGraphicFramePr>
+              <a:graphicFrameLocks xmlns:a="http://schemas.openxmlformats.org/drawingml/2006/main" noChangeAspect="1"/>
+            </wp:cNvGraphicFramePr>
+            <a:graphic xmlns:a="http://schemas.openxmlformats.org/drawingml/2006/main">
+              <a:graphicData uri="http://schemas.openxmlformats.org/drawingml/2006/picture">
+                <pic:pic xmlns:pic="http://schemas.openxmlformats.org/drawingml/2006/picture">
+                  <pic:nvPicPr>
+                    <pic:cNvPr id="1808831299" name=""/>
+                    <pic:cNvPicPr/>
+                  </pic:nvPicPr>
+                  <pic:blipFill>
+                    <a:blip r:embed="rId19"/>
+                    <a:stretch>
+                      <a:fillRect/>
+                    </a:stretch>
+                  </pic:blipFill>
+                  <pic:spPr>
+                    <a:xfrm>
+                      <a:off x="0" y="0"/>
+                      <a:ext cx="3236458" cy="4606637"/>
+                    </a:xfrm>
+                    <a:prstGeom prst="rect">
+                      <a:avLst/>
+                    </a:prstGeom>
+                  </pic:spPr>
+                </pic:pic>
+              </a:graphicData>
+            </a:graphic>
+          </wp:inline>
+        </w:drawing>
+      </w:r>
+    </w:p>
+    <w:p>
+      <w:pPr>
+        <w:pStyle w:val="Didascalia"/>
+        <w:jc w:val="center"/>
+      </w:pPr>
+      <w:r>
+        <w:t xml:space="preserve">Figura </w:t>
+      </w:r>
+      <w:r>
+        <w:fldChar w:fldCharType="begin"/>
+      </w:r>
+      <w:r>
+        <w:instrText xml:space="preserve"> SEQ Figura \* ARABIC </w:instrText>
+      </w:r>
+      <w:r>
+        <w:fldChar w:fldCharType="separate"/>
+      </w:r>
+      <w:r>
+        <w:rPr>
+          <w:noProof/>
+        </w:rPr>
+        <w:t>10</w:t>
+      </w:r>
+      <w:r>
+        <w:fldChar w:fldCharType="end"/>
+      </w:r>
+      <w:r>
+        <w:t xml:space="preserve">: Esempio di chiamata al tool </w:t>
+      </w:r>
+      <w:proofErr w:type="spellStart"/>
+      <w:r>
+        <w:t>Tavily</w:t>
+      </w:r>
+      <w:proofErr w:type="spellEnd"/>
+      <w:r>
+        <w:t xml:space="preserve"> con relativa risposta</w:t>
+      </w:r>
+    </w:p>
+    <w:p>
+      <w:pPr>
+        <w:keepNext/>
+        <w:jc w:val="center"/>
+      </w:pPr>
+      <w:r>
+        <w:drawing>
+          <wp:inline distT="0" distB="0" distL="0" distR="0" wp14:anchorId="06B2E979" wp14:editId="18B3885F">
+            <wp:extent cx="2711888" cy="3380105"/>
+            <wp:effectExtent l="0" t="0" r="0" b="0"/>
+            <wp:docPr id="1305284642" name="Immagine 1"/>
+            <wp:cNvGraphicFramePr>
+              <a:graphicFrameLocks xmlns:a="http://schemas.openxmlformats.org/drawingml/2006/main" noChangeAspect="1"/>
+            </wp:cNvGraphicFramePr>
+            <a:graphic xmlns:a="http://schemas.openxmlformats.org/drawingml/2006/main">
+              <a:graphicData uri="http://schemas.openxmlformats.org/drawingml/2006/picture">
+                <pic:pic xmlns:pic="http://schemas.openxmlformats.org/drawingml/2006/picture">
+                  <pic:nvPicPr>
+                    <pic:cNvPr id="1305284642" name=""/>
+                    <pic:cNvPicPr/>
+                  </pic:nvPicPr>
+                  <pic:blipFill>
+                    <a:blip r:embed="rId20"/>
+                    <a:stretch>
+                      <a:fillRect/>
+                    </a:stretch>
+                  </pic:blipFill>
+                  <pic:spPr>
+                    <a:xfrm>
+                      <a:off x="0" y="0"/>
+                      <a:ext cx="2711888" cy="3380105"/>
+                    </a:xfrm>
+                    <a:prstGeom prst="rect">
+                      <a:avLst/>
+                    </a:prstGeom>
+                  </pic:spPr>
+                </pic:pic>
+              </a:graphicData>
+            </a:graphic>
+          </wp:inline>
+        </w:drawing>
+      </w:r>
+    </w:p>
+    <w:p>
+      <w:pPr>
+        <w:pStyle w:val="Didascalia"/>
+        <w:jc w:val="center"/>
+      </w:pPr>
+      <w:r>
+        <w:t xml:space="preserve">Figura </w:t>
+      </w:r>
+      <w:r>
+        <w:fldChar w:fldCharType="begin"/>
+      </w:r>
+      <w:r>
+        <w:instrText xml:space="preserve"> SEQ Figura \* ARABIC </w:instrText>
+      </w:r>
+      <w:r>
+        <w:fldChar w:fldCharType="separate"/>
+      </w:r>
+      <w:r>
+        <w:rPr>
+          <w:noProof/>
+        </w:rPr>
+        <w:t>11</w:t>
+      </w:r>
+      <w:r>
+        <w:fldChar w:fldCharType="end"/>
+      </w:r>
+      <w:r>
+        <w:t xml:space="preserve">: Esempio di chiamata al tool </w:t>
+      </w:r>
+      <w:proofErr w:type="spellStart"/>
+      <w:r>
+        <w:t>ottieni_prezzo_gioco</w:t>
+      </w:r>
+      <w:proofErr w:type="spellEnd"/>
+    </w:p>
+    <w:p>
+      <w:pPr>
+        <w:rPr>
+          <w:b/>
+          <w:bCs/>
+          <w:sz w:val="28"/>
+          <w:szCs w:val="28"/>
+        </w:rPr>
+      </w:pPr>
+      <w:r>
+        <w:rPr>
+          <w:b/>
+          <w:bCs/>
+          <w:sz w:val="28"/>
+          <w:szCs w:val="28"/>
+        </w:rPr>
+        <w:t>BOZZA PROPOSTA</w:t>
+      </w:r>
+    </w:p>
+    <w:p>
+      <w:pPr>
+        <w:jc w:val="both"/>
+        <w:rPr>
+          <w:sz w:val="28"/>
+          <w:szCs w:val="28"/>
+        </w:rPr>
+      </w:pPr>
+      <w:r>
+        <w:rPr>
+          <w:sz w:val="28"/>
+          <w:szCs w:val="28"/>
+        </w:rPr>
+        <w:lastRenderedPageBreak/>
+        <w:t xml:space="preserve">Di seguito viene riportata la bozza </w:t>
+      </w:r>
+      <w:r>
+        <w:rPr>
+          <w:sz w:val="28"/>
+          <w:szCs w:val="28"/>
+        </w:rPr>
+        <w:t xml:space="preserve">della recensione </w:t>
+      </w:r>
+      <w:r>
+        <w:rPr>
+          <w:sz w:val="28"/>
+          <w:szCs w:val="28"/>
+        </w:rPr>
+        <w:t xml:space="preserve">sviluppata dal nodo </w:t>
+      </w:r>
+      <w:proofErr w:type="spellStart"/>
+      <w:r>
+        <w:rPr>
+          <w:i/>
+          <w:iCs/>
+          <w:sz w:val="28"/>
+          <w:szCs w:val="28"/>
+        </w:rPr>
+        <w:t>merge_result</w:t>
+      </w:r>
+      <w:proofErr w:type="spellEnd"/>
+      <w:r>
+        <w:rPr>
+          <w:sz w:val="28"/>
+          <w:szCs w:val="28"/>
+        </w:rPr>
+        <w:t xml:space="preserve"> la quale viene sottoposta alla revisione umana. L’utente può decidere di modificare manualmente la bozza, chiedere all’agente di apportare delle modifiche o semplicemente accettarla o rifiutarla.</w:t>
+      </w:r>
+    </w:p>
+    <w:p>
+      <w:pPr>
+        <w:rPr>
+          <w:sz w:val="28"/>
+          <w:szCs w:val="28"/>
+        </w:rPr>
+      </w:pPr>
+      <w:r>
+        <w:rPr>
+          <w:sz w:val="28"/>
+          <w:szCs w:val="28"/>
+        </w:rPr>
+        <w:drawing>
+          <wp:inline distT="0" distB="0" distL="0" distR="0" wp14:anchorId="58E49BCC" wp14:editId="5EC05B70">
+            <wp:extent cx="4648200" cy="3250557"/>
+            <wp:effectExtent l="0" t="0" r="0" b="7620"/>
+            <wp:docPr id="156274937" name="Immagine 1"/>
+            <wp:cNvGraphicFramePr>
+              <a:graphicFrameLocks xmlns:a="http://schemas.openxmlformats.org/drawingml/2006/main" noChangeAspect="1"/>
+            </wp:cNvGraphicFramePr>
+            <a:graphic xmlns:a="http://schemas.openxmlformats.org/drawingml/2006/main">
+              <a:graphicData uri="http://schemas.openxmlformats.org/drawingml/2006/picture">
+                <pic:pic xmlns:pic="http://schemas.openxmlformats.org/drawingml/2006/picture">
+                  <pic:nvPicPr>
+                    <pic:cNvPr id="156274937" name=""/>
+                    <pic:cNvPicPr/>
+                  </pic:nvPicPr>
+                  <pic:blipFill>
+                    <a:blip r:embed="rId21"/>
+                    <a:stretch>
+                      <a:fillRect/>
+                    </a:stretch>
+                  </pic:blipFill>
+                  <pic:spPr>
+                    <a:xfrm>
+                      <a:off x="0" y="0"/>
+                      <a:ext cx="4668497" cy="3264751"/>
+                    </a:xfrm>
+                    <a:prstGeom prst="rect">
+                      <a:avLst/>
+                    </a:prstGeom>
+                  </pic:spPr>
+                </pic:pic>
+              </a:graphicData>
+            </a:graphic>
+          </wp:inline>
+        </w:drawing>
+      </w:r>
+      <w:r>
+        <w:rPr>
+          <w:sz w:val="28"/>
+          <w:szCs w:val="28"/>
+        </w:rPr>
+        <w:t xml:space="preserve"> </w:t>
+      </w:r>
+    </w:p>
+    <w:p>
+      <w:pPr>
+        <w:rPr>
+          <w:sz w:val="28"/>
+          <w:szCs w:val="28"/>
+        </w:rPr>
+      </w:pPr>
+      <w:r>
+        <w:rPr>
+          <w:sz w:val="28"/>
+          <w:szCs w:val="28"/>
+        </w:rPr>
+        <w:drawing>
+          <wp:inline distT="0" distB="0" distL="0" distR="0" wp14:anchorId="263248CD" wp14:editId="0C74147E">
+            <wp:extent cx="4723534" cy="3526232"/>
+            <wp:effectExtent l="0" t="0" r="1270" b="0"/>
+            <wp:docPr id="356123926" name="Immagine 1"/>
+            <wp:cNvGraphicFramePr>
+              <a:graphicFrameLocks xmlns:a="http://schemas.openxmlformats.org/drawingml/2006/main" noChangeAspect="1"/>
+            </wp:cNvGraphicFramePr>
+            <a:graphic xmlns:a="http://schemas.openxmlformats.org/drawingml/2006/main">
+              <a:graphicData uri="http://schemas.openxmlformats.org/drawingml/2006/picture">
+                <pic:pic xmlns:pic="http://schemas.openxmlformats.org/drawingml/2006/picture">
+                  <pic:nvPicPr>
+                    <pic:cNvPr id="356123926" name=""/>
+                    <pic:cNvPicPr/>
+                  </pic:nvPicPr>
+                  <pic:blipFill>
+                    <a:blip r:embed="rId22"/>
+                    <a:stretch>
+                      <a:fillRect/>
+                    </a:stretch>
+                  </pic:blipFill>
+                  <pic:spPr>
+                    <a:xfrm>
+                      <a:off x="0" y="0"/>
+                      <a:ext cx="4744486" cy="3541873"/>
+                    </a:xfrm>
+                    <a:prstGeom prst="rect">
+                      <a:avLst/>
+                    </a:prstGeom>
+                  </pic:spPr>
+                </pic:pic>
+              </a:graphicData>
+            </a:graphic>
+          </wp:inline>
+        </w:drawing>
+      </w:r>
+      <w:r>
+        <w:rPr>
+          <w:sz w:val="28"/>
+          <w:szCs w:val="28"/>
+        </w:rPr>
+        <w:t xml:space="preserve"> </w:t>
+      </w:r>
+    </w:p>
+    <w:p>
+      <w:pPr>
+        <w:rPr>
+          <w:sz w:val="28"/>
+          <w:szCs w:val="28"/>
+        </w:rPr>
+      </w:pPr>
+      <w:r>
+        <w:rPr>
+          <w:sz w:val="28"/>
+          <w:szCs w:val="28"/>
+        </w:rPr>
+        <w:t xml:space="preserve">A seguire per completezza viene riportata la bozza realizzata a seguito della richiesta “News relativa </w:t>
+      </w:r>
+      <w:r>
+        <w:rPr>
+          <w:sz w:val="28"/>
+          <w:szCs w:val="28"/>
+        </w:rPr>
+        <w:t>all’annuncio del nuovo Rayman”</w:t>
+      </w:r>
+    </w:p>
+    <w:p>
+      <w:pPr>
+        <w:rPr>
+          <w:sz w:val="28"/>
+          <w:szCs w:val="28"/>
+        </w:rPr>
+      </w:pPr>
+      <w:r>
+        <w:rPr>
+          <w:sz w:val="28"/>
+          <w:szCs w:val="28"/>
+        </w:rPr>
+        <w:lastRenderedPageBreak/>
+        <w:drawing>
+          <wp:inline distT="0" distB="0" distL="0" distR="0" wp14:anchorId="4AEFB1BB" wp14:editId="15E610B1">
+            <wp:extent cx="6120130" cy="2801620"/>
+            <wp:effectExtent l="0" t="0" r="0" b="0"/>
+            <wp:docPr id="1531994522" name="Immagine 1"/>
+            <wp:cNvGraphicFramePr>
+              <a:graphicFrameLocks xmlns:a="http://schemas.openxmlformats.org/drawingml/2006/main" noChangeAspect="1"/>
+            </wp:cNvGraphicFramePr>
+            <a:graphic xmlns:a="http://schemas.openxmlformats.org/drawingml/2006/main">
+              <a:graphicData uri="http://schemas.openxmlformats.org/drawingml/2006/picture">
+                <pic:pic xmlns:pic="http://schemas.openxmlformats.org/drawingml/2006/picture">
+                  <pic:nvPicPr>
+                    <pic:cNvPr id="1531994522" name=""/>
+                    <pic:cNvPicPr/>
+                  </pic:nvPicPr>
+                  <pic:blipFill>
+                    <a:blip r:embed="rId23"/>
+                    <a:stretch>
+                      <a:fillRect/>
+                    </a:stretch>
+                  </pic:blipFill>
+                  <pic:spPr>
+                    <a:xfrm>
+                      <a:off x="0" y="0"/>
+                      <a:ext cx="6120130" cy="2801620"/>
+                    </a:xfrm>
+                    <a:prstGeom prst="rect">
+                      <a:avLst/>
+                    </a:prstGeom>
+                  </pic:spPr>
+                </pic:pic>
+              </a:graphicData>
+            </a:graphic>
+          </wp:inline>
+        </w:drawing>
+      </w:r>
+    </w:p>
+    <w:p>
+      <w:pPr>
+        <w:rPr>
+          <w:b/>
+          <w:bCs/>
+          <w:sz w:val="28"/>
+          <w:szCs w:val="28"/>
+        </w:rPr>
+      </w:pPr>
+      <w:r>
+        <w:rPr>
+          <w:b/>
+          <w:bCs/>
+          <w:sz w:val="28"/>
+          <w:szCs w:val="28"/>
+        </w:rPr>
+        <w:t>NODO DEL POST</w:t>
+      </w:r>
+    </w:p>
+    <w:p>
+      <w:pPr>
+        <w:jc w:val="both"/>
+        <w:rPr>
+          <w:sz w:val="28"/>
+          <w:szCs w:val="28"/>
+        </w:rPr>
+      </w:pPr>
+      <w:r>
+        <w:rPr>
+          <w:sz w:val="28"/>
+          <w:szCs w:val="28"/>
+        </w:rPr>
+        <w:t xml:space="preserve">A seguito dell’approvazione tramite </w:t>
+      </w:r>
+      <w:proofErr w:type="spellStart"/>
+      <w:r>
+        <w:rPr>
+          <w:sz w:val="28"/>
+          <w:szCs w:val="28"/>
+        </w:rPr>
+        <w:t>hitl</w:t>
+      </w:r>
+      <w:proofErr w:type="spellEnd"/>
+      <w:r>
+        <w:rPr>
+          <w:sz w:val="28"/>
+          <w:szCs w:val="28"/>
+        </w:rPr>
+        <w:t xml:space="preserve"> della bozza viene creato il nodo di tipo Post che modella la recensione</w:t>
+      </w:r>
+      <w:r>
+        <w:rPr>
+          <w:sz w:val="28"/>
+          <w:szCs w:val="28"/>
+        </w:rPr>
+        <w:t>/News</w:t>
+      </w:r>
+      <w:r>
+        <w:rPr>
+          <w:sz w:val="28"/>
+          <w:szCs w:val="28"/>
+        </w:rPr>
+        <w:t xml:space="preserve"> appena approvata con tutte le relative informazioni. Di seguito sono riportate le </w:t>
+      </w:r>
+      <w:r>
+        <w:rPr>
+          <w:sz w:val="28"/>
+          <w:szCs w:val="28"/>
+        </w:rPr>
+        <w:t>entità</w:t>
+      </w:r>
+      <w:r>
+        <w:rPr>
+          <w:sz w:val="28"/>
+          <w:szCs w:val="28"/>
+        </w:rPr>
+        <w:t xml:space="preserve"> create a seguito dell’approvazione</w:t>
+      </w:r>
+      <w:r>
+        <w:rPr>
+          <w:sz w:val="28"/>
+          <w:szCs w:val="28"/>
+        </w:rPr>
+        <w:t xml:space="preserve"> della recensione e della news.</w:t>
+      </w:r>
+    </w:p>
+    <w:p>
+      <w:pPr>
+        <w:rPr>
+          <w:noProof/>
+        </w:rPr>
+      </w:pPr>
+      <w:r>
+        <w:rPr>
+          <w:sz w:val="28"/>
+          <w:szCs w:val="28"/>
+        </w:rPr>
+        <w:drawing>
+          <wp:inline distT="0" distB="0" distL="0" distR="0" wp14:anchorId="46B4AB43" wp14:editId="063C57A9">
+            <wp:extent cx="3253435" cy="2625437"/>
+            <wp:effectExtent l="0" t="0" r="4445" b="3810"/>
+            <wp:docPr id="1584928836" name="Immagine 1"/>
+            <wp:cNvGraphicFramePr>
+              <a:graphicFrameLocks xmlns:a="http://schemas.openxmlformats.org/drawingml/2006/main" noChangeAspect="1"/>
+            </wp:cNvGraphicFramePr>
+            <a:graphic xmlns:a="http://schemas.openxmlformats.org/drawingml/2006/main">
+              <a:graphicData uri="http://schemas.openxmlformats.org/drawingml/2006/picture">
+                <pic:pic xmlns:pic="http://schemas.openxmlformats.org/drawingml/2006/picture">
+                  <pic:nvPicPr>
+                    <pic:cNvPr id="1584928836" name=""/>
+                    <pic:cNvPicPr/>
+                  </pic:nvPicPr>
+                  <pic:blipFill>
+                    <a:blip r:embed="rId24"/>
+                    <a:stretch>
+                      <a:fillRect/>
+                    </a:stretch>
+                  </pic:blipFill>
+                  <pic:spPr>
+                    <a:xfrm>
+                      <a:off x="0" y="0"/>
+                      <a:ext cx="3261848" cy="2632226"/>
+                    </a:xfrm>
+                    <a:prstGeom prst="rect">
+                      <a:avLst/>
+                    </a:prstGeom>
+                  </pic:spPr>
+                </pic:pic>
+              </a:graphicData>
+            </a:graphic>
+          </wp:inline>
+        </w:drawing>
+      </w:r>
+      <w:r>
+        <w:rPr>
+          <w:noProof/>
+        </w:rPr>
+        <w:t xml:space="preserve"> </w:t>
+      </w:r>
+      <w:r>
+        <w:rPr>
+          <w:sz w:val="28"/>
+          <w:szCs w:val="28"/>
+        </w:rPr>
+        <w:drawing>
+          <wp:inline distT="0" distB="0" distL="0" distR="0" wp14:anchorId="0922A663" wp14:editId="35D55611">
+            <wp:extent cx="2799422" cy="2623358"/>
+            <wp:effectExtent l="0" t="0" r="1270" b="5715"/>
+            <wp:docPr id="1255564766" name="Immagine 1"/>
+            <wp:cNvGraphicFramePr>
+              <a:graphicFrameLocks xmlns:a="http://schemas.openxmlformats.org/drawingml/2006/main" noChangeAspect="1"/>
+            </wp:cNvGraphicFramePr>
+            <a:graphic xmlns:a="http://schemas.openxmlformats.org/drawingml/2006/main">
+              <a:graphicData uri="http://schemas.openxmlformats.org/drawingml/2006/picture">
+                <pic:pic xmlns:pic="http://schemas.openxmlformats.org/drawingml/2006/picture">
+                  <pic:nvPicPr>
+                    <pic:cNvPr id="1255564766" name=""/>
+                    <pic:cNvPicPr/>
+                  </pic:nvPicPr>
+                  <pic:blipFill>
+                    <a:blip r:embed="rId25"/>
+                    <a:stretch>
+                      <a:fillRect/>
+                    </a:stretch>
+                  </pic:blipFill>
+                  <pic:spPr>
+                    <a:xfrm>
+                      <a:off x="0" y="0"/>
+                      <a:ext cx="2812266" cy="2635394"/>
+                    </a:xfrm>
+                    <a:prstGeom prst="rect">
+                      <a:avLst/>
+                    </a:prstGeom>
+                  </pic:spPr>
+                </pic:pic>
+              </a:graphicData>
+            </a:graphic>
+          </wp:inline>
+        </w:drawing>
+      </w:r>
+    </w:p>
+    <w:p>
+      <w:pPr>
+        <w:rPr>
+          <w:sz w:val="28"/>
+          <w:szCs w:val="28"/>
+        </w:rPr>
+      </w:pPr>
+    </w:p>
+    <w:p>
+      <w:pPr>
+        <w:rPr>
+          <w:b/>
+          <w:bCs/>
+          <w:sz w:val="28"/>
+          <w:szCs w:val="28"/>
+        </w:rPr>
+      </w:pPr>
+      <w:r>
+        <w:rPr>
+          <w:b/>
+          <w:bCs/>
+          <w:sz w:val="28"/>
+          <w:szCs w:val="28"/>
+        </w:rPr>
+        <w:t>8.</w:t>
+      </w:r>
+      <w:r>
+        <w:rPr>
+          <w:b/>
+          <w:bCs/>
+          <w:sz w:val="28"/>
+          <w:szCs w:val="28"/>
+        </w:rPr>
+        <w:t>2</w:t>
+      </w:r>
+      <w:r>
+        <w:rPr>
+          <w:b/>
+          <w:bCs/>
+          <w:sz w:val="28"/>
+          <w:szCs w:val="28"/>
+        </w:rPr>
+        <w:t xml:space="preserve"> FLUSSO ESECUTIVO PER </w:t>
+      </w:r>
+      <w:r>
+        <w:rPr>
+          <w:b/>
+          <w:bCs/>
+          <w:sz w:val="28"/>
+          <w:szCs w:val="28"/>
+        </w:rPr>
+        <w:t>IL SUGGERIMENTO EDITORIALE</w:t>
+      </w:r>
+    </w:p>
+    <w:p>
+      <w:pPr>
+        <w:rPr>
+          <w:sz w:val="28"/>
+          <w:szCs w:val="28"/>
+        </w:rPr>
+      </w:pPr>
+      <w:r>
+        <w:rPr>
+          <w:sz w:val="28"/>
+          <w:szCs w:val="28"/>
+        </w:rPr>
+        <w:t xml:space="preserve">In questo paragrafo verrà visualizzato il flusso esecutivo, i tool invocati ed il ragionamento applicato dal modello per suggerire un post da poter pubblicare. Quando l’utente chiede un suggerimento su cosa poter pubblicare la richiesta </w:t>
+      </w:r>
+      <w:r>
+        <w:rPr>
+          <w:sz w:val="28"/>
+          <w:szCs w:val="28"/>
+        </w:rPr>
+        <w:lastRenderedPageBreak/>
+        <w:t xml:space="preserve">viene gestita dal </w:t>
+      </w:r>
+      <w:proofErr w:type="spellStart"/>
+      <w:r>
+        <w:rPr>
+          <w:sz w:val="28"/>
+          <w:szCs w:val="28"/>
+        </w:rPr>
+        <w:t>suggestion_subgraph</w:t>
+      </w:r>
+      <w:proofErr w:type="spellEnd"/>
+      <w:r>
+        <w:rPr>
+          <w:sz w:val="28"/>
+          <w:szCs w:val="28"/>
+        </w:rPr>
+        <w:t>, il quale ha l’obbligo di esaminare i post già pubblicati e suggerirne uno in modo da bilanciare il contenuto editoriale.</w:t>
+      </w:r>
+    </w:p>
+    <w:p>
+      <w:pPr>
+        <w:rPr>
+          <w:b/>
+          <w:bCs/>
+          <w:sz w:val="28"/>
+          <w:szCs w:val="28"/>
+        </w:rPr>
+      </w:pPr>
+      <w:r>
+        <w:rPr>
+          <w:b/>
+          <w:bCs/>
+          <w:sz w:val="28"/>
+          <w:szCs w:val="28"/>
+        </w:rPr>
+        <w:t xml:space="preserve">ESECUZIONE E INVOCAZIONE TOOL </w:t>
+      </w:r>
+    </w:p>
+    <w:p>
+      <w:pPr>
+        <w:jc w:val="both"/>
+        <w:rPr>
+          <w:sz w:val="28"/>
+          <w:szCs w:val="28"/>
+        </w:rPr>
+      </w:pPr>
+      <w:r>
+        <w:rPr>
+          <w:sz w:val="28"/>
+          <w:szCs w:val="28"/>
+        </w:rPr>
+        <w:t xml:space="preserve">Nella </w:t>
+      </w:r>
+      <w:r>
+        <w:rPr>
+          <w:i/>
+          <w:iCs/>
+          <w:sz w:val="28"/>
+          <w:szCs w:val="28"/>
+        </w:rPr>
+        <w:t>Figura 12</w:t>
+      </w:r>
+      <w:r>
+        <w:rPr>
+          <w:sz w:val="28"/>
+          <w:szCs w:val="28"/>
+        </w:rPr>
+        <w:t xml:space="preserve"> sono riportate le chiamate effettuate dal LLM per recuperare tutte le informazioni necessarie per fornire un suggerimento che bilanci il contenuto. In particolare, come primo tool viene invocato </w:t>
+      </w:r>
+      <w:proofErr w:type="spellStart"/>
+      <w:r>
+        <w:rPr>
+          <w:sz w:val="28"/>
+          <w:szCs w:val="28"/>
+        </w:rPr>
+        <w:t>get_planning_context_tool</w:t>
+      </w:r>
+      <w:proofErr w:type="spellEnd"/>
+      <w:r>
+        <w:rPr>
+          <w:sz w:val="28"/>
+          <w:szCs w:val="28"/>
+        </w:rPr>
+        <w:t xml:space="preserve"> il quale restituisce le news più recenti pubblicate, le recensioni più recenti pubblicate, e le varietà tematiche ossia le tipologie di giochi recensiti. Sulla base di tali informazioni il modello baserà il suo ragionamento per scegliere la tipologia di post da proporre (News/ recensione) ed in caso di scelta della recensione anche il genere del gioco.</w:t>
+      </w:r>
+      <w:r>
+        <w:rPr>
+          <w:sz w:val="28"/>
+          <w:szCs w:val="28"/>
+        </w:rPr>
+        <w:t xml:space="preserve"> Se la scelta ricade su una recensione allora verrà chiamato il tool </w:t>
+      </w:r>
+      <w:proofErr w:type="spellStart"/>
+      <w:r>
+        <w:rPr>
+          <w:sz w:val="28"/>
+          <w:szCs w:val="28"/>
+        </w:rPr>
+        <w:t>get_unreviewed_released_games</w:t>
+      </w:r>
+      <w:proofErr w:type="spellEnd"/>
+      <w:r>
+        <w:rPr>
+          <w:sz w:val="28"/>
+          <w:szCs w:val="28"/>
+        </w:rPr>
+        <w:t xml:space="preserve"> per vedere se ci sono giochi precedentemente scoperti in attesa di recensione.</w:t>
+      </w:r>
+    </w:p>
+    <w:p>
+      <w:pPr>
+        <w:keepNext/>
+        <w:jc w:val="center"/>
+      </w:pPr>
+      <w:r>
+        <w:rPr>
+          <w:b/>
+          <w:bCs/>
+          <w:sz w:val="28"/>
+          <w:szCs w:val="28"/>
+        </w:rPr>
+        <w:drawing>
+          <wp:inline distT="0" distB="0" distL="0" distR="0" wp14:anchorId="27849DBD" wp14:editId="25A42CF6">
+            <wp:extent cx="3071126" cy="2187130"/>
+            <wp:effectExtent l="0" t="0" r="0" b="3810"/>
+            <wp:docPr id="1791654772" name="Immagine 1"/>
+            <wp:cNvGraphicFramePr>
+              <a:graphicFrameLocks xmlns:a="http://schemas.openxmlformats.org/drawingml/2006/main" noChangeAspect="1"/>
+            </wp:cNvGraphicFramePr>
+            <a:graphic xmlns:a="http://schemas.openxmlformats.org/drawingml/2006/main">
+              <a:graphicData uri="http://schemas.openxmlformats.org/drawingml/2006/picture">
+                <pic:pic xmlns:pic="http://schemas.openxmlformats.org/drawingml/2006/picture">
+                  <pic:nvPicPr>
+                    <pic:cNvPr id="1791654772" name=""/>
+                    <pic:cNvPicPr/>
+                  </pic:nvPicPr>
+                  <pic:blipFill>
+                    <a:blip r:embed="rId26"/>
+                    <a:stretch>
+                      <a:fillRect/>
+                    </a:stretch>
+                  </pic:blipFill>
+                  <pic:spPr>
+                    <a:xfrm>
+                      <a:off x="0" y="0"/>
+                      <a:ext cx="3071126" cy="2187130"/>
+                    </a:xfrm>
+                    <a:prstGeom prst="rect">
+                      <a:avLst/>
+                    </a:prstGeom>
+                  </pic:spPr>
+                </pic:pic>
+              </a:graphicData>
+            </a:graphic>
+          </wp:inline>
+        </w:drawing>
+      </w:r>
+    </w:p>
+    <w:p>
+      <w:pPr>
+        <w:pStyle w:val="Didascalia"/>
+        <w:jc w:val="center"/>
+      </w:pPr>
+      <w:r>
+        <w:t xml:space="preserve">Figura </w:t>
+      </w:r>
+      <w:r>
+        <w:fldChar w:fldCharType="begin"/>
+      </w:r>
+      <w:r>
+        <w:instrText xml:space="preserve"> SEQ Figura \* ARABIC </w:instrText>
+      </w:r>
+      <w:r>
+        <w:fldChar w:fldCharType="separate"/>
+      </w:r>
+      <w:r>
+        <w:rPr>
+          <w:noProof/>
+        </w:rPr>
+        <w:t>12</w:t>
+      </w:r>
+      <w:r>
+        <w:fldChar w:fldCharType="end"/>
+      </w:r>
+      <w:r>
+        <w:t>: Invocazione dei tool per il suggerimento editoriale</w:t>
+      </w:r>
+    </w:p>
+    <w:p>
+      <w:pPr>
+        <w:jc w:val="both"/>
+        <w:rPr>
+          <w:sz w:val="28"/>
+          <w:szCs w:val="28"/>
+        </w:rPr>
+      </w:pPr>
+      <w:r>
+        <w:rPr>
+          <w:sz w:val="28"/>
+          <w:szCs w:val="28"/>
+        </w:rPr>
+        <w:t xml:space="preserve">Una volta che l’LLM ha il suggerimento da fornire all’utente terminerà l’esecuzione fornendo il ragionamento seguito e sottoporrà il consiglio all’approvazione tramite </w:t>
+      </w:r>
+      <w:proofErr w:type="spellStart"/>
+      <w:r>
+        <w:rPr>
+          <w:sz w:val="28"/>
+          <w:szCs w:val="28"/>
+        </w:rPr>
+        <w:t>hitl</w:t>
+      </w:r>
+      <w:proofErr w:type="spellEnd"/>
+      <w:r>
+        <w:rPr>
+          <w:sz w:val="28"/>
+          <w:szCs w:val="28"/>
+        </w:rPr>
+        <w:t xml:space="preserve"> all’utente</w:t>
+      </w:r>
+    </w:p>
+    <w:p>
+      <w:pPr>
+        <w:keepNext/>
+        <w:jc w:val="center"/>
+      </w:pPr>
+      <w:r>
+        <w:rPr>
+          <w:b/>
+          <w:bCs/>
+          <w:sz w:val="28"/>
+          <w:szCs w:val="28"/>
+        </w:rPr>
+        <w:lastRenderedPageBreak/>
+        <w:drawing>
+          <wp:inline distT="0" distB="0" distL="0" distR="0" wp14:anchorId="0755FB97" wp14:editId="08A18FA0">
+            <wp:extent cx="3734124" cy="5654530"/>
+            <wp:effectExtent l="0" t="0" r="0" b="3810"/>
+            <wp:docPr id="1326437420" name="Immagine 1"/>
+            <wp:cNvGraphicFramePr>
+              <a:graphicFrameLocks xmlns:a="http://schemas.openxmlformats.org/drawingml/2006/main" noChangeAspect="1"/>
+            </wp:cNvGraphicFramePr>
+            <a:graphic xmlns:a="http://schemas.openxmlformats.org/drawingml/2006/main">
+              <a:graphicData uri="http://schemas.openxmlformats.org/drawingml/2006/picture">
+                <pic:pic xmlns:pic="http://schemas.openxmlformats.org/drawingml/2006/picture">
+                  <pic:nvPicPr>
+                    <pic:cNvPr id="1326437420" name=""/>
+                    <pic:cNvPicPr/>
+                  </pic:nvPicPr>
+                  <pic:blipFill>
+                    <a:blip r:embed="rId27"/>
+                    <a:stretch>
+                      <a:fillRect/>
+                    </a:stretch>
+                  </pic:blipFill>
+                  <pic:spPr>
+                    <a:xfrm>
+                      <a:off x="0" y="0"/>
+                      <a:ext cx="3734124" cy="5654530"/>
+                    </a:xfrm>
+                    <a:prstGeom prst="rect">
+                      <a:avLst/>
+                    </a:prstGeom>
+                  </pic:spPr>
+                </pic:pic>
+              </a:graphicData>
+            </a:graphic>
+          </wp:inline>
+        </w:drawing>
+      </w:r>
+    </w:p>
+    <w:p>
+      <w:pPr>
+        <w:pStyle w:val="Didascalia"/>
+        <w:jc w:val="center"/>
+        <w:rPr>
+          <w:b/>
+          <w:bCs/>
+          <w:sz w:val="28"/>
+          <w:szCs w:val="28"/>
+        </w:rPr>
+      </w:pPr>
+      <w:r>
+        <w:t xml:space="preserve">Figura </w:t>
+      </w:r>
+      <w:r>
+        <w:fldChar w:fldCharType="begin"/>
+      </w:r>
+      <w:r>
+        <w:instrText xml:space="preserve"> SEQ Figura \* ARABIC </w:instrText>
+      </w:r>
+      <w:r>
+        <w:fldChar w:fldCharType="separate"/>
+      </w:r>
+      <w:r>
+        <w:rPr>
+          <w:noProof/>
+        </w:rPr>
+        <w:t>13</w:t>
+      </w:r>
+      <w:r>
+        <w:fldChar w:fldCharType="end"/>
+      </w:r>
+      <w:r>
+        <w:t>: Ragionamento del nodo di suggerimento</w:t>
+      </w:r>
+    </w:p>
+    <w:p>
+      <w:pPr>
+        <w:rPr>
+          <w:b/>
+          <w:bCs/>
+          <w:sz w:val="28"/>
+          <w:szCs w:val="28"/>
+        </w:rPr>
+      </w:pPr>
+      <w:r>
+        <w:rPr>
+          <w:b/>
+          <w:bCs/>
+          <w:sz w:val="28"/>
+          <w:szCs w:val="28"/>
+        </w:rPr>
+        <w:t>8.</w:t>
+      </w:r>
+      <w:r>
+        <w:rPr>
+          <w:b/>
+          <w:bCs/>
+          <w:sz w:val="28"/>
+          <w:szCs w:val="28"/>
+        </w:rPr>
+        <w:t>3</w:t>
+      </w:r>
+      <w:r>
+        <w:rPr>
+          <w:b/>
+          <w:bCs/>
+          <w:sz w:val="28"/>
+          <w:szCs w:val="28"/>
+        </w:rPr>
+        <w:t xml:space="preserve"> FLUSSO ESECUTIVO PER LA </w:t>
+      </w:r>
+      <w:r>
+        <w:rPr>
+          <w:b/>
+          <w:bCs/>
+          <w:sz w:val="28"/>
+          <w:szCs w:val="28"/>
+        </w:rPr>
+        <w:t>PIANIFICAZIONE EDITORIALE</w:t>
+      </w:r>
+      <w:r>
+        <w:rPr>
+          <w:b/>
+          <w:bCs/>
+          <w:sz w:val="28"/>
+          <w:szCs w:val="28"/>
+        </w:rPr>
+        <w:t xml:space="preserve"> </w:t>
+      </w:r>
+    </w:p>
+    <w:p>
+      <w:pPr>
+        <w:jc w:val="both"/>
+        <w:rPr>
+          <w:sz w:val="28"/>
+          <w:szCs w:val="28"/>
+        </w:rPr>
+      </w:pPr>
+      <w:r>
+        <w:rPr>
+          <w:sz w:val="28"/>
+          <w:szCs w:val="28"/>
+        </w:rPr>
+        <w:t>Quando all'agente viene richiesta la generazione di una pianificazione editoriale, il suo obiettivo non è la produzione immediata di un singolo contenuto, bensì la definizione di una sequenza di post da pubblicare nei giorni successivi. Se l'utente specifica il numero di giorni da pianificare, il sistema genera un suggerimento per ciascun giorno; in caso contrario, viene adottato un orizzonte temporale predefinito di tre giorni.</w:t>
+      </w:r>
+    </w:p>
+    <w:p>
+      <w:pPr>
+        <w:jc w:val="both"/>
+        <w:rPr>
+          <w:sz w:val="28"/>
+          <w:szCs w:val="28"/>
+        </w:rPr>
+      </w:pPr>
+      <w:r>
+        <w:rPr>
+          <w:sz w:val="28"/>
+          <w:szCs w:val="28"/>
+        </w:rPr>
+        <w:t xml:space="preserve">Per costruire la pianificazione, l'agente analizza i contenuti già presenti nel Knowledge Graph, individuando recensioni e news già pubblicate, così da evitare ridondanze e proporre un piano editoriale equilibrato e diversificato. L'obiettivo è distribuire in modo coerente le tipologie di contenuto, alternando, ove possibile, </w:t>
+      </w:r>
+      <w:r>
+        <w:rPr>
+          <w:sz w:val="28"/>
+          <w:szCs w:val="28"/>
+        </w:rPr>
+        <w:lastRenderedPageBreak/>
+        <w:t>recensioni e news e privilegiando argomenti non ancora trattati o ritenuti di maggiore interesse.</w:t>
+      </w:r>
+    </w:p>
+    <w:p>
+      <w:pPr>
+        <w:jc w:val="both"/>
+        <w:rPr>
+          <w:sz w:val="28"/>
+          <w:szCs w:val="28"/>
+        </w:rPr>
+      </w:pPr>
+      <w:r>
+        <w:rPr>
+          <w:sz w:val="28"/>
+          <w:szCs w:val="28"/>
+        </w:rPr>
+        <w:t>Una volta elaborata la proposta, il sistema la sottopone all'utente attraverso un punto di Human-in-the-Loop, accompagnandola con il ragionamento che ha portato alla scelta dei diversi argomenti. In questo modo l'editore può comprendere le motivazioni della pianificazione e decidere se approvarla, rifiutarla oppure richiederne una modifica.</w:t>
+      </w:r>
+    </w:p>
+    <w:p>
+      <w:pPr>
+        <w:jc w:val="both"/>
+        <w:rPr>
+          <w:sz w:val="28"/>
+          <w:szCs w:val="28"/>
+        </w:rPr>
+      </w:pPr>
+      <w:r>
+        <w:rPr>
+          <w:sz w:val="28"/>
+          <w:szCs w:val="28"/>
+        </w:rPr>
+        <w:t>Nel caso in cui il piano editoriale venga approvato, l'agente avvia immediatamente la generazione della bozza relativa al primo contenuto pianificato. Le proposte rimanenti vengono invece memorizzate all'interno del Knowledge Graph come nodi di tipo Pianificazione con stato PENDING, mantenendo così una coda delle pubblicazioni future.</w:t>
+      </w:r>
+    </w:p>
+    <w:p>
+      <w:pPr>
+        <w:jc w:val="both"/>
+        <w:rPr>
+          <w:sz w:val="28"/>
+          <w:szCs w:val="28"/>
+        </w:rPr>
+      </w:pPr>
+      <w:r>
+        <w:rPr>
+          <w:sz w:val="28"/>
+          <w:szCs w:val="28"/>
+        </w:rPr>
+        <w:t>Successivamente, quando l'utente manifesta la volontà di proseguire con il piano editoriale, il sistema recupera automaticamente il primo elemento ancora in attesa dalla coda, lo rimuove dal grafo e avvia la generazione della relativa bozza. Questo processo viene ripetuto fino all'esaurimento della pianificazione, consentendo di distribuire la produzione dei contenuti nel tempo senza dover rigenerare ogni volta l'intero piano editoriale.</w:t>
+      </w:r>
+      <w:r>
+        <w:rPr>
+          <w:sz w:val="28"/>
+          <w:szCs w:val="28"/>
+        </w:rPr>
+        <w:t xml:space="preserve"> </w:t>
+      </w:r>
+    </w:p>
+    <w:p>
+      <w:pPr>
+        <w:jc w:val="both"/>
+        <w:rPr>
+          <w:sz w:val="28"/>
+          <w:szCs w:val="28"/>
+          <w:u w:val="single"/>
+        </w:rPr>
+      </w:pPr>
+      <w:r>
+        <w:rPr>
+          <w:sz w:val="28"/>
+          <w:szCs w:val="28"/>
+        </w:rPr>
+        <w:t xml:space="preserve">Qualora venga chiesta la creazione di un piano editoriale quando è già presente un piano editoriale verrà mostrato un avviso </w:t>
+      </w:r>
+      <w:r>
+        <w:rPr>
+          <w:i/>
+          <w:iCs/>
+          <w:sz w:val="28"/>
+          <w:szCs w:val="28"/>
+        </w:rPr>
+        <w:t>(figura 14),</w:t>
+      </w:r>
+      <w:r>
+        <w:rPr>
+          <w:sz w:val="28"/>
+          <w:szCs w:val="28"/>
+        </w:rPr>
+        <w:t xml:space="preserve"> dove l’utente può decidere di lasciare il piano editoriale presente e quindi annullare la richiesta di creazione di un nuovo piano editoriale oppure può confermare la richiesta di un nuovo piano editoriale e quindi il piano che verrà creato sovrascriverà quello passato.</w:t>
+      </w:r>
+    </w:p>
+    <w:p>
+      <w:pPr>
+        <w:keepNext/>
+        <w:jc w:val="center"/>
+      </w:pPr>
+      <w:r>
+        <w:rPr>
+          <w:sz w:val="28"/>
+          <w:szCs w:val="28"/>
+        </w:rPr>
+        <w:drawing>
+          <wp:inline distT="0" distB="0" distL="0" distR="0" wp14:anchorId="65F7F00F" wp14:editId="0F24B7DE">
+            <wp:extent cx="6120130" cy="1724660"/>
+            <wp:effectExtent l="19050" t="19050" r="13970" b="27940"/>
+            <wp:docPr id="163105407" name="Immagine 1"/>
+            <wp:cNvGraphicFramePr>
+              <a:graphicFrameLocks xmlns:a="http://schemas.openxmlformats.org/drawingml/2006/main" noChangeAspect="1"/>
+            </wp:cNvGraphicFramePr>
+            <a:graphic xmlns:a="http://schemas.openxmlformats.org/drawingml/2006/main">
+              <a:graphicData uri="http://schemas.openxmlformats.org/drawingml/2006/picture">
+                <pic:pic xmlns:pic="http://schemas.openxmlformats.org/drawingml/2006/picture">
+                  <pic:nvPicPr>
+                    <pic:cNvPr id="163105407" name=""/>
+                    <pic:cNvPicPr/>
+                  </pic:nvPicPr>
+                  <pic:blipFill>
+                    <a:blip r:embed="rId28"/>
+                    <a:stretch>
+                      <a:fillRect/>
+                    </a:stretch>
+                  </pic:blipFill>
+                  <pic:spPr>
+                    <a:xfrm>
+                      <a:off x="0" y="0"/>
+                      <a:ext cx="6120130" cy="1724660"/>
+                    </a:xfrm>
+                    <a:prstGeom prst="rect">
+                      <a:avLst/>
+                    </a:prstGeom>
+                    <a:ln>
+                      <a:solidFill>
+                        <a:schemeClr val="accent1"/>
+                      </a:solidFill>
+                    </a:ln>
+                    <a:effectLst>
+                      <a:softEdge rad="0"/>
+                    </a:effectLst>
+                  </pic:spPr>
+                </pic:pic>
+              </a:graphicData>
+            </a:graphic>
+          </wp:inline>
+        </w:drawing>
+      </w:r>
+    </w:p>
+    <w:p>
+      <w:pPr>
+        <w:pStyle w:val="Didascalia"/>
+        <w:jc w:val="center"/>
+        <w:rPr>
+          <w:sz w:val="28"/>
+          <w:szCs w:val="28"/>
+        </w:rPr>
+      </w:pPr>
+      <w:r>
+        <w:t xml:space="preserve">Figura </w:t>
+      </w:r>
+      <w:r>
+        <w:fldChar w:fldCharType="begin"/>
+      </w:r>
+      <w:r>
+        <w:instrText xml:space="preserve"> SEQ Figura \* ARABIC </w:instrText>
+      </w:r>
+      <w:r>
+        <w:fldChar w:fldCharType="separate"/>
+      </w:r>
+      <w:r>
+        <w:rPr>
+          <w:noProof/>
+        </w:rPr>
+        <w:t>14</w:t>
+      </w:r>
+      <w:r>
+        <w:fldChar w:fldCharType="end"/>
+      </w:r>
+      <w:r>
+        <w:t>: Avviso piano esistente</w:t>
+      </w:r>
+    </w:p>
+    <w:p>
+      <w:pPr>
+        <w:rPr>
+          <w:b/>
+          <w:bCs/>
+          <w:sz w:val="28"/>
+          <w:szCs w:val="28"/>
+        </w:rPr>
+      </w:pPr>
+      <w:r>
+        <w:rPr>
+          <w:b/>
+          <w:bCs/>
+          <w:sz w:val="28"/>
+          <w:szCs w:val="28"/>
+        </w:rPr>
+        <w:t xml:space="preserve">ESECUZIONE E INVOCAZIONE TOOL </w:t>
+      </w:r>
+    </w:p>
+    <w:p>
+      <w:pPr>
+        <w:jc w:val="both"/>
+        <w:rPr>
+          <w:sz w:val="28"/>
+          <w:szCs w:val="28"/>
+        </w:rPr>
+      </w:pPr>
+      <w:r>
+        <w:rPr>
+          <w:sz w:val="28"/>
+          <w:szCs w:val="28"/>
+        </w:rPr>
+        <w:lastRenderedPageBreak/>
+        <w:t>In questa</w:t>
+      </w:r>
+      <w:r>
+        <w:rPr>
+          <w:sz w:val="28"/>
+          <w:szCs w:val="28"/>
+        </w:rPr>
+        <w:t xml:space="preserve"> specifica</w:t>
+      </w:r>
+      <w:r>
+        <w:rPr>
+          <w:sz w:val="28"/>
+          <w:szCs w:val="28"/>
+        </w:rPr>
+        <w:t xml:space="preserve"> esecuzione</w:t>
+      </w:r>
+      <w:r>
+        <w:rPr>
+          <w:sz w:val="28"/>
+          <w:szCs w:val="28"/>
+        </w:rPr>
+        <w:t xml:space="preserve"> riportata,</w:t>
+      </w:r>
+      <w:r>
+        <w:rPr>
+          <w:sz w:val="28"/>
+          <w:szCs w:val="28"/>
+        </w:rPr>
+        <w:t xml:space="preserve"> era già presente un piano editoriale</w:t>
+      </w:r>
+      <w:r>
+        <w:rPr>
+          <w:sz w:val="28"/>
+          <w:szCs w:val="28"/>
+        </w:rPr>
+        <w:t>,</w:t>
+      </w:r>
+      <w:r>
+        <w:rPr>
+          <w:sz w:val="28"/>
+          <w:szCs w:val="28"/>
+        </w:rPr>
+        <w:t xml:space="preserve"> per cui</w:t>
+      </w:r>
+      <w:r>
+        <w:rPr>
+          <w:sz w:val="28"/>
+          <w:szCs w:val="28"/>
+        </w:rPr>
+        <w:t>,</w:t>
+      </w:r>
+      <w:r>
+        <w:rPr>
+          <w:sz w:val="28"/>
+          <w:szCs w:val="28"/>
+        </w:rPr>
+        <w:t xml:space="preserve"> come si vede all’inizio, il sistema rileva la presenza del piano editoriale e tramite HITL</w:t>
+      </w:r>
+      <w:r>
+        <w:rPr>
+          <w:sz w:val="28"/>
+          <w:szCs w:val="28"/>
+        </w:rPr>
+        <w:t>,</w:t>
+      </w:r>
+      <w:r>
+        <w:rPr>
+          <w:sz w:val="28"/>
+          <w:szCs w:val="28"/>
+        </w:rPr>
+        <w:t xml:space="preserve"> come </w:t>
+      </w:r>
+      <w:r>
+        <w:rPr>
+          <w:sz w:val="28"/>
+          <w:szCs w:val="28"/>
+        </w:rPr>
+        <w:t>descritto</w:t>
+      </w:r>
+      <w:r>
+        <w:rPr>
+          <w:sz w:val="28"/>
+          <w:szCs w:val="28"/>
+        </w:rPr>
+        <w:t xml:space="preserve"> prima</w:t>
+      </w:r>
+      <w:r>
+        <w:rPr>
+          <w:sz w:val="28"/>
+          <w:szCs w:val="28"/>
+        </w:rPr>
+        <w:t xml:space="preserve">, </w:t>
+      </w:r>
+      <w:r>
+        <w:rPr>
+          <w:sz w:val="28"/>
+          <w:szCs w:val="28"/>
+        </w:rPr>
+        <w:t xml:space="preserve">decide di creare il nuovo piano </w:t>
+      </w:r>
+      <w:r>
+        <w:rPr>
+          <w:sz w:val="28"/>
+          <w:szCs w:val="28"/>
+        </w:rPr>
+        <w:t xml:space="preserve">autorizzando l'agente a eliminare il vecchio piano in favore di una nuova </w:t>
+      </w:r>
+      <w:proofErr w:type="spellStart"/>
+      <w:r>
+        <w:rPr>
+          <w:sz w:val="28"/>
+          <w:szCs w:val="28"/>
+        </w:rPr>
+        <w:t>pianificaizione</w:t>
+      </w:r>
+      <w:proofErr w:type="spellEnd"/>
+      <w:r>
+        <w:rPr>
+          <w:sz w:val="28"/>
+          <w:szCs w:val="28"/>
+        </w:rPr>
+        <w:t xml:space="preserve">. A questo punto, l'agente avvia il processo di pianificazione interrogando il Knowledge Graph (Neo4j) tramite il tool </w:t>
+      </w:r>
+      <w:proofErr w:type="spellStart"/>
+      <w:r>
+        <w:rPr>
+          <w:sz w:val="28"/>
+          <w:szCs w:val="28"/>
+        </w:rPr>
+        <w:t>get_planning_context_tool</w:t>
+      </w:r>
+      <w:proofErr w:type="spellEnd"/>
+      <w:r>
+        <w:rPr>
+          <w:sz w:val="28"/>
+          <w:szCs w:val="28"/>
+        </w:rPr>
+        <w:t xml:space="preserve"> e </w:t>
+      </w:r>
+      <w:proofErr w:type="spellStart"/>
+      <w:r>
+        <w:rPr>
+          <w:sz w:val="28"/>
+          <w:szCs w:val="28"/>
+        </w:rPr>
+        <w:t>get_unreviews_released_games</w:t>
+      </w:r>
+      <w:proofErr w:type="spellEnd"/>
+      <w:r>
+        <w:rPr>
+          <w:sz w:val="28"/>
+          <w:szCs w:val="28"/>
+        </w:rPr>
+        <w:t xml:space="preserve">, al fine di recuperare lo storico dei post già pubblicati </w:t>
+      </w:r>
+      <w:r>
+        <w:rPr>
+          <w:sz w:val="28"/>
+          <w:szCs w:val="28"/>
+        </w:rPr>
+        <w:t>e dei giochi scoperti, in modo da</w:t>
+      </w:r>
+      <w:r>
+        <w:rPr>
+          <w:sz w:val="28"/>
+          <w:szCs w:val="28"/>
+        </w:rPr>
+        <w:t xml:space="preserve"> analizzare il contesto attuale. Sulla base di questi dati, il sistema definisce la tipologia dei nuovi contenuti da proporre (bilanciando news e recensioni) ed esegue ricerche mirate sul web</w:t>
+      </w:r>
+      <w:r>
+        <w:rPr>
+          <w:sz w:val="28"/>
+          <w:szCs w:val="28"/>
+        </w:rPr>
+        <w:t xml:space="preserve"> </w:t>
+      </w:r>
+      <w:r>
+        <w:rPr>
+          <w:sz w:val="28"/>
+          <w:szCs w:val="28"/>
+        </w:rPr>
+        <w:t xml:space="preserve">tramite il tool </w:t>
+      </w:r>
+      <w:proofErr w:type="spellStart"/>
+      <w:r>
+        <w:rPr>
+          <w:sz w:val="28"/>
+          <w:szCs w:val="28"/>
+        </w:rPr>
+        <w:t>Tavily</w:t>
+      </w:r>
+      <w:proofErr w:type="spellEnd"/>
+      <w:r>
+        <w:rPr>
+          <w:sz w:val="28"/>
+          <w:szCs w:val="28"/>
+        </w:rPr>
+        <w:t xml:space="preserve"> per individuare argomenti di tendenza o notizie recenti. Infine, per garantire l'assoluta originalità delle proposte e prevenire la generazione di contenuti duplicati, l'agente valida le informazioni trovate invocando i tool di controllo dedicati, nello specifico </w:t>
+      </w:r>
+      <w:proofErr w:type="spellStart"/>
+      <w:r>
+        <w:rPr>
+          <w:sz w:val="28"/>
+          <w:szCs w:val="28"/>
+        </w:rPr>
+        <w:t>check_game_already_reviewed</w:t>
+      </w:r>
+      <w:proofErr w:type="spellEnd"/>
+      <w:r>
+        <w:rPr>
+          <w:sz w:val="28"/>
+          <w:szCs w:val="28"/>
+        </w:rPr>
+        <w:t xml:space="preserve"> e </w:t>
+      </w:r>
+      <w:proofErr w:type="spellStart"/>
+      <w:r>
+        <w:rPr>
+          <w:sz w:val="28"/>
+          <w:szCs w:val="28"/>
+        </w:rPr>
+        <w:t>check_news_already_published_tool</w:t>
+      </w:r>
+      <w:proofErr w:type="spellEnd"/>
+      <w:r>
+        <w:rPr>
+          <w:sz w:val="28"/>
+          <w:szCs w:val="28"/>
+        </w:rPr>
+        <w:t>.</w:t>
+      </w:r>
+      <w:r>
+        <w:rPr>
+          <w:sz w:val="28"/>
+          <w:szCs w:val="28"/>
+        </w:rPr>
+        <w:t xml:space="preserve"> Una volta che il modello determina di aver concluso sottopone la pianificazione con il relativo ragionamento all’utente.</w:t>
+      </w:r>
+    </w:p>
+    <w:p>
+      <w:pPr>
+        <w:jc w:val="center"/>
+      </w:pPr>
+      <w:r>
+        <w:rPr>
+          <w:b/>
+          <w:bCs/>
+          <w:sz w:val="28"/>
+          <w:szCs w:val="28"/>
+        </w:rPr>
+        <w:drawing>
+          <wp:inline distT="0" distB="0" distL="0" distR="0" wp14:anchorId="77BA4A78" wp14:editId="172F5128">
+            <wp:extent cx="3959927" cy="4312920"/>
+            <wp:effectExtent l="0" t="0" r="2540" b="0"/>
+            <wp:docPr id="1085357778" name="Immagine 1"/>
+            <wp:cNvGraphicFramePr>
+              <a:graphicFrameLocks xmlns:a="http://schemas.openxmlformats.org/drawingml/2006/main" noChangeAspect="1"/>
+            </wp:cNvGraphicFramePr>
+            <a:graphic xmlns:a="http://schemas.openxmlformats.org/drawingml/2006/main">
+              <a:graphicData uri="http://schemas.openxmlformats.org/drawingml/2006/picture">
+                <pic:pic xmlns:pic="http://schemas.openxmlformats.org/drawingml/2006/picture">
+                  <pic:nvPicPr>
+                    <pic:cNvPr id="1085357778" name=""/>
+                    <pic:cNvPicPr/>
+                  </pic:nvPicPr>
+                  <pic:blipFill>
+                    <a:blip r:embed="rId29"/>
+                    <a:stretch>
+                      <a:fillRect/>
+                    </a:stretch>
+                  </pic:blipFill>
+                  <pic:spPr>
+                    <a:xfrm>
+                      <a:off x="0" y="0"/>
+                      <a:ext cx="3962789" cy="4316037"/>
+                    </a:xfrm>
+                    <a:prstGeom prst="rect">
+                      <a:avLst/>
+                    </a:prstGeom>
+                  </pic:spPr>
+                </pic:pic>
+              </a:graphicData>
+            </a:graphic>
+          </wp:inline>
+        </w:drawing>
+      </w:r>
+    </w:p>
+    <w:p>
+      <w:pPr>
+        <w:pStyle w:val="Didascalia"/>
+        <w:jc w:val="center"/>
+        <w:rPr>
+          <w:b/>
+          <w:bCs/>
+          <w:sz w:val="28"/>
+          <w:szCs w:val="28"/>
+        </w:rPr>
+      </w:pPr>
+      <w:r>
+        <w:t xml:space="preserve">Figura </w:t>
+      </w:r>
+      <w:r>
+        <w:fldChar w:fldCharType="begin"/>
+      </w:r>
+      <w:r>
+        <w:instrText xml:space="preserve"> SEQ Figura \* ARABIC </w:instrText>
+      </w:r>
+      <w:r>
+        <w:fldChar w:fldCharType="separate"/>
+      </w:r>
+      <w:r>
+        <w:rPr>
+          <w:noProof/>
+        </w:rPr>
+        <w:t>15</w:t>
+      </w:r>
+      <w:r>
+        <w:fldChar w:fldCharType="end"/>
+      </w:r>
+      <w:r>
+        <w:t>: Elenco dei tool invocati per generare una pianificazione editoriale</w:t>
+      </w:r>
+    </w:p>
+    <w:p>
+      <w:pPr>
+        <w:rPr>
+          <w:b/>
+          <w:bCs/>
+          <w:sz w:val="28"/>
+          <w:szCs w:val="28"/>
+        </w:rPr>
+      </w:pPr>
+    </w:p>
+    <w:p>
+      <w:pPr>
+        <w:rPr>
+          <w:b/>
+          <w:bCs/>
+          <w:sz w:val="28"/>
+          <w:szCs w:val="28"/>
+        </w:rPr>
+      </w:pPr>
+      <w:r>
+        <w:rPr>
+          <w:b/>
+          <w:bCs/>
+          <w:sz w:val="28"/>
+          <w:szCs w:val="28"/>
+        </w:rPr>
+        <w:lastRenderedPageBreak/>
+        <w:t>PLANNING EDITORIALE PROPOSTO</w:t>
+      </w:r>
+    </w:p>
+    <w:p>
+      <w:pPr>
+        <w:jc w:val="both"/>
+        <w:rPr>
+          <w:sz w:val="28"/>
+          <w:szCs w:val="28"/>
+        </w:rPr>
+      </w:pPr>
+      <w:r>
+        <w:rPr>
+          <w:sz w:val="28"/>
+          <w:szCs w:val="28"/>
+        </w:rPr>
+        <w:t xml:space="preserve">Di seguito è riportata la </w:t>
+      </w:r>
+      <w:r>
+        <w:rPr>
+          <w:i/>
+          <w:iCs/>
+          <w:sz w:val="28"/>
+          <w:szCs w:val="28"/>
+        </w:rPr>
+        <w:t>Figura 15</w:t>
+      </w:r>
+      <w:r>
+        <w:rPr>
+          <w:sz w:val="28"/>
+          <w:szCs w:val="28"/>
+        </w:rPr>
+        <w:t xml:space="preserve"> che mostra il planning editoriale di 3 giorni proposto dall’agente e sottoposto al controllo dell’utente prima di avviare la stesura del primo consiglio.</w:t>
+      </w:r>
+    </w:p>
+    <w:p>
+      <w:pPr>
+        <w:keepNext/>
+        <w:jc w:val="center"/>
+      </w:pPr>
+      <w:r>
+        <w:rPr>
+          <w:b/>
+          <w:bCs/>
+          <w:sz w:val="28"/>
+          <w:szCs w:val="28"/>
+        </w:rPr>
+        <w:drawing>
+          <wp:inline distT="0" distB="0" distL="0" distR="0" wp14:anchorId="3B9211B8" wp14:editId="60649E98">
+            <wp:extent cx="6120130" cy="3143885"/>
+            <wp:effectExtent l="19050" t="19050" r="13970" b="18415"/>
+            <wp:docPr id="348493464" name="Immagine 1"/>
+            <wp:cNvGraphicFramePr>
+              <a:graphicFrameLocks xmlns:a="http://schemas.openxmlformats.org/drawingml/2006/main" noChangeAspect="1"/>
+            </wp:cNvGraphicFramePr>
+            <a:graphic xmlns:a="http://schemas.openxmlformats.org/drawingml/2006/main">
+              <a:graphicData uri="http://schemas.openxmlformats.org/drawingml/2006/picture">
+                <pic:pic xmlns:pic="http://schemas.openxmlformats.org/drawingml/2006/picture">
+                  <pic:nvPicPr>
+                    <pic:cNvPr id="348493464" name=""/>
+                    <pic:cNvPicPr/>
+                  </pic:nvPicPr>
+                  <pic:blipFill>
+                    <a:blip r:embed="rId30"/>
+                    <a:stretch>
+                      <a:fillRect/>
+                    </a:stretch>
+                  </pic:blipFill>
+                  <pic:spPr>
+                    <a:xfrm>
+                      <a:off x="0" y="0"/>
+                      <a:ext cx="6120130" cy="3143885"/>
+                    </a:xfrm>
+                    <a:prstGeom prst="rect">
+                      <a:avLst/>
+                    </a:prstGeom>
+                    <a:ln>
+                      <a:solidFill>
+                        <a:schemeClr val="accent1"/>
+                      </a:solidFill>
+                    </a:ln>
+                  </pic:spPr>
+                </pic:pic>
+              </a:graphicData>
+            </a:graphic>
+          </wp:inline>
+        </w:drawing>
+      </w:r>
+    </w:p>
+    <w:p>
+      <w:pPr>
+        <w:pStyle w:val="Didascalia"/>
+        <w:jc w:val="center"/>
+      </w:pPr>
+      <w:r>
+        <w:t xml:space="preserve">Figura </w:t>
+      </w:r>
+      <w:r>
+        <w:fldChar w:fldCharType="begin"/>
+      </w:r>
+      <w:r>
+        <w:instrText xml:space="preserve"> SEQ Figura \* ARABIC </w:instrText>
+      </w:r>
+      <w:r>
+        <w:fldChar w:fldCharType="separate"/>
+      </w:r>
+      <w:r>
+        <w:rPr>
+          <w:noProof/>
+        </w:rPr>
+        <w:t>16</w:t>
+      </w:r>
+      <w:r>
+        <w:fldChar w:fldCharType="end"/>
+      </w:r>
+      <w:r>
+        <w:t>: Proposta di un planning editoriale di 3 giorni</w:t>
+      </w:r>
+    </w:p>
+    <w:p>
+      <w:pPr>
+        <w:jc w:val="both"/>
+      </w:pPr>
+      <w:r>
+        <w:t xml:space="preserve">Una volta che l’utente accetta la proposta verrà avviata la stesura del primo consiglio e parallelamente gli altri suggerimenti verranno memorizzati in memoria centrale, in particolare </w:t>
+      </w:r>
+      <w:proofErr w:type="gramStart"/>
+      <w:r>
+        <w:t>sul knowledge</w:t>
+      </w:r>
+      <w:proofErr w:type="gramEnd"/>
+      <w:r>
+        <w:t xml:space="preserve"> Graph come nodi con stato PENDING, come riporta la </w:t>
+      </w:r>
+      <w:r>
+        <w:rPr>
+          <w:i/>
+          <w:iCs/>
+        </w:rPr>
+        <w:t xml:space="preserve">Figura 16. </w:t>
+      </w:r>
+      <w:r>
+        <w:t xml:space="preserve"> In questo modo si garantisce persistenza al piano editoriale proposto, potendolo recuperare in qualsiasi momento e continuarne la pubblicazione</w:t>
+      </w:r>
+    </w:p>
+    <w:p>
+      <w:pPr>
+        <w:keepNext/>
+        <w:jc w:val="center"/>
+      </w:pPr>
+      <w:r>
+        <w:drawing>
+          <wp:inline distT="0" distB="0" distL="0" distR="0" wp14:anchorId="50A6D1A1" wp14:editId="0E107D78">
+            <wp:extent cx="4908550" cy="2420662"/>
+            <wp:effectExtent l="0" t="0" r="6350" b="0"/>
+            <wp:docPr id="1621861865" name="Immagine 1"/>
+            <wp:cNvGraphicFramePr>
+              <a:graphicFrameLocks xmlns:a="http://schemas.openxmlformats.org/drawingml/2006/main" noChangeAspect="1"/>
+            </wp:cNvGraphicFramePr>
+            <a:graphic xmlns:a="http://schemas.openxmlformats.org/drawingml/2006/main">
+              <a:graphicData uri="http://schemas.openxmlformats.org/drawingml/2006/picture">
+                <pic:pic xmlns:pic="http://schemas.openxmlformats.org/drawingml/2006/picture">
+                  <pic:nvPicPr>
+                    <pic:cNvPr id="1621861865" name=""/>
+                    <pic:cNvPicPr/>
+                  </pic:nvPicPr>
+                  <pic:blipFill>
+                    <a:blip r:embed="rId31"/>
+                    <a:stretch>
+                      <a:fillRect/>
+                    </a:stretch>
+                  </pic:blipFill>
+                  <pic:spPr>
+                    <a:xfrm>
+                      <a:off x="0" y="0"/>
+                      <a:ext cx="4917845" cy="2425246"/>
+                    </a:xfrm>
+                    <a:prstGeom prst="rect">
+                      <a:avLst/>
+                    </a:prstGeom>
+                  </pic:spPr>
+                </pic:pic>
+              </a:graphicData>
+            </a:graphic>
+          </wp:inline>
+        </w:drawing>
+      </w:r>
+    </w:p>
+    <w:p>
+      <w:pPr>
+        <w:pStyle w:val="Didascalia"/>
+        <w:jc w:val="center"/>
+      </w:pPr>
+      <w:r>
+        <w:t xml:space="preserve">Figura </w:t>
+      </w:r>
+      <w:r>
+        <w:fldChar w:fldCharType="begin"/>
+      </w:r>
+      <w:r>
+        <w:instrText xml:space="preserve"> SEQ Figura \* ARABIC </w:instrText>
+      </w:r>
+      <w:r>
+        <w:fldChar w:fldCharType="separate"/>
+      </w:r>
+      <w:r>
+        <w:rPr>
+          <w:noProof/>
+        </w:rPr>
+        <w:t>17</w:t>
+      </w:r>
+      <w:r>
+        <w:fldChar w:fldCharType="end"/>
+      </w:r>
+      <w:r>
+        <w:t>: Nodi di pianificazione</w:t>
+      </w:r>
+    </w:p>
+    <w:p>
+      <w:pPr>
+        <w:rPr>
+          <w:sz w:val="28"/>
+          <w:szCs w:val="28"/>
+        </w:rPr>
+      </w:pPr>
+    </w:p>
+    <w:p>
+      <w:pPr>
+        <w:jc w:val="center"/>
+        <w:rPr>
+          <w:sz w:val="28"/>
+          <w:szCs w:val="28"/>
+        </w:rPr>
+      </w:pPr>
     </w:p>
     <w:p>
       <w:pPr>
@@ -14651,16 +17169,16 @@
         <w:rPr>
           <w:b/>
           <w:bCs/>
-          <w:sz w:val="28"/>
-          <w:szCs w:val="28"/>
-        </w:rPr>
-      </w:pPr>
-      <w:r>
-        <w:rPr>
-          <w:b/>
-          <w:bCs/>
-          <w:sz w:val="28"/>
-          <w:szCs w:val="28"/>
+          <w:sz w:val="40"/>
+          <w:szCs w:val="40"/>
+        </w:rPr>
+      </w:pPr>
+      <w:r>
+        <w:rPr>
+          <w:b/>
+          <w:bCs/>
+          <w:sz w:val="40"/>
+          <w:szCs w:val="40"/>
         </w:rPr>
         <w:t>FINE TUNING</w:t>
       </w:r>
@@ -14676,16 +17194,16 @@
         <w:rPr>
           <w:b/>
           <w:bCs/>
-          <w:sz w:val="28"/>
-          <w:szCs w:val="28"/>
-        </w:rPr>
-      </w:pPr>
-      <w:r>
-        <w:rPr>
-          <w:b/>
-          <w:bCs/>
-          <w:sz w:val="28"/>
-          <w:szCs w:val="28"/>
+          <w:sz w:val="40"/>
+          <w:szCs w:val="40"/>
+        </w:rPr>
+      </w:pPr>
+      <w:r>
+        <w:rPr>
+          <w:b/>
+          <w:bCs/>
+          <w:sz w:val="40"/>
+          <w:szCs w:val="40"/>
         </w:rPr>
         <w:t xml:space="preserve">ANALISI DEI RISULTATI E CONSCLUSIONI FINALI </w:t>
       </w:r>
@@ -14696,8 +17214,8 @@
         <w:rPr>
           <w:b/>
           <w:bCs/>
-          <w:sz w:val="28"/>
-          <w:szCs w:val="28"/>
+          <w:sz w:val="40"/>
+          <w:szCs w:val="40"/>
         </w:rPr>
       </w:pPr>
     </w:p>
@@ -14737,13 +17255,106 @@
     </w:p>
     <w:p/>
     <w:sectPr>
+      <w:footerReference w:type="default" r:id="rId32"/>
       <w:pgSz w:w="11906" w:h="16838"/>
-      <w:pgMar w:top="1417" w:right="1134" w:bottom="1134" w:left="1134" w:header="708" w:footer="708" w:gutter="0"/>
+      <w:pgMar w:top="1417" w:right="1134" w:bottom="1134" w:left="1134" w:header="907" w:footer="170" w:gutter="0"/>
       <w:cols w:space="708"/>
       <w:docGrid w:linePitch="360"/>
     </w:sectPr>
   </w:body>
 </w:document>
+</file>
+
+<file path=word/endnotes.xml><?xml version="1.0" encoding="utf-8"?>
+<w:endnotes xmlns:wpc="http://schemas.microsoft.com/office/word/2010/wordprocessingCanvas" xmlns:cx="http://schemas.microsoft.com/office/drawing/2014/chartex" xmlns:cx1="http://schemas.microsoft.com/office/drawing/2015/9/8/chartex" xmlns:cx2="http://schemas.microsoft.com/office/drawing/2015/10/21/chartex" xmlns:cx3="http://schemas.microsoft.com/office/drawing/2016/5/9/chartex" xmlns:cx4="http://schemas.microsoft.com/office/drawing/2016/5/10/chartex" xmlns:cx5="http://schemas.microsoft.com/office/drawing/2016/5/11/chartex" xmlns:cx6="http://schemas.microsoft.com/office/drawing/2016/5/12/chartex" xmlns:cx7="http://schemas.microsoft.com/office/drawing/2016/5/13/chartex" xmlns:cx8="http://schemas.microsoft.com/office/drawing/2016/5/14/chartex" xmlns:mc="http://schemas.openxmlformats.org/markup-compatibility/2006" xmlns:aink="http://schemas.microsoft.com/office/drawing/2016/ink" xmlns:am3d="http://schemas.microsoft.com/office/drawing/2017/model3d" xmlns:o="urn:schemas-microsoft-com:office:office" xmlns:oel="http://schemas.microsoft.com/office/2019/extlst" xmlns:r="http://schemas.openxmlformats.org/officeDocument/2006/relationships" xmlns:m="http://schemas.openxmlformats.org/officeDocument/2006/math" xmlns:v="urn:schemas-microsoft-com:vml" xmlns:wp14="http://schemas.microsoft.com/office/word/2010/wordprocessingDrawing" xmlns:wp="http://schemas.openxmlformats.org/drawingml/2006/wordprocessingDrawing" xmlns:w10="urn:schemas-microsoft-com:office:word" xmlns:w="http://schemas.openxmlformats.org/wordprocessingml/2006/main" xmlns:w14="http://schemas.microsoft.com/office/word/2010/wordml" xmlns:w15="http://schemas.microsoft.com/office/word/2012/wordml" xmlns:w16cex="http://schemas.microsoft.com/office/word/2018/wordml/cex" xmlns:w16cid="http://schemas.microsoft.com/office/word/2016/wordml/cid" xmlns:w16="http://schemas.microsoft.com/office/word/2018/wordml" xmlns:w16du="http://schemas.microsoft.com/office/word/2023/wordml/word16du" xmlns:w16sdtdh="http://schemas.microsoft.com/office/word/2020/wordml/sdtdatahash" xmlns:w16sdtfl="http://schemas.microsoft.com/office/word/2024/wordml/sdtformatlock" xmlns:w16se="http://schemas.microsoft.com/office/word/2015/wordml/symex" xmlns:wpg="http://schemas.microsoft.com/office/word/2010/wordprocessingGroup" xmlns:wpi="http://schemas.microsoft.com/office/word/2010/wordprocessingInk" xmlns:wne="http://schemas.microsoft.com/office/word/2006/wordml" xmlns:wps="http://schemas.microsoft.com/office/word/2010/wordprocessingShape" mc:Ignorable="w14 w15 w16se w16cid w16 w16cex w16sdtdh w16sdtfl w16du wp14">
+  <w:endnote w:type="separator" w:id="-1">
+    <w:p>
+      <w:pPr>
+        <w:spacing w:after="0" w:line="240" w:lineRule="auto"/>
+      </w:pPr>
+      <w:r>
+        <w:separator/>
+      </w:r>
+    </w:p>
+  </w:endnote>
+  <w:endnote w:type="continuationSeparator" w:id="0">
+    <w:p>
+      <w:pPr>
+        <w:spacing w:after="0" w:line="240" w:lineRule="auto"/>
+      </w:pPr>
+      <w:r>
+        <w:continuationSeparator/>
+      </w:r>
+    </w:p>
+  </w:endnote>
+</w:endnotes>
+</file>
+
+<file path=word/footer1.xml><?xml version="1.0" encoding="utf-8"?>
+<w:ftr xmlns:wpc="http://schemas.microsoft.com/office/word/2010/wordprocessingCanvas" xmlns:cx="http://schemas.microsoft.com/office/drawing/2014/chartex" xmlns:cx1="http://schemas.microsoft.com/office/drawing/2015/9/8/chartex" xmlns:cx2="http://schemas.microsoft.com/office/drawing/2015/10/21/chartex" xmlns:cx3="http://schemas.microsoft.com/office/drawing/2016/5/9/chartex" xmlns:cx4="http://schemas.microsoft.com/office/drawing/2016/5/10/chartex" xmlns:cx5="http://schemas.microsoft.com/office/drawing/2016/5/11/chartex" xmlns:cx6="http://schemas.microsoft.com/office/drawing/2016/5/12/chartex" xmlns:cx7="http://schemas.microsoft.com/office/drawing/2016/5/13/chartex" xmlns:cx8="http://schemas.microsoft.com/office/drawing/2016/5/14/chartex" xmlns:mc="http://schemas.openxmlformats.org/markup-compatibility/2006" xmlns:aink="http://schemas.microsoft.com/office/drawing/2016/ink" xmlns:am3d="http://schemas.microsoft.com/office/drawing/2017/model3d" xmlns:o="urn:schemas-microsoft-com:office:office" xmlns:oel="http://schemas.microsoft.com/office/2019/extlst" xmlns:r="http://schemas.openxmlformats.org/officeDocument/2006/relationships" xmlns:m="http://schemas.openxmlformats.org/officeDocument/2006/math" xmlns:v="urn:schemas-microsoft-com:vml" xmlns:wp14="http://schemas.microsoft.com/office/word/2010/wordprocessingDrawing" xmlns:wp="http://schemas.openxmlformats.org/drawingml/2006/wordprocessingDrawing" xmlns:w10="urn:schemas-microsoft-com:office:word" xmlns:w="http://schemas.openxmlformats.org/wordprocessingml/2006/main" xmlns:w14="http://schemas.microsoft.com/office/word/2010/wordml" xmlns:w15="http://schemas.microsoft.com/office/word/2012/wordml" xmlns:w16cex="http://schemas.microsoft.com/office/word/2018/wordml/cex" xmlns:w16cid="http://schemas.microsoft.com/office/word/2016/wordml/cid" xmlns:w16="http://schemas.microsoft.com/office/word/2018/wordml" xmlns:w16du="http://schemas.microsoft.com/office/word/2023/wordml/word16du" xmlns:w16sdtdh="http://schemas.microsoft.com/office/word/2020/wordml/sdtdatahash" xmlns:w16sdtfl="http://schemas.microsoft.com/office/word/2024/wordml/sdtformatlock" xmlns:w16se="http://schemas.microsoft.com/office/word/2015/wordml/symex" xmlns:wpg="http://schemas.microsoft.com/office/word/2010/wordprocessingGroup" xmlns:wpi="http://schemas.microsoft.com/office/word/2010/wordprocessingInk" xmlns:wne="http://schemas.microsoft.com/office/word/2006/wordml" xmlns:wps="http://schemas.microsoft.com/office/word/2010/wordprocessingShape" mc:Ignorable="w14 w15 w16se w16cid w16 w16cex w16sdtdh w16sdtfl w16du wp14">
+  <w:sdt>
+    <w:sdtPr>
+      <w:id w:val="-2089305543"/>
+      <w:docPartObj>
+        <w:docPartGallery w:val="Page Numbers (Bottom of Page)"/>
+        <w:docPartUnique/>
+      </w:docPartObj>
+    </w:sdtPr>
+    <w:sdtContent>
+      <w:p>
+        <w:pPr>
+          <w:pStyle w:val="Pidipagina"/>
+          <w:jc w:val="center"/>
+        </w:pPr>
+        <w:r>
+          <w:fldChar w:fldCharType="begin"/>
+        </w:r>
+        <w:r>
+          <w:instrText>PAGE   \* MERGEFORMAT</w:instrText>
+        </w:r>
+        <w:r>
+          <w:fldChar w:fldCharType="separate"/>
+        </w:r>
+        <w:r>
+          <w:t>2</w:t>
+        </w:r>
+        <w:r>
+          <w:fldChar w:fldCharType="end"/>
+        </w:r>
+      </w:p>
+    </w:sdtContent>
+  </w:sdt>
+  <w:p>
+    <w:pPr>
+      <w:pStyle w:val="Pidipagina"/>
+    </w:pPr>
+  </w:p>
+</w:ftr>
+</file>
+
+<file path=word/footnotes.xml><?xml version="1.0" encoding="utf-8"?>
+<w:footnotes xmlns:wpc="http://schemas.microsoft.com/office/word/2010/wordprocessingCanvas" xmlns:cx="http://schemas.microsoft.com/office/drawing/2014/chartex" xmlns:cx1="http://schemas.microsoft.com/office/drawing/2015/9/8/chartex" xmlns:cx2="http://schemas.microsoft.com/office/drawing/2015/10/21/chartex" xmlns:cx3="http://schemas.microsoft.com/office/drawing/2016/5/9/chartex" xmlns:cx4="http://schemas.microsoft.com/office/drawing/2016/5/10/chartex" xmlns:cx5="http://schemas.microsoft.com/office/drawing/2016/5/11/chartex" xmlns:cx6="http://schemas.microsoft.com/office/drawing/2016/5/12/chartex" xmlns:cx7="http://schemas.microsoft.com/office/drawing/2016/5/13/chartex" xmlns:cx8="http://schemas.microsoft.com/office/drawing/2016/5/14/chartex" xmlns:mc="http://schemas.openxmlformats.org/markup-compatibility/2006" xmlns:aink="http://schemas.microsoft.com/office/drawing/2016/ink" xmlns:am3d="http://schemas.microsoft.com/office/drawing/2017/model3d" xmlns:o="urn:schemas-microsoft-com:office:office" xmlns:oel="http://schemas.microsoft.com/office/2019/extlst" xmlns:r="http://schemas.openxmlformats.org/officeDocument/2006/relationships" xmlns:m="http://schemas.openxmlformats.org/officeDocument/2006/math" xmlns:v="urn:schemas-microsoft-com:vml" xmlns:wp14="http://schemas.microsoft.com/office/word/2010/wordprocessingDrawing" xmlns:wp="http://schemas.openxmlformats.org/drawingml/2006/wordprocessingDrawing" xmlns:w10="urn:schemas-microsoft-com:office:word" xmlns:w="http://schemas.openxmlformats.org/wordprocessingml/2006/main" xmlns:w14="http://schemas.microsoft.com/office/word/2010/wordml" xmlns:w15="http://schemas.microsoft.com/office/word/2012/wordml" xmlns:w16cex="http://schemas.microsoft.com/office/word/2018/wordml/cex" xmlns:w16cid="http://schemas.microsoft.com/office/word/2016/wordml/cid" xmlns:w16="http://schemas.microsoft.com/office/word/2018/wordml" xmlns:w16du="http://schemas.microsoft.com/office/word/2023/wordml/word16du" xmlns:w16sdtdh="http://schemas.microsoft.com/office/word/2020/wordml/sdtdatahash" xmlns:w16sdtfl="http://schemas.microsoft.com/office/word/2024/wordml/sdtformatlock" xmlns:w16se="http://schemas.microsoft.com/office/word/2015/wordml/symex" xmlns:wpg="http://schemas.microsoft.com/office/word/2010/wordprocessingGroup" xmlns:wpi="http://schemas.microsoft.com/office/word/2010/wordprocessingInk" xmlns:wne="http://schemas.microsoft.com/office/word/2006/wordml" xmlns:wps="http://schemas.microsoft.com/office/word/2010/wordprocessingShape" mc:Ignorable="w14 w15 w16se w16cid w16 w16cex w16sdtdh w16sdtfl w16du wp14">
+  <w:footnote w:type="separator" w:id="-1">
+    <w:p>
+      <w:pPr>
+        <w:spacing w:after="0" w:line="240" w:lineRule="auto"/>
+      </w:pPr>
+      <w:r>
+        <w:separator/>
+      </w:r>
+    </w:p>
+  </w:footnote>
+  <w:footnote w:type="continuationSeparator" w:id="0">
+    <w:p>
+      <w:pPr>
+        <w:spacing w:after="0" w:line="240" w:lineRule="auto"/>
+      </w:pPr>
+      <w:r>
+        <w:continuationSeparator/>
+      </w:r>
+    </w:p>
+  </w:footnote>
+</w:footnotes>
 </file>
 
 <file path=word/numbering.xml><?xml version="1.0" encoding="utf-8"?>
@@ -15479,6 +18090,95 @@
     </w:lvl>
   </w:abstractNum>
   <w:abstractNum w:abstractNumId="6" w15:restartNumberingAfterBreak="0">
+    <w:nsid w:val="180F276F"/>
+    <w:multiLevelType w:val="hybridMultilevel"/>
+    <w:tmpl w:val="B8529338"/>
+    <w:lvl w:ilvl="0" w:tplc="0410000F">
+      <w:start w:val="1"/>
+      <w:numFmt w:val="decimal"/>
+      <w:lvlText w:val="%1."/>
+      <w:lvlJc w:val="left"/>
+      <w:pPr>
+        <w:ind w:left="720" w:hanging="360"/>
+      </w:pPr>
+      <w:rPr>
+        <w:rFonts w:hint="default"/>
+      </w:rPr>
+    </w:lvl>
+    <w:lvl w:ilvl="1" w:tplc="04100019" w:tentative="1">
+      <w:start w:val="1"/>
+      <w:numFmt w:val="lowerLetter"/>
+      <w:lvlText w:val="%2."/>
+      <w:lvlJc w:val="left"/>
+      <w:pPr>
+        <w:ind w:left="1440" w:hanging="360"/>
+      </w:pPr>
+    </w:lvl>
+    <w:lvl w:ilvl="2" w:tplc="0410001B" w:tentative="1">
+      <w:start w:val="1"/>
+      <w:numFmt w:val="lowerRoman"/>
+      <w:lvlText w:val="%3."/>
+      <w:lvlJc w:val="right"/>
+      <w:pPr>
+        <w:ind w:left="2160" w:hanging="180"/>
+      </w:pPr>
+    </w:lvl>
+    <w:lvl w:ilvl="3" w:tplc="0410000F" w:tentative="1">
+      <w:start w:val="1"/>
+      <w:numFmt w:val="decimal"/>
+      <w:lvlText w:val="%4."/>
+      <w:lvlJc w:val="left"/>
+      <w:pPr>
+        <w:ind w:left="2880" w:hanging="360"/>
+      </w:pPr>
+    </w:lvl>
+    <w:lvl w:ilvl="4" w:tplc="04100019" w:tentative="1">
+      <w:start w:val="1"/>
+      <w:numFmt w:val="lowerLetter"/>
+      <w:lvlText w:val="%5."/>
+      <w:lvlJc w:val="left"/>
+      <w:pPr>
+        <w:ind w:left="3600" w:hanging="360"/>
+      </w:pPr>
+    </w:lvl>
+    <w:lvl w:ilvl="5" w:tplc="0410001B" w:tentative="1">
+      <w:start w:val="1"/>
+      <w:numFmt w:val="lowerRoman"/>
+      <w:lvlText w:val="%6."/>
+      <w:lvlJc w:val="right"/>
+      <w:pPr>
+        <w:ind w:left="4320" w:hanging="180"/>
+      </w:pPr>
+    </w:lvl>
+    <w:lvl w:ilvl="6" w:tplc="0410000F" w:tentative="1">
+      <w:start w:val="1"/>
+      <w:numFmt w:val="decimal"/>
+      <w:lvlText w:val="%7."/>
+      <w:lvlJc w:val="left"/>
+      <w:pPr>
+        <w:ind w:left="5040" w:hanging="360"/>
+      </w:pPr>
+    </w:lvl>
+    <w:lvl w:ilvl="7" w:tplc="04100019" w:tentative="1">
+      <w:start w:val="1"/>
+      <w:numFmt w:val="lowerLetter"/>
+      <w:lvlText w:val="%8."/>
+      <w:lvlJc w:val="left"/>
+      <w:pPr>
+        <w:ind w:left="5760" w:hanging="360"/>
+      </w:pPr>
+    </w:lvl>
+    <w:lvl w:ilvl="8" w:tplc="0410001B" w:tentative="1">
+      <w:start w:val="1"/>
+      <w:numFmt w:val="lowerRoman"/>
+      <w:lvlText w:val="%9."/>
+      <w:lvlJc w:val="right"/>
+      <w:pPr>
+        <w:ind w:left="6480" w:hanging="180"/>
+      </w:pPr>
+    </w:lvl>
+  </w:abstractNum>
+  <w:abstractNum w:abstractNumId="7" w15:restartNumberingAfterBreak="0">
     <w:nsid w:val="18E82981"/>
     <w:multiLevelType w:val="multilevel"/>
     <w:tmpl w:val="E90E495C"/>
@@ -15591,7 +18291,7 @@
       </w:pPr>
     </w:lvl>
   </w:abstractNum>
-  <w:abstractNum w:abstractNumId="7" w15:restartNumberingAfterBreak="0">
+  <w:abstractNum w:abstractNumId="8" w15:restartNumberingAfterBreak="0">
     <w:nsid w:val="18FB0F48"/>
     <w:multiLevelType w:val="multilevel"/>
     <w:tmpl w:val="DD4C4D86"/>
@@ -15740,7 +18440,7 @@
       </w:rPr>
     </w:lvl>
   </w:abstractNum>
-  <w:abstractNum w:abstractNumId="8" w15:restartNumberingAfterBreak="0">
+  <w:abstractNum w:abstractNumId="9" w15:restartNumberingAfterBreak="0">
     <w:nsid w:val="19C60107"/>
     <w:multiLevelType w:val="multilevel"/>
     <w:tmpl w:val="548AB15A"/>
@@ -15890,7 +18590,7 @@
       </w:rPr>
     </w:lvl>
   </w:abstractNum>
-  <w:abstractNum w:abstractNumId="9" w15:restartNumberingAfterBreak="0">
+  <w:abstractNum w:abstractNumId="10" w15:restartNumberingAfterBreak="0">
     <w:nsid w:val="1A920A3E"/>
     <w:multiLevelType w:val="multilevel"/>
     <w:tmpl w:val="594057DE"/>
@@ -16039,7 +18739,7 @@
       </w:rPr>
     </w:lvl>
   </w:abstractNum>
-  <w:abstractNum w:abstractNumId="10" w15:restartNumberingAfterBreak="0">
+  <w:abstractNum w:abstractNumId="11" w15:restartNumberingAfterBreak="0">
     <w:nsid w:val="1CA64F4C"/>
     <w:multiLevelType w:val="multilevel"/>
     <w:tmpl w:val="AACCC9B6"/>
@@ -16188,7 +18888,120 @@
       </w:rPr>
     </w:lvl>
   </w:abstractNum>
-  <w:abstractNum w:abstractNumId="11" w15:restartNumberingAfterBreak="0">
+  <w:abstractNum w:abstractNumId="12" w15:restartNumberingAfterBreak="0">
+    <w:nsid w:val="1CD019D1"/>
+    <w:multiLevelType w:val="multilevel"/>
+    <w:tmpl w:val="146CDB74"/>
+    <w:lvl w:ilvl="0">
+      <w:start w:val="1"/>
+      <w:numFmt w:val="decimal"/>
+      <w:lvlText w:val="%1."/>
+      <w:lvlJc w:val="left"/>
+      <w:pPr>
+        <w:tabs>
+          <w:tab w:val="num" w:pos="720"/>
+        </w:tabs>
+        <w:ind w:left="720" w:hanging="360"/>
+      </w:pPr>
+    </w:lvl>
+    <w:lvl w:ilvl="1" w:tentative="1">
+      <w:start w:val="1"/>
+      <w:numFmt w:val="decimal"/>
+      <w:lvlText w:val="%2."/>
+      <w:lvlJc w:val="left"/>
+      <w:pPr>
+        <w:tabs>
+          <w:tab w:val="num" w:pos="1440"/>
+        </w:tabs>
+        <w:ind w:left="1440" w:hanging="360"/>
+      </w:pPr>
+    </w:lvl>
+    <w:lvl w:ilvl="2" w:tentative="1">
+      <w:start w:val="1"/>
+      <w:numFmt w:val="decimal"/>
+      <w:lvlText w:val="%3."/>
+      <w:lvlJc w:val="left"/>
+      <w:pPr>
+        <w:tabs>
+          <w:tab w:val="num" w:pos="2160"/>
+        </w:tabs>
+        <w:ind w:left="2160" w:hanging="360"/>
+      </w:pPr>
+    </w:lvl>
+    <w:lvl w:ilvl="3" w:tentative="1">
+      <w:start w:val="1"/>
+      <w:numFmt w:val="decimal"/>
+      <w:lvlText w:val="%4."/>
+      <w:lvlJc w:val="left"/>
+      <w:pPr>
+        <w:tabs>
+          <w:tab w:val="num" w:pos="2880"/>
+        </w:tabs>
+        <w:ind w:left="2880" w:hanging="360"/>
+      </w:pPr>
+    </w:lvl>
+    <w:lvl w:ilvl="4" w:tentative="1">
+      <w:start w:val="1"/>
+      <w:numFmt w:val="decimal"/>
+      <w:lvlText w:val="%5."/>
+      <w:lvlJc w:val="left"/>
+      <w:pPr>
+        <w:tabs>
+          <w:tab w:val="num" w:pos="3600"/>
+        </w:tabs>
+        <w:ind w:left="3600" w:hanging="360"/>
+      </w:pPr>
+    </w:lvl>
+    <w:lvl w:ilvl="5" w:tentative="1">
+      <w:start w:val="1"/>
+      <w:numFmt w:val="decimal"/>
+      <w:lvlText w:val="%6."/>
+      <w:lvlJc w:val="left"/>
+      <w:pPr>
+        <w:tabs>
+          <w:tab w:val="num" w:pos="4320"/>
+        </w:tabs>
+        <w:ind w:left="4320" w:hanging="360"/>
+      </w:pPr>
+    </w:lvl>
+    <w:lvl w:ilvl="6" w:tentative="1">
+      <w:start w:val="1"/>
+      <w:numFmt w:val="decimal"/>
+      <w:lvlText w:val="%7."/>
+      <w:lvlJc w:val="left"/>
+      <w:pPr>
+        <w:tabs>
+          <w:tab w:val="num" w:pos="5040"/>
+        </w:tabs>
+        <w:ind w:left="5040" w:hanging="360"/>
+      </w:pPr>
+    </w:lvl>
+    <w:lvl w:ilvl="7" w:tentative="1">
+      <w:start w:val="1"/>
+      <w:numFmt w:val="decimal"/>
+      <w:lvlText w:val="%8."/>
+      <w:lvlJc w:val="left"/>
+      <w:pPr>
+        <w:tabs>
+          <w:tab w:val="num" w:pos="5760"/>
+        </w:tabs>
+        <w:ind w:left="5760" w:hanging="360"/>
+      </w:pPr>
+    </w:lvl>
+    <w:lvl w:ilvl="8" w:tentative="1">
+      <w:start w:val="1"/>
+      <w:numFmt w:val="decimal"/>
+      <w:lvlText w:val="%9."/>
+      <w:lvlJc w:val="left"/>
+      <w:pPr>
+        <w:tabs>
+          <w:tab w:val="num" w:pos="6480"/>
+        </w:tabs>
+        <w:ind w:left="6480" w:hanging="360"/>
+      </w:pPr>
+    </w:lvl>
+  </w:abstractNum>
+  <w:abstractNum w:abstractNumId="13" w15:restartNumberingAfterBreak="0">
     <w:nsid w:val="22C2315F"/>
     <w:multiLevelType w:val="multilevel"/>
     <w:tmpl w:val="95F66FBC"/>
@@ -16337,7 +19150,7 @@
       </w:rPr>
     </w:lvl>
   </w:abstractNum>
-  <w:abstractNum w:abstractNumId="12" w15:restartNumberingAfterBreak="0">
+  <w:abstractNum w:abstractNumId="14" w15:restartNumberingAfterBreak="0">
     <w:nsid w:val="273B3EDA"/>
     <w:multiLevelType w:val="multilevel"/>
     <w:tmpl w:val="033C8EC2"/>
@@ -16486,7 +19299,7 @@
       </w:rPr>
     </w:lvl>
   </w:abstractNum>
-  <w:abstractNum w:abstractNumId="13" w15:restartNumberingAfterBreak="0">
+  <w:abstractNum w:abstractNumId="15" w15:restartNumberingAfterBreak="0">
     <w:nsid w:val="2A287B04"/>
     <w:multiLevelType w:val="multilevel"/>
     <w:tmpl w:val="7E12DFBA"/>
@@ -16635,7 +19448,7 @@
       </w:rPr>
     </w:lvl>
   </w:abstractNum>
-  <w:abstractNum w:abstractNumId="14" w15:restartNumberingAfterBreak="0">
+  <w:abstractNum w:abstractNumId="16" w15:restartNumberingAfterBreak="0">
     <w:nsid w:val="32011424"/>
     <w:multiLevelType w:val="hybridMultilevel"/>
     <w:tmpl w:val="0818DD58"/>
@@ -16748,7 +19561,7 @@
       </w:rPr>
     </w:lvl>
   </w:abstractNum>
-  <w:abstractNum w:abstractNumId="15" w15:restartNumberingAfterBreak="0">
+  <w:abstractNum w:abstractNumId="17" w15:restartNumberingAfterBreak="0">
     <w:nsid w:val="376965E1"/>
     <w:multiLevelType w:val="multilevel"/>
     <w:tmpl w:val="AACA819C"/>
@@ -16897,7 +19710,7 @@
       </w:rPr>
     </w:lvl>
   </w:abstractNum>
-  <w:abstractNum w:abstractNumId="16" w15:restartNumberingAfterBreak="0">
+  <w:abstractNum w:abstractNumId="18" w15:restartNumberingAfterBreak="0">
     <w:nsid w:val="3840360E"/>
     <w:multiLevelType w:val="hybridMultilevel"/>
     <w:tmpl w:val="77160F48"/>
@@ -16986,7 +19799,7 @@
       </w:pPr>
     </w:lvl>
   </w:abstractNum>
-  <w:abstractNum w:abstractNumId="17" w15:restartNumberingAfterBreak="0">
+  <w:abstractNum w:abstractNumId="19" w15:restartNumberingAfterBreak="0">
     <w:nsid w:val="3CAB2883"/>
     <w:multiLevelType w:val="hybridMultilevel"/>
     <w:tmpl w:val="A484DD42"/>
@@ -17099,7 +19912,7 @@
       </w:rPr>
     </w:lvl>
   </w:abstractNum>
-  <w:abstractNum w:abstractNumId="18" w15:restartNumberingAfterBreak="0">
+  <w:abstractNum w:abstractNumId="20" w15:restartNumberingAfterBreak="0">
     <w:nsid w:val="3CAD0489"/>
     <w:multiLevelType w:val="multilevel"/>
     <w:tmpl w:val="59D83FEE"/>
@@ -17248,7 +20061,96 @@
       </w:rPr>
     </w:lvl>
   </w:abstractNum>
-  <w:abstractNum w:abstractNumId="19" w15:restartNumberingAfterBreak="0">
+  <w:abstractNum w:abstractNumId="21" w15:restartNumberingAfterBreak="0">
+    <w:nsid w:val="3D7F049C"/>
+    <w:multiLevelType w:val="hybridMultilevel"/>
+    <w:tmpl w:val="545A7500"/>
+    <w:lvl w:ilvl="0" w:tplc="04100011">
+      <w:start w:val="1"/>
+      <w:numFmt w:val="decimal"/>
+      <w:lvlText w:val="%1)"/>
+      <w:lvlJc w:val="left"/>
+      <w:pPr>
+        <w:ind w:left="720" w:hanging="360"/>
+      </w:pPr>
+      <w:rPr>
+        <w:rFonts w:hint="default"/>
+      </w:rPr>
+    </w:lvl>
+    <w:lvl w:ilvl="1" w:tplc="04100019" w:tentative="1">
+      <w:start w:val="1"/>
+      <w:numFmt w:val="lowerLetter"/>
+      <w:lvlText w:val="%2."/>
+      <w:lvlJc w:val="left"/>
+      <w:pPr>
+        <w:ind w:left="1440" w:hanging="360"/>
+      </w:pPr>
+    </w:lvl>
+    <w:lvl w:ilvl="2" w:tplc="0410001B" w:tentative="1">
+      <w:start w:val="1"/>
+      <w:numFmt w:val="lowerRoman"/>
+      <w:lvlText w:val="%3."/>
+      <w:lvlJc w:val="right"/>
+      <w:pPr>
+        <w:ind w:left="2160" w:hanging="180"/>
+      </w:pPr>
+    </w:lvl>
+    <w:lvl w:ilvl="3" w:tplc="0410000F" w:tentative="1">
+      <w:start w:val="1"/>
+      <w:numFmt w:val="decimal"/>
+      <w:lvlText w:val="%4."/>
+      <w:lvlJc w:val="left"/>
+      <w:pPr>
+        <w:ind w:left="2880" w:hanging="360"/>
+      </w:pPr>
+    </w:lvl>
+    <w:lvl w:ilvl="4" w:tplc="04100019" w:tentative="1">
+      <w:start w:val="1"/>
+      <w:numFmt w:val="lowerLetter"/>
+      <w:lvlText w:val="%5."/>
+      <w:lvlJc w:val="left"/>
+      <w:pPr>
+        <w:ind w:left="3600" w:hanging="360"/>
+      </w:pPr>
+    </w:lvl>
+    <w:lvl w:ilvl="5" w:tplc="0410001B" w:tentative="1">
+      <w:start w:val="1"/>
+      <w:numFmt w:val="lowerRoman"/>
+      <w:lvlText w:val="%6."/>
+      <w:lvlJc w:val="right"/>
+      <w:pPr>
+        <w:ind w:left="4320" w:hanging="180"/>
+      </w:pPr>
+    </w:lvl>
+    <w:lvl w:ilvl="6" w:tplc="0410000F" w:tentative="1">
+      <w:start w:val="1"/>
+      <w:numFmt w:val="decimal"/>
+      <w:lvlText w:val="%7."/>
+      <w:lvlJc w:val="left"/>
+      <w:pPr>
+        <w:ind w:left="5040" w:hanging="360"/>
+      </w:pPr>
+    </w:lvl>
+    <w:lvl w:ilvl="7" w:tplc="04100019" w:tentative="1">
+      <w:start w:val="1"/>
+      <w:numFmt w:val="lowerLetter"/>
+      <w:lvlText w:val="%8."/>
+      <w:lvlJc w:val="left"/>
+      <w:pPr>
+        <w:ind w:left="5760" w:hanging="360"/>
+      </w:pPr>
+    </w:lvl>
+    <w:lvl w:ilvl="8" w:tplc="0410001B" w:tentative="1">
+      <w:start w:val="1"/>
+      <w:numFmt w:val="lowerRoman"/>
+      <w:lvlText w:val="%9."/>
+      <w:lvlJc w:val="right"/>
+      <w:pPr>
+        <w:ind w:left="6480" w:hanging="180"/>
+      </w:pPr>
+    </w:lvl>
+  </w:abstractNum>
+  <w:abstractNum w:abstractNumId="22" w15:restartNumberingAfterBreak="0">
     <w:nsid w:val="41937299"/>
     <w:multiLevelType w:val="hybridMultilevel"/>
     <w:tmpl w:val="AB705F4A"/>
@@ -17361,7 +20263,7 @@
       </w:rPr>
     </w:lvl>
   </w:abstractNum>
-  <w:abstractNum w:abstractNumId="20" w15:restartNumberingAfterBreak="0">
+  <w:abstractNum w:abstractNumId="23" w15:restartNumberingAfterBreak="0">
     <w:nsid w:val="45B6205C"/>
     <w:multiLevelType w:val="multilevel"/>
     <w:tmpl w:val="5798EEDC"/>
@@ -17510,7 +20412,7 @@
       </w:rPr>
     </w:lvl>
   </w:abstractNum>
-  <w:abstractNum w:abstractNumId="21" w15:restartNumberingAfterBreak="0">
+  <w:abstractNum w:abstractNumId="24" w15:restartNumberingAfterBreak="0">
     <w:nsid w:val="4EDF0CEA"/>
     <w:multiLevelType w:val="multilevel"/>
     <w:tmpl w:val="377E63C8"/>
@@ -17659,7 +20561,7 @@
       </w:rPr>
     </w:lvl>
   </w:abstractNum>
-  <w:abstractNum w:abstractNumId="22" w15:restartNumberingAfterBreak="0">
+  <w:abstractNum w:abstractNumId="25" w15:restartNumberingAfterBreak="0">
     <w:nsid w:val="4FE84289"/>
     <w:multiLevelType w:val="hybridMultilevel"/>
     <w:tmpl w:val="5A4EF12E"/>
@@ -17772,7 +20674,7 @@
       </w:rPr>
     </w:lvl>
   </w:abstractNum>
-  <w:abstractNum w:abstractNumId="23" w15:restartNumberingAfterBreak="0">
+  <w:abstractNum w:abstractNumId="26" w15:restartNumberingAfterBreak="0">
     <w:nsid w:val="530352BB"/>
     <w:multiLevelType w:val="multilevel"/>
     <w:tmpl w:val="26F26E80"/>
@@ -17921,7 +20823,7 @@
       </w:rPr>
     </w:lvl>
   </w:abstractNum>
-  <w:abstractNum w:abstractNumId="24" w15:restartNumberingAfterBreak="0">
+  <w:abstractNum w:abstractNumId="27" w15:restartNumberingAfterBreak="0">
     <w:nsid w:val="53133A22"/>
     <w:multiLevelType w:val="multilevel"/>
     <w:tmpl w:val="AF6A169A"/>
@@ -18070,7 +20972,7 @@
       </w:rPr>
     </w:lvl>
   </w:abstractNum>
-  <w:abstractNum w:abstractNumId="25" w15:restartNumberingAfterBreak="0">
+  <w:abstractNum w:abstractNumId="28" w15:restartNumberingAfterBreak="0">
     <w:nsid w:val="57F940F8"/>
     <w:multiLevelType w:val="multilevel"/>
     <w:tmpl w:val="417A71C2"/>
@@ -18219,7 +21121,7 @@
       </w:rPr>
     </w:lvl>
   </w:abstractNum>
-  <w:abstractNum w:abstractNumId="26" w15:restartNumberingAfterBreak="0">
+  <w:abstractNum w:abstractNumId="29" w15:restartNumberingAfterBreak="0">
     <w:nsid w:val="5B8D7B2D"/>
     <w:multiLevelType w:val="hybridMultilevel"/>
     <w:tmpl w:val="9E1AD25E"/>
@@ -18332,7 +21234,7 @@
       </w:rPr>
     </w:lvl>
   </w:abstractNum>
-  <w:abstractNum w:abstractNumId="27" w15:restartNumberingAfterBreak="0">
+  <w:abstractNum w:abstractNumId="30" w15:restartNumberingAfterBreak="0">
     <w:nsid w:val="695A6D93"/>
     <w:multiLevelType w:val="multilevel"/>
     <w:tmpl w:val="CA6C20EA"/>
@@ -18481,7 +21383,7 @@
       </w:rPr>
     </w:lvl>
   </w:abstractNum>
-  <w:abstractNum w:abstractNumId="28" w15:restartNumberingAfterBreak="0">
+  <w:abstractNum w:abstractNumId="31" w15:restartNumberingAfterBreak="0">
     <w:nsid w:val="6CEE469E"/>
     <w:multiLevelType w:val="multilevel"/>
     <w:tmpl w:val="7E12DFBA"/>
@@ -18630,7 +21532,7 @@
       </w:rPr>
     </w:lvl>
   </w:abstractNum>
-  <w:abstractNum w:abstractNumId="29" w15:restartNumberingAfterBreak="0">
+  <w:abstractNum w:abstractNumId="32" w15:restartNumberingAfterBreak="0">
     <w:nsid w:val="6F142FCD"/>
     <w:multiLevelType w:val="multilevel"/>
     <w:tmpl w:val="25C42712"/>
@@ -18779,7 +21681,7 @@
       </w:rPr>
     </w:lvl>
   </w:abstractNum>
-  <w:abstractNum w:abstractNumId="30" w15:restartNumberingAfterBreak="0">
+  <w:abstractNum w:abstractNumId="33" w15:restartNumberingAfterBreak="0">
     <w:nsid w:val="6F6126B9"/>
     <w:multiLevelType w:val="multilevel"/>
     <w:tmpl w:val="70561568"/>
@@ -18928,7 +21830,7 @@
       </w:rPr>
     </w:lvl>
   </w:abstractNum>
-  <w:abstractNum w:abstractNumId="31" w15:restartNumberingAfterBreak="0">
+  <w:abstractNum w:abstractNumId="34" w15:restartNumberingAfterBreak="0">
     <w:nsid w:val="704F692D"/>
     <w:multiLevelType w:val="multilevel"/>
     <w:tmpl w:val="4D484DEA"/>
@@ -19077,11 +21979,11 @@
       </w:rPr>
     </w:lvl>
   </w:abstractNum>
-  <w:abstractNum w:abstractNumId="32" w15:restartNumberingAfterBreak="0">
+  <w:abstractNum w:abstractNumId="35" w15:restartNumberingAfterBreak="0">
     <w:nsid w:val="7122778D"/>
-    <w:multiLevelType w:val="hybridMultilevel"/>
-    <w:tmpl w:val="C05E70C0"/>
-    <w:lvl w:ilvl="0" w:tplc="96328280">
+    <w:multiLevelType w:val="multilevel"/>
+    <w:tmpl w:val="7EFE662E"/>
+    <w:lvl w:ilvl="0">
       <w:start w:val="3"/>
       <w:numFmt w:val="decimal"/>
       <w:lvlText w:val="%1."/>
@@ -19093,80 +21995,112 @@
         <w:rFonts w:hint="default"/>
       </w:rPr>
     </w:lvl>
-    <w:lvl w:ilvl="1" w:tplc="04100019" w:tentative="1">
-      <w:start w:val="1"/>
-      <w:numFmt w:val="lowerLetter"/>
-      <w:lvlText w:val="%2."/>
-      <w:lvlJc w:val="left"/>
-      <w:pPr>
-        <w:ind w:left="1440" w:hanging="360"/>
-      </w:pPr>
-    </w:lvl>
-    <w:lvl w:ilvl="2" w:tplc="0410001B" w:tentative="1">
-      <w:start w:val="1"/>
-      <w:numFmt w:val="lowerRoman"/>
-      <w:lvlText w:val="%3."/>
-      <w:lvlJc w:val="right"/>
-      <w:pPr>
-        <w:ind w:left="2160" w:hanging="180"/>
-      </w:pPr>
-    </w:lvl>
-    <w:lvl w:ilvl="3" w:tplc="0410000F" w:tentative="1">
+    <w:lvl w:ilvl="1">
       <w:start w:val="1"/>
       <w:numFmt w:val="decimal"/>
-      <w:lvlText w:val="%4."/>
-      <w:lvlJc w:val="left"/>
-      <w:pPr>
-        <w:ind w:left="2880" w:hanging="360"/>
-      </w:pPr>
-    </w:lvl>
-    <w:lvl w:ilvl="4" w:tplc="04100019" w:tentative="1">
-      <w:start w:val="1"/>
-      <w:numFmt w:val="lowerLetter"/>
-      <w:lvlText w:val="%5."/>
-      <w:lvlJc w:val="left"/>
-      <w:pPr>
-        <w:ind w:left="3600" w:hanging="360"/>
-      </w:pPr>
-    </w:lvl>
-    <w:lvl w:ilvl="5" w:tplc="0410001B" w:tentative="1">
-      <w:start w:val="1"/>
-      <w:numFmt w:val="lowerRoman"/>
-      <w:lvlText w:val="%6."/>
-      <w:lvlJc w:val="right"/>
-      <w:pPr>
-        <w:ind w:left="4320" w:hanging="180"/>
-      </w:pPr>
-    </w:lvl>
-    <w:lvl w:ilvl="6" w:tplc="0410000F" w:tentative="1">
+      <w:isLgl/>
+      <w:lvlText w:val="%1.%2"/>
+      <w:lvlJc w:val="left"/>
+      <w:pPr>
+        <w:ind w:left="1080" w:hanging="720"/>
+      </w:pPr>
+      <w:rPr>
+        <w:rFonts w:hint="default"/>
+      </w:rPr>
+    </w:lvl>
+    <w:lvl w:ilvl="2">
       <w:start w:val="1"/>
       <w:numFmt w:val="decimal"/>
-      <w:lvlText w:val="%7."/>
-      <w:lvlJc w:val="left"/>
-      <w:pPr>
-        <w:ind w:left="5040" w:hanging="360"/>
-      </w:pPr>
-    </w:lvl>
-    <w:lvl w:ilvl="7" w:tplc="04100019" w:tentative="1">
-      <w:start w:val="1"/>
-      <w:numFmt w:val="lowerLetter"/>
-      <w:lvlText w:val="%8."/>
-      <w:lvlJc w:val="left"/>
-      <w:pPr>
-        <w:ind w:left="5760" w:hanging="360"/>
-      </w:pPr>
-    </w:lvl>
-    <w:lvl w:ilvl="8" w:tplc="0410001B" w:tentative="1">
-      <w:start w:val="1"/>
-      <w:numFmt w:val="lowerRoman"/>
-      <w:lvlText w:val="%9."/>
-      <w:lvlJc w:val="right"/>
-      <w:pPr>
-        <w:ind w:left="6480" w:hanging="180"/>
-      </w:pPr>
+      <w:isLgl/>
+      <w:lvlText w:val="%1.%2.%3"/>
+      <w:lvlJc w:val="left"/>
+      <w:pPr>
+        <w:ind w:left="1080" w:hanging="720"/>
+      </w:pPr>
+      <w:rPr>
+        <w:rFonts w:hint="default"/>
+      </w:rPr>
+    </w:lvl>
+    <w:lvl w:ilvl="3">
+      <w:start w:val="1"/>
+      <w:numFmt w:val="decimal"/>
+      <w:isLgl/>
+      <w:lvlText w:val="%1.%2.%3.%4"/>
+      <w:lvlJc w:val="left"/>
+      <w:pPr>
+        <w:ind w:left="1440" w:hanging="1080"/>
+      </w:pPr>
+      <w:rPr>
+        <w:rFonts w:hint="default"/>
+      </w:rPr>
+    </w:lvl>
+    <w:lvl w:ilvl="4">
+      <w:start w:val="1"/>
+      <w:numFmt w:val="decimal"/>
+      <w:isLgl/>
+      <w:lvlText w:val="%1.%2.%3.%4.%5"/>
+      <w:lvlJc w:val="left"/>
+      <w:pPr>
+        <w:ind w:left="1800" w:hanging="1440"/>
+      </w:pPr>
+      <w:rPr>
+        <w:rFonts w:hint="default"/>
+      </w:rPr>
+    </w:lvl>
+    <w:lvl w:ilvl="5">
+      <w:start w:val="1"/>
+      <w:numFmt w:val="decimal"/>
+      <w:isLgl/>
+      <w:lvlText w:val="%1.%2.%3.%4.%5.%6"/>
+      <w:lvlJc w:val="left"/>
+      <w:pPr>
+        <w:ind w:left="1800" w:hanging="1440"/>
+      </w:pPr>
+      <w:rPr>
+        <w:rFonts w:hint="default"/>
+      </w:rPr>
+    </w:lvl>
+    <w:lvl w:ilvl="6">
+      <w:start w:val="1"/>
+      <w:numFmt w:val="decimal"/>
+      <w:isLgl/>
+      <w:lvlText w:val="%1.%2.%3.%4.%5.%6.%7"/>
+      <w:lvlJc w:val="left"/>
+      <w:pPr>
+        <w:ind w:left="2160" w:hanging="1800"/>
+      </w:pPr>
+      <w:rPr>
+        <w:rFonts w:hint="default"/>
+      </w:rPr>
+    </w:lvl>
+    <w:lvl w:ilvl="7">
+      <w:start w:val="1"/>
+      <w:numFmt w:val="decimal"/>
+      <w:isLgl/>
+      <w:lvlText w:val="%1.%2.%3.%4.%5.%6.%7.%8"/>
+      <w:lvlJc w:val="left"/>
+      <w:pPr>
+        <w:ind w:left="2160" w:hanging="1800"/>
+      </w:pPr>
+      <w:rPr>
+        <w:rFonts w:hint="default"/>
+      </w:rPr>
+    </w:lvl>
+    <w:lvl w:ilvl="8">
+      <w:start w:val="1"/>
+      <w:numFmt w:val="decimal"/>
+      <w:isLgl/>
+      <w:lvlText w:val="%1.%2.%3.%4.%5.%6.%7.%8.%9"/>
+      <w:lvlJc w:val="left"/>
+      <w:pPr>
+        <w:ind w:left="2520" w:hanging="2160"/>
+      </w:pPr>
+      <w:rPr>
+        <w:rFonts w:hint="default"/>
+      </w:rPr>
     </w:lvl>
   </w:abstractNum>
-  <w:abstractNum w:abstractNumId="33" w15:restartNumberingAfterBreak="0">
+  <w:abstractNum w:abstractNumId="36" w15:restartNumberingAfterBreak="0">
     <w:nsid w:val="78274E7A"/>
     <w:multiLevelType w:val="multilevel"/>
     <w:tmpl w:val="7E12DFBA"/>
@@ -19315,7 +22249,7 @@
       </w:rPr>
     </w:lvl>
   </w:abstractNum>
-  <w:abstractNum w:abstractNumId="34" w15:restartNumberingAfterBreak="0">
+  <w:abstractNum w:abstractNumId="37" w15:restartNumberingAfterBreak="0">
     <w:nsid w:val="78E12336"/>
     <w:multiLevelType w:val="multilevel"/>
     <w:tmpl w:val="F38E405A"/>
@@ -19464,109 +22398,210 @@
       </w:rPr>
     </w:lvl>
   </w:abstractNum>
+  <w:abstractNum w:abstractNumId="38" w15:restartNumberingAfterBreak="0">
+    <w:nsid w:val="7B8730FC"/>
+    <w:multiLevelType w:val="hybridMultilevel"/>
+    <w:tmpl w:val="CF56CB62"/>
+    <w:lvl w:ilvl="0" w:tplc="0410000F">
+      <w:start w:val="1"/>
+      <w:numFmt w:val="decimal"/>
+      <w:lvlText w:val="%1."/>
+      <w:lvlJc w:val="left"/>
+      <w:pPr>
+        <w:ind w:left="720" w:hanging="360"/>
+      </w:pPr>
+      <w:rPr>
+        <w:rFonts w:hint="default"/>
+      </w:rPr>
+    </w:lvl>
+    <w:lvl w:ilvl="1" w:tplc="04100019" w:tentative="1">
+      <w:start w:val="1"/>
+      <w:numFmt w:val="lowerLetter"/>
+      <w:lvlText w:val="%2."/>
+      <w:lvlJc w:val="left"/>
+      <w:pPr>
+        <w:ind w:left="1440" w:hanging="360"/>
+      </w:pPr>
+    </w:lvl>
+    <w:lvl w:ilvl="2" w:tplc="0410001B" w:tentative="1">
+      <w:start w:val="1"/>
+      <w:numFmt w:val="lowerRoman"/>
+      <w:lvlText w:val="%3."/>
+      <w:lvlJc w:val="right"/>
+      <w:pPr>
+        <w:ind w:left="2160" w:hanging="180"/>
+      </w:pPr>
+    </w:lvl>
+    <w:lvl w:ilvl="3" w:tplc="0410000F" w:tentative="1">
+      <w:start w:val="1"/>
+      <w:numFmt w:val="decimal"/>
+      <w:lvlText w:val="%4."/>
+      <w:lvlJc w:val="left"/>
+      <w:pPr>
+        <w:ind w:left="2880" w:hanging="360"/>
+      </w:pPr>
+    </w:lvl>
+    <w:lvl w:ilvl="4" w:tplc="04100019" w:tentative="1">
+      <w:start w:val="1"/>
+      <w:numFmt w:val="lowerLetter"/>
+      <w:lvlText w:val="%5."/>
+      <w:lvlJc w:val="left"/>
+      <w:pPr>
+        <w:ind w:left="3600" w:hanging="360"/>
+      </w:pPr>
+    </w:lvl>
+    <w:lvl w:ilvl="5" w:tplc="0410001B" w:tentative="1">
+      <w:start w:val="1"/>
+      <w:numFmt w:val="lowerRoman"/>
+      <w:lvlText w:val="%6."/>
+      <w:lvlJc w:val="right"/>
+      <w:pPr>
+        <w:ind w:left="4320" w:hanging="180"/>
+      </w:pPr>
+    </w:lvl>
+    <w:lvl w:ilvl="6" w:tplc="0410000F" w:tentative="1">
+      <w:start w:val="1"/>
+      <w:numFmt w:val="decimal"/>
+      <w:lvlText w:val="%7."/>
+      <w:lvlJc w:val="left"/>
+      <w:pPr>
+        <w:ind w:left="5040" w:hanging="360"/>
+      </w:pPr>
+    </w:lvl>
+    <w:lvl w:ilvl="7" w:tplc="04100019" w:tentative="1">
+      <w:start w:val="1"/>
+      <w:numFmt w:val="lowerLetter"/>
+      <w:lvlText w:val="%8."/>
+      <w:lvlJc w:val="left"/>
+      <w:pPr>
+        <w:ind w:left="5760" w:hanging="360"/>
+      </w:pPr>
+    </w:lvl>
+    <w:lvl w:ilvl="8" w:tplc="0410001B" w:tentative="1">
+      <w:start w:val="1"/>
+      <w:numFmt w:val="lowerRoman"/>
+      <w:lvlText w:val="%9."/>
+      <w:lvlJc w:val="right"/>
+      <w:pPr>
+        <w:ind w:left="6480" w:hanging="180"/>
+      </w:pPr>
+    </w:lvl>
+  </w:abstractNum>
   <w:num w:numId="1" w16cid:durableId="99224634">
-    <w:abstractNumId w:val="34"/>
+    <w:abstractNumId w:val="37"/>
   </w:num>
   <w:num w:numId="2" w16cid:durableId="2072606681">
-    <w:abstractNumId w:val="27"/>
+    <w:abstractNumId w:val="30"/>
   </w:num>
   <w:num w:numId="3" w16cid:durableId="846477577">
-    <w:abstractNumId w:val="16"/>
+    <w:abstractNumId w:val="18"/>
   </w:num>
   <w:num w:numId="4" w16cid:durableId="805659338">
-    <w:abstractNumId w:val="9"/>
+    <w:abstractNumId w:val="10"/>
   </w:num>
   <w:num w:numId="5" w16cid:durableId="996348333">
     <w:abstractNumId w:val="5"/>
   </w:num>
   <w:num w:numId="6" w16cid:durableId="808324821">
-    <w:abstractNumId w:val="24"/>
+    <w:abstractNumId w:val="27"/>
   </w:num>
   <w:num w:numId="7" w16cid:durableId="1274360687">
-    <w:abstractNumId w:val="25"/>
+    <w:abstractNumId w:val="28"/>
   </w:num>
   <w:num w:numId="8" w16cid:durableId="1805270660">
     <w:abstractNumId w:val="3"/>
   </w:num>
   <w:num w:numId="9" w16cid:durableId="1922564100">
-    <w:abstractNumId w:val="10"/>
+    <w:abstractNumId w:val="11"/>
   </w:num>
   <w:num w:numId="10" w16cid:durableId="2145661854">
-    <w:abstractNumId w:val="20"/>
+    <w:abstractNumId w:val="23"/>
   </w:num>
   <w:num w:numId="11" w16cid:durableId="1862278627">
     <w:abstractNumId w:val="0"/>
   </w:num>
   <w:num w:numId="12" w16cid:durableId="1424305342">
-    <w:abstractNumId w:val="30"/>
+    <w:abstractNumId w:val="33"/>
   </w:num>
   <w:num w:numId="13" w16cid:durableId="308248430">
-    <w:abstractNumId w:val="29"/>
+    <w:abstractNumId w:val="32"/>
   </w:num>
   <w:num w:numId="14" w16cid:durableId="803546301">
     <w:abstractNumId w:val="4"/>
   </w:num>
   <w:num w:numId="15" w16cid:durableId="756708575">
+    <w:abstractNumId w:val="17"/>
+  </w:num>
+  <w:num w:numId="16" w16cid:durableId="1777016181">
+    <w:abstractNumId w:val="36"/>
+  </w:num>
+  <w:num w:numId="17" w16cid:durableId="239025314">
+    <w:abstractNumId w:val="35"/>
+  </w:num>
+  <w:num w:numId="18" w16cid:durableId="1206943126">
+    <w:abstractNumId w:val="8"/>
+  </w:num>
+  <w:num w:numId="19" w16cid:durableId="43678891">
+    <w:abstractNumId w:val="31"/>
+  </w:num>
+  <w:num w:numId="20" w16cid:durableId="518083256">
     <w:abstractNumId w:val="15"/>
   </w:num>
-  <w:num w:numId="16" w16cid:durableId="1777016181">
-    <w:abstractNumId w:val="33"/>
-  </w:num>
-  <w:num w:numId="17" w16cid:durableId="239025314">
-    <w:abstractNumId w:val="32"/>
-  </w:num>
-  <w:num w:numId="18" w16cid:durableId="1206943126">
-    <w:abstractNumId w:val="7"/>
-  </w:num>
-  <w:num w:numId="19" w16cid:durableId="43678891">
-    <w:abstractNumId w:val="28"/>
-  </w:num>
-  <w:num w:numId="20" w16cid:durableId="518083256">
-    <w:abstractNumId w:val="13"/>
-  </w:num>
   <w:num w:numId="21" w16cid:durableId="945574614">
-    <w:abstractNumId w:val="8"/>
+    <w:abstractNumId w:val="9"/>
   </w:num>
   <w:num w:numId="22" w16cid:durableId="1404334449">
+    <w:abstractNumId w:val="29"/>
+  </w:num>
+  <w:num w:numId="23" w16cid:durableId="1608152816">
+    <w:abstractNumId w:val="16"/>
+  </w:num>
+  <w:num w:numId="24" w16cid:durableId="1439332260">
     <w:abstractNumId w:val="26"/>
   </w:num>
-  <w:num w:numId="23" w16cid:durableId="1608152816">
-    <w:abstractNumId w:val="14"/>
-  </w:num>
-  <w:num w:numId="24" w16cid:durableId="1439332260">
-    <w:abstractNumId w:val="23"/>
-  </w:num>
   <w:num w:numId="25" w16cid:durableId="1814247774">
-    <w:abstractNumId w:val="6"/>
+    <w:abstractNumId w:val="7"/>
   </w:num>
   <w:num w:numId="26" w16cid:durableId="2067758743">
     <w:abstractNumId w:val="2"/>
   </w:num>
   <w:num w:numId="27" w16cid:durableId="1648977204">
-    <w:abstractNumId w:val="17"/>
+    <w:abstractNumId w:val="19"/>
   </w:num>
   <w:num w:numId="28" w16cid:durableId="490487350">
-    <w:abstractNumId w:val="19"/>
+    <w:abstractNumId w:val="22"/>
   </w:num>
   <w:num w:numId="29" w16cid:durableId="1146356343">
-    <w:abstractNumId w:val="22"/>
+    <w:abstractNumId w:val="25"/>
   </w:num>
   <w:num w:numId="30" w16cid:durableId="857279064">
     <w:abstractNumId w:val="1"/>
   </w:num>
   <w:num w:numId="31" w16cid:durableId="655495773">
+    <w:abstractNumId w:val="24"/>
+  </w:num>
+  <w:num w:numId="32" w16cid:durableId="862590728">
+    <w:abstractNumId w:val="34"/>
+  </w:num>
+  <w:num w:numId="33" w16cid:durableId="1837450129">
+    <w:abstractNumId w:val="13"/>
+  </w:num>
+  <w:num w:numId="34" w16cid:durableId="129248767">
+    <w:abstractNumId w:val="20"/>
+  </w:num>
+  <w:num w:numId="35" w16cid:durableId="403260828">
+    <w:abstractNumId w:val="14"/>
+  </w:num>
+  <w:num w:numId="36" w16cid:durableId="1183394337">
+    <w:abstractNumId w:val="38"/>
+  </w:num>
+  <w:num w:numId="37" w16cid:durableId="1427841808">
+    <w:abstractNumId w:val="6"/>
+  </w:num>
+  <w:num w:numId="38" w16cid:durableId="1600138293">
     <w:abstractNumId w:val="21"/>
   </w:num>
-  <w:num w:numId="32" w16cid:durableId="862590728">
-    <w:abstractNumId w:val="31"/>
-  </w:num>
-  <w:num w:numId="33" w16cid:durableId="1837450129">
-    <w:abstractNumId w:val="11"/>
-  </w:num>
-  <w:num w:numId="34" w16cid:durableId="129248767">
-    <w:abstractNumId w:val="18"/>
-  </w:num>
-  <w:num w:numId="35" w16cid:durableId="403260828">
+  <w:num w:numId="39" w16cid:durableId="1109282279">
     <w:abstractNumId w:val="12"/>
   </w:num>
 </w:numbering>
@@ -20067,7 +23102,6 @@
     <w:next w:val="Normale"/>
     <w:link w:val="Titolo5Carattere"/>
     <w:uiPriority w:val="9"/>
-    <w:semiHidden/>
     <w:unhideWhenUsed/>
     <w:qFormat/>
     <w:rsid w:val="00026A0E"/>
@@ -20173,7 +23207,6 @@
   <w:style w:type="character" w:default="1" w:styleId="Carpredefinitoparagrafo">
     <w:name w:val="Default Paragraph Font"/>
     <w:uiPriority w:val="1"/>
-    <w:semiHidden/>
     <w:unhideWhenUsed/>
   </w:style>
   <w:style w:type="table" w:default="1" w:styleId="Tabellanormale">
@@ -20255,7 +23288,6 @@
     <w:basedOn w:val="Carpredefinitoparagrafo"/>
     <w:link w:val="Titolo5"/>
     <w:uiPriority w:val="9"/>
-    <w:semiHidden/>
     <w:rsid w:val="00026A0E"/>
     <w:rPr>
       <w:rFonts w:eastAsiaTheme="majorEastAsia" w:cstheme="majorBidi"/>
@@ -20557,6 +23589,50 @@
       <w:color w:val="467886" w:themeColor="hyperlink"/>
       <w:u w:val="single"/>
     </w:rPr>
+  </w:style>
+  <w:style w:type="paragraph" w:styleId="Intestazione">
+    <w:name w:val="header"/>
+    <w:basedOn w:val="Normale"/>
+    <w:link w:val="IntestazioneCarattere"/>
+    <w:uiPriority w:val="99"/>
+    <w:unhideWhenUsed/>
+    <w:rsid w:val="009D2010"/>
+    <w:pPr>
+      <w:tabs>
+        <w:tab w:val="center" w:pos="4819"/>
+        <w:tab w:val="right" w:pos="9638"/>
+      </w:tabs>
+      <w:spacing w:after="0" w:line="240" w:lineRule="auto"/>
+    </w:pPr>
+  </w:style>
+  <w:style w:type="character" w:customStyle="1" w:styleId="IntestazioneCarattere">
+    <w:name w:val="Intestazione Carattere"/>
+    <w:basedOn w:val="Carpredefinitoparagrafo"/>
+    <w:link w:val="Intestazione"/>
+    <w:uiPriority w:val="99"/>
+    <w:rsid w:val="009D2010"/>
+  </w:style>
+  <w:style w:type="paragraph" w:styleId="Pidipagina">
+    <w:name w:val="footer"/>
+    <w:basedOn w:val="Normale"/>
+    <w:link w:val="PidipaginaCarattere"/>
+    <w:uiPriority w:val="99"/>
+    <w:unhideWhenUsed/>
+    <w:rsid w:val="009D2010"/>
+    <w:pPr>
+      <w:tabs>
+        <w:tab w:val="center" w:pos="4819"/>
+        <w:tab w:val="right" w:pos="9638"/>
+      </w:tabs>
+      <w:spacing w:after="0" w:line="240" w:lineRule="auto"/>
+    </w:pPr>
+  </w:style>
+  <w:style w:type="character" w:customStyle="1" w:styleId="PidipaginaCarattere">
+    <w:name w:val="Piè di pagina Carattere"/>
+    <w:basedOn w:val="Carpredefinitoparagrafo"/>
+    <w:link w:val="Pidipagina"/>
+    <w:uiPriority w:val="99"/>
+    <w:rsid w:val="009D2010"/>
   </w:style>
 </w:styles>
 </file>
@@ -20876,6 +23952,45 @@
 </a:theme>
 </file>
 
+<file path=word/webextensions/taskpanes.xml><?xml version="1.0" encoding="utf-8"?>
+<wetp:taskpanes xmlns:wetp="http://schemas.microsoft.com/office/webextensions/taskpanes/2010/11">
+  <wetp:taskpane dockstate="right" visibility="0" width="438" row="2">
+    <wetp:webextensionref xmlns:r="http://schemas.openxmlformats.org/officeDocument/2006/relationships" r:id="rId1"/>
+  </wetp:taskpane>
+  <wetp:taskpane dockstate="right" visibility="0" width="438" row="3">
+    <wetp:webextensionref xmlns:r="http://schemas.openxmlformats.org/officeDocument/2006/relationships" r:id="rId2"/>
+  </wetp:taskpane>
+</wetp:taskpanes>
+</file>
+
+<file path=word/webextensions/webextension1.xml><?xml version="1.0" encoding="utf-8"?>
+<we:webextension xmlns:we="http://schemas.microsoft.com/office/webextensions/webextension/2010/11" id="{1D3E5399-9E5A-4E19-BE42-2F8E73C5E42C}">
+  <we:reference id="11d7cf85-ae5a-43b8-bc58-1e1a151cce24" version="1.0.0.1" store="EXCatalog" storeType="EXCatalog"/>
+  <we:alternateReferences>
+    <we:reference id="WA200010725" version="1.0.0.1" store="it-IT" storeType="OMEX"/>
+  </we:alternateReferences>
+  <we:properties>
+    <we:property name="claude.fileId" value="&quot;e22f3b60-7dcd-4383-acb0-f69d30f28815&quot;"/>
+  </we:properties>
+  <we:bindings/>
+  <we:snapshot xmlns:r="http://schemas.openxmlformats.org/officeDocument/2006/relationships"/>
+</we:webextension>
+</file>
+
+<file path=word/webextensions/webextension2.xml><?xml version="1.0" encoding="utf-8"?>
+<we:webextension xmlns:we="http://schemas.microsoft.com/office/webextensions/webextension/2010/11" id="{CD3280A9-B47D-4FD0-951E-3B9DBBF94F01}">
+  <we:reference id="d51ccb01-85e7-42ab-885b-de05c07799f3" version="1.0.0.1" store="EXCatalog" storeType="EXCatalog"/>
+  <we:alternateReferences>
+    <we:reference id="WA200010453" version="1.0.0.1" store="it-IT" storeType="OMEX"/>
+  </we:alternateReferences>
+  <we:properties>
+    <we:property name="claude.fileId" value="&quot;2610cc56-e30e-41ad-aa29-8097574fa132&quot;"/>
+  </we:properties>
+  <we:bindings/>
+  <we:snapshot xmlns:r="http://schemas.openxmlformats.org/officeDocument/2006/relationships"/>
+</we:webextension>
+</file>
+
 <file path=customXml/item1.xml><?xml version="1.0" encoding="utf-8"?>
 <b:Sources xmlns:b="http://schemas.openxmlformats.org/officeDocument/2006/bibliography" xmlns="http://schemas.openxmlformats.org/officeDocument/2006/bibliography" SelectedStyle="\APASixthEditionOfficeOnline.xsl" StyleName="APA" Version="6"/>
 </file>

--- a/Relazione.docx
+++ b/Relazione.docx
@@ -4,7 +4,7 @@
   <w:body>
     <w:p>
       <w:pPr>
-        <w:jc w:val="center"/>
+        <w:jc w:val="both"/>
         <w:rPr>
           <w:b/>
           <w:bCs/>
@@ -973,24 +973,14 @@
       <w:r>
         <w:t xml:space="preserve">Figura </w:t>
       </w:r>
-      <w:r>
-        <w:fldChar w:fldCharType="begin"/>
-      </w:r>
-      <w:r>
-        <w:instrText xml:space="preserve"> SEQ Figura \* ARABIC </w:instrText>
-      </w:r>
-      <w:r>
-        <w:fldChar w:fldCharType="separate"/>
-      </w:r>
-      <w:r>
-        <w:rPr>
-          <w:noProof/>
-        </w:rPr>
-        <w:t>1</w:t>
-      </w:r>
-      <w:r>
-        <w:fldChar w:fldCharType="end"/>
-      </w:r>
+      <w:fldSimple w:instr=" SEQ Figura \* ARABIC ">
+        <w:r>
+          <w:rPr>
+            <w:noProof/>
+          </w:rPr>
+          <w:t>1</w:t>
+        </w:r>
+      </w:fldSimple>
       <w:r>
         <w:t xml:space="preserve">Struttura a grafo del sistema </w:t>
       </w:r>
@@ -1733,23 +1723,98 @@
           <w:sz w:val="28"/>
           <w:szCs w:val="28"/>
         </w:rPr>
-        <w:t xml:space="preserve">Se viene intercettato un contenuto preesistente all’interno del </w:t>
-      </w:r>
-      <w:proofErr w:type="spellStart"/>
-      <w:r>
-        <w:rPr>
-          <w:sz w:val="28"/>
-          <w:szCs w:val="28"/>
-        </w:rPr>
-        <w:t>db</w:t>
-      </w:r>
-      <w:proofErr w:type="spellEnd"/>
-      <w:r>
-        <w:rPr>
-          <w:sz w:val="28"/>
-          <w:szCs w:val="28"/>
-        </w:rPr>
-        <w:t xml:space="preserve"> sul medesimo argomento, il flusso innesca un blocco </w:t>
+        <w:t>Qualora il database intercetti dei contenuti preesistenti sul medesimo argomento, il sistema non avvia un'interruzione immediata, ma introduce una fase intermedia di validazione semantica affidata a un LLM con funzioni di "Giudice Editoriale". A questo modello viene sottoposto un quadro informativo completo che include: il nome ufficiale del gioco (</w:t>
+      </w:r>
+      <w:proofErr w:type="spellStart"/>
+      <w:r>
+        <w:rPr>
+          <w:sz w:val="28"/>
+          <w:szCs w:val="28"/>
+        </w:rPr>
+        <w:t>game_name</w:t>
+      </w:r>
+      <w:proofErr w:type="spellEnd"/>
+      <w:r>
+        <w:rPr>
+          <w:sz w:val="28"/>
+          <w:szCs w:val="28"/>
+        </w:rPr>
+        <w:t>),</w:t>
+      </w:r>
+      <w:r>
+        <w:rPr>
+          <w:sz w:val="28"/>
+          <w:szCs w:val="28"/>
+        </w:rPr>
+        <w:t xml:space="preserve"> la richiesta dell’utente, eventualmente arricchita con i chiarimenti richiesti</w:t>
+      </w:r>
+      <w:r>
+        <w:rPr>
+          <w:sz w:val="28"/>
+          <w:szCs w:val="28"/>
+        </w:rPr>
+        <w:t xml:space="preserve"> (</w:t>
+      </w:r>
+      <w:proofErr w:type="spellStart"/>
+      <w:r>
+        <w:rPr>
+          <w:sz w:val="28"/>
+          <w:szCs w:val="28"/>
+        </w:rPr>
+        <w:t>research_brief</w:t>
+      </w:r>
+      <w:proofErr w:type="spellEnd"/>
+      <w:r>
+        <w:rPr>
+          <w:sz w:val="28"/>
+          <w:szCs w:val="28"/>
+        </w:rPr>
+        <w:t>)</w:t>
+      </w:r>
+      <w:r>
+        <w:rPr>
+          <w:sz w:val="28"/>
+          <w:szCs w:val="28"/>
+        </w:rPr>
+        <w:t>,</w:t>
+      </w:r>
+      <w:r>
+        <w:rPr>
+          <w:sz w:val="28"/>
+          <w:szCs w:val="28"/>
+        </w:rPr>
+        <w:t xml:space="preserve"> e i record grezzi restituiti dal database.</w:t>
+      </w:r>
+    </w:p>
+    <w:p>
+      <w:pPr>
+        <w:ind w:left="1080"/>
+        <w:jc w:val="both"/>
+        <w:rPr>
+          <w:sz w:val="28"/>
+          <w:szCs w:val="28"/>
+        </w:rPr>
+      </w:pPr>
+      <w:r>
+        <w:rPr>
+          <w:sz w:val="28"/>
+          <w:szCs w:val="28"/>
+        </w:rPr>
+        <w:t>Il blocco Human-in-the-Loop (HITL) viene innescato esclusivamente se l'LLM conferma che si tratta di un "vero duplicato", scartando autonomamente i falsi positivi, ovvero quei contenuti che trattano lo stesso gioco ma con focus o formati editoriali differenti (es. una news rispetto a una recensione).</w:t>
+      </w:r>
+      <w:r>
+        <w:rPr>
+          <w:sz w:val="28"/>
+          <w:szCs w:val="28"/>
+        </w:rPr>
+        <w:t xml:space="preserve"> </w:t>
+      </w:r>
+      <w:r>
+        <w:rPr>
+          <w:sz w:val="28"/>
+          <w:szCs w:val="28"/>
+        </w:rPr>
+        <w:t xml:space="preserve">In caso di duplicato confermato dall'IA, l'interfaccia mostra all'utente non solo i match del database, ma anche il ragionamento logico espresso dal modello a supporto della sovrapposizione rilevata. L'utente può così decidere se annullare definitivamente l'operazione (terminando il grafo e impostando la classificazione su </w:t>
       </w:r>
       <w:r>
         <w:rPr>
@@ -1758,18 +1823,13 @@
           <w:sz w:val="28"/>
           <w:szCs w:val="28"/>
         </w:rPr>
-        <w:t>Human-in-the-Loop</w:t>
-      </w:r>
-      <w:r>
-        <w:rPr>
-          <w:sz w:val="28"/>
-          <w:szCs w:val="28"/>
-        </w:rPr>
-        <w:t>, mostrando all'utente i titoli e gli abstract dei duplicati rilevati. L'utente può così decidere se annullare definitivamente l'operazione (terminando il grafo e impostando la classificazione su "</w:t>
-      </w:r>
-      <w:proofErr w:type="spellStart"/>
-      <w:r>
-        <w:rPr>
+        <w:t>"</w:t>
+      </w:r>
+      <w:proofErr w:type="spellStart"/>
+      <w:r>
+        <w:rPr>
+          <w:i/>
+          <w:iCs/>
           <w:sz w:val="28"/>
           <w:szCs w:val="28"/>
         </w:rPr>
@@ -1778,10 +1838,19 @@
       <w:proofErr w:type="spellEnd"/>
       <w:r>
         <w:rPr>
-          <w:sz w:val="28"/>
-          <w:szCs w:val="28"/>
-        </w:rPr>
-        <w:t>") oppure forzare la generazione. In caso di via libera o di assenza di duplicati, il nodo aggiorna la variabile di stato query con il brief finale e conclude la sua esecuzione, passando la richiesta al nodo di ricerca del grafo principale.</w:t>
+          <w:i/>
+          <w:iCs/>
+          <w:sz w:val="28"/>
+          <w:szCs w:val="28"/>
+        </w:rPr>
+        <w:t>"</w:t>
+      </w:r>
+      <w:r>
+        <w:rPr>
+          <w:sz w:val="28"/>
+          <w:szCs w:val="28"/>
+        </w:rPr>
+        <w:t>) oppure forzare la generazione del contenuto.</w:t>
       </w:r>
     </w:p>
     <w:p>
@@ -2119,7 +2188,15 @@
           <w:sz w:val="28"/>
           <w:szCs w:val="28"/>
         </w:rPr>
-        <w:t>. In questo scenario, l</w:t>
+        <w:t xml:space="preserve">. In questo scenario, </w:t>
+      </w:r>
+      <w:r>
+        <w:rPr>
+          <w:sz w:val="28"/>
+          <w:szCs w:val="28"/>
+        </w:rPr>
+        <w:lastRenderedPageBreak/>
+        <w:t>l</w:t>
       </w:r>
       <w:r>
         <w:rPr>
@@ -2319,15 +2396,7 @@
           <w:sz w:val="28"/>
           <w:szCs w:val="28"/>
         </w:rPr>
-        <w:t xml:space="preserve"> All'ingresso del nodo, il sistema recupera la cronologia dei messaggi e la richiesta dell'utente. In </w:t>
-      </w:r>
-      <w:r>
-        <w:rPr>
-          <w:sz w:val="28"/>
-          <w:szCs w:val="28"/>
-        </w:rPr>
-        <w:lastRenderedPageBreak/>
-        <w:t xml:space="preserve">base alla classificazione precedentemente effettuata dal router (News o Review), viene iniettato dinamicamente un </w:t>
+        <w:t xml:space="preserve"> All'ingresso del nodo, il sistema recupera la cronologia dei messaggi e la richiesta dell'utente. In base alla classificazione precedentemente effettuata dal router (News o Review), viene iniettato dinamicamente un </w:t>
       </w:r>
       <w:r>
         <w:rPr>
@@ -2638,7 +2707,15 @@
           <w:sz w:val="28"/>
           <w:szCs w:val="28"/>
         </w:rPr>
-        <w:t xml:space="preserve"> per poter recuperare prezzo, recensioni positive e negative del gioco. Questi tool vengono utilizzati ovviamente solo nel caso in cui la richiesta riguarda la recensione di un videogioco ed anche in questo caso vengono utilizzati solamente se </w:t>
+        <w:t xml:space="preserve"> per poter recuperare prezzo, recensioni positive e negative del gioco. Questi tool vengono </w:t>
+      </w:r>
+      <w:r>
+        <w:rPr>
+          <w:sz w:val="28"/>
+          <w:szCs w:val="28"/>
+        </w:rPr>
+        <w:lastRenderedPageBreak/>
+        <w:t xml:space="preserve">utilizzati ovviamente solo nel caso in cui la richiesta riguarda la recensione di un videogioco ed anche in questo caso vengono utilizzati solamente se </w:t>
       </w:r>
       <w:r>
         <w:rPr>
@@ -2747,7 +2824,6 @@
           <w:sz w:val="28"/>
           <w:szCs w:val="28"/>
         </w:rPr>
-        <w:lastRenderedPageBreak/>
         <w:t>Routing Post-Esecuzione (</w:t>
       </w:r>
       <w:proofErr w:type="spellStart"/>
@@ -3070,6 +3146,7 @@
           <w:sz w:val="28"/>
           <w:szCs w:val="28"/>
         </w:rPr>
+        <w:lastRenderedPageBreak/>
         <w:t>ToolMessage</w:t>
       </w:r>
       <w:proofErr w:type="spellEnd"/>
@@ -3190,7 +3267,6 @@
           <w:sz w:val="28"/>
           <w:szCs w:val="28"/>
         </w:rPr>
-        <w:lastRenderedPageBreak/>
         <w:t>summarize_webpage_news</w:t>
       </w:r>
       <w:proofErr w:type="spellEnd"/>
@@ -3474,6 +3550,7 @@
           <w:sz w:val="28"/>
           <w:szCs w:val="28"/>
         </w:rPr>
+        <w:lastRenderedPageBreak/>
         <w:t>Il controllo viene eseguito da un modello linguistico configurato con regole tassative iniettate tramite prompt e vincolato a un output strutturato (</w:t>
       </w:r>
       <w:proofErr w:type="spellStart"/>
@@ -3602,7 +3679,6 @@
           <w:sz w:val="28"/>
           <w:szCs w:val="28"/>
         </w:rPr>
-        <w:lastRenderedPageBreak/>
         <w:t>HITL_POST &amp; REFINE_PROPOSAL</w:t>
       </w:r>
     </w:p>
@@ -4008,6 +4084,7 @@
           <w:sz w:val="28"/>
           <w:szCs w:val="28"/>
         </w:rPr>
+        <w:lastRenderedPageBreak/>
         <w:t>Suggestion</w:t>
       </w:r>
       <w:proofErr w:type="spellEnd"/>
@@ -4219,7 +4296,6 @@
           <w:sz w:val="28"/>
           <w:szCs w:val="28"/>
         </w:rPr>
-        <w:lastRenderedPageBreak/>
         <w:t>nodo</w:t>
       </w:r>
       <w:r>
@@ -4576,7 +4652,15 @@
           <w:sz w:val="28"/>
           <w:szCs w:val="28"/>
         </w:rPr>
-        <w:t xml:space="preserve"> e salvarle nel grafo attraverso una relazione con il post in modo da avere sempre le sorgenti da cui sono state recuperate le informazioni di ogni singolo post</w:t>
+        <w:t xml:space="preserve"> e salvarle nel grafo </w:t>
+      </w:r>
+      <w:r>
+        <w:rPr>
+          <w:sz w:val="28"/>
+          <w:szCs w:val="28"/>
+        </w:rPr>
+        <w:lastRenderedPageBreak/>
+        <w:t>attraverso una relazione con il post in modo da avere sempre le sorgenti da cui sono state recuperate le informazioni di ogni singolo post</w:t>
       </w:r>
       <w:r>
         <w:rPr>
@@ -4729,7 +4813,6 @@
           <w:sz w:val="28"/>
           <w:szCs w:val="28"/>
         </w:rPr>
-        <w:lastRenderedPageBreak/>
         <w:t>SUGGESTION_SUBGRAPH (SOTTOGRAFO)</w:t>
       </w:r>
       <w:r>
@@ -4796,24 +4879,14 @@
       <w:r>
         <w:t xml:space="preserve">Figura </w:t>
       </w:r>
-      <w:r>
-        <w:fldChar w:fldCharType="begin"/>
-      </w:r>
-      <w:r>
-        <w:instrText xml:space="preserve"> SEQ Figura \* ARABIC </w:instrText>
-      </w:r>
-      <w:r>
-        <w:fldChar w:fldCharType="separate"/>
-      </w:r>
-      <w:r>
-        <w:rPr>
-          <w:noProof/>
-        </w:rPr>
-        <w:t>2</w:t>
-      </w:r>
-      <w:r>
-        <w:fldChar w:fldCharType="end"/>
-      </w:r>
+      <w:fldSimple w:instr=" SEQ Figura \* ARABIC ">
+        <w:r>
+          <w:rPr>
+            <w:noProof/>
+          </w:rPr>
+          <w:t>2</w:t>
+        </w:r>
+      </w:fldSimple>
       <w:r>
         <w:t xml:space="preserve">: Struttura </w:t>
       </w:r>
@@ -5073,7 +5146,15 @@
           <w:sz w:val="28"/>
           <w:szCs w:val="28"/>
         </w:rPr>
-        <w:t xml:space="preserve">‘. L’accesso al </w:t>
+        <w:t xml:space="preserve">‘. </w:t>
+      </w:r>
+      <w:r>
+        <w:rPr>
+          <w:sz w:val="28"/>
+          <w:szCs w:val="28"/>
+        </w:rPr>
+        <w:lastRenderedPageBreak/>
+        <w:t xml:space="preserve">L’accesso al </w:t>
       </w:r>
       <w:proofErr w:type="spellStart"/>
       <w:r>
@@ -5420,15 +5501,7 @@
           <w:sz w:val="28"/>
           <w:szCs w:val="28"/>
         </w:rPr>
-        <w:t xml:space="preserve">per analizzare il bilanciamento del database (volume di news e review, ultimi generi trattati, statistiche globali), decidendo </w:t>
-      </w:r>
-      <w:r>
-        <w:rPr>
-          <w:sz w:val="28"/>
-          <w:szCs w:val="28"/>
-        </w:rPr>
-        <w:lastRenderedPageBreak/>
-        <w:t>autonomamente la tipologia</w:t>
+        <w:t>per analizzare il bilanciamento del database (volume di news e review, ultimi generi trattati, statistiche globali), decidendo autonomamente la tipologia</w:t>
       </w:r>
       <w:r>
         <w:rPr>
@@ -5835,7 +5908,15 @@
           <w:sz w:val="28"/>
           <w:szCs w:val="28"/>
         </w:rPr>
-        <w:t xml:space="preserve"> termina, ma il flusso operativo generale prosegue rendendo la proposta immediatamente disponibile per la validazione umana all'interno del nodo principale </w:t>
+        <w:t xml:space="preserve"> termina, ma il flusso operativo generale prosegue rendendo la proposta </w:t>
+      </w:r>
+      <w:r>
+        <w:rPr>
+          <w:sz w:val="28"/>
+          <w:szCs w:val="28"/>
+        </w:rPr>
+        <w:lastRenderedPageBreak/>
+        <w:t xml:space="preserve">immediatamente disponibile per la validazione umana all'interno del nodo principale </w:t>
       </w:r>
       <w:proofErr w:type="spellStart"/>
       <w:r>
@@ -5899,7 +5980,6 @@
           <w:sz w:val="28"/>
           <w:szCs w:val="28"/>
         </w:rPr>
-        <w:lastRenderedPageBreak/>
         <w:drawing>
           <wp:inline distT="0" distB="0" distL="0" distR="0" wp14:anchorId="01FBEA91" wp14:editId="386274F3">
             <wp:extent cx="5585944" cy="2758679"/>
@@ -5945,24 +6025,14 @@
       <w:r>
         <w:t xml:space="preserve">Figura </w:t>
       </w:r>
-      <w:r>
-        <w:fldChar w:fldCharType="begin"/>
-      </w:r>
-      <w:r>
-        <w:instrText xml:space="preserve"> SEQ Figura \* ARABIC </w:instrText>
-      </w:r>
-      <w:r>
-        <w:fldChar w:fldCharType="separate"/>
-      </w:r>
-      <w:r>
-        <w:rPr>
-          <w:noProof/>
-        </w:rPr>
-        <w:t>3</w:t>
-      </w:r>
-      <w:r>
-        <w:fldChar w:fldCharType="end"/>
-      </w:r>
+      <w:fldSimple w:instr=" SEQ Figura \* ARABIC ">
+        <w:r>
+          <w:rPr>
+            <w:noProof/>
+          </w:rPr>
+          <w:t>3</w:t>
+        </w:r>
+      </w:fldSimple>
       <w:r>
         <w:t xml:space="preserve">: struttura </w:t>
       </w:r>
@@ -6578,6 +6648,7 @@
           <w:sz w:val="28"/>
           <w:szCs w:val="28"/>
         </w:rPr>
+        <w:lastRenderedPageBreak/>
         <w:t xml:space="preserve">Una volta generata la proposta, l'agente sottopone all'utente il piano editoriale completo, accompagnato da una breve descrizione del "ragionamento" logico adottato per la selezione dei temi. Se l'utente approva la proposta, il sistema persiste la pianificazione all'interno del database </w:t>
       </w:r>
       <w:r>
@@ -6599,15 +6670,7 @@
           <w:sz w:val="28"/>
           <w:szCs w:val="28"/>
         </w:rPr>
-        <w:t xml:space="preserve">, ciascuno dei quali contiene un suggerimento editoriale </w:t>
-      </w:r>
-      <w:r>
-        <w:rPr>
-          <w:sz w:val="28"/>
-          <w:szCs w:val="28"/>
-        </w:rPr>
-        <w:lastRenderedPageBreak/>
-        <w:t>proposto nella pianificazione</w:t>
+        <w:t>, ciascuno dei quali contiene un suggerimento editoriale proposto nella pianificazione</w:t>
       </w:r>
       <w:r>
         <w:rPr>
@@ -7026,7 +7089,15 @@
           <w:sz w:val="28"/>
           <w:szCs w:val="28"/>
         </w:rPr>
-        <w:t xml:space="preserve"> (continuare pianificazione, eliminare pianificazione, creare pianificazione)</w:t>
+        <w:t xml:space="preserve"> (continuare </w:t>
+      </w:r>
+      <w:r>
+        <w:rPr>
+          <w:sz w:val="28"/>
+          <w:szCs w:val="28"/>
+        </w:rPr>
+        <w:lastRenderedPageBreak/>
+        <w:t>pianificazione, eliminare pianificazione, creare pianificazione)</w:t>
       </w:r>
       <w:r>
         <w:rPr>
@@ -7099,77 +7170,416 @@
           <w:sz w:val="28"/>
           <w:szCs w:val="28"/>
         </w:rPr>
-        <w:t xml:space="preserve">; se invece è richiesta un'interazione con l'utente, ad esempio per confermare la sovrascrittura di una </w:t>
-      </w:r>
-      <w:r>
-        <w:rPr>
+        <w:t xml:space="preserve">; se invece è richiesta un'interazione con l'utente, ad esempio per confermare la sovrascrittura di una pianificazione esistente o per visualizzare un messaggio informativo, l'esecuzione viene trasferita al </w:t>
+      </w:r>
+      <w:r>
+        <w:rPr>
+          <w:sz w:val="28"/>
+          <w:szCs w:val="28"/>
+        </w:rPr>
+        <w:t xml:space="preserve">nodo </w:t>
+      </w:r>
+      <w:proofErr w:type="spellStart"/>
+      <w:r>
+        <w:rPr>
+          <w:b/>
+          <w:bCs/>
+          <w:sz w:val="28"/>
+          <w:szCs w:val="28"/>
+        </w:rPr>
+        <w:t>hitl</w:t>
+      </w:r>
+      <w:r>
+        <w:rPr>
+          <w:b/>
+          <w:bCs/>
+          <w:sz w:val="28"/>
+          <w:szCs w:val="28"/>
+        </w:rPr>
+        <w:t>_</w:t>
+      </w:r>
+      <w:r>
+        <w:rPr>
+          <w:b/>
+          <w:bCs/>
+          <w:sz w:val="28"/>
+          <w:szCs w:val="28"/>
+        </w:rPr>
+        <w:t>p</w:t>
+      </w:r>
+      <w:r>
+        <w:rPr>
+          <w:b/>
+          <w:bCs/>
+          <w:sz w:val="28"/>
+          <w:szCs w:val="28"/>
+        </w:rPr>
+        <w:t>lanning</w:t>
+      </w:r>
+      <w:r>
+        <w:rPr>
+          <w:b/>
+          <w:bCs/>
+          <w:sz w:val="28"/>
+          <w:szCs w:val="28"/>
+        </w:rPr>
+        <w:t>_</w:t>
+      </w:r>
+      <w:r>
+        <w:rPr>
+          <w:b/>
+          <w:bCs/>
+          <w:sz w:val="28"/>
+          <w:szCs w:val="28"/>
+        </w:rPr>
+        <w:t>n</w:t>
+      </w:r>
+      <w:r>
+        <w:rPr>
+          <w:b/>
+          <w:bCs/>
+          <w:sz w:val="28"/>
+          <w:szCs w:val="28"/>
+        </w:rPr>
+        <w:t>ode</w:t>
+      </w:r>
+      <w:proofErr w:type="spellEnd"/>
+      <w:r>
+        <w:rPr>
+          <w:sz w:val="28"/>
+          <w:szCs w:val="28"/>
+        </w:rPr>
+        <w:t xml:space="preserve">. </w:t>
+      </w:r>
+      <w:r>
+        <w:rPr>
+          <w:sz w:val="28"/>
+          <w:szCs w:val="28"/>
+        </w:rPr>
+        <w:t>Se</w:t>
+      </w:r>
+      <w:r>
+        <w:rPr>
+          <w:sz w:val="28"/>
+          <w:szCs w:val="28"/>
+        </w:rPr>
+        <w:t xml:space="preserve"> l'azione consiste nell'eseguire direttamente un'operazione sul Knowledge Graph, come l'eliminazione</w:t>
+      </w:r>
+      <w:r>
+        <w:rPr>
+          <w:sz w:val="28"/>
+          <w:szCs w:val="28"/>
+        </w:rPr>
+        <w:t xml:space="preserve"> della pianificazione</w:t>
+      </w:r>
+      <w:r>
+        <w:rPr>
+          <w:sz w:val="28"/>
+          <w:szCs w:val="28"/>
+        </w:rPr>
+        <w:t xml:space="preserve"> o </w:t>
+      </w:r>
+      <w:r>
+        <w:rPr>
+          <w:sz w:val="28"/>
+          <w:szCs w:val="28"/>
+        </w:rPr>
+        <w:t>continuare con la</w:t>
+      </w:r>
+      <w:r>
+        <w:rPr>
+          <w:sz w:val="28"/>
+          <w:szCs w:val="28"/>
+        </w:rPr>
+        <w:t xml:space="preserve"> pubblicazione successiva</w:t>
+      </w:r>
+      <w:r>
+        <w:rPr>
+          <w:sz w:val="28"/>
+          <w:szCs w:val="28"/>
+        </w:rPr>
+        <w:t xml:space="preserve"> della pianificazione, il controllo viene passato all'</w:t>
+      </w:r>
+      <w:proofErr w:type="spellStart"/>
+      <w:r>
+        <w:rPr>
+          <w:b/>
+          <w:bCs/>
+          <w:sz w:val="28"/>
+          <w:szCs w:val="28"/>
+        </w:rPr>
+        <w:t>e</w:t>
+      </w:r>
+      <w:r>
+        <w:rPr>
+          <w:b/>
+          <w:bCs/>
+          <w:sz w:val="28"/>
+          <w:szCs w:val="28"/>
+        </w:rPr>
+        <w:t>xecutor</w:t>
+      </w:r>
+      <w:r>
+        <w:rPr>
+          <w:b/>
+          <w:bCs/>
+          <w:sz w:val="28"/>
+          <w:szCs w:val="28"/>
+        </w:rPr>
+        <w:t>_n</w:t>
+      </w:r>
+      <w:r>
+        <w:rPr>
+          <w:b/>
+          <w:bCs/>
+          <w:sz w:val="28"/>
+          <w:szCs w:val="28"/>
+        </w:rPr>
+        <w:t>ode</w:t>
+      </w:r>
+      <w:proofErr w:type="spellEnd"/>
+      <w:r>
+        <w:rPr>
+          <w:sz w:val="28"/>
+          <w:szCs w:val="28"/>
+        </w:rPr>
+        <w:t>. Questo nodo svolge quindi esclusivamente una funzione di instradamento, separando la logica decisionale dall'effettiva esecuzione delle operazioni.</w:t>
+      </w:r>
+    </w:p>
+    <w:p>
+      <w:pPr>
+        <w:jc w:val="both"/>
+        <w:rPr>
+          <w:sz w:val="28"/>
+          <w:szCs w:val="28"/>
+        </w:rPr>
+      </w:pPr>
+      <w:r>
+        <w:rPr>
+          <w:sz w:val="28"/>
+          <w:szCs w:val="28"/>
+        </w:rPr>
+        <w:t xml:space="preserve">Il </w:t>
+      </w:r>
+      <w:proofErr w:type="spellStart"/>
+      <w:r>
+        <w:rPr>
+          <w:b/>
+          <w:bCs/>
+          <w:sz w:val="28"/>
+          <w:szCs w:val="28"/>
+        </w:rPr>
+        <w:t>r</w:t>
+      </w:r>
+      <w:r>
+        <w:rPr>
+          <w:b/>
+          <w:bCs/>
+          <w:sz w:val="28"/>
+          <w:szCs w:val="28"/>
+        </w:rPr>
+        <w:t>esearch</w:t>
+      </w:r>
+      <w:r>
+        <w:rPr>
+          <w:b/>
+          <w:bCs/>
+          <w:sz w:val="28"/>
+          <w:szCs w:val="28"/>
+        </w:rPr>
+        <w:t>_n</w:t>
+      </w:r>
+      <w:r>
+        <w:rPr>
+          <w:b/>
+          <w:bCs/>
+          <w:sz w:val="28"/>
+          <w:szCs w:val="28"/>
+        </w:rPr>
+        <w:t>ode</w:t>
+      </w:r>
+      <w:proofErr w:type="spellEnd"/>
+      <w:r>
+        <w:rPr>
+          <w:sz w:val="28"/>
+          <w:szCs w:val="28"/>
+        </w:rPr>
+        <w:t xml:space="preserve"> è </w:t>
+      </w:r>
+      <w:r>
+        <w:rPr>
+          <w:sz w:val="28"/>
+          <w:szCs w:val="28"/>
+        </w:rPr>
+        <w:t xml:space="preserve">il nodo </w:t>
+      </w:r>
+      <w:r>
+        <w:rPr>
+          <w:sz w:val="28"/>
+          <w:szCs w:val="28"/>
+        </w:rPr>
+        <w:t>responsabile della costruzione della proposta di piano editoriale. Per farlo raccoglie tutte le informazioni necessarie interrogando il Knowledge Graph e</w:t>
+      </w:r>
+      <w:r>
+        <w:rPr>
+          <w:sz w:val="28"/>
+          <w:szCs w:val="28"/>
+        </w:rPr>
+        <w:t xml:space="preserve"> utilizzando i tool messi a disposizione per poter recuperare tutte le informazioni di cui ha bisogno per generare la proposta</w:t>
+      </w:r>
+      <w:r>
+        <w:rPr>
+          <w:sz w:val="28"/>
+          <w:szCs w:val="28"/>
+        </w:rPr>
+        <w:t xml:space="preserve">. </w:t>
+      </w:r>
+      <w:r>
+        <w:rPr>
+          <w:sz w:val="28"/>
+          <w:szCs w:val="28"/>
+        </w:rPr>
+        <w:t xml:space="preserve">Il suo </w:t>
+      </w:r>
+      <w:r>
+        <w:rPr>
+          <w:sz w:val="28"/>
+          <w:szCs w:val="28"/>
+        </w:rPr>
+        <w:t xml:space="preserve">obiettivo è individuare </w:t>
+      </w:r>
+      <w:r>
+        <w:rPr>
+          <w:sz w:val="28"/>
+          <w:szCs w:val="28"/>
+        </w:rPr>
+        <w:t>quali e quanti contenuti</w:t>
+      </w:r>
+      <w:r>
+        <w:rPr>
+          <w:sz w:val="28"/>
+          <w:szCs w:val="28"/>
+        </w:rPr>
+        <w:t xml:space="preserve"> tra news e recensioni</w:t>
+      </w:r>
+      <w:r>
+        <w:rPr>
+          <w:sz w:val="28"/>
+          <w:szCs w:val="28"/>
+        </w:rPr>
+        <w:t xml:space="preserve"> proporre nel piano editoriale in modo da bilanciare il più possibile i contenuti all’interno del </w:t>
+      </w:r>
+      <w:proofErr w:type="gramStart"/>
+      <w:r>
+        <w:rPr>
+          <w:sz w:val="28"/>
+          <w:szCs w:val="28"/>
+        </w:rPr>
+        <w:t xml:space="preserve">blog </w:t>
+      </w:r>
+      <w:r>
+        <w:rPr>
+          <w:sz w:val="28"/>
+          <w:szCs w:val="28"/>
+        </w:rPr>
+        <w:t>,</w:t>
+      </w:r>
+      <w:proofErr w:type="gramEnd"/>
+      <w:r>
+        <w:rPr>
+          <w:sz w:val="28"/>
+          <w:szCs w:val="28"/>
+        </w:rPr>
+        <w:t xml:space="preserve"> evitando argomenti già trattati e privilegiando, nel caso delle recensioni, i videogiochi già presenti nel backlog ma non ancora recensiti. Al termine della fase di ricerca produce una proposta completa di pianificazione accompagnata dal ragionamento che ha guidato le scelte effettuate.</w:t>
+      </w:r>
+    </w:p>
+    <w:p>
+      <w:pPr>
+        <w:jc w:val="both"/>
+        <w:rPr>
+          <w:sz w:val="28"/>
+          <w:szCs w:val="28"/>
+        </w:rPr>
+      </w:pPr>
+      <w:r>
+        <w:rPr>
+          <w:sz w:val="28"/>
+          <w:szCs w:val="28"/>
+        </w:rPr>
+        <w:t xml:space="preserve">Il nodo </w:t>
+      </w:r>
+      <w:proofErr w:type="spellStart"/>
+      <w:r>
+        <w:rPr>
+          <w:b/>
+          <w:bCs/>
+          <w:sz w:val="28"/>
+          <w:szCs w:val="28"/>
+        </w:rPr>
+        <w:t>hitl_planning_node</w:t>
+      </w:r>
+      <w:proofErr w:type="spellEnd"/>
+      <w:r>
+        <w:rPr>
+          <w:sz w:val="28"/>
+          <w:szCs w:val="28"/>
+        </w:rPr>
+        <w:t xml:space="preserve"> gestisce tutte le interazioni tra il sistema e l'utente durante la pianificazione editoriale. In particolare, presenta eventuali messaggi informativi, le richieste di conferma per operazioni che richiedono l'intervento dell'utente, come la cancellazione o la sostituzione di una pianificazione già esistente, e la proposta del piano editoriale generato.</w:t>
+      </w:r>
+    </w:p>
+    <w:p>
+      <w:pPr>
+        <w:jc w:val="both"/>
+        <w:rPr>
+          <w:sz w:val="28"/>
+          <w:szCs w:val="28"/>
+        </w:rPr>
+      </w:pPr>
+      <w:r>
+        <w:rPr>
+          <w:sz w:val="28"/>
+          <w:szCs w:val="28"/>
+        </w:rPr>
+        <w:t>L'utente può accettare la pianificazione, modificarla manualmente oppure annullare l'operazione. Il nodo gestisce inoltre le situazioni in cui viene richiesta un'operazione non eseguibile, ad esempio il tentativo di proseguire o eliminare una pianificazione inesistente, fornendo all'utente un opportuno messaggio informativo prima di terminare il flusso.</w:t>
+      </w:r>
+    </w:p>
+    <w:p>
+      <w:pPr>
+        <w:jc w:val="both"/>
+        <w:rPr>
+          <w:sz w:val="28"/>
+          <w:szCs w:val="28"/>
+          <w:u w:val="single"/>
+        </w:rPr>
+      </w:pPr>
+      <w:r>
+        <w:rPr>
+          <w:b/>
+          <w:bCs/>
           <w:sz w:val="28"/>
           <w:szCs w:val="28"/>
         </w:rPr>
         <w:lastRenderedPageBreak/>
-        <w:t xml:space="preserve">pianificazione esistente o per visualizzare un messaggio informativo, l'esecuzione viene trasferita al </w:t>
-      </w:r>
-      <w:r>
-        <w:rPr>
-          <w:sz w:val="28"/>
-          <w:szCs w:val="28"/>
-        </w:rPr>
-        <w:t xml:space="preserve">nodo </w:t>
-      </w:r>
-      <w:proofErr w:type="spellStart"/>
-      <w:r>
-        <w:rPr>
-          <w:b/>
-          <w:bCs/>
-          <w:sz w:val="28"/>
-          <w:szCs w:val="28"/>
-        </w:rPr>
-        <w:t>hitl</w:t>
-      </w:r>
-      <w:r>
-        <w:rPr>
-          <w:b/>
-          <w:bCs/>
-          <w:sz w:val="28"/>
-          <w:szCs w:val="28"/>
-        </w:rPr>
-        <w:t>_</w:t>
-      </w:r>
-      <w:r>
-        <w:rPr>
-          <w:b/>
-          <w:bCs/>
-          <w:sz w:val="28"/>
-          <w:szCs w:val="28"/>
-        </w:rPr>
-        <w:t>p</w:t>
-      </w:r>
-      <w:r>
-        <w:rPr>
-          <w:b/>
-          <w:bCs/>
-          <w:sz w:val="28"/>
-          <w:szCs w:val="28"/>
-        </w:rPr>
-        <w:t>lanning</w:t>
-      </w:r>
-      <w:r>
-        <w:rPr>
-          <w:b/>
-          <w:bCs/>
-          <w:sz w:val="28"/>
-          <w:szCs w:val="28"/>
-        </w:rPr>
-        <w:t>_</w:t>
-      </w:r>
-      <w:r>
-        <w:rPr>
-          <w:b/>
-          <w:bCs/>
-          <w:sz w:val="28"/>
-          <w:szCs w:val="28"/>
-        </w:rPr>
-        <w:t>n</w:t>
+        <w:t>L’</w:t>
+      </w:r>
+      <w:proofErr w:type="spellStart"/>
+      <w:r>
+        <w:rPr>
+          <w:b/>
+          <w:bCs/>
+          <w:sz w:val="28"/>
+          <w:szCs w:val="28"/>
+        </w:rPr>
+        <w:t>executor</w:t>
+      </w:r>
+      <w:r>
+        <w:rPr>
+          <w:b/>
+          <w:bCs/>
+          <w:sz w:val="28"/>
+          <w:szCs w:val="28"/>
+        </w:rPr>
+        <w:t>_n</w:t>
       </w:r>
       <w:r>
         <w:rPr>
@@ -7186,101 +7596,37 @@
           <w:sz w:val="28"/>
           <w:szCs w:val="28"/>
         </w:rPr>
-        <w:t xml:space="preserve">. </w:t>
-      </w:r>
-      <w:r>
-        <w:rPr>
-          <w:sz w:val="28"/>
-          <w:szCs w:val="28"/>
-        </w:rPr>
-        <w:t>Se</w:t>
-      </w:r>
-      <w:r>
-        <w:rPr>
-          <w:sz w:val="28"/>
-          <w:szCs w:val="28"/>
-        </w:rPr>
-        <w:t xml:space="preserve"> l'azione consiste nell'eseguire direttamente un'operazione sul Knowledge Graph, come l'eliminazione</w:t>
-      </w:r>
-      <w:r>
-        <w:rPr>
-          <w:sz w:val="28"/>
-          <w:szCs w:val="28"/>
-        </w:rPr>
-        <w:t xml:space="preserve"> della pianificazione</w:t>
-      </w:r>
-      <w:r>
-        <w:rPr>
-          <w:sz w:val="28"/>
-          <w:szCs w:val="28"/>
-        </w:rPr>
-        <w:t xml:space="preserve"> o </w:t>
-      </w:r>
-      <w:r>
-        <w:rPr>
-          <w:sz w:val="28"/>
-          <w:szCs w:val="28"/>
-        </w:rPr>
-        <w:t>continuare con la</w:t>
-      </w:r>
-      <w:r>
-        <w:rPr>
-          <w:sz w:val="28"/>
-          <w:szCs w:val="28"/>
-        </w:rPr>
-        <w:t xml:space="preserve"> pubblicazione successiva</w:t>
-      </w:r>
-      <w:r>
-        <w:rPr>
-          <w:sz w:val="28"/>
-          <w:szCs w:val="28"/>
-        </w:rPr>
-        <w:t xml:space="preserve"> della pianificazione, il controllo viene passato all'</w:t>
-      </w:r>
-      <w:proofErr w:type="spellStart"/>
-      <w:r>
-        <w:rPr>
-          <w:b/>
-          <w:bCs/>
-          <w:sz w:val="28"/>
-          <w:szCs w:val="28"/>
-        </w:rPr>
-        <w:t>e</w:t>
-      </w:r>
-      <w:r>
-        <w:rPr>
-          <w:b/>
-          <w:bCs/>
-          <w:sz w:val="28"/>
-          <w:szCs w:val="28"/>
-        </w:rPr>
-        <w:t>xecutor</w:t>
-      </w:r>
-      <w:r>
-        <w:rPr>
-          <w:b/>
-          <w:bCs/>
-          <w:sz w:val="28"/>
-          <w:szCs w:val="28"/>
-        </w:rPr>
-        <w:t>_n</w:t>
-      </w:r>
-      <w:r>
-        <w:rPr>
-          <w:b/>
-          <w:bCs/>
-          <w:sz w:val="28"/>
-          <w:szCs w:val="28"/>
-        </w:rPr>
-        <w:t>ode</w:t>
-      </w:r>
-      <w:proofErr w:type="spellEnd"/>
-      <w:r>
-        <w:rPr>
-          <w:sz w:val="28"/>
-          <w:szCs w:val="28"/>
-        </w:rPr>
-        <w:t>. Questo nodo svolge quindi esclusivamente una funzione di instradamento, separando la logica decisionale dall'effettiva esecuzione delle operazioni.</w:t>
+        <w:t xml:space="preserve"> è responsabile dell'esecuzione delle operazioni </w:t>
+      </w:r>
+      <w:r>
+        <w:rPr>
+          <w:sz w:val="28"/>
+          <w:szCs w:val="28"/>
+        </w:rPr>
+        <w:t>sul</w:t>
+      </w:r>
+      <w:r>
+        <w:rPr>
+          <w:sz w:val="28"/>
+          <w:szCs w:val="28"/>
+        </w:rPr>
+        <w:t xml:space="preserve"> Knowledge Graph richieste dal </w:t>
+      </w:r>
+      <w:proofErr w:type="spellStart"/>
+      <w:r>
+        <w:rPr>
+          <w:sz w:val="28"/>
+          <w:szCs w:val="28"/>
+        </w:rPr>
+        <w:t>sottografo</w:t>
+      </w:r>
+      <w:proofErr w:type="spellEnd"/>
+      <w:r>
+        <w:rPr>
+          <w:sz w:val="28"/>
+          <w:szCs w:val="28"/>
+        </w:rPr>
+        <w:t xml:space="preserve"> di pianificazione per aggiornare lo stato della pianificazione editoriale.</w:t>
       </w:r>
     </w:p>
     <w:p>
@@ -7289,305 +7635,15 @@
         <w:rPr>
           <w:sz w:val="28"/>
           <w:szCs w:val="28"/>
-        </w:rPr>
-      </w:pPr>
-      <w:r>
-        <w:rPr>
-          <w:sz w:val="28"/>
-          <w:szCs w:val="28"/>
-        </w:rPr>
-        <w:t xml:space="preserve">Il </w:t>
-      </w:r>
-      <w:proofErr w:type="spellStart"/>
-      <w:r>
-        <w:rPr>
-          <w:b/>
-          <w:bCs/>
-          <w:sz w:val="28"/>
-          <w:szCs w:val="28"/>
-        </w:rPr>
-        <w:t>r</w:t>
-      </w:r>
-      <w:r>
-        <w:rPr>
-          <w:b/>
-          <w:bCs/>
-          <w:sz w:val="28"/>
-          <w:szCs w:val="28"/>
-        </w:rPr>
-        <w:t>esearch</w:t>
-      </w:r>
-      <w:r>
-        <w:rPr>
-          <w:b/>
-          <w:bCs/>
-          <w:sz w:val="28"/>
-          <w:szCs w:val="28"/>
-        </w:rPr>
-        <w:t>_n</w:t>
-      </w:r>
-      <w:r>
-        <w:rPr>
-          <w:b/>
-          <w:bCs/>
-          <w:sz w:val="28"/>
-          <w:szCs w:val="28"/>
-        </w:rPr>
-        <w:t>ode</w:t>
-      </w:r>
-      <w:proofErr w:type="spellEnd"/>
-      <w:r>
-        <w:rPr>
-          <w:sz w:val="28"/>
-          <w:szCs w:val="28"/>
-        </w:rPr>
-        <w:t xml:space="preserve"> è </w:t>
-      </w:r>
-      <w:r>
-        <w:rPr>
-          <w:sz w:val="28"/>
-          <w:szCs w:val="28"/>
-        </w:rPr>
-        <w:t xml:space="preserve">il nodo </w:t>
-      </w:r>
-      <w:r>
-        <w:rPr>
-          <w:sz w:val="28"/>
-          <w:szCs w:val="28"/>
-        </w:rPr>
-        <w:t>responsabile della costruzione della proposta di piano editoriale. Per farlo raccoglie tutte le informazioni necessarie interrogando il Knowledge Graph e</w:t>
-      </w:r>
-      <w:r>
-        <w:rPr>
-          <w:sz w:val="28"/>
-          <w:szCs w:val="28"/>
-        </w:rPr>
-        <w:t xml:space="preserve"> utilizzando i tool messi a disposizione per poter recuperare tutte le informazioni di cui ha bisogno per generare la proposta</w:t>
-      </w:r>
-      <w:r>
-        <w:rPr>
-          <w:sz w:val="28"/>
-          <w:szCs w:val="28"/>
-        </w:rPr>
-        <w:t xml:space="preserve">. </w:t>
-      </w:r>
-      <w:r>
-        <w:rPr>
-          <w:sz w:val="28"/>
-          <w:szCs w:val="28"/>
-        </w:rPr>
-        <w:t xml:space="preserve">Il suo </w:t>
-      </w:r>
-      <w:r>
-        <w:rPr>
-          <w:sz w:val="28"/>
-          <w:szCs w:val="28"/>
-        </w:rPr>
-        <w:t xml:space="preserve">obiettivo è individuare </w:t>
-      </w:r>
-      <w:r>
-        <w:rPr>
-          <w:sz w:val="28"/>
-          <w:szCs w:val="28"/>
-        </w:rPr>
-        <w:t>quali e quanti contenuti</w:t>
-      </w:r>
-      <w:r>
-        <w:rPr>
-          <w:sz w:val="28"/>
-          <w:szCs w:val="28"/>
-        </w:rPr>
-        <w:t xml:space="preserve"> tra news e recensioni</w:t>
-      </w:r>
-      <w:r>
-        <w:rPr>
-          <w:sz w:val="28"/>
-          <w:szCs w:val="28"/>
-        </w:rPr>
-        <w:t xml:space="preserve"> proporre nel piano editoriale in modo da bilanciare il più possibile i contenuti all’interno del </w:t>
-      </w:r>
-      <w:proofErr w:type="gramStart"/>
-      <w:r>
-        <w:rPr>
-          <w:sz w:val="28"/>
-          <w:szCs w:val="28"/>
-        </w:rPr>
-        <w:t xml:space="preserve">blog </w:t>
-      </w:r>
-      <w:r>
-        <w:rPr>
-          <w:sz w:val="28"/>
-          <w:szCs w:val="28"/>
-        </w:rPr>
-        <w:t>,</w:t>
-      </w:r>
-      <w:proofErr w:type="gramEnd"/>
-      <w:r>
-        <w:rPr>
-          <w:sz w:val="28"/>
-          <w:szCs w:val="28"/>
-        </w:rPr>
-        <w:t xml:space="preserve"> evitando argomenti già trattati e privilegiando, nel caso delle recensioni, i videogiochi già presenti nel backlog ma non ancora recensiti. Al termine della fase di ricerca produce una proposta completa di pianificazione accompagnata dal ragionamento che ha guidato le scelte effettuate.</w:t>
-      </w:r>
-    </w:p>
-    <w:p>
-      <w:pPr>
-        <w:jc w:val="both"/>
-        <w:rPr>
-          <w:sz w:val="28"/>
-          <w:szCs w:val="28"/>
-        </w:rPr>
-      </w:pPr>
-      <w:r>
-        <w:rPr>
-          <w:sz w:val="28"/>
-          <w:szCs w:val="28"/>
-        </w:rPr>
-        <w:t xml:space="preserve">Il nodo </w:t>
-      </w:r>
-      <w:proofErr w:type="spellStart"/>
-      <w:r>
-        <w:rPr>
-          <w:b/>
-          <w:bCs/>
-          <w:sz w:val="28"/>
-          <w:szCs w:val="28"/>
-        </w:rPr>
-        <w:t>hitl_planning_node</w:t>
-      </w:r>
-      <w:proofErr w:type="spellEnd"/>
-      <w:r>
-        <w:rPr>
-          <w:sz w:val="28"/>
-          <w:szCs w:val="28"/>
-        </w:rPr>
-        <w:t xml:space="preserve"> gestisce tutte le interazioni tra il sistema e l'utente durante la pianificazione editoriale. In particolare, presenta eventuali messaggi informativi, le richieste di conferma per operazioni che richiedono l'intervento dell'utente, come la cancellazione o la sostituzione di una pianificazione già esistente, e la proposta del piano editoriale generato.</w:t>
-      </w:r>
-    </w:p>
-    <w:p>
-      <w:pPr>
-        <w:jc w:val="both"/>
-        <w:rPr>
-          <w:sz w:val="28"/>
-          <w:szCs w:val="28"/>
-        </w:rPr>
-      </w:pPr>
-      <w:r>
-        <w:rPr>
-          <w:sz w:val="28"/>
-          <w:szCs w:val="28"/>
-        </w:rPr>
-        <w:t>L'utente può accettare la pianificazione, modificarla manualmente oppure annullare l'operazione. Il nodo gestisce inoltre le situazioni in cui viene richiesta un'operazione non eseguibile, ad esempio il tentativo di proseguire o eliminare una pianificazione inesistente, fornendo all'utente un opportuno messaggio informativo prima di terminare il flusso.</w:t>
-      </w:r>
-    </w:p>
-    <w:p>
-      <w:pPr>
-        <w:jc w:val="both"/>
-        <w:rPr>
-          <w:sz w:val="28"/>
-          <w:szCs w:val="28"/>
           <w:u w:val="single"/>
         </w:rPr>
       </w:pPr>
       <w:r>
         <w:rPr>
-          <w:b/>
-          <w:bCs/>
-          <w:sz w:val="28"/>
-          <w:szCs w:val="28"/>
-        </w:rPr>
-        <w:t>L’</w:t>
-      </w:r>
-      <w:proofErr w:type="spellStart"/>
-      <w:r>
-        <w:rPr>
-          <w:b/>
-          <w:bCs/>
-          <w:sz w:val="28"/>
-          <w:szCs w:val="28"/>
-        </w:rPr>
-        <w:t>executor</w:t>
-      </w:r>
-      <w:r>
-        <w:rPr>
-          <w:b/>
-          <w:bCs/>
-          <w:sz w:val="28"/>
-          <w:szCs w:val="28"/>
-        </w:rPr>
-        <w:t>_n</w:t>
-      </w:r>
-      <w:r>
-        <w:rPr>
-          <w:b/>
-          <w:bCs/>
-          <w:sz w:val="28"/>
-          <w:szCs w:val="28"/>
-        </w:rPr>
-        <w:t>ode</w:t>
-      </w:r>
-      <w:proofErr w:type="spellEnd"/>
-      <w:r>
-        <w:rPr>
-          <w:sz w:val="28"/>
-          <w:szCs w:val="28"/>
-        </w:rPr>
-        <w:t xml:space="preserve"> è responsabile dell'esecuzione delle operazioni </w:t>
-      </w:r>
-      <w:r>
-        <w:rPr>
-          <w:sz w:val="28"/>
-          <w:szCs w:val="28"/>
-        </w:rPr>
-        <w:t>sul</w:t>
-      </w:r>
-      <w:r>
-        <w:rPr>
-          <w:sz w:val="28"/>
-          <w:szCs w:val="28"/>
-        </w:rPr>
-        <w:t xml:space="preserve"> Knowledge Graph richieste dal </w:t>
-      </w:r>
-      <w:proofErr w:type="spellStart"/>
-      <w:r>
-        <w:rPr>
-          <w:sz w:val="28"/>
-          <w:szCs w:val="28"/>
-        </w:rPr>
-        <w:t>sottografo</w:t>
-      </w:r>
-      <w:proofErr w:type="spellEnd"/>
-      <w:r>
-        <w:rPr>
-          <w:sz w:val="28"/>
-          <w:szCs w:val="28"/>
-        </w:rPr>
-        <w:t xml:space="preserve"> di pianificazione per aggiornare lo stato della pianificazione editoriale.</w:t>
-      </w:r>
-    </w:p>
-    <w:p>
-      <w:pPr>
-        <w:jc w:val="both"/>
-        <w:rPr>
-          <w:sz w:val="28"/>
-          <w:szCs w:val="28"/>
-          <w:u w:val="single"/>
-        </w:rPr>
-      </w:pPr>
-      <w:r>
-        <w:rPr>
-          <w:sz w:val="28"/>
-          <w:szCs w:val="28"/>
-        </w:rPr>
-        <w:t xml:space="preserve">Nel caso in cui venga approvata una nuova pianificazione, il nodo estrae automaticamente i singoli contenuti previsti dal piano editoriale e li memorizza nel Knowledge Graph come nodi di tipo Pianificazione con stato PENDING, preservandone l'ordine di esecuzione. Contestualmente avvia immediatamente </w:t>
-      </w:r>
-      <w:r>
-        <w:rPr>
-          <w:sz w:val="28"/>
-          <w:szCs w:val="28"/>
-        </w:rPr>
-        <w:lastRenderedPageBreak/>
-        <w:t xml:space="preserve">la produzione del primo contenuto previsto, inoltrando la relativa richiesta </w:t>
+          <w:sz w:val="28"/>
+          <w:szCs w:val="28"/>
+        </w:rPr>
+        <w:t xml:space="preserve">Nel caso in cui venga approvata una nuova pianificazione, il nodo estrae automaticamente i singoli contenuti previsti dal piano editoriale e li memorizza nel Knowledge Graph come nodi di tipo Pianificazione con stato PENDING, preservandone l'ordine di esecuzione. Contestualmente avvia immediatamente la produzione del primo contenuto previsto, inoltrando la relativa richiesta </w:t>
       </w:r>
       <w:r>
         <w:rPr>
@@ -7852,7 +7908,15 @@
           <w:sz w:val="28"/>
           <w:szCs w:val="28"/>
         </w:rPr>
-        <w:t>L'integrazione dei tool trasforma l'LLM da semplice generatore di testo a un vero e proprio agente decisionale e dinamico. Questi strumenti fungono da interfacce operative che il modello può invocare autonomamente per compiere azioni specifiche, recuperare dati aggiornati in tempo reale, interrogare basi di conoscenza proprietarie, validare informazioni o interagire con servizi esterni.</w:t>
+        <w:t xml:space="preserve">L'integrazione dei tool trasforma l'LLM da semplice generatore di testo a un vero e proprio agente decisionale e dinamico. Questi strumenti fungono da interfacce operative che il modello può invocare autonomamente per </w:t>
+      </w:r>
+      <w:r>
+        <w:rPr>
+          <w:sz w:val="28"/>
+          <w:szCs w:val="28"/>
+        </w:rPr>
+        <w:lastRenderedPageBreak/>
+        <w:t>compiere azioni specifiche, recuperare dati aggiornati in tempo reale, interrogare basi di conoscenza proprietarie, validare informazioni o interagire con servizi esterni.</w:t>
       </w:r>
     </w:p>
     <w:p>
@@ -7885,15 +7949,7 @@
           <w:sz w:val="28"/>
           <w:szCs w:val="28"/>
         </w:rPr>
-        <w:t xml:space="preserve">, l'agente analizza la richiesta dell'utente, riconosce eventuali lacune informative necessarie per l'esecuzione del task e decide strategicamente se, quando e quale strumento </w:t>
-      </w:r>
-      <w:r>
-        <w:rPr>
-          <w:sz w:val="28"/>
-          <w:szCs w:val="28"/>
-        </w:rPr>
-        <w:lastRenderedPageBreak/>
-        <w:t xml:space="preserve">utilizzare. Affinché questa orchestrazione sia efficace, l'architettura richiede che ogni tool sia definito in modo rigoroso dal punto di vista </w:t>
+        <w:t xml:space="preserve">, l'agente analizza la richiesta dell'utente, riconosce eventuali lacune informative necessarie per l'esecuzione del task e decide strategicamente se, quando e quale strumento utilizzare. Affinché questa orchestrazione sia efficace, l'architettura richiede che ogni tool sia definito in modo rigoroso dal punto di vista </w:t>
       </w:r>
       <w:proofErr w:type="spellStart"/>
       <w:r>
@@ -8096,7 +8152,15 @@
           <w:sz w:val="28"/>
           <w:szCs w:val="28"/>
         </w:rPr>
-        <w:t xml:space="preserve"> Il servizio mette a disposizione una serie di parametri configurabili in modo da gestire meglio la ricerca su internet. I parametri che sono stati configurati sono:</w:t>
+        <w:t xml:space="preserve"> Il servizio mette a disposizione una serie di </w:t>
+      </w:r>
+      <w:r>
+        <w:rPr>
+          <w:sz w:val="28"/>
+          <w:szCs w:val="28"/>
+        </w:rPr>
+        <w:lastRenderedPageBreak/>
+        <w:t>parametri configurabili in modo da gestire meglio la ricerca su internet. I parametri che sono stati configurati sono:</w:t>
       </w:r>
     </w:p>
     <w:p>
@@ -8171,7 +8235,6 @@
           <w:sz w:val="28"/>
           <w:szCs w:val="28"/>
         </w:rPr>
-        <w:lastRenderedPageBreak/>
         <w:t>max_results</w:t>
       </w:r>
       <w:proofErr w:type="spellEnd"/>
@@ -8272,14 +8335,79 @@
     </w:p>
     <w:p>
       <w:pPr>
-        <w:pStyle w:val="Paragrafoelenco"/>
         <w:ind w:left="1068"/>
         <w:jc w:val="both"/>
         <w:rPr>
-          <w:sz w:val="28"/>
-          <w:szCs w:val="28"/>
-        </w:rPr>
-      </w:pPr>
+          <w:b/>
+          <w:bCs/>
+          <w:sz w:val="28"/>
+          <w:szCs w:val="28"/>
+        </w:rPr>
+      </w:pPr>
+      <w:r>
+        <w:rPr>
+          <w:b/>
+          <w:bCs/>
+          <w:sz w:val="28"/>
+          <w:szCs w:val="28"/>
+        </w:rPr>
+        <w:t>LIMITI RISCONTRATI</w:t>
+      </w:r>
+    </w:p>
+    <w:p>
+      <w:pPr>
+        <w:ind w:left="1068"/>
+        <w:jc w:val="both"/>
+        <w:rPr>
+          <w:sz w:val="28"/>
+          <w:szCs w:val="28"/>
+        </w:rPr>
+      </w:pPr>
+      <w:r>
+        <w:rPr>
+          <w:sz w:val="28"/>
+          <w:szCs w:val="28"/>
+        </w:rPr>
+        <w:t xml:space="preserve">Sono stati riscontrati alcuni limiti relativi alla qualità delle informazioni fornite dal tool </w:t>
+      </w:r>
+      <w:proofErr w:type="spellStart"/>
+      <w:r>
+        <w:rPr>
+          <w:sz w:val="28"/>
+          <w:szCs w:val="28"/>
+        </w:rPr>
+        <w:t>Tavily</w:t>
+      </w:r>
+      <w:proofErr w:type="spellEnd"/>
+      <w:r>
+        <w:rPr>
+          <w:sz w:val="28"/>
+          <w:szCs w:val="28"/>
+        </w:rPr>
+        <w:t xml:space="preserve">. In particolare, il contenuto recuperato presenta frequentemente una quantità significativa di rumore, dovuta alla presenza di elementi non pertinenti come testi pubblicitari, collegamenti esterni e frammenti di navigazione, riducendo la quantità di informazioni effettivamente utili. Inoltre, il contenuto restituito consiste spesso in un riassunto molto sintetico della pagina sorgente e, in alcuni casi, risulta parzialmente troncato. Questi aspetti possono limitare la capacità del modello di recuperare informazioni complete e contestualizzate, aumentando il rischio che vengano considerate attendibili informazioni incomplete o </w:t>
+      </w:r>
+      <w:r>
+        <w:rPr>
+          <w:sz w:val="28"/>
+          <w:szCs w:val="28"/>
+          <w:u w:val="single"/>
+        </w:rPr>
+        <w:t>non</w:t>
+      </w:r>
+      <w:r>
+        <w:rPr>
+          <w:sz w:val="28"/>
+          <w:szCs w:val="28"/>
+        </w:rPr>
+        <w:t xml:space="preserve"> sufficientemente verificate.</w:t>
+      </w:r>
+      <w:r>
+        <w:rPr>
+          <w:sz w:val="28"/>
+          <w:szCs w:val="28"/>
+        </w:rPr>
+        <w:t xml:space="preserve"> </w:t>
+      </w:r>
     </w:p>
     <w:p>
       <w:pPr>
@@ -8377,7 +8505,15 @@
           <w:sz w:val="28"/>
           <w:szCs w:val="28"/>
         </w:rPr>
-        <w:t xml:space="preserve"> vengono chiamati solamente nel caso in cui il videogioco è uscito su PC, altrimenti non vengono chiamati essendo che non ritornerebbero nessuna informazione dato che il gioco non sarà presente sulla piattaforma.</w:t>
+        <w:t xml:space="preserve"> vengono chiamati solamente nel caso in cui il videogioco è uscito su PC, altrimenti non </w:t>
+      </w:r>
+      <w:r>
+        <w:rPr>
+          <w:sz w:val="28"/>
+          <w:szCs w:val="28"/>
+        </w:rPr>
+        <w:lastRenderedPageBreak/>
+        <w:t>vengono chiamati essendo che non ritornerebbero nessuna informazione dato che il gioco non sarà presente sulla piattaforma.</w:t>
       </w:r>
     </w:p>
     <w:p>
@@ -8711,7 +8847,6 @@
           <w:sz w:val="28"/>
           <w:szCs w:val="28"/>
         </w:rPr>
-        <w:lastRenderedPageBreak/>
         <w:t>llm</w:t>
       </w:r>
       <w:proofErr w:type="spellEnd"/>
@@ -9114,7 +9249,15 @@
           <w:sz w:val="28"/>
           <w:szCs w:val="28"/>
         </w:rPr>
-        <w:t xml:space="preserve">. La configurazione della richiesta, attraverso dei parametri nell’URL dell’endpoint, assicura che le informazioni sul prezzo siano espresse nella valuta </w:t>
+        <w:t xml:space="preserve">. La configurazione della richiesta, attraverso dei parametri nell’URL dell’endpoint, assicura che le </w:t>
+      </w:r>
+      <w:r>
+        <w:rPr>
+          <w:sz w:val="28"/>
+          <w:szCs w:val="28"/>
+        </w:rPr>
+        <w:lastRenderedPageBreak/>
+        <w:t xml:space="preserve">informazioni sul prezzo siano espresse nella valuta </w:t>
       </w:r>
       <w:proofErr w:type="gramStart"/>
       <w:r>
@@ -9328,15 +9471,7 @@
           <w:sz w:val="28"/>
           <w:szCs w:val="28"/>
         </w:rPr>
-        <w:t xml:space="preserve"> per il recupero delle recensioni degli utenti. Riceve in ingresso il tipo di recensione da estrarre (positiva o negativa) e l'endpoint dell'API da interrogare. La richiesta viene configurata in modo da recuperare esclusivamente recensioni recenti, scritte in lingua italiana e limitate alle tre più rilevanti. Una volta ottenuti i risultati, la funzione esegue una fase di post-elaborazione, eliminando i caratteri di formattazione, limitando la lunghezza delle recensioni e restituendo un elenco di testi puliti. Qualora non siano presenti recensioni del tipo richiesto o si </w:t>
-      </w:r>
-      <w:r>
-        <w:rPr>
-          <w:sz w:val="28"/>
-          <w:szCs w:val="28"/>
-        </w:rPr>
-        <w:lastRenderedPageBreak/>
-        <w:t>verifichi un errore durante la richiesta, viene restituito un messaggio informativo opportunamente formattato.</w:t>
+        <w:t xml:space="preserve"> per il recupero delle recensioni degli utenti. Riceve in ingresso il tipo di recensione da estrarre (positiva o negativa) e l'endpoint dell'API da interrogare. La richiesta viene configurata in modo da recuperare esclusivamente recensioni recenti, scritte in lingua italiana e limitate alle tre più rilevanti. Una volta ottenuti i risultati, la funzione esegue una fase di post-elaborazione, eliminando i caratteri di formattazione, limitando la lunghezza delle recensioni e restituendo un elenco di testi puliti. Qualora non siano presenti recensioni del tipo richiesto o si verifichi un errore durante la richiesta, viene restituito un messaggio informativo opportunamente formattato.</w:t>
       </w:r>
     </w:p>
     <w:p>
@@ -9555,7 +9690,15 @@
           <w:sz w:val="28"/>
           <w:szCs w:val="28"/>
         </w:rPr>
-        <w:t xml:space="preserve"> In particolare, viene utilizzato quando sono richiesti dettagli riguardanti trama, gameplay, meccaniche di gioco, analisi critica, aspetti tecnici o notizie relative a eventi e case di sviluppo.</w:t>
+        <w:t xml:space="preserve"> In particolare, viene utilizzato quando sono richiesti dettagli riguardanti trama, gameplay, </w:t>
+      </w:r>
+      <w:r>
+        <w:rPr>
+          <w:sz w:val="28"/>
+          <w:szCs w:val="28"/>
+        </w:rPr>
+        <w:lastRenderedPageBreak/>
+        <w:t>meccaniche di gioco, analisi critica, aspetti tecnici o notizie relative a eventi e case di sviluppo.</w:t>
       </w:r>
     </w:p>
     <w:p>
@@ -9664,7 +9807,6 @@
           <w:sz w:val="28"/>
           <w:szCs w:val="28"/>
         </w:rPr>
-        <w:lastRenderedPageBreak/>
         <w:t>get_planning_context_tool</w:t>
       </w:r>
       <w:proofErr w:type="spellEnd"/>
@@ -9781,15 +9923,13 @@
         </w:rPr>
         <w:t xml:space="preserve">: Consente di verificare se un videogioco è già stato recensito. La ricerca viene effettuata attraverso due strategie complementari: la prima verifica se il nome del gioco è presente nel campo </w:t>
       </w:r>
-      <w:proofErr w:type="spellStart"/>
-      <w:r>
-        <w:rPr>
-          <w:sz w:val="28"/>
-          <w:szCs w:val="28"/>
-        </w:rPr>
-        <w:t>overview</w:t>
-      </w:r>
-      <w:proofErr w:type="spellEnd"/>
+      <w:r>
+        <w:rPr>
+          <w:sz w:val="28"/>
+          <w:szCs w:val="28"/>
+        </w:rPr>
+        <w:t>titolo</w:t>
+      </w:r>
       <w:r>
         <w:rPr>
           <w:sz w:val="28"/>
@@ -9802,64 +9942,22 @@
           <w:sz w:val="28"/>
           <w:szCs w:val="28"/>
         </w:rPr>
-        <w:t xml:space="preserve"> (è </w:t>
-      </w:r>
-      <w:r>
-        <w:rPr>
-          <w:sz w:val="28"/>
-          <w:szCs w:val="28"/>
-        </w:rPr>
-        <w:t xml:space="preserve">stato scelto di utilizzare il campo </w:t>
-      </w:r>
-      <w:proofErr w:type="spellStart"/>
-      <w:r>
-        <w:rPr>
-          <w:i/>
-          <w:iCs/>
-          <w:sz w:val="28"/>
-          <w:szCs w:val="28"/>
-        </w:rPr>
-        <w:t>overview</w:t>
-      </w:r>
-      <w:proofErr w:type="spellEnd"/>
-      <w:r>
-        <w:rPr>
-          <w:sz w:val="28"/>
-          <w:szCs w:val="28"/>
-        </w:rPr>
-        <w:t xml:space="preserve"> anziché il campo </w:t>
-      </w:r>
-      <w:proofErr w:type="spellStart"/>
-      <w:r>
-        <w:rPr>
-          <w:i/>
-          <w:iCs/>
-          <w:sz w:val="28"/>
-          <w:szCs w:val="28"/>
-        </w:rPr>
-        <w:t>content</w:t>
-      </w:r>
-      <w:proofErr w:type="spellEnd"/>
-      <w:r>
-        <w:rPr>
-          <w:sz w:val="28"/>
-          <w:szCs w:val="28"/>
-        </w:rPr>
-        <w:t xml:space="preserve"> poiché quest'ultimo può contenere riferimenti ad altri videogiochi citati nel testo della recensione. L'utilizzo del contenuto completo potrebbe quindi generare falsi positivi, identificando come già recensito un videogioco che è stato semplicemente menzionato all'interno della recensione di un altro titolo</w:t>
-      </w:r>
-      <w:r>
-        <w:rPr>
-          <w:sz w:val="28"/>
-          <w:szCs w:val="28"/>
-        </w:rPr>
-        <w:t>),</w:t>
-      </w:r>
-      <w:r>
-        <w:rPr>
-          <w:sz w:val="28"/>
-          <w:szCs w:val="28"/>
-        </w:rPr>
-        <w:t xml:space="preserve"> mentre la seconda sfrutta la relazione ABOUT tra i nodi Post e Game, verificando l'esistenza di un nodo Game il cui nome corrisponda a quello del videogioco ricercato. Il tool restituisce un'indicazione sull'eventuale presenza di recensioni già pubblicate, insieme alle informazioni associate, consentendo all'agente di evitare la produzione di contenuti duplicati.</w:t>
+        <w:t>. L</w:t>
+      </w:r>
+      <w:r>
+        <w:rPr>
+          <w:sz w:val="28"/>
+          <w:szCs w:val="28"/>
+        </w:rPr>
+        <w:t xml:space="preserve">a seconda sfrutta la relazione ABOUT tra i nodi Post e Game, verificando l'esistenza di un nodo Game il cui nome corrisponda a quello del videogioco </w:t>
+      </w:r>
+      <w:r>
+        <w:rPr>
+          <w:sz w:val="28"/>
+          <w:szCs w:val="28"/>
+        </w:rPr>
+        <w:lastRenderedPageBreak/>
+        <w:t>ricercato. Il tool restituisce un'indicazione sull'eventuale presenza di recensioni già pubblicate, insieme alle informazioni associate, consentendo all'agente di evitare la produzione di contenuti duplicati.</w:t>
       </w:r>
     </w:p>
     <w:p>
@@ -9960,15 +10058,7 @@
           <w:sz w:val="28"/>
           <w:szCs w:val="28"/>
         </w:rPr>
-        <w:t xml:space="preserve">per recuperare l’elenco dei videogiochi già pubblicati sul mercato ma che </w:t>
-      </w:r>
-      <w:r>
-        <w:rPr>
-          <w:sz w:val="28"/>
-          <w:szCs w:val="28"/>
-        </w:rPr>
-        <w:lastRenderedPageBreak/>
-        <w:t xml:space="preserve">non sono ancora stati oggetto di una recensione. I </w:t>
+        <w:t xml:space="preserve">per recuperare l’elenco dei videogiochi già pubblicati sul mercato ma che non sono ancora stati oggetto di una recensione. I </w:t>
       </w:r>
       <w:r>
         <w:rPr>
@@ -10260,6 +10350,7 @@
           <w:sz w:val="40"/>
           <w:szCs w:val="40"/>
         </w:rPr>
+        <w:lastRenderedPageBreak/>
         <w:t>PROMPT ED ALTRI FILE</w:t>
       </w:r>
     </w:p>
@@ -10300,15 +10391,7 @@
           <w:sz w:val="28"/>
           <w:szCs w:val="28"/>
         </w:rPr>
-        <w:t xml:space="preserve"> dedicato alla generazione di suggerimenti editoriali, </w:t>
-      </w:r>
-      <w:r>
-        <w:rPr>
-          <w:sz w:val="28"/>
-          <w:szCs w:val="28"/>
-        </w:rPr>
-        <w:lastRenderedPageBreak/>
-        <w:t xml:space="preserve">definendo le regole di ragionamento che l'agente deve seguire per proporre nuovi contenuti. </w:t>
+        <w:t xml:space="preserve"> dedicato alla generazione di suggerimenti editoriali, definendo le regole di ragionamento che l'agente deve seguire per proporre nuovi contenuti. </w:t>
       </w:r>
     </w:p>
     <w:p>
@@ -10850,6 +10933,7 @@
           <w:sz w:val="28"/>
           <w:szCs w:val="28"/>
         </w:rPr>
+        <w:lastRenderedPageBreak/>
         <w:t>FastMCP</w:t>
       </w:r>
       <w:proofErr w:type="spellEnd"/>
@@ -11030,15 +11114,7 @@
           <w:sz w:val="28"/>
           <w:szCs w:val="28"/>
         </w:rPr>
-        <w:t xml:space="preserve">(all’interno della cartella tools nel file tavily_search_tool.py), il quale gestisce l'intera comunicazione con il server MCP. Prima di ogni richiesta viene verificata la disponibilità del server; qualora questo non risulti attivo, il client provvede automaticamente ad avviarlo come processo </w:t>
-      </w:r>
-      <w:r>
-        <w:rPr>
-          <w:sz w:val="28"/>
-          <w:szCs w:val="28"/>
-        </w:rPr>
-        <w:lastRenderedPageBreak/>
-        <w:t>separato e attende che il servizio diventi raggiungibile prima di procedere con l'invocazione del tool.</w:t>
+        <w:t>(all’interno della cartella tools nel file tavily_search_tool.py), il quale gestisce l'intera comunicazione con il server MCP. Prima di ogni richiesta viene verificata la disponibilità del server; qualora questo non risulti attivo, il client provvede automaticamente ad avviarlo come processo separato e attende che il servizio diventi raggiungibile prima di procedere con l'invocazione del tool.</w:t>
       </w:r>
     </w:p>
     <w:p>
@@ -11218,6 +11294,7 @@
           <w:sz w:val="28"/>
           <w:szCs w:val="28"/>
         </w:rPr>
+        <w:lastRenderedPageBreak/>
         <w:t xml:space="preserve">Nel sistema sviluppato è stato </w:t>
       </w:r>
       <w:r>
@@ -11262,7 +11339,83 @@
           <w:sz w:val="28"/>
           <w:szCs w:val="28"/>
         </w:rPr>
-        <w:t xml:space="preserve">La struttura del grafo è basata su due componenti fondamentali. I nodi rappresentano le entità del dominio, come videogiochi, post editoriali, case editrici, generi e fonti informative. Ogni nodo può contenere proprietà descrittive che ne arricchiscono il contenuto semantico, ad esempio il nome del gioco, lo stato di uscita o il contenuto testuale di un articolo. Le relazioni, invece, </w:t>
+        <w:t xml:space="preserve">La struttura del grafo è basata su due componenti fondamentali. I nodi rappresentano le entità del dominio, come videogiochi, post editoriali, case editrici, generi e fonti informative. Ogni nodo può contenere proprietà descrittive che ne arricchiscono il contenuto semantico, ad esempio il nome del gioco, lo stato di uscita o il contenuto testuale di un articolo. Le relazioni, invece, modellano i collegamenti tra le entità e sono tipizzate per rappresentare il significato del legame, come ad esempio “un post tratta un determinato gioco”, “un contenuto menziona un </w:t>
+      </w:r>
+      <w:r>
+        <w:rPr>
+          <w:sz w:val="28"/>
+          <w:szCs w:val="28"/>
+        </w:rPr>
+        <w:t>gioco</w:t>
+      </w:r>
+      <w:r>
+        <w:rPr>
+          <w:sz w:val="28"/>
+          <w:szCs w:val="28"/>
+        </w:rPr>
+        <w:t>” oppure “un gioco appartiene a un genere specifico”. Questa struttura consente di rappresentare in modo esplicito le dipendenze e le connessioni tra le informazioni, migliorando la capacità di interrogazione e analisi dei dati.</w:t>
+      </w:r>
+    </w:p>
+    <w:p>
+      <w:pPr>
+        <w:jc w:val="both"/>
+        <w:rPr>
+          <w:sz w:val="28"/>
+          <w:szCs w:val="28"/>
+        </w:rPr>
+      </w:pPr>
+      <w:r>
+        <w:rPr>
+          <w:sz w:val="28"/>
+          <w:szCs w:val="28"/>
+        </w:rPr>
+        <w:t>Per l’implementazione è stato utilizzato il database Neo4j, scelto per la sua natura nativa orientata ai grafi e per l’efficienza nell’esecuzione di query su relazioni complesse. Attraverso il linguaggio Cypher vengono creati e aggiornati i nodi e le relazioni del grafo in base ai contenuti generati dal sistema. In particolare, ogni post editoriale viene memorizzato come nodo centrale collegato alle entità rilevanti emerse durante la generazione del contenuto, come giochi citati, editori e generi.</w:t>
+      </w:r>
+      <w:r>
+        <w:rPr>
+          <w:sz w:val="28"/>
+          <w:szCs w:val="28"/>
+        </w:rPr>
+        <w:t xml:space="preserve"> </w:t>
+      </w:r>
+      <w:r>
+        <w:rPr>
+          <w:sz w:val="28"/>
+          <w:szCs w:val="28"/>
+        </w:rPr>
+        <w:t>L’utilizzo del Knowledge Graph permette inoltre di supportare funzionalità avanzate del sistema, come la verifica della presenza di contenuti già pubblicati, la prevenzione di duplicazioni editoriali e la generazione di pianificazioni basate su contenuti non ancora trattati.</w:t>
+      </w:r>
+    </w:p>
+    <w:p>
+      <w:pPr>
+        <w:jc w:val="both"/>
+        <w:rPr>
+          <w:sz w:val="28"/>
+          <w:szCs w:val="28"/>
+        </w:rPr>
+      </w:pPr>
+      <w:r>
+        <w:rPr>
+          <w:sz w:val="28"/>
+          <w:szCs w:val="28"/>
+        </w:rPr>
+        <w:t>L’integrazione con Neo4j consente quindi di mantenere una rappresentazione coerente e dinamica della conoscenza del sistema, migliorando sia la qualità delle decisioni prese dagli agenti sia la tracciabilità delle informazioni nel tempo.</w:t>
+      </w:r>
+    </w:p>
+    <w:p>
+      <w:pPr>
+        <w:jc w:val="both"/>
+        <w:rPr>
+          <w:sz w:val="28"/>
+          <w:szCs w:val="28"/>
+        </w:rPr>
+      </w:pPr>
+      <w:r>
+        <w:rPr>
+          <w:sz w:val="28"/>
+          <w:szCs w:val="28"/>
+        </w:rPr>
+        <w:t xml:space="preserve">Rispetto ai database relazionali (SQL) i Knowledge Graph risultano più adatti quando le informazioni sono fortemente connesse. Nei database relazionali i dati vengono organizzati in tabelle e le relazioni sono gestite tramite chiavi esterne e operazioni di join. Questo approccio è molto efficace per dati strutturati e schemi stabili, ma diventa meno efficiente quando le relazioni tra entità sono numerose </w:t>
       </w:r>
       <w:r>
         <w:rPr>
@@ -11270,51 +11423,87 @@
           <w:szCs w:val="28"/>
         </w:rPr>
         <w:lastRenderedPageBreak/>
-        <w:t xml:space="preserve">modellano i collegamenti tra le entità e sono tipizzate per rappresentare il significato del legame, come ad esempio “un post tratta un determinato gioco”, “un contenuto menziona un </w:t>
-      </w:r>
-      <w:r>
-        <w:rPr>
-          <w:sz w:val="28"/>
-          <w:szCs w:val="28"/>
-        </w:rPr>
-        <w:t>gioco</w:t>
-      </w:r>
-      <w:r>
-        <w:rPr>
-          <w:sz w:val="28"/>
-          <w:szCs w:val="28"/>
-        </w:rPr>
-        <w:t>” oppure “un gioco appartiene a un genere specifico”. Questa struttura consente di rappresentare in modo esplicito le dipendenze e le connessioni tra le informazioni, migliorando la capacità di interrogazione e analisi dei dati.</w:t>
+        <w:t>e profondamente annidate, poiché le query tendono a diventare complesse e meno performanti.</w:t>
+      </w:r>
+      <w:r>
+        <w:rPr>
+          <w:sz w:val="28"/>
+          <w:szCs w:val="28"/>
+        </w:rPr>
+        <w:t xml:space="preserve"> </w:t>
+      </w:r>
+      <w:r>
+        <w:rPr>
+          <w:sz w:val="28"/>
+          <w:szCs w:val="28"/>
+        </w:rPr>
+        <w:t>Un’altra alternativa è rappresentata dai database</w:t>
+      </w:r>
+      <w:r>
+        <w:rPr>
+          <w:b/>
+          <w:bCs/>
+          <w:sz w:val="28"/>
+          <w:szCs w:val="28"/>
+        </w:rPr>
+        <w:t xml:space="preserve"> </w:t>
+      </w:r>
+      <w:r>
+        <w:rPr>
+          <w:sz w:val="28"/>
+          <w:szCs w:val="28"/>
+        </w:rPr>
+        <w:t xml:space="preserve">vettoriali, che memorizzano le informazioni sotto forma di </w:t>
+      </w:r>
+      <w:proofErr w:type="spellStart"/>
+      <w:r>
+        <w:rPr>
+          <w:sz w:val="28"/>
+          <w:szCs w:val="28"/>
+        </w:rPr>
+        <w:t>embedding</w:t>
+      </w:r>
+      <w:proofErr w:type="spellEnd"/>
+      <w:r>
+        <w:rPr>
+          <w:sz w:val="28"/>
+          <w:szCs w:val="28"/>
+        </w:rPr>
+        <w:t xml:space="preserve"> numerici e consentono la ricerca basata sulla similarità semantica. Questa tipologia è particolarmente utile per recuperare contenuti concettualmente simili, ad esempio testi o documenti affini</w:t>
+      </w:r>
+      <w:r>
+        <w:rPr>
+          <w:sz w:val="28"/>
+          <w:szCs w:val="28"/>
+        </w:rPr>
+        <w:t xml:space="preserve"> (implementazione del RAG)</w:t>
+      </w:r>
+      <w:r>
+        <w:rPr>
+          <w:sz w:val="28"/>
+          <w:szCs w:val="28"/>
+        </w:rPr>
+        <w:t>. Tuttavia, non consente di rappresentare esplicitamente le relazioni tra entità: è possibile sapere quanto due elementi siano simili, ma non come siano collegati all’interno di una struttura logica.</w:t>
       </w:r>
     </w:p>
     <w:p>
       <w:pPr>
         <w:jc w:val="both"/>
         <w:rPr>
-          <w:sz w:val="28"/>
-          <w:szCs w:val="28"/>
-        </w:rPr>
-      </w:pPr>
-      <w:r>
-        <w:rPr>
-          <w:sz w:val="28"/>
-          <w:szCs w:val="28"/>
-        </w:rPr>
-        <w:t>Per l’implementazione è stato utilizzato il database Neo4j, scelto per la sua natura nativa orientata ai grafi e per l’efficienza nell’esecuzione di query su relazioni complesse. Attraverso il linguaggio Cypher vengono creati e aggiornati i nodi e le relazioni del grafo in base ai contenuti generati dal sistema. In particolare, ogni post editoriale viene memorizzato come nodo centrale collegato alle entità rilevanti emerse durante la generazione del contenuto, come giochi citati, editori e generi.</w:t>
-      </w:r>
-      <w:r>
-        <w:rPr>
-          <w:sz w:val="28"/>
-          <w:szCs w:val="28"/>
-        </w:rPr>
-        <w:t xml:space="preserve"> </w:t>
-      </w:r>
-      <w:r>
-        <w:rPr>
-          <w:sz w:val="28"/>
-          <w:szCs w:val="28"/>
-        </w:rPr>
-        <w:t>L’utilizzo del Knowledge Graph permette inoltre di supportare funzionalità avanzate del sistema, come la verifica della presenza di contenuti già pubblicati, la prevenzione di duplicazioni editoriali e la generazione di pianificazioni basate su contenuti non ancora trattati.</w:t>
+          <w:b/>
+          <w:bCs/>
+          <w:sz w:val="28"/>
+          <w:szCs w:val="28"/>
+        </w:rPr>
+      </w:pPr>
+      <w:r>
+        <w:rPr>
+          <w:b/>
+          <w:bCs/>
+          <w:sz w:val="28"/>
+          <w:szCs w:val="28"/>
+        </w:rPr>
+        <w:t>IMPLEMENTAZIONE ED UTILIZZO DEL KNOWLEDGE GRAPH IN NEO4J</w:t>
       </w:r>
     </w:p>
     <w:p>
@@ -11330,119 +11519,6 @@
           <w:sz w:val="28"/>
           <w:szCs w:val="28"/>
         </w:rPr>
-        <w:t>L’integrazione con Neo4j consente quindi di mantenere una rappresentazione coerente e dinamica della conoscenza del sistema, migliorando sia la qualità delle decisioni prese dagli agenti sia la tracciabilità delle informazioni nel tempo.</w:t>
-      </w:r>
-    </w:p>
-    <w:p>
-      <w:pPr>
-        <w:jc w:val="both"/>
-        <w:rPr>
-          <w:sz w:val="28"/>
-          <w:szCs w:val="28"/>
-        </w:rPr>
-      </w:pPr>
-      <w:r>
-        <w:rPr>
-          <w:sz w:val="28"/>
-          <w:szCs w:val="28"/>
-        </w:rPr>
-        <w:t>Rispetto ai database relazionali (SQL) i Knowledge Graph risultano più adatti quando le informazioni sono fortemente connesse. Nei database relazionali i dati vengono organizzati in tabelle e le relazioni sono gestite tramite chiavi esterne e operazioni di join. Questo approccio è molto efficace per dati strutturati e schemi stabili, ma diventa meno efficiente quando le relazioni tra entità sono numerose e profondamente annidate, poiché le query tendono a diventare complesse e meno performanti.</w:t>
-      </w:r>
-      <w:r>
-        <w:rPr>
-          <w:sz w:val="28"/>
-          <w:szCs w:val="28"/>
-        </w:rPr>
-        <w:t xml:space="preserve"> </w:t>
-      </w:r>
-      <w:r>
-        <w:rPr>
-          <w:sz w:val="28"/>
-          <w:szCs w:val="28"/>
-        </w:rPr>
-        <w:t>Un’altra alternativa è rappresentata dai database</w:t>
-      </w:r>
-      <w:r>
-        <w:rPr>
-          <w:b/>
-          <w:bCs/>
-          <w:sz w:val="28"/>
-          <w:szCs w:val="28"/>
-        </w:rPr>
-        <w:t xml:space="preserve"> </w:t>
-      </w:r>
-      <w:r>
-        <w:rPr>
-          <w:sz w:val="28"/>
-          <w:szCs w:val="28"/>
-        </w:rPr>
-        <w:t xml:space="preserve">vettoriali, che memorizzano le informazioni sotto forma di </w:t>
-      </w:r>
-      <w:proofErr w:type="spellStart"/>
-      <w:r>
-        <w:rPr>
-          <w:sz w:val="28"/>
-          <w:szCs w:val="28"/>
-        </w:rPr>
-        <w:t>embedding</w:t>
-      </w:r>
-      <w:proofErr w:type="spellEnd"/>
-      <w:r>
-        <w:rPr>
-          <w:sz w:val="28"/>
-          <w:szCs w:val="28"/>
-        </w:rPr>
-        <w:t xml:space="preserve"> numerici e consentono la ricerca basata sulla similarità semantica. Questa tipologia è particolarmente utile per recuperare contenuti concettualmente simili, ad esempio testi o documenti affini</w:t>
-      </w:r>
-      <w:r>
-        <w:rPr>
-          <w:sz w:val="28"/>
-          <w:szCs w:val="28"/>
-        </w:rPr>
-        <w:t xml:space="preserve"> (implementazione del RAG)</w:t>
-      </w:r>
-      <w:r>
-        <w:rPr>
-          <w:sz w:val="28"/>
-          <w:szCs w:val="28"/>
-        </w:rPr>
-        <w:t>. Tuttavia, non consente di rappresentare esplicitamente le relazioni tra entità: è possibile sapere quanto due elementi siano simili, ma non come siano collegati all’interno di una struttura logica.</w:t>
-      </w:r>
-    </w:p>
-    <w:p>
-      <w:pPr>
-        <w:jc w:val="both"/>
-        <w:rPr>
-          <w:b/>
-          <w:bCs/>
-          <w:sz w:val="28"/>
-          <w:szCs w:val="28"/>
-        </w:rPr>
-      </w:pPr>
-      <w:r>
-        <w:rPr>
-          <w:b/>
-          <w:bCs/>
-          <w:sz w:val="28"/>
-          <w:szCs w:val="28"/>
-        </w:rPr>
-        <w:t>IMPLEMENTAZIONE ED UTILIZZO DEL KNOWLEDGE GRAPH IN NEO4J</w:t>
-      </w:r>
-    </w:p>
-    <w:p>
-      <w:pPr>
-        <w:jc w:val="both"/>
-        <w:rPr>
-          <w:sz w:val="28"/>
-          <w:szCs w:val="28"/>
-        </w:rPr>
-      </w:pPr>
-      <w:r>
-        <w:rPr>
-          <w:sz w:val="28"/>
-          <w:szCs w:val="28"/>
-        </w:rPr>
-        <w:lastRenderedPageBreak/>
         <w:t>Nel progetto il Knowledge Graph è stato implementato utilizzando Neo4j come database a grafo per la persistenza strutturata dei contenuti editoriali generati dal sistema</w:t>
       </w:r>
       <w:r>
@@ -11641,7 +11717,15 @@
           <w:sz w:val="28"/>
           <w:szCs w:val="28"/>
         </w:rPr>
-        <w:t xml:space="preserve">, informazione fondamentale per il suggerimento editoriale, il quale non deve </w:t>
+        <w:t xml:space="preserve">, </w:t>
+      </w:r>
+      <w:r>
+        <w:rPr>
+          <w:sz w:val="28"/>
+          <w:szCs w:val="28"/>
+        </w:rPr>
+        <w:lastRenderedPageBreak/>
+        <w:t xml:space="preserve">informazione fondamentale per il suggerimento editoriale, il quale non deve </w:t>
       </w:r>
       <w:r>
         <w:rPr>
@@ -11727,15 +11811,7 @@
           <w:sz w:val="28"/>
           <w:szCs w:val="28"/>
         </w:rPr>
-        <w:t xml:space="preserve">: le case editrici e software house vengono rappresentate come entità riutilizzabili del grafo. Questa modellazione permette di analizzare </w:t>
-      </w:r>
-      <w:r>
-        <w:rPr>
-          <w:sz w:val="28"/>
-          <w:szCs w:val="28"/>
-        </w:rPr>
-        <w:lastRenderedPageBreak/>
-        <w:t xml:space="preserve">facilmente la produzione editoriale per singolo publisher e di stabilire connessioni tra giochi e contenuti pubblicati dallo stesso attore. </w:t>
+        <w:t xml:space="preserve">: le case editrici e software house vengono rappresentate come entità riutilizzabili del grafo. Questa modellazione permette di analizzare facilmente la produzione editoriale per singolo publisher e di stabilire connessioni tra giochi e contenuti pubblicati dallo stesso attore. </w:t>
       </w:r>
       <w:r>
         <w:rPr>
@@ -11814,6 +11890,7 @@
           <w:sz w:val="28"/>
           <w:szCs w:val="28"/>
         </w:rPr>
+        <w:lastRenderedPageBreak/>
         <w:drawing>
           <wp:inline distT="0" distB="0" distL="0" distR="0" wp14:anchorId="208C2782" wp14:editId="79C9DF3A">
             <wp:extent cx="3550920" cy="3536912"/>
@@ -11863,24 +11940,14 @@
       <w:r>
         <w:t xml:space="preserve">Figura </w:t>
       </w:r>
-      <w:r>
-        <w:fldChar w:fldCharType="begin"/>
-      </w:r>
-      <w:r>
-        <w:instrText xml:space="preserve"> SEQ Figura \* ARABIC </w:instrText>
-      </w:r>
-      <w:r>
-        <w:fldChar w:fldCharType="separate"/>
-      </w:r>
-      <w:r>
-        <w:rPr>
-          <w:noProof/>
-        </w:rPr>
-        <w:t>4</w:t>
-      </w:r>
-      <w:r>
-        <w:fldChar w:fldCharType="end"/>
-      </w:r>
+      <w:fldSimple w:instr=" SEQ Figura \* ARABIC ">
+        <w:r>
+          <w:rPr>
+            <w:noProof/>
+          </w:rPr>
+          <w:t>4</w:t>
+        </w:r>
+      </w:fldSimple>
       <w:r>
         <w:t>: Visualizzazione delle entità create a seguito di una recensione</w:t>
       </w:r>
@@ -11953,24 +12020,14 @@
       <w:r>
         <w:t xml:space="preserve">Figura </w:t>
       </w:r>
-      <w:r>
-        <w:fldChar w:fldCharType="begin"/>
-      </w:r>
-      <w:r>
-        <w:instrText xml:space="preserve"> SEQ Figura \* ARABIC </w:instrText>
-      </w:r>
-      <w:r>
-        <w:fldChar w:fldCharType="separate"/>
-      </w:r>
-      <w:r>
-        <w:rPr>
-          <w:noProof/>
-        </w:rPr>
-        <w:t>5</w:t>
-      </w:r>
-      <w:r>
-        <w:fldChar w:fldCharType="end"/>
-      </w:r>
+      <w:fldSimple w:instr=" SEQ Figura \* ARABIC ">
+        <w:r>
+          <w:rPr>
+            <w:noProof/>
+          </w:rPr>
+          <w:t>5</w:t>
+        </w:r>
+      </w:fldSimple>
       <w:r>
         <w:t>: Proprietà di un nodo Post di tipo recensione</w:t>
       </w:r>
@@ -12029,24 +12086,14 @@
       <w:r>
         <w:t xml:space="preserve">Figura </w:t>
       </w:r>
-      <w:r>
-        <w:fldChar w:fldCharType="begin"/>
-      </w:r>
-      <w:r>
-        <w:instrText xml:space="preserve"> SEQ Figura \* ARABIC </w:instrText>
-      </w:r>
-      <w:r>
-        <w:fldChar w:fldCharType="separate"/>
-      </w:r>
-      <w:r>
-        <w:rPr>
-          <w:noProof/>
-        </w:rPr>
-        <w:t>6</w:t>
-      </w:r>
-      <w:r>
-        <w:fldChar w:fldCharType="end"/>
-      </w:r>
+      <w:fldSimple w:instr=" SEQ Figura \* ARABIC ">
+        <w:r>
+          <w:rPr>
+            <w:noProof/>
+          </w:rPr>
+          <w:t>6</w:t>
+        </w:r>
+      </w:fldSimple>
       <w:r>
         <w:t xml:space="preserve">: Visualizzazione delle entità create a seguito di una </w:t>
       </w:r>
@@ -12109,24 +12156,14 @@
       <w:r>
         <w:t xml:space="preserve">Figura </w:t>
       </w:r>
-      <w:r>
-        <w:fldChar w:fldCharType="begin"/>
-      </w:r>
-      <w:r>
-        <w:instrText xml:space="preserve"> SEQ Figura \* ARABIC </w:instrText>
-      </w:r>
-      <w:r>
-        <w:fldChar w:fldCharType="separate"/>
-      </w:r>
-      <w:r>
-        <w:rPr>
-          <w:noProof/>
-        </w:rPr>
-        <w:t>7</w:t>
-      </w:r>
-      <w:r>
-        <w:fldChar w:fldCharType="end"/>
-      </w:r>
+      <w:fldSimple w:instr=" SEQ Figura \* ARABIC ">
+        <w:r>
+          <w:rPr>
+            <w:noProof/>
+          </w:rPr>
+          <w:t>7</w:t>
+        </w:r>
+      </w:fldSimple>
       <w:r>
         <w:t xml:space="preserve">: Proprietà di un nodo Post di tipo </w:t>
       </w:r>
@@ -12330,24 +12367,14 @@
       <w:r>
         <w:t xml:space="preserve">Figura </w:t>
       </w:r>
-      <w:r>
-        <w:fldChar w:fldCharType="begin"/>
-      </w:r>
-      <w:r>
-        <w:instrText xml:space="preserve"> SEQ Figura \* ARABIC </w:instrText>
-      </w:r>
-      <w:r>
-        <w:fldChar w:fldCharType="separate"/>
-      </w:r>
-      <w:r>
-        <w:rPr>
-          <w:noProof/>
-        </w:rPr>
-        <w:t>8</w:t>
-      </w:r>
-      <w:r>
-        <w:fldChar w:fldCharType="end"/>
-      </w:r>
+      <w:fldSimple w:instr=" SEQ Figura \* ARABIC ">
+        <w:r>
+          <w:rPr>
+            <w:noProof/>
+          </w:rPr>
+          <w:t>8</w:t>
+        </w:r>
+      </w:fldSimple>
       <w:r>
         <w:t>: Visualizzazione dei nodi per la pianificazione editoriale</w:t>
       </w:r>
@@ -14556,7 +14583,37 @@
           <w:sz w:val="28"/>
           <w:szCs w:val="28"/>
         </w:rPr>
-        <w:t xml:space="preserve">Richiesta da parte dell'editore del blog di generare una recensione di un videogioco. </w:t>
+        <w:t>Richiesta da parte dell'editore del blog di generare una recensione di un videogioco</w:t>
+      </w:r>
+      <w:r>
+        <w:rPr>
+          <w:sz w:val="28"/>
+          <w:szCs w:val="28"/>
+        </w:rPr>
+        <w:t xml:space="preserve"> (Recensione di God of war </w:t>
+      </w:r>
+      <w:proofErr w:type="spellStart"/>
+      <w:r>
+        <w:rPr>
+          <w:sz w:val="28"/>
+          <w:szCs w:val="28"/>
+        </w:rPr>
+        <w:t>Ragnarok</w:t>
+      </w:r>
+      <w:proofErr w:type="spellEnd"/>
+      <w:r>
+        <w:rPr>
+          <w:sz w:val="28"/>
+          <w:szCs w:val="28"/>
+        </w:rPr>
+        <w:t>)</w:t>
+      </w:r>
+      <w:r>
+        <w:rPr>
+          <w:sz w:val="28"/>
+          <w:szCs w:val="28"/>
+        </w:rPr>
+        <w:t xml:space="preserve">. </w:t>
       </w:r>
     </w:p>
     <w:p>
@@ -14575,7 +14632,21 @@
           <w:sz w:val="28"/>
           <w:szCs w:val="28"/>
         </w:rPr>
-        <w:t xml:space="preserve">Richiesta da parte dell'editore del blog di generare una news relativa a un videogioco. </w:t>
+        <w:t>Richiesta da parte dell'editore del blog di generare una news relativa a un videogioco</w:t>
+      </w:r>
+      <w:r>
+        <w:rPr>
+          <w:sz w:val="28"/>
+          <w:szCs w:val="28"/>
+        </w:rPr>
+        <w:t xml:space="preserve"> (News relativa all’annuncio del nuovo God of War Laufey)</w:t>
+      </w:r>
+      <w:r>
+        <w:rPr>
+          <w:sz w:val="28"/>
+          <w:szCs w:val="28"/>
+        </w:rPr>
+        <w:t xml:space="preserve">. </w:t>
       </w:r>
     </w:p>
     <w:p>
@@ -14680,16 +14751,16 @@
         <w:rPr>
           <w:b/>
           <w:bCs/>
-          <w:sz w:val="28"/>
-          <w:szCs w:val="28"/>
-        </w:rPr>
-      </w:pPr>
-      <w:r>
-        <w:rPr>
-          <w:b/>
-          <w:bCs/>
-          <w:sz w:val="28"/>
-          <w:szCs w:val="28"/>
+          <w:sz w:val="36"/>
+          <w:szCs w:val="36"/>
+        </w:rPr>
+      </w:pPr>
+      <w:r>
+        <w:rPr>
+          <w:b/>
+          <w:bCs/>
+          <w:sz w:val="36"/>
+          <w:szCs w:val="36"/>
         </w:rPr>
         <w:t xml:space="preserve">8.1 </w:t>
       </w:r>
@@ -14697,8 +14768,8 @@
         <w:rPr>
           <w:b/>
           <w:bCs/>
-          <w:sz w:val="28"/>
-          <w:szCs w:val="28"/>
+          <w:sz w:val="36"/>
+          <w:szCs w:val="36"/>
         </w:rPr>
         <w:t xml:space="preserve">FLUSSO ESECUTIVO PER LA SCRITTURA DI UNA </w:t>
       </w:r>
@@ -14706,8 +14777,8 @@
         <w:rPr>
           <w:b/>
           <w:bCs/>
-          <w:sz w:val="28"/>
-          <w:szCs w:val="28"/>
+          <w:sz w:val="36"/>
+          <w:szCs w:val="36"/>
         </w:rPr>
         <w:t xml:space="preserve">RECENSIONE/NEWS </w:t>
       </w:r>
@@ -14829,7 +14900,28 @@
           <w:sz w:val="28"/>
           <w:szCs w:val="28"/>
         </w:rPr>
-        <w:t>, poiché il workflow seguito dall'agente è il medesimo anche nel caso della scrittura di una news, differendo principalmente per il prompt utilizzato e per le informazioni ricercate. Al termine della sezione verranno comunque riportate sia la bozza generata per la recensione sia quella prodotta per la news, così da evidenziare il risultato finale ottenuto nei due scenari.</w:t>
+        <w:t xml:space="preserve">, poiché il workflow seguito dall'agente è il medesimo anche nel caso della scrittura di una news, differendo principalmente per il prompt utilizzato e per le informazioni ricercate. </w:t>
+      </w:r>
+      <w:r>
+        <w:rPr>
+          <w:sz w:val="28"/>
+          <w:szCs w:val="28"/>
+        </w:rPr>
+        <w:t>V</w:t>
+      </w:r>
+      <w:r>
+        <w:rPr>
+          <w:sz w:val="28"/>
+          <w:szCs w:val="28"/>
+        </w:rPr>
+        <w:t>er</w:t>
+      </w:r>
+      <w:r>
+        <w:rPr>
+          <w:sz w:val="28"/>
+          <w:szCs w:val="28"/>
+        </w:rPr>
+        <w:t>ranno comunque riportati screen shot ottenuti dall’esecuzione del flusso per la generazione della News</w:t>
       </w:r>
     </w:p>
     <w:p>
@@ -14873,7 +14965,273 @@
           <w:sz w:val="28"/>
           <w:szCs w:val="28"/>
         </w:rPr>
-        <w:t xml:space="preserve">Figura </w:t>
+        <w:t>Figura 9</w:t>
+      </w:r>
+      <w:r>
+        <w:rPr>
+          <w:sz w:val="28"/>
+          <w:szCs w:val="28"/>
+        </w:rPr>
+        <w:t xml:space="preserve"> sottostante</w:t>
+      </w:r>
+      <w:r>
+        <w:rPr>
+          <w:sz w:val="28"/>
+          <w:szCs w:val="28"/>
+        </w:rPr>
+        <w:t xml:space="preserve"> mostra la sequenza di invocazione dei tool durante la generazione di una recensione. Dopo aver ricevuto la richiesta dell'utente, l'agente analizza progressivamente quali informazioni risultano necessarie e richiama i tool disponibili in maniera iterativa, fino a quando ritiene di aver raccolto un contesto informativo sufficiente per procedere alla stesura della bozza.</w:t>
+      </w:r>
+    </w:p>
+    <w:p>
+      <w:pPr>
+        <w:jc w:val="both"/>
+        <w:rPr>
+          <w:sz w:val="28"/>
+          <w:szCs w:val="28"/>
+        </w:rPr>
+      </w:pPr>
+      <w:r>
+        <w:rPr>
+          <w:sz w:val="28"/>
+          <w:szCs w:val="28"/>
+        </w:rPr>
+        <w:t xml:space="preserve">Nella prima fase vengono effettuate diverse chiamate al </w:t>
+      </w:r>
+      <w:r>
+        <w:rPr>
+          <w:b/>
+          <w:bCs/>
+          <w:sz w:val="28"/>
+          <w:szCs w:val="28"/>
+        </w:rPr>
+        <w:t xml:space="preserve">tool di ricerca web </w:t>
+      </w:r>
+      <w:proofErr w:type="spellStart"/>
+      <w:r>
+        <w:rPr>
+          <w:b/>
+          <w:bCs/>
+          <w:sz w:val="28"/>
+          <w:szCs w:val="28"/>
+        </w:rPr>
+        <w:t>Tavily</w:t>
+      </w:r>
+      <w:proofErr w:type="spellEnd"/>
+      <w:r>
+        <w:rPr>
+          <w:sz w:val="28"/>
+          <w:szCs w:val="28"/>
+        </w:rPr>
+        <w:t xml:space="preserve">. L'agente esegue più interrogazioni consecutive, ciascuna con una finalità specifica, ad esempio per reperire informazioni sul gameplay, sulla trama, sulle caratteristiche tecniche, sulla data di pubblicazione o su altri aspetti rilevanti del videogioco. Dopo ogni invocazione, il modello valuta i risultati ottenuti e decide </w:t>
+      </w:r>
+      <w:r>
+        <w:rPr>
+          <w:sz w:val="28"/>
+          <w:szCs w:val="28"/>
+        </w:rPr>
+        <w:lastRenderedPageBreak/>
+        <w:t>se siano necessarie ulteriori ricerche oppure se le informazioni raccolte siano sufficienti.</w:t>
+      </w:r>
+    </w:p>
+    <w:p>
+      <w:pPr>
+        <w:jc w:val="both"/>
+        <w:rPr>
+          <w:sz w:val="28"/>
+          <w:szCs w:val="28"/>
+        </w:rPr>
+      </w:pPr>
+      <w:r>
+        <w:rPr>
+          <w:sz w:val="28"/>
+          <w:szCs w:val="28"/>
+        </w:rPr>
+        <w:t xml:space="preserve">Successivamente vengono interrogati gli altri strumenti specializzati messi a disposizione del sistema. In particolare, il </w:t>
+      </w:r>
+      <w:r>
+        <w:rPr>
+          <w:b/>
+          <w:bCs/>
+          <w:sz w:val="28"/>
+          <w:szCs w:val="28"/>
+        </w:rPr>
+        <w:t>RAG Tool</w:t>
+      </w:r>
+      <w:r>
+        <w:rPr>
+          <w:sz w:val="28"/>
+          <w:szCs w:val="28"/>
+        </w:rPr>
+        <w:t xml:space="preserve"> viene utilizzato per recuperare informazioni provenienti dalla base di conoscenza locale costruita a partire da recensioni e documentazione verificata</w:t>
+      </w:r>
+      <w:r>
+        <w:rPr>
+          <w:sz w:val="28"/>
+          <w:szCs w:val="28"/>
+        </w:rPr>
+        <w:t>. I</w:t>
+      </w:r>
+      <w:r>
+        <w:rPr>
+          <w:sz w:val="28"/>
+          <w:szCs w:val="28"/>
+        </w:rPr>
+        <w:t xml:space="preserve">l tool </w:t>
+      </w:r>
+      <w:proofErr w:type="spellStart"/>
+      <w:r>
+        <w:rPr>
+          <w:b/>
+          <w:bCs/>
+          <w:sz w:val="28"/>
+          <w:szCs w:val="28"/>
+        </w:rPr>
+        <w:t>cerca_post_gioco</w:t>
+      </w:r>
+      <w:proofErr w:type="spellEnd"/>
+      <w:r>
+        <w:rPr>
+          <w:sz w:val="28"/>
+          <w:szCs w:val="28"/>
+        </w:rPr>
+        <w:t xml:space="preserve"> verifica l'eventuale presenza nel Knowledge Graph di post già pubblicati relativi allo stesso titolo o a contenuti correlati</w:t>
+      </w:r>
+      <w:r>
+        <w:rPr>
+          <w:sz w:val="28"/>
+          <w:szCs w:val="28"/>
+        </w:rPr>
+        <w:t>. I</w:t>
+      </w:r>
+      <w:r>
+        <w:rPr>
+          <w:sz w:val="28"/>
+          <w:szCs w:val="28"/>
+        </w:rPr>
+        <w:t xml:space="preserve">l tool </w:t>
+      </w:r>
+      <w:proofErr w:type="spellStart"/>
+      <w:r>
+        <w:rPr>
+          <w:b/>
+          <w:bCs/>
+          <w:sz w:val="28"/>
+          <w:szCs w:val="28"/>
+        </w:rPr>
+        <w:t>ottieni_prezzo_gioco</w:t>
+      </w:r>
+      <w:proofErr w:type="spellEnd"/>
+      <w:r>
+        <w:rPr>
+          <w:sz w:val="28"/>
+          <w:szCs w:val="28"/>
+        </w:rPr>
+        <w:t xml:space="preserve"> recupera il prezzo aggiornato del videogioco, mentre </w:t>
+      </w:r>
+      <w:proofErr w:type="spellStart"/>
+      <w:r>
+        <w:rPr>
+          <w:b/>
+          <w:bCs/>
+          <w:sz w:val="28"/>
+          <w:szCs w:val="28"/>
+        </w:rPr>
+        <w:t>recensioni_utenti_steam</w:t>
+      </w:r>
+      <w:proofErr w:type="spellEnd"/>
+      <w:r>
+        <w:rPr>
+          <w:sz w:val="28"/>
+          <w:szCs w:val="28"/>
+        </w:rPr>
+        <w:t xml:space="preserve"> acquisisce le valutazioni e le opinioni espresse dagli utenti sulla piattaforma </w:t>
+      </w:r>
+      <w:proofErr w:type="spellStart"/>
+      <w:r>
+        <w:rPr>
+          <w:sz w:val="28"/>
+          <w:szCs w:val="28"/>
+        </w:rPr>
+        <w:t>Steam</w:t>
+      </w:r>
+      <w:proofErr w:type="spellEnd"/>
+      <w:r>
+        <w:rPr>
+          <w:sz w:val="28"/>
+          <w:szCs w:val="28"/>
+        </w:rPr>
+        <w:t>.</w:t>
+      </w:r>
+    </w:p>
+    <w:p>
+      <w:pPr>
+        <w:jc w:val="both"/>
+        <w:rPr>
+          <w:sz w:val="28"/>
+          <w:szCs w:val="28"/>
+        </w:rPr>
+      </w:pPr>
+      <w:r>
+        <w:rPr>
+          <w:sz w:val="28"/>
+          <w:szCs w:val="28"/>
+        </w:rPr>
+        <w:t xml:space="preserve">Ogni invocazione è preceduta da una decisione del modello linguistico (messaggio </w:t>
+      </w:r>
+      <w:r>
+        <w:rPr>
+          <w:b/>
+          <w:bCs/>
+          <w:sz w:val="28"/>
+          <w:szCs w:val="28"/>
+        </w:rPr>
+        <w:t>AI</w:t>
+      </w:r>
+      <w:r>
+        <w:rPr>
+          <w:sz w:val="28"/>
+          <w:szCs w:val="28"/>
+        </w:rPr>
+        <w:t xml:space="preserve">) che stabilisce quale tool utilizzare e con quali parametri. Il tool viene quindi eseguito (messaggio </w:t>
+      </w:r>
+      <w:r>
+        <w:rPr>
+          <w:b/>
+          <w:bCs/>
+          <w:sz w:val="28"/>
+          <w:szCs w:val="28"/>
+        </w:rPr>
+        <w:t>Tool</w:t>
+      </w:r>
+      <w:r>
+        <w:rPr>
+          <w:sz w:val="28"/>
+          <w:szCs w:val="28"/>
+        </w:rPr>
+        <w:t xml:space="preserve">) e il relativo risultato viene restituito all'agente, che lo integra nel proprio contesto di lavoro prima di decidere l'eventuale chiamata successiva. Questo ciclo di ragionamento–azione–osservazione prosegue fino a quando il modello conclude di aver raccolto tutte le informazioni necessarie, come evidenziato dal messaggio finale </w:t>
+      </w:r>
+      <w:r>
+        <w:rPr>
+          <w:b/>
+          <w:bCs/>
+          <w:sz w:val="28"/>
+          <w:szCs w:val="28"/>
+        </w:rPr>
+        <w:t>"Tutte le info sono state trovate"</w:t>
+      </w:r>
+      <w:r>
+        <w:rPr>
+          <w:sz w:val="28"/>
+          <w:szCs w:val="28"/>
+        </w:rPr>
+        <w:t>, dopo il quale il workflow procede con la fase di fusione delle informazioni e la generazione della bozza della recensione.</w:t>
+      </w:r>
+      <w:r>
+        <w:rPr>
+          <w:sz w:val="28"/>
+          <w:szCs w:val="28"/>
+        </w:rPr>
+        <w:t xml:space="preserve"> Nella </w:t>
       </w:r>
       <w:r>
         <w:rPr>
@@ -14882,67 +15240,33 @@
           <w:sz w:val="28"/>
           <w:szCs w:val="28"/>
         </w:rPr>
-        <w:t>9</w:t>
-      </w:r>
-      <w:r>
-        <w:rPr>
-          <w:sz w:val="28"/>
-          <w:szCs w:val="28"/>
-        </w:rPr>
-        <w:t xml:space="preserve"> sottostante</w:t>
-      </w:r>
-      <w:r>
-        <w:rPr>
-          <w:sz w:val="28"/>
-          <w:szCs w:val="28"/>
-        </w:rPr>
-        <w:t xml:space="preserve"> mostra la sequenza di invocazione dei tool durante la generazione di una recensione. Dopo aver ricevuto la richiesta dell'utente, l'agente analizza progressivamente quali informazioni risultano necessarie e richiama i tool disponibili in maniera iterativa, fino a quando ritiene di aver raccolto un contesto informativo sufficiente per procedere alla stesura della bozza.</w:t>
-      </w:r>
-    </w:p>
-    <w:p>
-      <w:pPr>
-        <w:rPr>
-          <w:sz w:val="28"/>
-          <w:szCs w:val="28"/>
-        </w:rPr>
-      </w:pPr>
-      <w:r>
-        <w:rPr>
-          <w:sz w:val="28"/>
-          <w:szCs w:val="28"/>
-        </w:rPr>
-        <w:t xml:space="preserve">Nella prima fase vengono effettuate diverse chiamate al </w:t>
-      </w:r>
-      <w:r>
-        <w:rPr>
-          <w:b/>
-          <w:bCs/>
-          <w:sz w:val="28"/>
-          <w:szCs w:val="28"/>
-        </w:rPr>
-        <w:t xml:space="preserve">tool di ricerca web </w:t>
-      </w:r>
-      <w:proofErr w:type="spellStart"/>
-      <w:r>
-        <w:rPr>
-          <w:b/>
-          <w:bCs/>
-          <w:sz w:val="28"/>
-          <w:szCs w:val="28"/>
-        </w:rPr>
-        <w:t>Tavily</w:t>
-      </w:r>
-      <w:proofErr w:type="spellEnd"/>
-      <w:r>
-        <w:rPr>
-          <w:sz w:val="28"/>
-          <w:szCs w:val="28"/>
-        </w:rPr>
-        <w:t>. L'agente esegue più interrogazioni consecutive, ciascuna con una finalità specifica, ad esempio per reperire informazioni sul gameplay, sulla trama, sulle caratteristiche tecniche, sulla data di pubblicazione o su altri aspetti rilevanti del videogioco. Dopo ogni invocazione, il modello valuta i risultati ottenuti e decide se siano necessarie ulteriori ricerche oppure se le informazioni raccolte siano sufficienti.</w:t>
-      </w:r>
-    </w:p>
-    <w:p>
-      <w:pPr>
+        <w:t>figura 10</w:t>
+      </w:r>
+      <w:r>
+        <w:rPr>
+          <w:sz w:val="28"/>
+          <w:szCs w:val="28"/>
+        </w:rPr>
+        <w:t xml:space="preserve"> è possibile vedere in dettaglio un esempio di chiamata al tool</w:t>
+      </w:r>
+      <w:r>
+        <w:rPr>
+          <w:sz w:val="28"/>
+          <w:szCs w:val="28"/>
+        </w:rPr>
+        <w:t xml:space="preserve"> con il relativo risultato ottenuto a seguito della ricerca</w:t>
+      </w:r>
+      <w:r>
+        <w:rPr>
+          <w:sz w:val="28"/>
+          <w:szCs w:val="28"/>
+        </w:rPr>
+        <w:t>.</w:t>
+      </w:r>
+    </w:p>
+    <w:p>
+      <w:pPr>
+        <w:jc w:val="both"/>
         <w:rPr>
           <w:sz w:val="28"/>
           <w:szCs w:val="28"/>
@@ -14954,239 +15278,11 @@
           <w:szCs w:val="28"/>
         </w:rPr>
         <w:lastRenderedPageBreak/>
-        <w:t xml:space="preserve">Successivamente vengono interrogati gli altri strumenti specializzati messi a disposizione del sistema. In particolare, il </w:t>
-      </w:r>
-      <w:r>
-        <w:rPr>
-          <w:b/>
-          <w:bCs/>
-          <w:sz w:val="28"/>
-          <w:szCs w:val="28"/>
-        </w:rPr>
-        <w:t>RAG Tool</w:t>
-      </w:r>
-      <w:r>
-        <w:rPr>
-          <w:sz w:val="28"/>
-          <w:szCs w:val="28"/>
-        </w:rPr>
-        <w:t xml:space="preserve"> viene utilizzato per recuperare informazioni provenienti dalla base di conoscenza locale costruita a partire da recensioni e documentazione verificata</w:t>
-      </w:r>
-      <w:r>
-        <w:rPr>
-          <w:sz w:val="28"/>
-          <w:szCs w:val="28"/>
-        </w:rPr>
-        <w:t>. I</w:t>
-      </w:r>
-      <w:r>
-        <w:rPr>
-          <w:sz w:val="28"/>
-          <w:szCs w:val="28"/>
-        </w:rPr>
-        <w:t xml:space="preserve">l tool </w:t>
-      </w:r>
-      <w:proofErr w:type="spellStart"/>
-      <w:r>
-        <w:rPr>
-          <w:b/>
-          <w:bCs/>
-          <w:sz w:val="28"/>
-          <w:szCs w:val="28"/>
-        </w:rPr>
-        <w:t>cerca_post_gioco</w:t>
-      </w:r>
-      <w:proofErr w:type="spellEnd"/>
-      <w:r>
-        <w:rPr>
-          <w:sz w:val="28"/>
-          <w:szCs w:val="28"/>
-        </w:rPr>
-        <w:t xml:space="preserve"> verifica l'eventuale presenza nel Knowledge Graph di post già pubblicati relativi allo stesso titolo o a contenuti correlati</w:t>
-      </w:r>
-      <w:r>
-        <w:rPr>
-          <w:sz w:val="28"/>
-          <w:szCs w:val="28"/>
-        </w:rPr>
-        <w:t>. I</w:t>
-      </w:r>
-      <w:r>
-        <w:rPr>
-          <w:sz w:val="28"/>
-          <w:szCs w:val="28"/>
-        </w:rPr>
-        <w:t xml:space="preserve">l tool </w:t>
-      </w:r>
-      <w:proofErr w:type="spellStart"/>
-      <w:r>
-        <w:rPr>
-          <w:b/>
-          <w:bCs/>
-          <w:sz w:val="28"/>
-          <w:szCs w:val="28"/>
-        </w:rPr>
-        <w:t>ottieni_prezzo_gioco</w:t>
-      </w:r>
-      <w:proofErr w:type="spellEnd"/>
-      <w:r>
-        <w:rPr>
-          <w:sz w:val="28"/>
-          <w:szCs w:val="28"/>
-        </w:rPr>
-        <w:t xml:space="preserve"> recupera il prezzo aggiornato del videogioco, mentre </w:t>
-      </w:r>
-      <w:proofErr w:type="spellStart"/>
-      <w:r>
-        <w:rPr>
-          <w:b/>
-          <w:bCs/>
-          <w:sz w:val="28"/>
-          <w:szCs w:val="28"/>
-        </w:rPr>
-        <w:t>recensioni_utenti_steam</w:t>
-      </w:r>
-      <w:proofErr w:type="spellEnd"/>
-      <w:r>
-        <w:rPr>
-          <w:sz w:val="28"/>
-          <w:szCs w:val="28"/>
-        </w:rPr>
-        <w:t xml:space="preserve"> acquisisce le valutazioni e le opinioni espresse dagli utenti sulla piattaforma </w:t>
-      </w:r>
-      <w:proofErr w:type="spellStart"/>
-      <w:r>
-        <w:rPr>
-          <w:sz w:val="28"/>
-          <w:szCs w:val="28"/>
-        </w:rPr>
-        <w:t>Steam</w:t>
-      </w:r>
-      <w:proofErr w:type="spellEnd"/>
-      <w:r>
-        <w:rPr>
-          <w:sz w:val="28"/>
-          <w:szCs w:val="28"/>
-        </w:rPr>
-        <w:t>.</w:t>
-      </w:r>
-    </w:p>
-    <w:p>
-      <w:pPr>
-        <w:rPr>
-          <w:sz w:val="28"/>
-          <w:szCs w:val="28"/>
-        </w:rPr>
-      </w:pPr>
-      <w:r>
-        <w:rPr>
-          <w:sz w:val="28"/>
-          <w:szCs w:val="28"/>
-        </w:rPr>
-        <w:t xml:space="preserve">Ogni invocazione è preceduta da una decisione del modello linguistico (messaggio </w:t>
-      </w:r>
-      <w:r>
-        <w:rPr>
-          <w:b/>
-          <w:bCs/>
-          <w:sz w:val="28"/>
-          <w:szCs w:val="28"/>
-        </w:rPr>
-        <w:t>AI</w:t>
-      </w:r>
-      <w:r>
-        <w:rPr>
-          <w:sz w:val="28"/>
-          <w:szCs w:val="28"/>
-        </w:rPr>
-        <w:t xml:space="preserve">) che stabilisce quale tool utilizzare e con quali parametri. Il tool viene quindi eseguito (messaggio </w:t>
-      </w:r>
-      <w:r>
-        <w:rPr>
-          <w:b/>
-          <w:bCs/>
-          <w:sz w:val="28"/>
-          <w:szCs w:val="28"/>
-        </w:rPr>
-        <w:t>Tool</w:t>
-      </w:r>
-      <w:r>
-        <w:rPr>
-          <w:sz w:val="28"/>
-          <w:szCs w:val="28"/>
-        </w:rPr>
-        <w:t xml:space="preserve">) e il relativo risultato viene restituito all'agente, che lo integra nel proprio contesto di lavoro prima di decidere l'eventuale chiamata successiva. Questo ciclo di ragionamento–azione–osservazione prosegue fino a quando il modello conclude di aver raccolto tutte le informazioni necessarie, come evidenziato dal messaggio finale </w:t>
-      </w:r>
-      <w:r>
-        <w:rPr>
-          <w:b/>
-          <w:bCs/>
-          <w:sz w:val="28"/>
-          <w:szCs w:val="28"/>
-        </w:rPr>
-        <w:t>"Tutte le info sono state trovate"</w:t>
-      </w:r>
-      <w:r>
-        <w:rPr>
-          <w:sz w:val="28"/>
-          <w:szCs w:val="28"/>
-        </w:rPr>
-        <w:t>, dopo il quale il workflow procede con la fase di fusione delle informazioni e la generazione della bozza della recensione.</w:t>
-      </w:r>
-      <w:r>
-        <w:rPr>
-          <w:sz w:val="28"/>
-          <w:szCs w:val="28"/>
-        </w:rPr>
-        <w:t xml:space="preserve"> Nella </w:t>
-      </w:r>
-      <w:r>
-        <w:rPr>
-          <w:i/>
-          <w:iCs/>
-          <w:sz w:val="28"/>
-          <w:szCs w:val="28"/>
-        </w:rPr>
-        <w:t>figura 10</w:t>
-      </w:r>
-      <w:r>
-        <w:rPr>
-          <w:sz w:val="28"/>
-          <w:szCs w:val="28"/>
-        </w:rPr>
-        <w:t xml:space="preserve"> è possibile vedere in dettaglio un esempio di chiamata al tool</w:t>
-      </w:r>
-      <w:r>
-        <w:rPr>
-          <w:sz w:val="28"/>
-          <w:szCs w:val="28"/>
-        </w:rPr>
-        <w:t xml:space="preserve"> con il relativo risultato ottenuto a seguito della ricerca</w:t>
-      </w:r>
-      <w:r>
-        <w:rPr>
-          <w:sz w:val="28"/>
-          <w:szCs w:val="28"/>
-        </w:rPr>
-        <w:t>.</w:t>
-      </w:r>
-    </w:p>
-    <w:p>
-      <w:pPr>
-        <w:keepNext/>
-      </w:pPr>
-      <w:r>
-        <w:rPr>
-          <w:b/>
-          <w:bCs/>
-          <w:sz w:val="28"/>
-          <w:szCs w:val="28"/>
-        </w:rPr>
         <w:drawing>
-          <wp:inline distT="0" distB="0" distL="0" distR="0" wp14:anchorId="11D0DB62" wp14:editId="12D358F1">
-            <wp:extent cx="2995777" cy="2493010"/>
-            <wp:effectExtent l="0" t="0" r="0" b="2540"/>
-            <wp:docPr id="1512246404" name="Immagine 1"/>
+          <wp:inline distT="0" distB="0" distL="0" distR="0" wp14:anchorId="52E3D7A5" wp14:editId="2059486C">
+            <wp:extent cx="3059264" cy="3909060"/>
+            <wp:effectExtent l="0" t="0" r="8255" b="0"/>
+            <wp:docPr id="162568177" name="Immagine 1"/>
             <wp:cNvGraphicFramePr>
               <a:graphicFrameLocks xmlns:a="http://schemas.openxmlformats.org/drawingml/2006/main" noChangeAspect="1"/>
             </wp:cNvGraphicFramePr>
@@ -15194,7 +15290,7 @@
               <a:graphicData uri="http://schemas.openxmlformats.org/drawingml/2006/picture">
                 <pic:pic xmlns:pic="http://schemas.openxmlformats.org/drawingml/2006/picture">
                   <pic:nvPicPr>
-                    <pic:cNvPr id="1512246404" name=""/>
+                    <pic:cNvPr id="162568177" name=""/>
                     <pic:cNvPicPr/>
                   </pic:nvPicPr>
                   <pic:blipFill>
@@ -15206,7 +15302,7 @@
                   <pic:spPr>
                     <a:xfrm>
                       <a:off x="0" y="0"/>
-                      <a:ext cx="3014289" cy="2508415"/>
+                      <a:ext cx="3063060" cy="3913910"/>
                     </a:xfrm>
                     <a:prstGeom prst="rect">
                       <a:avLst/>
@@ -15222,11 +15318,12 @@
         <w:rPr>
           <w:b/>
           <w:bCs/>
+          <w:noProof/>
           <w:sz w:val="28"/>
           <w:szCs w:val="28"/>
         </w:rPr>
         <w:drawing>
-          <wp:inline distT="0" distB="0" distL="0" distR="0" wp14:anchorId="7EF83B9F" wp14:editId="1C3227F2">
+          <wp:inline distT="0" distB="0" distL="0" distR="0" wp14:anchorId="737FF134" wp14:editId="0E5550AE">
             <wp:extent cx="3032087" cy="2492894"/>
             <wp:effectExtent l="0" t="0" r="0" b="3175"/>
             <wp:docPr id="913551001" name="Immagine 1"/>
@@ -15270,42 +15367,34 @@
       <w:r>
         <w:t xml:space="preserve">Figura </w:t>
       </w:r>
-      <w:r>
-        <w:fldChar w:fldCharType="begin"/>
-      </w:r>
-      <w:r>
-        <w:instrText xml:space="preserve"> SEQ Figura \* ARABIC </w:instrText>
-      </w:r>
-      <w:r>
-        <w:fldChar w:fldCharType="separate"/>
-      </w:r>
+      <w:fldSimple w:instr=" SEQ Figura \* ARABIC ">
+        <w:r>
+          <w:rPr>
+            <w:noProof/>
+          </w:rPr>
+          <w:t>9</w:t>
+        </w:r>
+      </w:fldSimple>
+      <w:r>
+        <w:t>: Chiamata ai tool</w:t>
+      </w:r>
+      <w:r>
+        <w:t xml:space="preserve"> per la recensione</w:t>
+      </w:r>
+    </w:p>
+    <w:p/>
+    <w:p>
+      <w:pPr>
+        <w:keepNext/>
+      </w:pPr>
       <w:r>
         <w:rPr>
           <w:noProof/>
         </w:rPr>
-        <w:t>9</w:t>
-      </w:r>
-      <w:r>
-        <w:fldChar w:fldCharType="end"/>
-      </w:r>
-      <w:r>
-        <w:t>: Chiamata ai tool</w:t>
-      </w:r>
-    </w:p>
-    <w:p>
-      <w:pPr>
-        <w:keepNext/>
-        <w:jc w:val="center"/>
-      </w:pPr>
-      <w:r>
-        <w:rPr>
-          <w:noProof/>
-        </w:rPr>
-        <w:lastRenderedPageBreak/>
         <w:drawing>
-          <wp:inline distT="0" distB="0" distL="0" distR="0" wp14:anchorId="37B6BE93" wp14:editId="66A7F807">
-            <wp:extent cx="3236458" cy="4606637"/>
-            <wp:effectExtent l="0" t="0" r="2540" b="3810"/>
+          <wp:inline distT="0" distB="0" distL="0" distR="0" wp14:anchorId="6B1C6622" wp14:editId="79FC37E2">
+            <wp:extent cx="2621280" cy="3907961"/>
+            <wp:effectExtent l="0" t="0" r="7620" b="0"/>
             <wp:docPr id="1808831299" name="Immagine 1"/>
             <wp:cNvGraphicFramePr>
               <a:graphicFrameLocks xmlns:a="http://schemas.openxmlformats.org/drawingml/2006/main" noChangeAspect="1"/>
@@ -15326,7 +15415,7 @@
                   <pic:spPr>
                     <a:xfrm>
                       <a:off x="0" y="0"/>
-                      <a:ext cx="3236458" cy="4606637"/>
+                      <a:ext cx="2631665" cy="3923444"/>
                     </a:xfrm>
                     <a:prstGeom prst="rect">
                       <a:avLst/>
@@ -15338,53 +15427,15 @@
           </wp:inline>
         </w:drawing>
       </w:r>
-    </w:p>
-    <w:p>
-      <w:pPr>
-        <w:pStyle w:val="Didascalia"/>
-        <w:jc w:val="center"/>
-      </w:pPr>
-      <w:r>
-        <w:t xml:space="preserve">Figura </w:t>
-      </w:r>
-      <w:r>
-        <w:fldChar w:fldCharType="begin"/>
-      </w:r>
-      <w:r>
-        <w:instrText xml:space="preserve"> SEQ Figura \* ARABIC </w:instrText>
-      </w:r>
-      <w:r>
-        <w:fldChar w:fldCharType="separate"/>
+      <w:r>
+        <w:t xml:space="preserve">                   </w:t>
       </w:r>
       <w:r>
         <w:rPr>
           <w:noProof/>
         </w:rPr>
-        <w:t>10</w:t>
-      </w:r>
-      <w:r>
-        <w:fldChar w:fldCharType="end"/>
-      </w:r>
-      <w:r>
-        <w:t xml:space="preserve">: Esempio di chiamata al tool </w:t>
-      </w:r>
-      <w:proofErr w:type="spellStart"/>
-      <w:r>
-        <w:t>Tavily</w:t>
-      </w:r>
-      <w:proofErr w:type="spellEnd"/>
-      <w:r>
-        <w:t xml:space="preserve"> con relativa risposta</w:t>
-      </w:r>
-    </w:p>
-    <w:p>
-      <w:pPr>
-        <w:keepNext/>
-        <w:jc w:val="center"/>
-      </w:pPr>
-      <w:r>
         <w:drawing>
-          <wp:inline distT="0" distB="0" distL="0" distR="0" wp14:anchorId="06B2E979" wp14:editId="18B3885F">
+          <wp:inline distT="0" distB="0" distL="0" distR="0" wp14:anchorId="18C1A902" wp14:editId="587D75D6">
             <wp:extent cx="2711888" cy="3380105"/>
             <wp:effectExtent l="0" t="0" r="0" b="0"/>
             <wp:docPr id="1305284642" name="Immagine 1"/>
@@ -15423,123 +15474,91 @@
     <w:p>
       <w:pPr>
         <w:pStyle w:val="Didascalia"/>
+      </w:pPr>
+      <w:r>
+        <w:t xml:space="preserve">Figura </w:t>
+      </w:r>
+      <w:fldSimple w:instr=" SEQ Figura \* ARABIC ">
+        <w:r>
+          <w:rPr>
+            <w:noProof/>
+          </w:rPr>
+          <w:t>10</w:t>
+        </w:r>
+      </w:fldSimple>
+      <w:r>
+        <w:t xml:space="preserve">: Esempio di chiamata al tool </w:t>
+      </w:r>
+      <w:proofErr w:type="spellStart"/>
+      <w:r>
+        <w:t>Tavily</w:t>
+      </w:r>
+      <w:proofErr w:type="spellEnd"/>
+      <w:r>
+        <w:t xml:space="preserve"> </w:t>
+      </w:r>
+      <w:r>
+        <w:t xml:space="preserve">                                             </w:t>
+      </w:r>
+      <w:r>
+        <w:t xml:space="preserve">Figura </w:t>
+      </w:r>
+      <w:fldSimple w:instr=" SEQ Figura \* ARABIC ">
+        <w:r>
+          <w:rPr>
+            <w:noProof/>
+          </w:rPr>
+          <w:t>11</w:t>
+        </w:r>
+      </w:fldSimple>
+      <w:r>
+        <w:t xml:space="preserve">: Esempio di chiamata al tool </w:t>
+      </w:r>
+      <w:proofErr w:type="spellStart"/>
+      <w:r>
+        <w:t>ottieni_prezzo_gioco</w:t>
+      </w:r>
+      <w:proofErr w:type="spellEnd"/>
+    </w:p>
+    <w:p>
+      <w:pPr>
+        <w:rPr>
+          <w:noProof/>
+        </w:rPr>
+      </w:pPr>
+      <w:r>
+        <w:lastRenderedPageBreak/>
+        <w:t>A seguire saranno riportate</w:t>
+      </w:r>
+      <w:r>
+        <w:t xml:space="preserve"> l’elenco del</w:t>
+      </w:r>
+      <w:r>
+        <w:t>le invocazioni dei tool effettuate per la ricerca di informazioni per la News</w:t>
+      </w:r>
+      <w:r>
+        <w:t xml:space="preserve"> e qualche dettaglio di chiamata al singolo tool</w:t>
+      </w:r>
+      <w:r>
+        <w:t>.</w:t>
+      </w:r>
+      <w:r>
+        <w:rPr>
+          <w:noProof/>
+        </w:rPr>
+        <w:t xml:space="preserve"> </w:t>
+      </w:r>
+    </w:p>
+    <w:p>
+      <w:pPr>
         <w:jc w:val="center"/>
       </w:pPr>
       <w:r>
-        <w:t xml:space="preserve">Figura </w:t>
-      </w:r>
-      <w:r>
-        <w:fldChar w:fldCharType="begin"/>
-      </w:r>
-      <w:r>
-        <w:instrText xml:space="preserve"> SEQ Figura \* ARABIC </w:instrText>
-      </w:r>
-      <w:r>
-        <w:fldChar w:fldCharType="separate"/>
-      </w:r>
-      <w:r>
-        <w:rPr>
-          <w:noProof/>
-        </w:rPr>
-        <w:t>11</w:t>
-      </w:r>
-      <w:r>
-        <w:fldChar w:fldCharType="end"/>
-      </w:r>
-      <w:r>
-        <w:t xml:space="preserve">: Esempio di chiamata al tool </w:t>
-      </w:r>
-      <w:proofErr w:type="spellStart"/>
-      <w:r>
-        <w:t>ottieni_prezzo_gioco</w:t>
-      </w:r>
-      <w:proofErr w:type="spellEnd"/>
-    </w:p>
-    <w:p>
-      <w:pPr>
-        <w:rPr>
-          <w:b/>
-          <w:bCs/>
-          <w:sz w:val="28"/>
-          <w:szCs w:val="28"/>
-        </w:rPr>
-      </w:pPr>
-      <w:r>
-        <w:rPr>
-          <w:b/>
-          <w:bCs/>
-          <w:sz w:val="28"/>
-          <w:szCs w:val="28"/>
-        </w:rPr>
-        <w:t>BOZZA PROPOSTA</w:t>
-      </w:r>
-    </w:p>
-    <w:p>
-      <w:pPr>
-        <w:jc w:val="both"/>
-        <w:rPr>
-          <w:sz w:val="28"/>
-          <w:szCs w:val="28"/>
-        </w:rPr>
-      </w:pPr>
-      <w:r>
-        <w:rPr>
-          <w:sz w:val="28"/>
-          <w:szCs w:val="28"/>
-        </w:rPr>
-        <w:lastRenderedPageBreak/>
-        <w:t xml:space="preserve">Di seguito viene riportata la bozza </w:t>
-      </w:r>
-      <w:r>
-        <w:rPr>
-          <w:sz w:val="28"/>
-          <w:szCs w:val="28"/>
-        </w:rPr>
-        <w:t xml:space="preserve">della recensione </w:t>
-      </w:r>
-      <w:r>
-        <w:rPr>
-          <w:sz w:val="28"/>
-          <w:szCs w:val="28"/>
-        </w:rPr>
-        <w:t xml:space="preserve">sviluppata dal nodo </w:t>
-      </w:r>
-      <w:proofErr w:type="spellStart"/>
-      <w:r>
-        <w:rPr>
-          <w:i/>
-          <w:iCs/>
-          <w:sz w:val="28"/>
-          <w:szCs w:val="28"/>
-        </w:rPr>
-        <w:t>merge_result</w:t>
-      </w:r>
-      <w:proofErr w:type="spellEnd"/>
-      <w:r>
-        <w:rPr>
-          <w:sz w:val="28"/>
-          <w:szCs w:val="28"/>
-        </w:rPr>
-        <w:t xml:space="preserve"> la quale viene sottoposta alla revisione umana. L’utente può decidere di modificare manualmente la bozza, chiedere all’agente di apportare delle modifiche o semplicemente accettarla o rifiutarla.</w:t>
-      </w:r>
-    </w:p>
-    <w:p>
-      <w:pPr>
-        <w:rPr>
-          <w:sz w:val="28"/>
-          <w:szCs w:val="28"/>
-        </w:rPr>
-      </w:pPr>
-      <w:r>
-        <w:rPr>
-          <w:sz w:val="28"/>
-          <w:szCs w:val="28"/>
-        </w:rPr>
         <w:drawing>
-          <wp:inline distT="0" distB="0" distL="0" distR="0" wp14:anchorId="58E49BCC" wp14:editId="5EC05B70">
-            <wp:extent cx="4648200" cy="3250557"/>
-            <wp:effectExtent l="0" t="0" r="0" b="7620"/>
-            <wp:docPr id="156274937" name="Immagine 1"/>
+          <wp:inline distT="0" distB="0" distL="0" distR="0" wp14:anchorId="1D744107" wp14:editId="65CECA24">
+            <wp:extent cx="3101340" cy="3483434"/>
+            <wp:effectExtent l="0" t="0" r="3810" b="3175"/>
+            <wp:docPr id="1730319442" name="Immagine 1"/>
             <wp:cNvGraphicFramePr>
               <a:graphicFrameLocks xmlns:a="http://schemas.openxmlformats.org/drawingml/2006/main" noChangeAspect="1"/>
             </wp:cNvGraphicFramePr>
@@ -15547,7 +15566,7 @@
               <a:graphicData uri="http://schemas.openxmlformats.org/drawingml/2006/picture">
                 <pic:pic xmlns:pic="http://schemas.openxmlformats.org/drawingml/2006/picture">
                   <pic:nvPicPr>
-                    <pic:cNvPr id="156274937" name=""/>
+                    <pic:cNvPr id="1730319442" name=""/>
                     <pic:cNvPicPr/>
                   </pic:nvPicPr>
                   <pic:blipFill>
@@ -15559,7 +15578,7 @@
                   <pic:spPr>
                     <a:xfrm>
                       <a:off x="0" y="0"/>
-                      <a:ext cx="4668497" cy="3264751"/>
+                      <a:ext cx="3105679" cy="3488308"/>
                     </a:xfrm>
                     <a:prstGeom prst="rect">
                       <a:avLst/>
@@ -15571,31 +15590,17 @@
           </wp:inline>
         </w:drawing>
       </w:r>
-      <w:r>
-        <w:rPr>
-          <w:sz w:val="28"/>
-          <w:szCs w:val="28"/>
-        </w:rPr>
-        <w:t xml:space="preserve"> </w:t>
-      </w:r>
-    </w:p>
-    <w:p>
-      <w:pPr>
-        <w:rPr>
-          <w:sz w:val="28"/>
-          <w:szCs w:val="28"/>
-        </w:rPr>
-      </w:pPr>
-      <w:r>
-        <w:rPr>
-          <w:sz w:val="28"/>
-          <w:szCs w:val="28"/>
+    </w:p>
+    <w:p>
+      <w:r>
+        <w:rPr>
+          <w:noProof/>
         </w:rPr>
         <w:drawing>
-          <wp:inline distT="0" distB="0" distL="0" distR="0" wp14:anchorId="263248CD" wp14:editId="0C74147E">
-            <wp:extent cx="4723534" cy="3526232"/>
-            <wp:effectExtent l="0" t="0" r="1270" b="0"/>
-            <wp:docPr id="356123926" name="Immagine 1"/>
+          <wp:inline distT="0" distB="0" distL="0" distR="0" wp14:anchorId="2C11FFCE" wp14:editId="7F30462D">
+            <wp:extent cx="2849880" cy="4191000"/>
+            <wp:effectExtent l="0" t="0" r="7620" b="0"/>
+            <wp:docPr id="132841024" name="Immagine 7"/>
             <wp:cNvGraphicFramePr>
               <a:graphicFrameLocks xmlns:a="http://schemas.openxmlformats.org/drawingml/2006/main" noChangeAspect="1"/>
             </wp:cNvGraphicFramePr>
@@ -15603,11 +15608,770 @@
               <a:graphicData uri="http://schemas.openxmlformats.org/drawingml/2006/picture">
                 <pic:pic xmlns:pic="http://schemas.openxmlformats.org/drawingml/2006/picture">
                   <pic:nvPicPr>
-                    <pic:cNvPr id="356123926" name=""/>
+                    <pic:cNvPr id="0" name="Picture 7"/>
+                    <pic:cNvPicPr>
+                      <a:picLocks noChangeAspect="1" noChangeArrowheads="1"/>
+                    </pic:cNvPicPr>
+                  </pic:nvPicPr>
+                  <pic:blipFill>
+                    <a:blip r:embed="rId22">
+                      <a:extLst>
+                        <a:ext uri="{28A0092B-C50C-407E-A947-70E740481C1C}">
+                          <a14:useLocalDpi xmlns:a14="http://schemas.microsoft.com/office/drawing/2010/main" val="0"/>
+                        </a:ext>
+                      </a:extLst>
+                    </a:blip>
+                    <a:srcRect/>
+                    <a:stretch>
+                      <a:fillRect/>
+                    </a:stretch>
+                  </pic:blipFill>
+                  <pic:spPr bwMode="auto">
+                    <a:xfrm>
+                      <a:off x="0" y="0"/>
+                      <a:ext cx="2882340" cy="4238736"/>
+                    </a:xfrm>
+                    <a:prstGeom prst="rect">
+                      <a:avLst/>
+                    </a:prstGeom>
+                    <a:noFill/>
+                    <a:ln>
+                      <a:noFill/>
+                    </a:ln>
+                  </pic:spPr>
+                </pic:pic>
+              </a:graphicData>
+            </a:graphic>
+          </wp:inline>
+        </w:drawing>
+      </w:r>
+      <w:r>
+        <w:rPr>
+          <w:noProof/>
+        </w:rPr>
+        <w:drawing>
+          <wp:inline distT="0" distB="0" distL="0" distR="0" wp14:anchorId="44BFC8B9" wp14:editId="05805712">
+            <wp:extent cx="2872740" cy="4156241"/>
+            <wp:effectExtent l="0" t="0" r="3810" b="0"/>
+            <wp:docPr id="1684013687" name="Immagine 6"/>
+            <wp:cNvGraphicFramePr>
+              <a:graphicFrameLocks xmlns:a="http://schemas.openxmlformats.org/drawingml/2006/main" noChangeAspect="1"/>
+            </wp:cNvGraphicFramePr>
+            <a:graphic xmlns:a="http://schemas.openxmlformats.org/drawingml/2006/main">
+              <a:graphicData uri="http://schemas.openxmlformats.org/drawingml/2006/picture">
+                <pic:pic xmlns:pic="http://schemas.openxmlformats.org/drawingml/2006/picture">
+                  <pic:nvPicPr>
+                    <pic:cNvPr id="0" name="Picture 6"/>
+                    <pic:cNvPicPr>
+                      <a:picLocks noChangeAspect="1" noChangeArrowheads="1"/>
+                    </pic:cNvPicPr>
+                  </pic:nvPicPr>
+                  <pic:blipFill>
+                    <a:blip r:embed="rId23">
+                      <a:extLst>
+                        <a:ext uri="{28A0092B-C50C-407E-A947-70E740481C1C}">
+                          <a14:useLocalDpi xmlns:a14="http://schemas.microsoft.com/office/drawing/2010/main" val="0"/>
+                        </a:ext>
+                      </a:extLst>
+                    </a:blip>
+                    <a:srcRect/>
+                    <a:stretch>
+                      <a:fillRect/>
+                    </a:stretch>
+                  </pic:blipFill>
+                  <pic:spPr bwMode="auto">
+                    <a:xfrm>
+                      <a:off x="0" y="0"/>
+                      <a:ext cx="2884368" cy="4173064"/>
+                    </a:xfrm>
+                    <a:prstGeom prst="rect">
+                      <a:avLst/>
+                    </a:prstGeom>
+                    <a:noFill/>
+                    <a:ln>
+                      <a:noFill/>
+                    </a:ln>
+                  </pic:spPr>
+                </pic:pic>
+              </a:graphicData>
+            </a:graphic>
+          </wp:inline>
+        </w:drawing>
+      </w:r>
+    </w:p>
+    <w:p>
+      <w:pPr>
+        <w:rPr>
+          <w:b/>
+          <w:bCs/>
+          <w:sz w:val="28"/>
+          <w:szCs w:val="28"/>
+        </w:rPr>
+      </w:pPr>
+      <w:r>
+        <w:rPr>
+          <w:b/>
+          <w:bCs/>
+          <w:sz w:val="28"/>
+          <w:szCs w:val="28"/>
+        </w:rPr>
+        <w:t>BOZZA PROPOSTA</w:t>
+      </w:r>
+    </w:p>
+    <w:p>
+      <w:pPr>
+        <w:jc w:val="both"/>
+        <w:rPr>
+          <w:sz w:val="28"/>
+          <w:szCs w:val="28"/>
+        </w:rPr>
+      </w:pPr>
+      <w:r>
+        <w:rPr>
+          <w:sz w:val="28"/>
+          <w:szCs w:val="28"/>
+        </w:rPr>
+        <w:lastRenderedPageBreak/>
+        <w:t xml:space="preserve">Di seguito </w:t>
+      </w:r>
+      <w:r>
+        <w:rPr>
+          <w:sz w:val="28"/>
+          <w:szCs w:val="28"/>
+        </w:rPr>
+        <w:t xml:space="preserve">vengono </w:t>
+      </w:r>
+      <w:r>
+        <w:rPr>
+          <w:sz w:val="28"/>
+          <w:szCs w:val="28"/>
+        </w:rPr>
+        <w:t>riportat</w:t>
+      </w:r>
+      <w:r>
+        <w:rPr>
+          <w:sz w:val="28"/>
+          <w:szCs w:val="28"/>
+        </w:rPr>
+        <w:t xml:space="preserve">e </w:t>
+      </w:r>
+      <w:r>
+        <w:rPr>
+          <w:sz w:val="28"/>
+          <w:szCs w:val="28"/>
+        </w:rPr>
+        <w:t>l</w:t>
+      </w:r>
+      <w:r>
+        <w:rPr>
+          <w:sz w:val="28"/>
+          <w:szCs w:val="28"/>
+        </w:rPr>
+        <w:t>e</w:t>
+      </w:r>
+      <w:r>
+        <w:rPr>
+          <w:sz w:val="28"/>
+          <w:szCs w:val="28"/>
+        </w:rPr>
+        <w:t xml:space="preserve"> bozz</w:t>
+      </w:r>
+      <w:r>
+        <w:rPr>
+          <w:sz w:val="28"/>
+          <w:szCs w:val="28"/>
+        </w:rPr>
+        <w:t>e</w:t>
+      </w:r>
+      <w:r>
+        <w:rPr>
+          <w:sz w:val="28"/>
+          <w:szCs w:val="28"/>
+        </w:rPr>
+        <w:t xml:space="preserve"> </w:t>
+      </w:r>
+      <w:r>
+        <w:rPr>
+          <w:sz w:val="28"/>
+          <w:szCs w:val="28"/>
+        </w:rPr>
+        <w:t>della recensione</w:t>
+      </w:r>
+      <w:r>
+        <w:rPr>
+          <w:sz w:val="28"/>
+          <w:szCs w:val="28"/>
+        </w:rPr>
+        <w:t xml:space="preserve"> e della news</w:t>
+      </w:r>
+      <w:r>
+        <w:rPr>
+          <w:sz w:val="28"/>
+          <w:szCs w:val="28"/>
+        </w:rPr>
+        <w:t xml:space="preserve"> </w:t>
+      </w:r>
+      <w:r>
+        <w:rPr>
+          <w:sz w:val="28"/>
+          <w:szCs w:val="28"/>
+        </w:rPr>
+        <w:t>sviluppat</w:t>
+      </w:r>
+      <w:r>
+        <w:rPr>
+          <w:sz w:val="28"/>
+          <w:szCs w:val="28"/>
+        </w:rPr>
+        <w:t>e</w:t>
+      </w:r>
+      <w:r>
+        <w:rPr>
+          <w:sz w:val="28"/>
+          <w:szCs w:val="28"/>
+        </w:rPr>
+        <w:t xml:space="preserve"> dal nodo </w:t>
+      </w:r>
+      <w:proofErr w:type="spellStart"/>
+      <w:r>
+        <w:rPr>
+          <w:i/>
+          <w:iCs/>
+          <w:sz w:val="28"/>
+          <w:szCs w:val="28"/>
+        </w:rPr>
+        <w:t>merge_result</w:t>
+      </w:r>
+      <w:proofErr w:type="spellEnd"/>
+      <w:r>
+        <w:rPr>
+          <w:sz w:val="28"/>
+          <w:szCs w:val="28"/>
+        </w:rPr>
+        <w:t xml:space="preserve"> </w:t>
+      </w:r>
+      <w:r>
+        <w:rPr>
+          <w:sz w:val="28"/>
+          <w:szCs w:val="28"/>
+        </w:rPr>
+        <w:t xml:space="preserve">nelle due esecuzioni, </w:t>
+      </w:r>
+      <w:r>
+        <w:rPr>
+          <w:sz w:val="28"/>
+          <w:szCs w:val="28"/>
+        </w:rPr>
+        <w:t>l</w:t>
+      </w:r>
+      <w:r>
+        <w:rPr>
+          <w:sz w:val="28"/>
+          <w:szCs w:val="28"/>
+        </w:rPr>
+        <w:t>e</w:t>
+      </w:r>
+      <w:r>
+        <w:rPr>
+          <w:sz w:val="28"/>
+          <w:szCs w:val="28"/>
+        </w:rPr>
+        <w:t xml:space="preserve"> qual</w:t>
+      </w:r>
+      <w:r>
+        <w:rPr>
+          <w:sz w:val="28"/>
+          <w:szCs w:val="28"/>
+        </w:rPr>
+        <w:t>i</w:t>
+      </w:r>
+      <w:r>
+        <w:rPr>
+          <w:sz w:val="28"/>
+          <w:szCs w:val="28"/>
+        </w:rPr>
+        <w:t xml:space="preserve"> v</w:t>
+      </w:r>
+      <w:r>
+        <w:rPr>
+          <w:sz w:val="28"/>
+          <w:szCs w:val="28"/>
+        </w:rPr>
+        <w:t xml:space="preserve">engono </w:t>
+      </w:r>
+      <w:r>
+        <w:rPr>
+          <w:sz w:val="28"/>
+          <w:szCs w:val="28"/>
+        </w:rPr>
+        <w:t>sottopost</w:t>
+      </w:r>
+      <w:r>
+        <w:rPr>
+          <w:sz w:val="28"/>
+          <w:szCs w:val="28"/>
+        </w:rPr>
+        <w:t>e</w:t>
+      </w:r>
+      <w:r>
+        <w:rPr>
+          <w:sz w:val="28"/>
+          <w:szCs w:val="28"/>
+        </w:rPr>
+        <w:t xml:space="preserve"> alla revisione umana. L’utente può decidere di modificare manualmente la bozza, chiedere all’agente di apportare delle modifiche o semplicemente accettarla o rifiutarla.</w:t>
+      </w:r>
+    </w:p>
+    <w:p>
+      <w:pPr>
+        <w:jc w:val="both"/>
+        <w:rPr>
+          <w:sz w:val="28"/>
+          <w:szCs w:val="28"/>
+        </w:rPr>
+      </w:pPr>
+      <w:r>
+        <w:rPr>
+          <w:sz w:val="28"/>
+          <w:szCs w:val="28"/>
+        </w:rPr>
+        <w:t>Recensione:</w:t>
+      </w:r>
+    </w:p>
+    <w:p>
+      <w:pPr>
+        <w:rPr>
+          <w:sz w:val="28"/>
+          <w:szCs w:val="28"/>
+        </w:rPr>
+      </w:pPr>
+      <w:r>
+        <w:rPr>
+          <w:noProof/>
+          <w:sz w:val="28"/>
+          <w:szCs w:val="28"/>
+        </w:rPr>
+        <w:drawing>
+          <wp:inline distT="0" distB="0" distL="0" distR="0" wp14:anchorId="63CD5C10" wp14:editId="3CB4910C">
+            <wp:extent cx="3792046" cy="2628900"/>
+            <wp:effectExtent l="0" t="0" r="0" b="0"/>
+            <wp:docPr id="2136890254" name="Immagine 11"/>
+            <wp:cNvGraphicFramePr>
+              <a:graphicFrameLocks xmlns:a="http://schemas.openxmlformats.org/drawingml/2006/main" noChangeAspect="1"/>
+            </wp:cNvGraphicFramePr>
+            <a:graphic xmlns:a="http://schemas.openxmlformats.org/drawingml/2006/main">
+              <a:graphicData uri="http://schemas.openxmlformats.org/drawingml/2006/picture">
+                <pic:pic xmlns:pic="http://schemas.openxmlformats.org/drawingml/2006/picture">
+                  <pic:nvPicPr>
+                    <pic:cNvPr id="0" name="Picture 11"/>
+                    <pic:cNvPicPr>
+                      <a:picLocks noChangeAspect="1" noChangeArrowheads="1"/>
+                    </pic:cNvPicPr>
+                  </pic:nvPicPr>
+                  <pic:blipFill>
+                    <a:blip r:embed="rId24" cstate="print">
+                      <a:extLst>
+                        <a:ext uri="{28A0092B-C50C-407E-A947-70E740481C1C}">
+                          <a14:useLocalDpi xmlns:a14="http://schemas.microsoft.com/office/drawing/2010/main" val="0"/>
+                        </a:ext>
+                      </a:extLst>
+                    </a:blip>
+                    <a:srcRect/>
+                    <a:stretch>
+                      <a:fillRect/>
+                    </a:stretch>
+                  </pic:blipFill>
+                  <pic:spPr bwMode="auto">
+                    <a:xfrm>
+                      <a:off x="0" y="0"/>
+                      <a:ext cx="3810455" cy="2641663"/>
+                    </a:xfrm>
+                    <a:prstGeom prst="rect">
+                      <a:avLst/>
+                    </a:prstGeom>
+                    <a:noFill/>
+                    <a:ln>
+                      <a:noFill/>
+                    </a:ln>
+                  </pic:spPr>
+                </pic:pic>
+              </a:graphicData>
+            </a:graphic>
+          </wp:inline>
+        </w:drawing>
+      </w:r>
+      <w:r>
+        <w:rPr>
+          <w:sz w:val="28"/>
+          <w:szCs w:val="28"/>
+        </w:rPr>
+        <w:t xml:space="preserve"> </w:t>
+      </w:r>
+    </w:p>
+    <w:p>
+      <w:pPr>
+        <w:rPr>
+          <w:sz w:val="28"/>
+          <w:szCs w:val="28"/>
+        </w:rPr>
+      </w:pPr>
+      <w:r>
+        <w:rPr>
+          <w:noProof/>
+          <w:sz w:val="28"/>
+          <w:szCs w:val="28"/>
+        </w:rPr>
+        <w:drawing>
+          <wp:inline distT="0" distB="0" distL="0" distR="0" wp14:anchorId="5B4D9D35" wp14:editId="08DA607F">
+            <wp:extent cx="3496198" cy="2811780"/>
+            <wp:effectExtent l="0" t="0" r="9525" b="7620"/>
+            <wp:docPr id="1335762457" name="Immagine 12"/>
+            <wp:cNvGraphicFramePr>
+              <a:graphicFrameLocks xmlns:a="http://schemas.openxmlformats.org/drawingml/2006/main" noChangeAspect="1"/>
+            </wp:cNvGraphicFramePr>
+            <a:graphic xmlns:a="http://schemas.openxmlformats.org/drawingml/2006/main">
+              <a:graphicData uri="http://schemas.openxmlformats.org/drawingml/2006/picture">
+                <pic:pic xmlns:pic="http://schemas.openxmlformats.org/drawingml/2006/picture">
+                  <pic:nvPicPr>
+                    <pic:cNvPr id="0" name="Picture 12"/>
+                    <pic:cNvPicPr>
+                      <a:picLocks noChangeAspect="1" noChangeArrowheads="1"/>
+                    </pic:cNvPicPr>
+                  </pic:nvPicPr>
+                  <pic:blipFill>
+                    <a:blip r:embed="rId25" cstate="print">
+                      <a:extLst>
+                        <a:ext uri="{28A0092B-C50C-407E-A947-70E740481C1C}">
+                          <a14:useLocalDpi xmlns:a14="http://schemas.microsoft.com/office/drawing/2010/main" val="0"/>
+                        </a:ext>
+                      </a:extLst>
+                    </a:blip>
+                    <a:srcRect/>
+                    <a:stretch>
+                      <a:fillRect/>
+                    </a:stretch>
+                  </pic:blipFill>
+                  <pic:spPr bwMode="auto">
+                    <a:xfrm>
+                      <a:off x="0" y="0"/>
+                      <a:ext cx="3509091" cy="2822149"/>
+                    </a:xfrm>
+                    <a:prstGeom prst="rect">
+                      <a:avLst/>
+                    </a:prstGeom>
+                    <a:noFill/>
+                    <a:ln>
+                      <a:noFill/>
+                    </a:ln>
+                  </pic:spPr>
+                </pic:pic>
+              </a:graphicData>
+            </a:graphic>
+          </wp:inline>
+        </w:drawing>
+      </w:r>
+    </w:p>
+    <w:p>
+      <w:pPr>
+        <w:jc w:val="both"/>
+        <w:rPr>
+          <w:sz w:val="28"/>
+          <w:szCs w:val="28"/>
+        </w:rPr>
+      </w:pPr>
+      <w:r>
+        <w:rPr>
+          <w:noProof/>
+          <w:sz w:val="28"/>
+          <w:szCs w:val="28"/>
+        </w:rPr>
+        <w:drawing>
+          <wp:inline distT="0" distB="0" distL="0" distR="0" wp14:anchorId="50A6807F" wp14:editId="53C4E783">
+            <wp:extent cx="4332605" cy="1553911"/>
+            <wp:effectExtent l="0" t="0" r="0" b="8255"/>
+            <wp:docPr id="285783025" name="Immagine 13"/>
+            <wp:cNvGraphicFramePr>
+              <a:graphicFrameLocks xmlns:a="http://schemas.openxmlformats.org/drawingml/2006/main" noChangeAspect="1"/>
+            </wp:cNvGraphicFramePr>
+            <a:graphic xmlns:a="http://schemas.openxmlformats.org/drawingml/2006/main">
+              <a:graphicData uri="http://schemas.openxmlformats.org/drawingml/2006/picture">
+                <pic:pic xmlns:pic="http://schemas.openxmlformats.org/drawingml/2006/picture">
+                  <pic:nvPicPr>
+                    <pic:cNvPr id="0" name="Picture 13"/>
+                    <pic:cNvPicPr>
+                      <a:picLocks noChangeAspect="1" noChangeArrowheads="1"/>
+                    </pic:cNvPicPr>
+                  </pic:nvPicPr>
+                  <pic:blipFill>
+                    <a:blip r:embed="rId26">
+                      <a:extLst>
+                        <a:ext uri="{28A0092B-C50C-407E-A947-70E740481C1C}">
+                          <a14:useLocalDpi xmlns:a14="http://schemas.microsoft.com/office/drawing/2010/main" val="0"/>
+                        </a:ext>
+                      </a:extLst>
+                    </a:blip>
+                    <a:srcRect/>
+                    <a:stretch>
+                      <a:fillRect/>
+                    </a:stretch>
+                  </pic:blipFill>
+                  <pic:spPr bwMode="auto">
+                    <a:xfrm>
+                      <a:off x="0" y="0"/>
+                      <a:ext cx="4353729" cy="1561487"/>
+                    </a:xfrm>
+                    <a:prstGeom prst="rect">
+                      <a:avLst/>
+                    </a:prstGeom>
+                    <a:noFill/>
+                    <a:ln>
+                      <a:noFill/>
+                    </a:ln>
+                  </pic:spPr>
+                </pic:pic>
+              </a:graphicData>
+            </a:graphic>
+          </wp:inline>
+        </w:drawing>
+      </w:r>
+    </w:p>
+    <w:p>
+      <w:pPr>
+        <w:rPr>
+          <w:sz w:val="28"/>
+          <w:szCs w:val="28"/>
+        </w:rPr>
+      </w:pPr>
+      <w:r>
+        <w:rPr>
+          <w:sz w:val="28"/>
+          <w:szCs w:val="28"/>
+        </w:rPr>
+        <w:lastRenderedPageBreak/>
+        <w:t xml:space="preserve"> </w:t>
+      </w:r>
+    </w:p>
+    <w:p>
+      <w:pPr>
+        <w:rPr>
+          <w:sz w:val="28"/>
+          <w:szCs w:val="28"/>
+        </w:rPr>
+      </w:pPr>
+      <w:r>
+        <w:rPr>
+          <w:sz w:val="28"/>
+          <w:szCs w:val="28"/>
+        </w:rPr>
+        <w:t>News:</w:t>
+      </w:r>
+    </w:p>
+    <w:p>
+      <w:pPr>
+        <w:rPr>
+          <w:sz w:val="28"/>
+          <w:szCs w:val="28"/>
+        </w:rPr>
+      </w:pPr>
+      <w:r>
+        <w:rPr>
+          <w:noProof/>
+          <w:sz w:val="28"/>
+          <w:szCs w:val="28"/>
+        </w:rPr>
+        <w:drawing>
+          <wp:inline distT="0" distB="0" distL="0" distR="0" wp14:anchorId="6978E64A" wp14:editId="06D6849E">
+            <wp:extent cx="4871258" cy="3862993"/>
+            <wp:effectExtent l="0" t="0" r="5715" b="4445"/>
+            <wp:docPr id="1283816847" name="Immagine 1"/>
+            <wp:cNvGraphicFramePr>
+              <a:graphicFrameLocks xmlns:a="http://schemas.openxmlformats.org/drawingml/2006/main" noChangeAspect="1"/>
+            </wp:cNvGraphicFramePr>
+            <a:graphic xmlns:a="http://schemas.openxmlformats.org/drawingml/2006/main">
+              <a:graphicData uri="http://schemas.openxmlformats.org/drawingml/2006/picture">
+                <pic:pic xmlns:pic="http://schemas.openxmlformats.org/drawingml/2006/picture">
+                  <pic:nvPicPr>
+                    <pic:cNvPr id="0" name="Picture 1"/>
+                    <pic:cNvPicPr>
+                      <a:picLocks noChangeAspect="1" noChangeArrowheads="1"/>
+                    </pic:cNvPicPr>
+                  </pic:nvPicPr>
+                  <pic:blipFill>
+                    <a:blip r:embed="rId27">
+                      <a:extLst>
+                        <a:ext uri="{28A0092B-C50C-407E-A947-70E740481C1C}">
+                          <a14:useLocalDpi xmlns:a14="http://schemas.microsoft.com/office/drawing/2010/main" val="0"/>
+                        </a:ext>
+                      </a:extLst>
+                    </a:blip>
+                    <a:srcRect/>
+                    <a:stretch>
+                      <a:fillRect/>
+                    </a:stretch>
+                  </pic:blipFill>
+                  <pic:spPr bwMode="auto">
+                    <a:xfrm>
+                      <a:off x="0" y="0"/>
+                      <a:ext cx="4882515" cy="3871920"/>
+                    </a:xfrm>
+                    <a:prstGeom prst="rect">
+                      <a:avLst/>
+                    </a:prstGeom>
+                    <a:noFill/>
+                    <a:ln>
+                      <a:noFill/>
+                    </a:ln>
+                  </pic:spPr>
+                </pic:pic>
+              </a:graphicData>
+            </a:graphic>
+          </wp:inline>
+        </w:drawing>
+      </w:r>
+    </w:p>
+    <w:p>
+      <w:pPr>
+        <w:rPr>
+          <w:b/>
+          <w:bCs/>
+          <w:sz w:val="28"/>
+          <w:szCs w:val="28"/>
+        </w:rPr>
+      </w:pPr>
+      <w:r>
+        <w:rPr>
+          <w:b/>
+          <w:bCs/>
+          <w:sz w:val="28"/>
+          <w:szCs w:val="28"/>
+        </w:rPr>
+        <w:t>NODO DEL POST</w:t>
+      </w:r>
+    </w:p>
+    <w:p>
+      <w:pPr>
+        <w:jc w:val="both"/>
+        <w:rPr>
+          <w:sz w:val="28"/>
+          <w:szCs w:val="28"/>
+        </w:rPr>
+      </w:pPr>
+      <w:r>
+        <w:rPr>
+          <w:sz w:val="28"/>
+          <w:szCs w:val="28"/>
+        </w:rPr>
+        <w:t xml:space="preserve">A seguito dell’approvazione tramite </w:t>
+      </w:r>
+      <w:proofErr w:type="spellStart"/>
+      <w:r>
+        <w:rPr>
+          <w:sz w:val="28"/>
+          <w:szCs w:val="28"/>
+        </w:rPr>
+        <w:t>hitl</w:t>
+      </w:r>
+      <w:proofErr w:type="spellEnd"/>
+      <w:r>
+        <w:rPr>
+          <w:sz w:val="28"/>
+          <w:szCs w:val="28"/>
+        </w:rPr>
+        <w:t xml:space="preserve"> della bozza</w:t>
+      </w:r>
+      <w:r>
+        <w:rPr>
+          <w:sz w:val="28"/>
+          <w:szCs w:val="28"/>
+        </w:rPr>
+        <w:t>,</w:t>
+      </w:r>
+      <w:r>
+        <w:rPr>
+          <w:sz w:val="28"/>
+          <w:szCs w:val="28"/>
+        </w:rPr>
+        <w:t xml:space="preserve"> viene creato il nodo di tipo Post che modella la recensione</w:t>
+      </w:r>
+      <w:r>
+        <w:rPr>
+          <w:sz w:val="28"/>
+          <w:szCs w:val="28"/>
+        </w:rPr>
+        <w:t>/News</w:t>
+      </w:r>
+      <w:r>
+        <w:rPr>
+          <w:sz w:val="28"/>
+          <w:szCs w:val="28"/>
+        </w:rPr>
+        <w:t xml:space="preserve"> appena approvata con tutte le relative informazioni. Di seguito sono riportate le </w:t>
+      </w:r>
+      <w:r>
+        <w:rPr>
+          <w:sz w:val="28"/>
+          <w:szCs w:val="28"/>
+        </w:rPr>
+        <w:t>entità</w:t>
+      </w:r>
+      <w:r>
+        <w:rPr>
+          <w:sz w:val="28"/>
+          <w:szCs w:val="28"/>
+        </w:rPr>
+        <w:t xml:space="preserve"> create a seguito dell’approvazione</w:t>
+      </w:r>
+      <w:r>
+        <w:rPr>
+          <w:sz w:val="28"/>
+          <w:szCs w:val="28"/>
+        </w:rPr>
+        <w:t xml:space="preserve"> della recensione e della news.</w:t>
+      </w:r>
+    </w:p>
+    <w:p>
+      <w:pPr>
+        <w:jc w:val="both"/>
+        <w:rPr>
+          <w:sz w:val="28"/>
+          <w:szCs w:val="28"/>
+        </w:rPr>
+      </w:pPr>
+      <w:r>
+        <w:rPr>
+          <w:sz w:val="28"/>
+          <w:szCs w:val="28"/>
+        </w:rPr>
+        <w:t>Recensione:</w:t>
+      </w:r>
+    </w:p>
+    <w:p>
+      <w:pPr>
+        <w:jc w:val="center"/>
+        <w:rPr>
+          <w:noProof/>
+        </w:rPr>
+      </w:pPr>
+      <w:r>
+        <w:rPr>
+          <w:noProof/>
+        </w:rPr>
+        <w:drawing>
+          <wp:inline distT="0" distB="0" distL="0" distR="0" wp14:anchorId="5AD6B098" wp14:editId="3891B342">
+            <wp:extent cx="3384550" cy="2213758"/>
+            <wp:effectExtent l="0" t="0" r="6350" b="0"/>
+            <wp:docPr id="571910016" name="Immagine 1"/>
+            <wp:cNvGraphicFramePr>
+              <a:graphicFrameLocks xmlns:a="http://schemas.openxmlformats.org/drawingml/2006/main" noChangeAspect="1"/>
+            </wp:cNvGraphicFramePr>
+            <a:graphic xmlns:a="http://schemas.openxmlformats.org/drawingml/2006/main">
+              <a:graphicData uri="http://schemas.openxmlformats.org/drawingml/2006/picture">
+                <pic:pic xmlns:pic="http://schemas.openxmlformats.org/drawingml/2006/picture">
+                  <pic:nvPicPr>
+                    <pic:cNvPr id="571910016" name=""/>
                     <pic:cNvPicPr/>
                   </pic:nvPicPr>
                   <pic:blipFill>
-                    <a:blip r:embed="rId22"/>
+                    <a:blip r:embed="rId28"/>
                     <a:stretch>
                       <a:fillRect/>
                     </a:stretch>
@@ -15615,7 +16379,7 @@
                   <pic:spPr>
                     <a:xfrm>
                       <a:off x="0" y="0"/>
-                      <a:ext cx="4744486" cy="3541873"/>
+                      <a:ext cx="3388541" cy="2216368"/>
                     </a:xfrm>
                     <a:prstGeom prst="rect">
                       <a:avLst/>
@@ -15627,54 +16391,43 @@
           </wp:inline>
         </w:drawing>
       </w:r>
-      <w:r>
-        <w:rPr>
-          <w:sz w:val="28"/>
-          <w:szCs w:val="28"/>
-        </w:rPr>
-        <w:t xml:space="preserve"> </w:t>
-      </w:r>
-    </w:p>
-    <w:p>
-      <w:pPr>
-        <w:rPr>
-          <w:sz w:val="28"/>
-          <w:szCs w:val="28"/>
-        </w:rPr>
-      </w:pPr>
-      <w:r>
-        <w:rPr>
-          <w:sz w:val="28"/>
-          <w:szCs w:val="28"/>
-        </w:rPr>
-        <w:t xml:space="preserve">A seguire per completezza viene riportata la bozza realizzata a seguito della richiesta “News relativa </w:t>
-      </w:r>
-      <w:r>
-        <w:rPr>
-          <w:sz w:val="28"/>
-          <w:szCs w:val="28"/>
-        </w:rPr>
-        <w:t>all’annuncio del nuovo Rayman”</w:t>
-      </w:r>
-    </w:p>
-    <w:p>
-      <w:pPr>
-        <w:rPr>
-          <w:sz w:val="28"/>
-          <w:szCs w:val="28"/>
-        </w:rPr>
-      </w:pPr>
-      <w:r>
-        <w:rPr>
+    </w:p>
+    <w:p>
+      <w:pPr>
+        <w:rPr>
+          <w:noProof/>
+          <w:sz w:val="28"/>
+          <w:szCs w:val="28"/>
+        </w:rPr>
+      </w:pPr>
+      <w:r>
+        <w:rPr>
+          <w:noProof/>
           <w:sz w:val="28"/>
           <w:szCs w:val="28"/>
         </w:rPr>
         <w:lastRenderedPageBreak/>
+        <w:t>News:</w:t>
+      </w:r>
+    </w:p>
+    <w:p>
+      <w:pPr>
+        <w:jc w:val="center"/>
+        <w:rPr>
+          <w:noProof/>
+        </w:rPr>
+      </w:pPr>
+      <w:r>
+        <w:rPr>
+          <w:noProof/>
+          <w:sz w:val="28"/>
+          <w:szCs w:val="28"/>
+        </w:rPr>
         <w:drawing>
-          <wp:inline distT="0" distB="0" distL="0" distR="0" wp14:anchorId="4AEFB1BB" wp14:editId="15E610B1">
-            <wp:extent cx="6120130" cy="2801620"/>
+          <wp:inline distT="0" distB="0" distL="0" distR="0" wp14:anchorId="5B3B02EF" wp14:editId="2C3509E2">
+            <wp:extent cx="3360304" cy="2254168"/>
             <wp:effectExtent l="0" t="0" r="0" b="0"/>
-            <wp:docPr id="1531994522" name="Immagine 1"/>
+            <wp:docPr id="757598040" name="Immagine 2"/>
             <wp:cNvGraphicFramePr>
               <a:graphicFrameLocks xmlns:a="http://schemas.openxmlformats.org/drawingml/2006/main" noChangeAspect="1"/>
             </wp:cNvGraphicFramePr>
@@ -15682,23 +16435,36 @@
               <a:graphicData uri="http://schemas.openxmlformats.org/drawingml/2006/picture">
                 <pic:pic xmlns:pic="http://schemas.openxmlformats.org/drawingml/2006/picture">
                   <pic:nvPicPr>
-                    <pic:cNvPr id="1531994522" name=""/>
-                    <pic:cNvPicPr/>
+                    <pic:cNvPr id="0" name="Picture 2"/>
+                    <pic:cNvPicPr>
+                      <a:picLocks noChangeAspect="1" noChangeArrowheads="1"/>
+                    </pic:cNvPicPr>
                   </pic:nvPicPr>
                   <pic:blipFill>
-                    <a:blip r:embed="rId23"/>
+                    <a:blip r:embed="rId29" cstate="print">
+                      <a:extLst>
+                        <a:ext uri="{28A0092B-C50C-407E-A947-70E740481C1C}">
+                          <a14:useLocalDpi xmlns:a14="http://schemas.microsoft.com/office/drawing/2010/main" val="0"/>
+                        </a:ext>
+                      </a:extLst>
+                    </a:blip>
+                    <a:srcRect/>
                     <a:stretch>
                       <a:fillRect/>
                     </a:stretch>
                   </pic:blipFill>
-                  <pic:spPr>
+                  <pic:spPr bwMode="auto">
                     <a:xfrm>
                       <a:off x="0" y="0"/>
-                      <a:ext cx="6120130" cy="2801620"/>
+                      <a:ext cx="3375362" cy="2264269"/>
                     </a:xfrm>
                     <a:prstGeom prst="rect">
                       <a:avLst/>
                     </a:prstGeom>
+                    <a:noFill/>
+                    <a:ln>
+                      <a:noFill/>
+                    </a:ln>
                   </pic:spPr>
                 </pic:pic>
               </a:graphicData>
@@ -15710,259 +16476,43 @@
     <w:p>
       <w:pPr>
         <w:rPr>
-          <w:b/>
-          <w:bCs/>
-          <w:sz w:val="28"/>
-          <w:szCs w:val="28"/>
-        </w:rPr>
-      </w:pPr>
-      <w:r>
-        <w:rPr>
-          <w:b/>
-          <w:bCs/>
-          <w:sz w:val="28"/>
-          <w:szCs w:val="28"/>
-        </w:rPr>
-        <w:t>NODO DEL POST</w:t>
-      </w:r>
-    </w:p>
-    <w:p>
-      <w:pPr>
-        <w:jc w:val="both"/>
-        <w:rPr>
-          <w:sz w:val="28"/>
-          <w:szCs w:val="28"/>
-        </w:rPr>
-      </w:pPr>
-      <w:r>
-        <w:rPr>
-          <w:sz w:val="28"/>
-          <w:szCs w:val="28"/>
-        </w:rPr>
-        <w:t xml:space="preserve">A seguito dell’approvazione tramite </w:t>
-      </w:r>
-      <w:proofErr w:type="spellStart"/>
-      <w:r>
-        <w:rPr>
-          <w:sz w:val="28"/>
-          <w:szCs w:val="28"/>
-        </w:rPr>
-        <w:t>hitl</w:t>
-      </w:r>
-      <w:proofErr w:type="spellEnd"/>
-      <w:r>
-        <w:rPr>
-          <w:sz w:val="28"/>
-          <w:szCs w:val="28"/>
-        </w:rPr>
-        <w:t xml:space="preserve"> della bozza viene creato il nodo di tipo Post che modella la recensione</w:t>
-      </w:r>
-      <w:r>
-        <w:rPr>
-          <w:sz w:val="28"/>
-          <w:szCs w:val="28"/>
-        </w:rPr>
-        <w:t>/News</w:t>
-      </w:r>
-      <w:r>
-        <w:rPr>
-          <w:sz w:val="28"/>
-          <w:szCs w:val="28"/>
-        </w:rPr>
-        <w:t xml:space="preserve"> appena approvata con tutte le relative informazioni. Di seguito sono riportate le </w:t>
-      </w:r>
-      <w:r>
-        <w:rPr>
-          <w:sz w:val="28"/>
-          <w:szCs w:val="28"/>
-        </w:rPr>
-        <w:t>entità</w:t>
-      </w:r>
-      <w:r>
-        <w:rPr>
-          <w:sz w:val="28"/>
-          <w:szCs w:val="28"/>
-        </w:rPr>
-        <w:t xml:space="preserve"> create a seguito dell’approvazione</w:t>
-      </w:r>
-      <w:r>
-        <w:rPr>
-          <w:sz w:val="28"/>
-          <w:szCs w:val="28"/>
-        </w:rPr>
-        <w:t xml:space="preserve"> della recensione e della news.</w:t>
-      </w:r>
-    </w:p>
-    <w:p>
-      <w:pPr>
-        <w:rPr>
-          <w:noProof/>
-        </w:rPr>
-      </w:pPr>
-      <w:r>
-        <w:rPr>
-          <w:sz w:val="28"/>
-          <w:szCs w:val="28"/>
-        </w:rPr>
-        <w:drawing>
-          <wp:inline distT="0" distB="0" distL="0" distR="0" wp14:anchorId="46B4AB43" wp14:editId="063C57A9">
-            <wp:extent cx="3253435" cy="2625437"/>
-            <wp:effectExtent l="0" t="0" r="4445" b="3810"/>
-            <wp:docPr id="1584928836" name="Immagine 1"/>
-            <wp:cNvGraphicFramePr>
-              <a:graphicFrameLocks xmlns:a="http://schemas.openxmlformats.org/drawingml/2006/main" noChangeAspect="1"/>
-            </wp:cNvGraphicFramePr>
-            <a:graphic xmlns:a="http://schemas.openxmlformats.org/drawingml/2006/main">
-              <a:graphicData uri="http://schemas.openxmlformats.org/drawingml/2006/picture">
-                <pic:pic xmlns:pic="http://schemas.openxmlformats.org/drawingml/2006/picture">
-                  <pic:nvPicPr>
-                    <pic:cNvPr id="1584928836" name=""/>
-                    <pic:cNvPicPr/>
-                  </pic:nvPicPr>
-                  <pic:blipFill>
-                    <a:blip r:embed="rId24"/>
-                    <a:stretch>
-                      <a:fillRect/>
-                    </a:stretch>
-                  </pic:blipFill>
-                  <pic:spPr>
-                    <a:xfrm>
-                      <a:off x="0" y="0"/>
-                      <a:ext cx="3261848" cy="2632226"/>
-                    </a:xfrm>
-                    <a:prstGeom prst="rect">
-                      <a:avLst/>
-                    </a:prstGeom>
-                  </pic:spPr>
-                </pic:pic>
-              </a:graphicData>
-            </a:graphic>
-          </wp:inline>
-        </w:drawing>
-      </w:r>
-      <w:r>
-        <w:rPr>
-          <w:noProof/>
-        </w:rPr>
-        <w:t xml:space="preserve"> </w:t>
-      </w:r>
-      <w:r>
-        <w:rPr>
-          <w:sz w:val="28"/>
-          <w:szCs w:val="28"/>
-        </w:rPr>
-        <w:drawing>
-          <wp:inline distT="0" distB="0" distL="0" distR="0" wp14:anchorId="0922A663" wp14:editId="35D55611">
-            <wp:extent cx="2799422" cy="2623358"/>
-            <wp:effectExtent l="0" t="0" r="1270" b="5715"/>
-            <wp:docPr id="1255564766" name="Immagine 1"/>
-            <wp:cNvGraphicFramePr>
-              <a:graphicFrameLocks xmlns:a="http://schemas.openxmlformats.org/drawingml/2006/main" noChangeAspect="1"/>
-            </wp:cNvGraphicFramePr>
-            <a:graphic xmlns:a="http://schemas.openxmlformats.org/drawingml/2006/main">
-              <a:graphicData uri="http://schemas.openxmlformats.org/drawingml/2006/picture">
-                <pic:pic xmlns:pic="http://schemas.openxmlformats.org/drawingml/2006/picture">
-                  <pic:nvPicPr>
-                    <pic:cNvPr id="1255564766" name=""/>
-                    <pic:cNvPicPr/>
-                  </pic:nvPicPr>
-                  <pic:blipFill>
-                    <a:blip r:embed="rId25"/>
-                    <a:stretch>
-                      <a:fillRect/>
-                    </a:stretch>
-                  </pic:blipFill>
-                  <pic:spPr>
-                    <a:xfrm>
-                      <a:off x="0" y="0"/>
-                      <a:ext cx="2812266" cy="2635394"/>
-                    </a:xfrm>
-                    <a:prstGeom prst="rect">
-                      <a:avLst/>
-                    </a:prstGeom>
-                  </pic:spPr>
-                </pic:pic>
-              </a:graphicData>
-            </a:graphic>
-          </wp:inline>
-        </w:drawing>
-      </w:r>
-    </w:p>
-    <w:p>
-      <w:pPr>
-        <w:rPr>
-          <w:sz w:val="28"/>
-          <w:szCs w:val="28"/>
-        </w:rPr>
-      </w:pPr>
-    </w:p>
-    <w:p>
-      <w:pPr>
-        <w:rPr>
-          <w:b/>
-          <w:bCs/>
-          <w:sz w:val="28"/>
-          <w:szCs w:val="28"/>
-        </w:rPr>
-      </w:pPr>
-      <w:r>
-        <w:rPr>
-          <w:b/>
-          <w:bCs/>
-          <w:sz w:val="28"/>
-          <w:szCs w:val="28"/>
-        </w:rPr>
-        <w:t>8.</w:t>
-      </w:r>
-      <w:r>
-        <w:rPr>
-          <w:b/>
-          <w:bCs/>
-          <w:sz w:val="28"/>
-          <w:szCs w:val="28"/>
-        </w:rPr>
-        <w:t>2</w:t>
-      </w:r>
-      <w:r>
-        <w:rPr>
-          <w:b/>
-          <w:bCs/>
-          <w:sz w:val="28"/>
-          <w:szCs w:val="28"/>
-        </w:rPr>
-        <w:t xml:space="preserve"> FLUSSO ESECUTIVO PER </w:t>
-      </w:r>
-      <w:r>
-        <w:rPr>
-          <w:b/>
-          <w:bCs/>
-          <w:sz w:val="28"/>
-          <w:szCs w:val="28"/>
-        </w:rPr>
-        <w:t>IL SUGGERIMENTO EDITORIALE</w:t>
-      </w:r>
-    </w:p>
-    <w:p>
-      <w:pPr>
-        <w:rPr>
-          <w:sz w:val="28"/>
-          <w:szCs w:val="28"/>
-        </w:rPr>
-      </w:pPr>
-      <w:r>
-        <w:rPr>
-          <w:sz w:val="28"/>
-          <w:szCs w:val="28"/>
-        </w:rPr>
-        <w:t xml:space="preserve">In questo paragrafo verrà visualizzato il flusso esecutivo, i tool invocati ed il ragionamento applicato dal modello per suggerire un post da poter pubblicare. Quando l’utente chiede un suggerimento su cosa poter pubblicare la richiesta </w:t>
-      </w:r>
-      <w:r>
-        <w:rPr>
-          <w:sz w:val="28"/>
-          <w:szCs w:val="28"/>
-        </w:rPr>
-        <w:lastRenderedPageBreak/>
-        <w:t xml:space="preserve">viene gestita dal </w:t>
+          <w:sz w:val="28"/>
+          <w:szCs w:val="28"/>
+        </w:rPr>
+      </w:pPr>
+    </w:p>
+    <w:p>
+      <w:pPr>
+        <w:rPr>
+          <w:b/>
+          <w:bCs/>
+          <w:sz w:val="36"/>
+          <w:szCs w:val="36"/>
+        </w:rPr>
+      </w:pPr>
+      <w:r>
+        <w:rPr>
+          <w:b/>
+          <w:bCs/>
+          <w:sz w:val="36"/>
+          <w:szCs w:val="36"/>
+        </w:rPr>
+        <w:t>8.2 FLUSSO ESECUTIVO PER IL SUGGERIMENTO EDITORIALE</w:t>
+      </w:r>
+    </w:p>
+    <w:p>
+      <w:pPr>
+        <w:rPr>
+          <w:sz w:val="28"/>
+          <w:szCs w:val="28"/>
+        </w:rPr>
+      </w:pPr>
+      <w:r>
+        <w:rPr>
+          <w:sz w:val="28"/>
+          <w:szCs w:val="28"/>
+        </w:rPr>
+        <w:t xml:space="preserve">In questo paragrafo verrà visualizzato il flusso esecutivo, i tool invocati ed il ragionamento applicato dal modello per suggerire un post da poter pubblicare. Quando l’utente chiede un suggerimento su cosa poter pubblicare la richiesta viene gestita dal </w:t>
       </w:r>
       <w:proofErr w:type="spellStart"/>
       <w:r>
@@ -16080,9 +16630,11 @@
         <w:rPr>
           <w:b/>
           <w:bCs/>
-          <w:sz w:val="28"/>
-          <w:szCs w:val="28"/>
-        </w:rPr>
+          <w:noProof/>
+          <w:sz w:val="28"/>
+          <w:szCs w:val="28"/>
+        </w:rPr>
+        <w:lastRenderedPageBreak/>
         <w:drawing>
           <wp:inline distT="0" distB="0" distL="0" distR="0" wp14:anchorId="27849DBD" wp14:editId="25A42CF6">
             <wp:extent cx="3071126" cy="2187130"/>
@@ -16099,7 +16651,7 @@
                     <pic:cNvPicPr/>
                   </pic:nvPicPr>
                   <pic:blipFill>
-                    <a:blip r:embed="rId26"/>
+                    <a:blip r:embed="rId30"/>
                     <a:stretch>
                       <a:fillRect/>
                     </a:stretch>
@@ -16128,24 +16680,14 @@
       <w:r>
         <w:t xml:space="preserve">Figura </w:t>
       </w:r>
-      <w:r>
-        <w:fldChar w:fldCharType="begin"/>
-      </w:r>
-      <w:r>
-        <w:instrText xml:space="preserve"> SEQ Figura \* ARABIC </w:instrText>
-      </w:r>
-      <w:r>
-        <w:fldChar w:fldCharType="separate"/>
-      </w:r>
-      <w:r>
-        <w:rPr>
-          <w:noProof/>
-        </w:rPr>
-        <w:t>12</w:t>
-      </w:r>
-      <w:r>
-        <w:fldChar w:fldCharType="end"/>
-      </w:r>
+      <w:fldSimple w:instr=" SEQ Figura \* ARABIC ">
+        <w:r>
+          <w:rPr>
+            <w:noProof/>
+          </w:rPr>
+          <w:t>12</w:t>
+        </w:r>
+      </w:fldSimple>
       <w:r>
         <w:t>: Invocazione dei tool per il suggerimento editoriale</w:t>
       </w:r>
@@ -16191,14 +16733,14 @@
         <w:rPr>
           <w:b/>
           <w:bCs/>
-          <w:sz w:val="28"/>
-          <w:szCs w:val="28"/>
-        </w:rPr>
-        <w:lastRenderedPageBreak/>
+          <w:noProof/>
+          <w:sz w:val="28"/>
+          <w:szCs w:val="28"/>
+        </w:rPr>
         <w:drawing>
-          <wp:inline distT="0" distB="0" distL="0" distR="0" wp14:anchorId="0755FB97" wp14:editId="08A18FA0">
-            <wp:extent cx="3734124" cy="5654530"/>
-            <wp:effectExtent l="0" t="0" r="0" b="3810"/>
+          <wp:inline distT="0" distB="0" distL="0" distR="0" wp14:anchorId="0755FB97" wp14:editId="2156A8A5">
+            <wp:extent cx="3032760" cy="4592464"/>
+            <wp:effectExtent l="0" t="0" r="0" b="0"/>
             <wp:docPr id="1326437420" name="Immagine 1"/>
             <wp:cNvGraphicFramePr>
               <a:graphicFrameLocks xmlns:a="http://schemas.openxmlformats.org/drawingml/2006/main" noChangeAspect="1"/>
@@ -16211,7 +16753,7 @@
                     <pic:cNvPicPr/>
                   </pic:nvPicPr>
                   <pic:blipFill>
-                    <a:blip r:embed="rId27"/>
+                    <a:blip r:embed="rId31"/>
                     <a:stretch>
                       <a:fillRect/>
                     </a:stretch>
@@ -16219,7 +16761,7 @@
                   <pic:spPr>
                     <a:xfrm>
                       <a:off x="0" y="0"/>
-                      <a:ext cx="3734124" cy="5654530"/>
+                      <a:ext cx="3035463" cy="4596557"/>
                     </a:xfrm>
                     <a:prstGeom prst="rect">
                       <a:avLst/>
@@ -16236,53 +16778,88 @@
       <w:pPr>
         <w:pStyle w:val="Didascalia"/>
         <w:jc w:val="center"/>
-        <w:rPr>
-          <w:b/>
-          <w:bCs/>
-          <w:sz w:val="28"/>
-          <w:szCs w:val="28"/>
-        </w:rPr>
       </w:pPr>
       <w:r>
         <w:t xml:space="preserve">Figura </w:t>
       </w:r>
-      <w:r>
-        <w:fldChar w:fldCharType="begin"/>
-      </w:r>
-      <w:r>
-        <w:instrText xml:space="preserve"> SEQ Figura \* ARABIC </w:instrText>
-      </w:r>
-      <w:r>
-        <w:fldChar w:fldCharType="separate"/>
-      </w:r>
-      <w:r>
-        <w:rPr>
-          <w:noProof/>
-        </w:rPr>
-        <w:t>13</w:t>
-      </w:r>
-      <w:r>
-        <w:fldChar w:fldCharType="end"/>
-      </w:r>
+      <w:fldSimple w:instr=" SEQ Figura \* ARABIC ">
+        <w:r>
+          <w:rPr>
+            <w:noProof/>
+          </w:rPr>
+          <w:t>13</w:t>
+        </w:r>
+      </w:fldSimple>
       <w:r>
         <w:t>: Ragionamento del nodo di suggerimento</w:t>
       </w:r>
     </w:p>
     <w:p>
-      <w:pPr>
-        <w:rPr>
-          <w:b/>
-          <w:bCs/>
-          <w:sz w:val="28"/>
-          <w:szCs w:val="28"/>
-        </w:rPr>
-      </w:pPr>
-      <w:r>
-        <w:rPr>
-          <w:b/>
-          <w:bCs/>
-          <w:sz w:val="28"/>
-          <w:szCs w:val="28"/>
+      <w:r>
+        <w:t>Per completezza di seguito viene riportato un altro caso di richiesta di un suggerimento quando le tipologie delle pubblicazioni nel blog non sono bilanciate, ma sbilanciate, come in questo caso in cui il blog prevede molto più recensioni che News.</w:t>
+      </w:r>
+    </w:p>
+    <w:p>
+      <w:pPr>
+        <w:jc w:val="both"/>
+        <w:rPr>
+          <w:u w:val="single"/>
+        </w:rPr>
+      </w:pPr>
+      <w:r>
+        <w:lastRenderedPageBreak/>
+        <w:drawing>
+          <wp:inline distT="0" distB="0" distL="0" distR="0" wp14:anchorId="3C3A1A21" wp14:editId="1C09325E">
+            <wp:extent cx="3741744" cy="5685013"/>
+            <wp:effectExtent l="0" t="0" r="0" b="0"/>
+            <wp:docPr id="1667509904" name="Immagine 1"/>
+            <wp:cNvGraphicFramePr>
+              <a:graphicFrameLocks xmlns:a="http://schemas.openxmlformats.org/drawingml/2006/main" noChangeAspect="1"/>
+            </wp:cNvGraphicFramePr>
+            <a:graphic xmlns:a="http://schemas.openxmlformats.org/drawingml/2006/main">
+              <a:graphicData uri="http://schemas.openxmlformats.org/drawingml/2006/picture">
+                <pic:pic xmlns:pic="http://schemas.openxmlformats.org/drawingml/2006/picture">
+                  <pic:nvPicPr>
+                    <pic:cNvPr id="1667509904" name=""/>
+                    <pic:cNvPicPr/>
+                  </pic:nvPicPr>
+                  <pic:blipFill>
+                    <a:blip r:embed="rId32"/>
+                    <a:stretch>
+                      <a:fillRect/>
+                    </a:stretch>
+                  </pic:blipFill>
+                  <pic:spPr>
+                    <a:xfrm>
+                      <a:off x="0" y="0"/>
+                      <a:ext cx="3741744" cy="5685013"/>
+                    </a:xfrm>
+                    <a:prstGeom prst="rect">
+                      <a:avLst/>
+                    </a:prstGeom>
+                  </pic:spPr>
+                </pic:pic>
+              </a:graphicData>
+            </a:graphic>
+          </wp:inline>
+        </w:drawing>
+      </w:r>
+    </w:p>
+    <w:p>
+      <w:pPr>
+        <w:rPr>
+          <w:b/>
+          <w:bCs/>
+          <w:sz w:val="36"/>
+          <w:szCs w:val="36"/>
+        </w:rPr>
+      </w:pPr>
+      <w:r>
+        <w:rPr>
+          <w:b/>
+          <w:bCs/>
+          <w:sz w:val="36"/>
+          <w:szCs w:val="36"/>
         </w:rPr>
         <w:t>8.</w:t>
       </w:r>
@@ -16290,8 +16867,8 @@
         <w:rPr>
           <w:b/>
           <w:bCs/>
-          <w:sz w:val="28"/>
-          <w:szCs w:val="28"/>
+          <w:sz w:val="36"/>
+          <w:szCs w:val="36"/>
         </w:rPr>
         <w:t>3</w:t>
       </w:r>
@@ -16299,28 +16876,10 @@
         <w:rPr>
           <w:b/>
           <w:bCs/>
-          <w:sz w:val="28"/>
-          <w:szCs w:val="28"/>
-        </w:rPr>
-        <w:t xml:space="preserve"> FLUSSO ESECUTIVO PER LA </w:t>
-      </w:r>
-      <w:r>
-        <w:rPr>
-          <w:b/>
-          <w:bCs/>
-          <w:sz w:val="28"/>
-          <w:szCs w:val="28"/>
-        </w:rPr>
-        <w:t>PIANIFICAZIONE EDITORIALE</w:t>
-      </w:r>
-      <w:r>
-        <w:rPr>
-          <w:b/>
-          <w:bCs/>
-          <w:sz w:val="28"/>
-          <w:szCs w:val="28"/>
-        </w:rPr>
-        <w:t xml:space="preserve"> </w:t>
+          <w:sz w:val="36"/>
+          <w:szCs w:val="36"/>
+        </w:rPr>
+        <w:t xml:space="preserve"> FLUSSO ESECUTIVO PER LA PIANIFICAZIONE EDITORIALE </w:t>
       </w:r>
     </w:p>
     <w:p>
@@ -16352,7 +16911,7 @@
           <w:sz w:val="28"/>
           <w:szCs w:val="28"/>
         </w:rPr>
-        <w:t xml:space="preserve">Per costruire la pianificazione, l'agente analizza i contenuti già presenti nel Knowledge Graph, individuando recensioni e news già pubblicate, così da evitare ridondanze e proporre un piano editoriale equilibrato e diversificato. L'obiettivo è distribuire in modo coerente le tipologie di contenuto, alternando, ove possibile, </w:t>
+        <w:t xml:space="preserve">Per costruire la pianificazione, l'agente analizza i contenuti già presenti nel Knowledge Graph, individuando recensioni e news già pubblicate, così da evitare ridondanze e proporre un piano editoriale equilibrato e diversificato. L'obiettivo è </w:t>
       </w:r>
       <w:r>
         <w:rPr>
@@ -16360,7 +16919,7 @@
           <w:szCs w:val="28"/>
         </w:rPr>
         <w:lastRenderedPageBreak/>
-        <w:t>recensioni e news e privilegiando argomenti non ancora trattati o ritenuti di maggiore interesse.</w:t>
+        <w:t>distribuire in modo coerente le tipologie di contenuto, alternando, ove possibile, recensioni e news e privilegiando argomenti non ancora trattati o ritenuti di maggiore interesse.</w:t>
       </w:r>
     </w:p>
     <w:p>
@@ -16458,6 +17017,7 @@
       </w:pPr>
       <w:r>
         <w:rPr>
+          <w:noProof/>
           <w:sz w:val="28"/>
           <w:szCs w:val="28"/>
         </w:rPr>
@@ -16477,7 +17037,7 @@
                     <pic:cNvPicPr/>
                   </pic:nvPicPr>
                   <pic:blipFill>
-                    <a:blip r:embed="rId28"/>
+                    <a:blip r:embed="rId33"/>
                     <a:stretch>
                       <a:fillRect/>
                     </a:stretch>
@@ -16518,308 +17078,299 @@
       <w:r>
         <w:t xml:space="preserve">Figura </w:t>
       </w:r>
-      <w:r>
-        <w:fldChar w:fldCharType="begin"/>
-      </w:r>
-      <w:r>
-        <w:instrText xml:space="preserve"> SEQ Figura \* ARABIC </w:instrText>
-      </w:r>
-      <w:r>
-        <w:fldChar w:fldCharType="separate"/>
-      </w:r>
-      <w:r>
-        <w:rPr>
+      <w:fldSimple w:instr=" SEQ Figura \* ARABIC ">
+        <w:r>
+          <w:rPr>
+            <w:noProof/>
+          </w:rPr>
+          <w:t>14</w:t>
+        </w:r>
+      </w:fldSimple>
+      <w:r>
+        <w:t>: Avviso piano esistente</w:t>
+      </w:r>
+    </w:p>
+    <w:p>
+      <w:pPr>
+        <w:rPr>
+          <w:b/>
+          <w:bCs/>
+          <w:sz w:val="28"/>
+          <w:szCs w:val="28"/>
+        </w:rPr>
+      </w:pPr>
+      <w:r>
+        <w:rPr>
+          <w:b/>
+          <w:bCs/>
+          <w:sz w:val="28"/>
+          <w:szCs w:val="28"/>
+        </w:rPr>
+        <w:lastRenderedPageBreak/>
+        <w:t xml:space="preserve">ESECUZIONE E INVOCAZIONE TOOL </w:t>
+      </w:r>
+    </w:p>
+    <w:p>
+      <w:pPr>
+        <w:jc w:val="both"/>
+        <w:rPr>
+          <w:sz w:val="28"/>
+          <w:szCs w:val="28"/>
+        </w:rPr>
+      </w:pPr>
+      <w:r>
+        <w:rPr>
+          <w:sz w:val="28"/>
+          <w:szCs w:val="28"/>
+        </w:rPr>
+        <w:t>In questa</w:t>
+      </w:r>
+      <w:r>
+        <w:rPr>
+          <w:sz w:val="28"/>
+          <w:szCs w:val="28"/>
+        </w:rPr>
+        <w:t xml:space="preserve"> specifica</w:t>
+      </w:r>
+      <w:r>
+        <w:rPr>
+          <w:sz w:val="28"/>
+          <w:szCs w:val="28"/>
+        </w:rPr>
+        <w:t xml:space="preserve"> esecuzione</w:t>
+      </w:r>
+      <w:r>
+        <w:rPr>
+          <w:sz w:val="28"/>
+          <w:szCs w:val="28"/>
+        </w:rPr>
+        <w:t xml:space="preserve"> riportata,</w:t>
+      </w:r>
+      <w:r>
+        <w:rPr>
+          <w:sz w:val="28"/>
+          <w:szCs w:val="28"/>
+        </w:rPr>
+        <w:t xml:space="preserve"> era già presente un piano editoriale</w:t>
+      </w:r>
+      <w:r>
+        <w:rPr>
+          <w:sz w:val="28"/>
+          <w:szCs w:val="28"/>
+        </w:rPr>
+        <w:t>,</w:t>
+      </w:r>
+      <w:r>
+        <w:rPr>
+          <w:sz w:val="28"/>
+          <w:szCs w:val="28"/>
+        </w:rPr>
+        <w:t xml:space="preserve"> per cui</w:t>
+      </w:r>
+      <w:r>
+        <w:rPr>
+          <w:sz w:val="28"/>
+          <w:szCs w:val="28"/>
+        </w:rPr>
+        <w:t>,</w:t>
+      </w:r>
+      <w:r>
+        <w:rPr>
+          <w:sz w:val="28"/>
+          <w:szCs w:val="28"/>
+        </w:rPr>
+        <w:t xml:space="preserve"> come si vede all’inizio, il sistema rileva la presenza del piano editoriale e tramite HITL</w:t>
+      </w:r>
+      <w:r>
+        <w:rPr>
+          <w:sz w:val="28"/>
+          <w:szCs w:val="28"/>
+        </w:rPr>
+        <w:t>,</w:t>
+      </w:r>
+      <w:r>
+        <w:rPr>
+          <w:sz w:val="28"/>
+          <w:szCs w:val="28"/>
+        </w:rPr>
+        <w:t xml:space="preserve"> come </w:t>
+      </w:r>
+      <w:r>
+        <w:rPr>
+          <w:sz w:val="28"/>
+          <w:szCs w:val="28"/>
+        </w:rPr>
+        <w:t>descritto</w:t>
+      </w:r>
+      <w:r>
+        <w:rPr>
+          <w:sz w:val="28"/>
+          <w:szCs w:val="28"/>
+        </w:rPr>
+        <w:t xml:space="preserve"> prima</w:t>
+      </w:r>
+      <w:r>
+        <w:rPr>
+          <w:sz w:val="28"/>
+          <w:szCs w:val="28"/>
+        </w:rPr>
+        <w:t xml:space="preserve">, </w:t>
+      </w:r>
+      <w:r>
+        <w:rPr>
+          <w:sz w:val="28"/>
+          <w:szCs w:val="28"/>
+        </w:rPr>
+        <w:t xml:space="preserve">decide di creare il nuovo piano </w:t>
+      </w:r>
+      <w:r>
+        <w:rPr>
+          <w:sz w:val="28"/>
+          <w:szCs w:val="28"/>
+        </w:rPr>
+        <w:t xml:space="preserve">autorizzando l'agente a eliminare il vecchio piano in favore di una nuova </w:t>
+      </w:r>
+      <w:proofErr w:type="spellStart"/>
+      <w:r>
+        <w:rPr>
+          <w:sz w:val="28"/>
+          <w:szCs w:val="28"/>
+        </w:rPr>
+        <w:t>pianificaizione</w:t>
+      </w:r>
+      <w:proofErr w:type="spellEnd"/>
+      <w:r>
+        <w:rPr>
+          <w:sz w:val="28"/>
+          <w:szCs w:val="28"/>
+        </w:rPr>
+        <w:t xml:space="preserve">. A questo punto, l'agente avvia il processo di pianificazione interrogando il Knowledge Graph (Neo4j) tramite il tool </w:t>
+      </w:r>
+      <w:proofErr w:type="spellStart"/>
+      <w:r>
+        <w:rPr>
+          <w:sz w:val="28"/>
+          <w:szCs w:val="28"/>
+        </w:rPr>
+        <w:t>get_planning_context_tool</w:t>
+      </w:r>
+      <w:proofErr w:type="spellEnd"/>
+      <w:r>
+        <w:rPr>
+          <w:sz w:val="28"/>
+          <w:szCs w:val="28"/>
+        </w:rPr>
+        <w:t xml:space="preserve"> e </w:t>
+      </w:r>
+      <w:proofErr w:type="spellStart"/>
+      <w:r>
+        <w:rPr>
+          <w:sz w:val="28"/>
+          <w:szCs w:val="28"/>
+        </w:rPr>
+        <w:t>get_unreviews_released_games</w:t>
+      </w:r>
+      <w:proofErr w:type="spellEnd"/>
+      <w:r>
+        <w:rPr>
+          <w:sz w:val="28"/>
+          <w:szCs w:val="28"/>
+        </w:rPr>
+        <w:t xml:space="preserve">, al fine di recuperare lo storico dei post già pubblicati </w:t>
+      </w:r>
+      <w:r>
+        <w:rPr>
+          <w:sz w:val="28"/>
+          <w:szCs w:val="28"/>
+        </w:rPr>
+        <w:t>e dei giochi scoperti, in modo da</w:t>
+      </w:r>
+      <w:r>
+        <w:rPr>
+          <w:sz w:val="28"/>
+          <w:szCs w:val="28"/>
+        </w:rPr>
+        <w:t xml:space="preserve"> analizzare il contesto attuale. Sulla base di questi dati, il sistema definisce la tipologia dei nuovi contenuti da proporre (bilanciando news e recensioni) ed esegue ricerche mirate sul web</w:t>
+      </w:r>
+      <w:r>
+        <w:rPr>
+          <w:sz w:val="28"/>
+          <w:szCs w:val="28"/>
+        </w:rPr>
+        <w:t xml:space="preserve"> </w:t>
+      </w:r>
+      <w:r>
+        <w:rPr>
+          <w:sz w:val="28"/>
+          <w:szCs w:val="28"/>
+        </w:rPr>
+        <w:t xml:space="preserve">tramite il tool </w:t>
+      </w:r>
+      <w:proofErr w:type="spellStart"/>
+      <w:r>
+        <w:rPr>
+          <w:sz w:val="28"/>
+          <w:szCs w:val="28"/>
+        </w:rPr>
+        <w:t>Tavily</w:t>
+      </w:r>
+      <w:proofErr w:type="spellEnd"/>
+      <w:r>
+        <w:rPr>
+          <w:sz w:val="28"/>
+          <w:szCs w:val="28"/>
+        </w:rPr>
+        <w:t xml:space="preserve"> per individuare argomenti di tendenza o notizie recenti. Infine, per garantire l'assoluta originalità delle proposte e prevenire la generazione di contenuti duplicati, l'agente valida le informazioni trovate invocando i tool di controllo dedicati, nello specifico </w:t>
+      </w:r>
+      <w:proofErr w:type="spellStart"/>
+      <w:r>
+        <w:rPr>
+          <w:sz w:val="28"/>
+          <w:szCs w:val="28"/>
+        </w:rPr>
+        <w:t>check_game_already_reviewed</w:t>
+      </w:r>
+      <w:proofErr w:type="spellEnd"/>
+      <w:r>
+        <w:rPr>
+          <w:sz w:val="28"/>
+          <w:szCs w:val="28"/>
+        </w:rPr>
+        <w:t xml:space="preserve"> e </w:t>
+      </w:r>
+      <w:proofErr w:type="spellStart"/>
+      <w:r>
+        <w:rPr>
+          <w:sz w:val="28"/>
+          <w:szCs w:val="28"/>
+        </w:rPr>
+        <w:t>check_news_already_published_tool</w:t>
+      </w:r>
+      <w:proofErr w:type="spellEnd"/>
+      <w:r>
+        <w:rPr>
+          <w:sz w:val="28"/>
+          <w:szCs w:val="28"/>
+        </w:rPr>
+        <w:t>.</w:t>
+      </w:r>
+      <w:r>
+        <w:rPr>
+          <w:sz w:val="28"/>
+          <w:szCs w:val="28"/>
+        </w:rPr>
+        <w:t xml:space="preserve"> Una volta che il modello determina di aver concluso sottopone la pianificazione con il relativo ragionamento all’utente.</w:t>
+      </w:r>
+    </w:p>
+    <w:p>
+      <w:pPr>
+        <w:jc w:val="center"/>
+      </w:pPr>
+      <w:r>
+        <w:rPr>
+          <w:b/>
+          <w:bCs/>
           <w:noProof/>
-        </w:rPr>
-        <w:t>14</w:t>
-      </w:r>
-      <w:r>
-        <w:fldChar w:fldCharType="end"/>
-      </w:r>
-      <w:r>
-        <w:t>: Avviso piano esistente</w:t>
-      </w:r>
-    </w:p>
-    <w:p>
-      <w:pPr>
-        <w:rPr>
-          <w:b/>
-          <w:bCs/>
-          <w:sz w:val="28"/>
-          <w:szCs w:val="28"/>
-        </w:rPr>
-      </w:pPr>
-      <w:r>
-        <w:rPr>
-          <w:b/>
-          <w:bCs/>
-          <w:sz w:val="28"/>
-          <w:szCs w:val="28"/>
-        </w:rPr>
-        <w:t xml:space="preserve">ESECUZIONE E INVOCAZIONE TOOL </w:t>
-      </w:r>
-    </w:p>
-    <w:p>
-      <w:pPr>
-        <w:jc w:val="both"/>
-        <w:rPr>
-          <w:sz w:val="28"/>
-          <w:szCs w:val="28"/>
-        </w:rPr>
-      </w:pPr>
-      <w:r>
-        <w:rPr>
-          <w:sz w:val="28"/>
-          <w:szCs w:val="28"/>
-        </w:rPr>
-        <w:lastRenderedPageBreak/>
-        <w:t>In questa</w:t>
-      </w:r>
-      <w:r>
-        <w:rPr>
-          <w:sz w:val="28"/>
-          <w:szCs w:val="28"/>
-        </w:rPr>
-        <w:t xml:space="preserve"> specifica</w:t>
-      </w:r>
-      <w:r>
-        <w:rPr>
-          <w:sz w:val="28"/>
-          <w:szCs w:val="28"/>
-        </w:rPr>
-        <w:t xml:space="preserve"> esecuzione</w:t>
-      </w:r>
-      <w:r>
-        <w:rPr>
-          <w:sz w:val="28"/>
-          <w:szCs w:val="28"/>
-        </w:rPr>
-        <w:t xml:space="preserve"> riportata,</w:t>
-      </w:r>
-      <w:r>
-        <w:rPr>
-          <w:sz w:val="28"/>
-          <w:szCs w:val="28"/>
-        </w:rPr>
-        <w:t xml:space="preserve"> era già presente un piano editoriale</w:t>
-      </w:r>
-      <w:r>
-        <w:rPr>
-          <w:sz w:val="28"/>
-          <w:szCs w:val="28"/>
-        </w:rPr>
-        <w:t>,</w:t>
-      </w:r>
-      <w:r>
-        <w:rPr>
-          <w:sz w:val="28"/>
-          <w:szCs w:val="28"/>
-        </w:rPr>
-        <w:t xml:space="preserve"> per cui</w:t>
-      </w:r>
-      <w:r>
-        <w:rPr>
-          <w:sz w:val="28"/>
-          <w:szCs w:val="28"/>
-        </w:rPr>
-        <w:t>,</w:t>
-      </w:r>
-      <w:r>
-        <w:rPr>
-          <w:sz w:val="28"/>
-          <w:szCs w:val="28"/>
-        </w:rPr>
-        <w:t xml:space="preserve"> come si vede all’inizio, il sistema rileva la presenza del piano editoriale e tramite HITL</w:t>
-      </w:r>
-      <w:r>
-        <w:rPr>
-          <w:sz w:val="28"/>
-          <w:szCs w:val="28"/>
-        </w:rPr>
-        <w:t>,</w:t>
-      </w:r>
-      <w:r>
-        <w:rPr>
-          <w:sz w:val="28"/>
-          <w:szCs w:val="28"/>
-        </w:rPr>
-        <w:t xml:space="preserve"> come </w:t>
-      </w:r>
-      <w:r>
-        <w:rPr>
-          <w:sz w:val="28"/>
-          <w:szCs w:val="28"/>
-        </w:rPr>
-        <w:t>descritto</w:t>
-      </w:r>
-      <w:r>
-        <w:rPr>
-          <w:sz w:val="28"/>
-          <w:szCs w:val="28"/>
-        </w:rPr>
-        <w:t xml:space="preserve"> prima</w:t>
-      </w:r>
-      <w:r>
-        <w:rPr>
-          <w:sz w:val="28"/>
-          <w:szCs w:val="28"/>
-        </w:rPr>
-        <w:t xml:space="preserve">, </w:t>
-      </w:r>
-      <w:r>
-        <w:rPr>
-          <w:sz w:val="28"/>
-          <w:szCs w:val="28"/>
-        </w:rPr>
-        <w:t xml:space="preserve">decide di creare il nuovo piano </w:t>
-      </w:r>
-      <w:r>
-        <w:rPr>
-          <w:sz w:val="28"/>
-          <w:szCs w:val="28"/>
-        </w:rPr>
-        <w:t xml:space="preserve">autorizzando l'agente a eliminare il vecchio piano in favore di una nuova </w:t>
-      </w:r>
-      <w:proofErr w:type="spellStart"/>
-      <w:r>
-        <w:rPr>
-          <w:sz w:val="28"/>
-          <w:szCs w:val="28"/>
-        </w:rPr>
-        <w:t>pianificaizione</w:t>
-      </w:r>
-      <w:proofErr w:type="spellEnd"/>
-      <w:r>
-        <w:rPr>
-          <w:sz w:val="28"/>
-          <w:szCs w:val="28"/>
-        </w:rPr>
-        <w:t xml:space="preserve">. A questo punto, l'agente avvia il processo di pianificazione interrogando il Knowledge Graph (Neo4j) tramite il tool </w:t>
-      </w:r>
-      <w:proofErr w:type="spellStart"/>
-      <w:r>
-        <w:rPr>
-          <w:sz w:val="28"/>
-          <w:szCs w:val="28"/>
-        </w:rPr>
-        <w:t>get_planning_context_tool</w:t>
-      </w:r>
-      <w:proofErr w:type="spellEnd"/>
-      <w:r>
-        <w:rPr>
-          <w:sz w:val="28"/>
-          <w:szCs w:val="28"/>
-        </w:rPr>
-        <w:t xml:space="preserve"> e </w:t>
-      </w:r>
-      <w:proofErr w:type="spellStart"/>
-      <w:r>
-        <w:rPr>
-          <w:sz w:val="28"/>
-          <w:szCs w:val="28"/>
-        </w:rPr>
-        <w:t>get_unreviews_released_games</w:t>
-      </w:r>
-      <w:proofErr w:type="spellEnd"/>
-      <w:r>
-        <w:rPr>
-          <w:sz w:val="28"/>
-          <w:szCs w:val="28"/>
-        </w:rPr>
-        <w:t xml:space="preserve">, al fine di recuperare lo storico dei post già pubblicati </w:t>
-      </w:r>
-      <w:r>
-        <w:rPr>
-          <w:sz w:val="28"/>
-          <w:szCs w:val="28"/>
-        </w:rPr>
-        <w:t>e dei giochi scoperti, in modo da</w:t>
-      </w:r>
-      <w:r>
-        <w:rPr>
-          <w:sz w:val="28"/>
-          <w:szCs w:val="28"/>
-        </w:rPr>
-        <w:t xml:space="preserve"> analizzare il contesto attuale. Sulla base di questi dati, il sistema definisce la tipologia dei nuovi contenuti da proporre (bilanciando news e recensioni) ed esegue ricerche mirate sul web</w:t>
-      </w:r>
-      <w:r>
-        <w:rPr>
-          <w:sz w:val="28"/>
-          <w:szCs w:val="28"/>
-        </w:rPr>
-        <w:t xml:space="preserve"> </w:t>
-      </w:r>
-      <w:r>
-        <w:rPr>
-          <w:sz w:val="28"/>
-          <w:szCs w:val="28"/>
-        </w:rPr>
-        <w:t xml:space="preserve">tramite il tool </w:t>
-      </w:r>
-      <w:proofErr w:type="spellStart"/>
-      <w:r>
-        <w:rPr>
-          <w:sz w:val="28"/>
-          <w:szCs w:val="28"/>
-        </w:rPr>
-        <w:t>Tavily</w:t>
-      </w:r>
-      <w:proofErr w:type="spellEnd"/>
-      <w:r>
-        <w:rPr>
-          <w:sz w:val="28"/>
-          <w:szCs w:val="28"/>
-        </w:rPr>
-        <w:t xml:space="preserve"> per individuare argomenti di tendenza o notizie recenti. Infine, per garantire l'assoluta originalità delle proposte e prevenire la generazione di contenuti duplicati, l'agente valida le informazioni trovate invocando i tool di controllo dedicati, nello specifico </w:t>
-      </w:r>
-      <w:proofErr w:type="spellStart"/>
-      <w:r>
-        <w:rPr>
-          <w:sz w:val="28"/>
-          <w:szCs w:val="28"/>
-        </w:rPr>
-        <w:t>check_game_already_reviewed</w:t>
-      </w:r>
-      <w:proofErr w:type="spellEnd"/>
-      <w:r>
-        <w:rPr>
-          <w:sz w:val="28"/>
-          <w:szCs w:val="28"/>
-        </w:rPr>
-        <w:t xml:space="preserve"> e </w:t>
-      </w:r>
-      <w:proofErr w:type="spellStart"/>
-      <w:r>
-        <w:rPr>
-          <w:sz w:val="28"/>
-          <w:szCs w:val="28"/>
-        </w:rPr>
-        <w:t>check_news_already_published_tool</w:t>
-      </w:r>
-      <w:proofErr w:type="spellEnd"/>
-      <w:r>
-        <w:rPr>
-          <w:sz w:val="28"/>
-          <w:szCs w:val="28"/>
-        </w:rPr>
-        <w:t>.</w:t>
-      </w:r>
-      <w:r>
-        <w:rPr>
-          <w:sz w:val="28"/>
-          <w:szCs w:val="28"/>
-        </w:rPr>
-        <w:t xml:space="preserve"> Una volta che il modello determina di aver concluso sottopone la pianificazione con il relativo ragionamento all’utente.</w:t>
-      </w:r>
-    </w:p>
-    <w:p>
-      <w:pPr>
-        <w:jc w:val="center"/>
-      </w:pPr>
-      <w:r>
-        <w:rPr>
-          <w:b/>
-          <w:bCs/>
           <w:sz w:val="28"/>
           <w:szCs w:val="28"/>
         </w:rPr>
@@ -16839,7 +17390,7 @@
                     <pic:cNvPicPr/>
                   </pic:nvPicPr>
                   <pic:blipFill>
-                    <a:blip r:embed="rId29"/>
+                    <a:blip r:embed="rId34"/>
                     <a:stretch>
                       <a:fillRect/>
                     </a:stretch>
@@ -16874,24 +17425,14 @@
       <w:r>
         <w:t xml:space="preserve">Figura </w:t>
       </w:r>
-      <w:r>
-        <w:fldChar w:fldCharType="begin"/>
-      </w:r>
-      <w:r>
-        <w:instrText xml:space="preserve"> SEQ Figura \* ARABIC </w:instrText>
-      </w:r>
-      <w:r>
-        <w:fldChar w:fldCharType="separate"/>
-      </w:r>
-      <w:r>
-        <w:rPr>
-          <w:noProof/>
-        </w:rPr>
-        <w:t>15</w:t>
-      </w:r>
-      <w:r>
-        <w:fldChar w:fldCharType="end"/>
-      </w:r>
+      <w:fldSimple w:instr=" SEQ Figura \* ARABIC ">
+        <w:r>
+          <w:rPr>
+            <w:noProof/>
+          </w:rPr>
+          <w:t>15</w:t>
+        </w:r>
+      </w:fldSimple>
       <w:r>
         <w:t>: Elenco dei tool invocati per generare una pianificazione editoriale</w:t>
       </w:r>
@@ -16922,7 +17463,6 @@
           <w:sz w:val="28"/>
           <w:szCs w:val="28"/>
         </w:rPr>
-        <w:lastRenderedPageBreak/>
         <w:t>PLANNING EDITORIALE PROPOSTO</w:t>
       </w:r>
     </w:p>
@@ -16967,6 +17507,7 @@
         <w:rPr>
           <w:b/>
           <w:bCs/>
+          <w:noProof/>
           <w:sz w:val="28"/>
           <w:szCs w:val="28"/>
         </w:rPr>
@@ -16986,7 +17527,7 @@
                     <pic:cNvPicPr/>
                   </pic:nvPicPr>
                   <pic:blipFill>
-                    <a:blip r:embed="rId30"/>
+                    <a:blip r:embed="rId35"/>
                     <a:stretch>
                       <a:fillRect/>
                     </a:stretch>
@@ -17020,24 +17561,14 @@
       <w:r>
         <w:t xml:space="preserve">Figura </w:t>
       </w:r>
-      <w:r>
-        <w:fldChar w:fldCharType="begin"/>
-      </w:r>
-      <w:r>
-        <w:instrText xml:space="preserve"> SEQ Figura \* ARABIC </w:instrText>
-      </w:r>
-      <w:r>
-        <w:fldChar w:fldCharType="separate"/>
-      </w:r>
-      <w:r>
-        <w:rPr>
-          <w:noProof/>
-        </w:rPr>
-        <w:t>16</w:t>
-      </w:r>
-      <w:r>
-        <w:fldChar w:fldCharType="end"/>
-      </w:r>
+      <w:fldSimple w:instr=" SEQ Figura \* ARABIC ">
+        <w:r>
+          <w:rPr>
+            <w:noProof/>
+          </w:rPr>
+          <w:t>16</w:t>
+        </w:r>
+      </w:fldSimple>
       <w:r>
         <w:t>: Proposta di un planning editoriale di 3 giorni</w:t>
       </w:r>
@@ -17045,26 +17576,48 @@
     <w:p>
       <w:pPr>
         <w:jc w:val="both"/>
-      </w:pPr>
-      <w:r>
+        <w:rPr>
+          <w:sz w:val="28"/>
+          <w:szCs w:val="28"/>
+        </w:rPr>
+      </w:pPr>
+      <w:r>
+        <w:rPr>
+          <w:sz w:val="28"/>
+          <w:szCs w:val="28"/>
+        </w:rPr>
         <w:t xml:space="preserve">Una volta che l’utente accetta la proposta verrà avviata la stesura del primo consiglio e parallelamente gli altri suggerimenti verranno memorizzati in memoria centrale, in particolare </w:t>
       </w:r>
       <w:proofErr w:type="gramStart"/>
       <w:r>
+        <w:rPr>
+          <w:sz w:val="28"/>
+          <w:szCs w:val="28"/>
+        </w:rPr>
         <w:t>sul knowledge</w:t>
       </w:r>
       <w:proofErr w:type="gramEnd"/>
       <w:r>
+        <w:rPr>
+          <w:sz w:val="28"/>
+          <w:szCs w:val="28"/>
+        </w:rPr>
         <w:t xml:space="preserve"> Graph come nodi con stato PENDING, come riporta la </w:t>
       </w:r>
       <w:r>
         <w:rPr>
           <w:i/>
           <w:iCs/>
+          <w:sz w:val="28"/>
+          <w:szCs w:val="28"/>
         </w:rPr>
         <w:t xml:space="preserve">Figura 16. </w:t>
       </w:r>
       <w:r>
+        <w:rPr>
+          <w:sz w:val="28"/>
+          <w:szCs w:val="28"/>
+        </w:rPr>
         <w:t xml:space="preserve"> In questo modo si garantisce persistenza al piano editoriale proposto, potendolo recuperare in qualsiasi momento e continuarne la pubblicazione</w:t>
       </w:r>
     </w:p>
@@ -17074,6 +17627,10 @@
         <w:jc w:val="center"/>
       </w:pPr>
       <w:r>
+        <w:rPr>
+          <w:noProof/>
+        </w:rPr>
+        <w:lastRenderedPageBreak/>
         <w:drawing>
           <wp:inline distT="0" distB="0" distL="0" distR="0" wp14:anchorId="50A6D1A1" wp14:editId="0E107D78">
             <wp:extent cx="4908550" cy="2420662"/>
@@ -17090,7 +17647,7 @@
                     <pic:cNvPicPr/>
                   </pic:nvPicPr>
                   <pic:blipFill>
-                    <a:blip r:embed="rId31"/>
+                    <a:blip r:embed="rId36"/>
                     <a:stretch>
                       <a:fillRect/>
                     </a:stretch>
@@ -17119,24 +17676,14 @@
       <w:r>
         <w:t xml:space="preserve">Figura </w:t>
       </w:r>
-      <w:r>
-        <w:fldChar w:fldCharType="begin"/>
-      </w:r>
-      <w:r>
-        <w:instrText xml:space="preserve"> SEQ Figura \* ARABIC </w:instrText>
-      </w:r>
-      <w:r>
-        <w:fldChar w:fldCharType="separate"/>
-      </w:r>
-      <w:r>
-        <w:rPr>
-          <w:noProof/>
-        </w:rPr>
-        <w:t>17</w:t>
-      </w:r>
-      <w:r>
-        <w:fldChar w:fldCharType="end"/>
-      </w:r>
+      <w:fldSimple w:instr=" SEQ Figura \* ARABIC ">
+        <w:r>
+          <w:rPr>
+            <w:noProof/>
+          </w:rPr>
+          <w:t>17</w:t>
+        </w:r>
+      </w:fldSimple>
       <w:r>
         <w:t>: Nodi di pianificazione</w:t>
       </w:r>
@@ -17255,7 +17802,7 @@
     </w:p>
     <w:p/>
     <w:sectPr>
-      <w:footerReference w:type="default" r:id="rId32"/>
+      <w:footerReference w:type="default" r:id="rId37"/>
       <w:pgSz w:w="11906" w:h="16838"/>
       <w:pgMar w:top="1417" w:right="1134" w:bottom="1134" w:left="1134" w:header="907" w:footer="170" w:gutter="0"/>
       <w:cols w:space="708"/>
